--- a/9-交付管理/运行记录类文件/HFSJ-ITSS-0903-2025年国电电力湖南新能源系统运维项目-2025年度实施计划.docx
+++ b/9-交付管理/运行记录类文件/HFSJ-ITSS-0903-2025年国电电力湖南新能源系统运维项目-2025年度实施计划.docx
@@ -1,11 +1,10 @@
 
 <file path=word/document.xml><?xml version="1.0" encoding="utf-8"?>
-<w:document xmlns:wpc="http://schemas.microsoft.com/office/word/2010/wordprocessingCanvas" xmlns:mc="http://schemas.openxmlformats.org/markup-compatibility/2006" xmlns:o="urn:schemas-microsoft-com:office:office" xmlns:r="http://schemas.openxmlformats.org/officeDocument/2006/relationships" xmlns:m="http://schemas.openxmlformats.org/officeDocument/2006/math" xmlns:v="urn:schemas-microsoft-com:vml" xmlns:wp14="http://schemas.microsoft.com/office/word/2010/wordprocessingDrawing" xmlns:wp="http://schemas.openxmlformats.org/drawingml/2006/wordprocessingDrawing" xmlns:w10="urn:schemas-microsoft-com:office:word" xmlns:w="http://schemas.openxmlformats.org/wordprocessingml/2006/main" xmlns:w14="http://schemas.microsoft.com/office/word/2010/wordml" xmlns:w15="http://schemas.microsoft.com/office/word/2012/wordml" xmlns:wne="http://schemas.microsoft.com/office/word/2006/wordml" xmlns:wpg="http://schemas.microsoft.com/office/word/2010/wordprocessingGroup" xmlns:wpi="http://schemas.microsoft.com/office/word/2010/wordprocessingInk" xmlns:wps="http://schemas.microsoft.com/office/word/2010/wordprocessingShape" mc:Ignorable="w14 w15 wp14">
-  <!-- Generated by Aspose.Words for .NET 13.3.0.1 -->
+<w:document xmlns:wpc="http://schemas.microsoft.com/office/word/2010/wordprocessingCanvas" xmlns:mc="http://schemas.openxmlformats.org/markup-compatibility/2006" xmlns:o="urn:schemas-microsoft-com:office:office" xmlns:r="http://schemas.openxmlformats.org/officeDocument/2006/relationships" xmlns:m="http://schemas.openxmlformats.org/officeDocument/2006/math" xmlns:v="urn:schemas-microsoft-com:vml" xmlns:wp14="http://schemas.microsoft.com/office/word/2010/wordprocessingDrawing" xmlns:wp="http://schemas.openxmlformats.org/drawingml/2006/wordprocessingDrawing" xmlns:w="http://schemas.openxmlformats.org/wordprocessingml/2006/main" xmlns:w14="http://schemas.microsoft.com/office/word/2010/wordml" xmlns:w10="urn:schemas-microsoft-com:office:word" xmlns:w15="http://schemas.microsoft.com/office/word/2012/wordml" xmlns:wpg="http://schemas.microsoft.com/office/word/2010/wordprocessingGroup" xmlns:wpi="http://schemas.microsoft.com/office/word/2010/wordprocessingInk" xmlns:wne="http://schemas.microsoft.com/office/word/2006/wordml" xmlns:wps="http://schemas.microsoft.com/office/word/2010/wordprocessingShape" xmlns:wpsCustomData="http://www.wps.cn/officeDocument/2013/wpsCustomData" mc:Ignorable="w14 w15 wp14">
   <w:body>
     <w:p>
       <w:pPr>
-        <w:pStyle w:val="a0"/>
+        <w:pStyle w:val="27"/>
         <w:keepNext w:val="0"/>
         <w:keepLines w:val="0"/>
         <w:pageBreakBefore w:val="0"/>
@@ -38,7 +37,7 @@
     </w:p>
     <w:p>
       <w:pPr>
-        <w:pStyle w:val="a1"/>
+        <w:pStyle w:val="28"/>
         <w:keepNext w:val="0"/>
         <w:keepLines w:val="0"/>
         <w:pageBreakBefore w:val="0"/>
@@ -71,7 +70,7 @@
           <w:rFonts w:hint="eastAsia"/>
           <w:lang w:val="en-US" w:eastAsia="zh-CN"/>
         </w:rPr>
-        <w:br/>
+        <w:br w:type="textWrapping"/>
       </w:r>
       <w:r>
         <w:rPr>
@@ -80,44 +79,23 @@
         </w:rPr>
         <w:t>2025年度实施计划</w:t>
       </w:r>
-    </w:p>
-    <w:p>
-      <w:pPr>
-        <w:pStyle w:val="a1"/>
-        <w:keepNext w:val="0"/>
-        <w:keepLines w:val="0"/>
-        <w:pageBreakBefore w:val="0"/>
-        <w:widowControl w:val="0"/>
-        <w:kinsoku w:val="0"/>
-        <w:wordWrap/>
-        <w:overflowPunct/>
-        <w:topLinePunct w:val="0"/>
-        <w:autoSpaceDE w:val="0"/>
-        <w:autoSpaceDN w:val="0"/>
-        <w:bidi w:val="0"/>
-        <w:adjustRightInd w:val="0"/>
-        <w:snapToGrid w:val="0"/>
-        <w:textAlignment w:val="baseline"/>
-        <w:outlineLvl w:val="9"/>
-        <w:rPr>
-          <w:rFonts w:hint="default"/>
-          <w:lang w:val="en-US" w:eastAsia="zh-CN"/>
-        </w:rPr>
-      </w:pPr>
+      <w:bookmarkStart w:id="32" w:name="_GoBack"/>
+      <w:bookmarkEnd w:id="32"/>
     </w:p>
     <w:tbl>
       <w:tblPr>
-        <w:tblStyle w:val="TableGrid"/>
+        <w:tblStyle w:val="23"/>
         <w:tblW w:w="8522" w:type="dxa"/>
         <w:jc w:val="center"/>
         <w:tblBorders>
-          <w:top w:val="nil"/>
-          <w:left w:val="nil"/>
-          <w:bottom w:val="nil"/>
-          <w:right w:val="nil"/>
-          <w:insideH w:val="nil"/>
-          <w:insideV w:val="nil"/>
+          <w:top w:val="none" w:color="auto" w:sz="0" w:space="0"/>
+          <w:left w:val="none" w:color="auto" w:sz="0" w:space="0"/>
+          <w:bottom w:val="none" w:color="auto" w:sz="0" w:space="0"/>
+          <w:right w:val="none" w:color="auto" w:sz="0" w:space="0"/>
+          <w:insideH w:val="none" w:color="auto" w:sz="0" w:space="0"/>
+          <w:insideV w:val="none" w:color="auto" w:sz="0" w:space="0"/>
         </w:tblBorders>
+        <w:tblLayout w:type="autofit"/>
         <w:tblCellMar>
           <w:top w:w="0" w:type="dxa"/>
           <w:left w:w="108" w:type="dxa"/>
@@ -133,15 +111,13 @@
       </w:tblGrid>
       <w:tr>
         <w:tblPrEx>
-          <w:tblW w:w="8522" w:type="dxa"/>
-          <w:jc w:val="center"/>
           <w:tblBorders>
-            <w:top w:val="nil"/>
-            <w:left w:val="nil"/>
-            <w:bottom w:val="nil"/>
-            <w:right w:val="nil"/>
-            <w:insideH w:val="nil"/>
-            <w:insideV w:val="nil"/>
+            <w:top w:val="none" w:color="auto" w:sz="0" w:space="0"/>
+            <w:left w:val="none" w:color="auto" w:sz="0" w:space="0"/>
+            <w:bottom w:val="none" w:color="auto" w:sz="0" w:space="0"/>
+            <w:right w:val="none" w:color="auto" w:sz="0" w:space="0"/>
+            <w:insideH w:val="none" w:color="auto" w:sz="0" w:space="0"/>
+            <w:insideV w:val="none" w:color="auto" w:sz="0" w:space="0"/>
           </w:tblBorders>
           <w:tblCellMar>
             <w:top w:w="0" w:type="dxa"/>
@@ -151,7 +127,7 @@
           </w:tblCellMar>
         </w:tblPrEx>
         <w:trPr>
-          <w:trHeight w:val="0"/>
+          <w:trHeight w:val="0" w:hRule="atLeast"/>
           <w:tblHeader/>
           <w:jc w:val="center"/>
         </w:trPr>
@@ -159,8 +135,8 @@
           <w:tcPr>
             <w:tcW w:w="1824" w:type="dxa"/>
             <w:tcBorders>
-              <w:top w:val="single" w:sz="4" w:space="0" w:color="auto"/>
-              <w:left w:val="single" w:sz="4" w:space="0" w:color="auto"/>
+              <w:top w:val="single" w:color="auto" w:sz="4" w:space="0"/>
+              <w:left w:val="single" w:color="auto" w:sz="4" w:space="0"/>
               <w:bottom w:val="nil"/>
               <w:right w:val="nil"/>
             </w:tcBorders>
@@ -206,8 +182,8 @@
           <w:tcPr>
             <w:tcW w:w="3090" w:type="dxa"/>
             <w:tcBorders>
-              <w:top w:val="single" w:sz="4" w:space="0" w:color="auto"/>
-              <w:left w:val="single" w:sz="4" w:space="0" w:color="auto"/>
+              <w:top w:val="single" w:color="auto" w:sz="4" w:space="0"/>
+              <w:left w:val="single" w:color="auto" w:sz="4" w:space="0"/>
               <w:bottom w:val="nil"/>
               <w:right w:val="nil"/>
             </w:tcBorders>
@@ -252,8 +228,8 @@
           <w:tcPr>
             <w:tcW w:w="1824" w:type="dxa"/>
             <w:tcBorders>
-              <w:top w:val="single" w:sz="4" w:space="0" w:color="auto"/>
-              <w:left w:val="single" w:sz="4" w:space="0" w:color="auto"/>
+              <w:top w:val="single" w:color="auto" w:sz="4" w:space="0"/>
+              <w:left w:val="single" w:color="auto" w:sz="4" w:space="0"/>
               <w:bottom w:val="nil"/>
               <w:right w:val="nil"/>
             </w:tcBorders>
@@ -299,10 +275,10 @@
           <w:tcPr>
             <w:tcW w:w="1784" w:type="dxa"/>
             <w:tcBorders>
-              <w:top w:val="single" w:sz="4" w:space="0" w:color="auto"/>
-              <w:left w:val="single" w:sz="4" w:space="0" w:color="auto"/>
+              <w:top w:val="single" w:color="auto" w:sz="4" w:space="0"/>
+              <w:left w:val="single" w:color="auto" w:sz="4" w:space="0"/>
               <w:bottom w:val="nil"/>
-              <w:right w:val="single" w:sz="4" w:space="0" w:color="auto"/>
+              <w:right w:val="single" w:color="auto" w:sz="4" w:space="0"/>
             </w:tcBorders>
             <w:tcMar>
               <w:top w:w="-1" w:type="dxa"/>
@@ -344,8 +320,14 @@
       </w:tr>
       <w:tr>
         <w:tblPrEx>
-          <w:tblW w:w="8522" w:type="dxa"/>
-          <w:jc w:val="center"/>
+          <w:tblBorders>
+            <w:top w:val="none" w:color="auto" w:sz="0" w:space="0"/>
+            <w:left w:val="none" w:color="auto" w:sz="0" w:space="0"/>
+            <w:bottom w:val="none" w:color="auto" w:sz="0" w:space="0"/>
+            <w:right w:val="none" w:color="auto" w:sz="0" w:space="0"/>
+            <w:insideH w:val="none" w:color="auto" w:sz="0" w:space="0"/>
+            <w:insideV w:val="none" w:color="auto" w:sz="0" w:space="0"/>
+          </w:tblBorders>
           <w:tblCellMar>
             <w:top w:w="0" w:type="dxa"/>
             <w:left w:w="108" w:type="dxa"/>
@@ -354,7 +336,7 @@
           </w:tblCellMar>
         </w:tblPrEx>
         <w:trPr>
-          <w:trHeight w:val="0"/>
+          <w:trHeight w:val="0" w:hRule="atLeast"/>
           <w:tblHeader/>
           <w:jc w:val="center"/>
         </w:trPr>
@@ -362,8 +344,8 @@
           <w:tcPr>
             <w:tcW w:w="1824" w:type="dxa"/>
             <w:tcBorders>
-              <w:top w:val="single" w:sz="4" w:space="0" w:color="auto"/>
-              <w:left w:val="single" w:sz="4" w:space="0" w:color="auto"/>
+              <w:top w:val="single" w:color="auto" w:sz="4" w:space="0"/>
+              <w:left w:val="single" w:color="auto" w:sz="4" w:space="0"/>
               <w:bottom w:val="nil"/>
               <w:right w:val="nil"/>
             </w:tcBorders>
@@ -409,8 +391,8 @@
           <w:tcPr>
             <w:tcW w:w="3090" w:type="dxa"/>
             <w:tcBorders>
-              <w:top w:val="single" w:sz="4" w:space="0" w:color="auto"/>
-              <w:left w:val="single" w:sz="4" w:space="0" w:color="auto"/>
+              <w:top w:val="single" w:color="auto" w:sz="4" w:space="0"/>
+              <w:left w:val="single" w:color="auto" w:sz="4" w:space="0"/>
               <w:bottom w:val="nil"/>
               <w:right w:val="nil"/>
             </w:tcBorders>
@@ -455,8 +437,8 @@
           <w:tcPr>
             <w:tcW w:w="1824" w:type="dxa"/>
             <w:tcBorders>
-              <w:top w:val="single" w:sz="4" w:space="0" w:color="auto"/>
-              <w:left w:val="single" w:sz="4" w:space="0" w:color="auto"/>
+              <w:top w:val="single" w:color="auto" w:sz="4" w:space="0"/>
+              <w:left w:val="single" w:color="auto" w:sz="4" w:space="0"/>
               <w:bottom w:val="nil"/>
               <w:right w:val="nil"/>
             </w:tcBorders>
@@ -502,10 +484,10 @@
           <w:tcPr>
             <w:tcW w:w="1784" w:type="dxa"/>
             <w:tcBorders>
-              <w:top w:val="single" w:sz="4" w:space="0" w:color="auto"/>
-              <w:left w:val="single" w:sz="4" w:space="0" w:color="auto"/>
+              <w:top w:val="single" w:color="auto" w:sz="4" w:space="0"/>
+              <w:left w:val="single" w:color="auto" w:sz="4" w:space="0"/>
               <w:bottom w:val="nil"/>
-              <w:right w:val="single" w:sz="4" w:space="0" w:color="auto"/>
+              <w:right w:val="single" w:color="auto" w:sz="4" w:space="0"/>
             </w:tcBorders>
             <w:tcMar>
               <w:top w:w="-1" w:type="dxa"/>
@@ -547,8 +529,14 @@
       </w:tr>
       <w:tr>
         <w:tblPrEx>
-          <w:tblW w:w="8522" w:type="dxa"/>
-          <w:jc w:val="center"/>
+          <w:tblBorders>
+            <w:top w:val="none" w:color="auto" w:sz="0" w:space="0"/>
+            <w:left w:val="none" w:color="auto" w:sz="0" w:space="0"/>
+            <w:bottom w:val="none" w:color="auto" w:sz="0" w:space="0"/>
+            <w:right w:val="none" w:color="auto" w:sz="0" w:space="0"/>
+            <w:insideH w:val="none" w:color="auto" w:sz="0" w:space="0"/>
+            <w:insideV w:val="none" w:color="auto" w:sz="0" w:space="0"/>
+          </w:tblBorders>
           <w:tblCellMar>
             <w:top w:w="0" w:type="dxa"/>
             <w:left w:w="108" w:type="dxa"/>
@@ -557,7 +545,7 @@
           </w:tblCellMar>
         </w:tblPrEx>
         <w:trPr>
-          <w:trHeight w:val="0"/>
+          <w:trHeight w:val="0" w:hRule="atLeast"/>
           <w:tblHeader/>
           <w:jc w:val="center"/>
         </w:trPr>
@@ -565,8 +553,8 @@
           <w:tcPr>
             <w:tcW w:w="1824" w:type="dxa"/>
             <w:tcBorders>
-              <w:top w:val="single" w:sz="4" w:space="0" w:color="auto"/>
-              <w:left w:val="single" w:sz="4" w:space="0" w:color="auto"/>
+              <w:top w:val="single" w:color="auto" w:sz="4" w:space="0"/>
+              <w:left w:val="single" w:color="auto" w:sz="4" w:space="0"/>
               <w:bottom w:val="nil"/>
               <w:right w:val="nil"/>
             </w:tcBorders>
@@ -612,8 +600,8 @@
           <w:tcPr>
             <w:tcW w:w="3090" w:type="dxa"/>
             <w:tcBorders>
-              <w:top w:val="single" w:sz="4" w:space="0" w:color="auto"/>
-              <w:left w:val="single" w:sz="4" w:space="0" w:color="auto"/>
+              <w:top w:val="single" w:color="auto" w:sz="4" w:space="0"/>
+              <w:left w:val="single" w:color="auto" w:sz="4" w:space="0"/>
               <w:bottom w:val="nil"/>
               <w:right w:val="nil"/>
             </w:tcBorders>
@@ -658,8 +646,8 @@
           <w:tcPr>
             <w:tcW w:w="1824" w:type="dxa"/>
             <w:tcBorders>
-              <w:top w:val="single" w:sz="4" w:space="0" w:color="auto"/>
-              <w:left w:val="single" w:sz="4" w:space="0" w:color="auto"/>
+              <w:top w:val="single" w:color="auto" w:sz="4" w:space="0"/>
+              <w:left w:val="single" w:color="auto" w:sz="4" w:space="0"/>
               <w:bottom w:val="nil"/>
               <w:right w:val="nil"/>
             </w:tcBorders>
@@ -705,10 +693,10 @@
           <w:tcPr>
             <w:tcW w:w="1784" w:type="dxa"/>
             <w:tcBorders>
-              <w:top w:val="single" w:sz="4" w:space="0" w:color="auto"/>
-              <w:left w:val="single" w:sz="4" w:space="0" w:color="auto"/>
+              <w:top w:val="single" w:color="auto" w:sz="4" w:space="0"/>
+              <w:left w:val="single" w:color="auto" w:sz="4" w:space="0"/>
               <w:bottom w:val="nil"/>
-              <w:right w:val="single" w:sz="4" w:space="0" w:color="auto"/>
+              <w:right w:val="single" w:color="auto" w:sz="4" w:space="0"/>
             </w:tcBorders>
             <w:tcMar>
               <w:top w:w="-1" w:type="dxa"/>
@@ -750,8 +738,14 @@
       </w:tr>
       <w:tr>
         <w:tblPrEx>
-          <w:tblW w:w="8522" w:type="dxa"/>
-          <w:jc w:val="center"/>
+          <w:tblBorders>
+            <w:top w:val="none" w:color="auto" w:sz="0" w:space="0"/>
+            <w:left w:val="none" w:color="auto" w:sz="0" w:space="0"/>
+            <w:bottom w:val="none" w:color="auto" w:sz="0" w:space="0"/>
+            <w:right w:val="none" w:color="auto" w:sz="0" w:space="0"/>
+            <w:insideH w:val="none" w:color="auto" w:sz="0" w:space="0"/>
+            <w:insideV w:val="none" w:color="auto" w:sz="0" w:space="0"/>
+          </w:tblBorders>
           <w:tblCellMar>
             <w:top w:w="0" w:type="dxa"/>
             <w:left w:w="108" w:type="dxa"/>
@@ -760,7 +754,7 @@
           </w:tblCellMar>
         </w:tblPrEx>
         <w:trPr>
-          <w:trHeight w:val="0"/>
+          <w:trHeight w:val="0" w:hRule="atLeast"/>
           <w:tblHeader/>
           <w:jc w:val="center"/>
         </w:trPr>
@@ -768,8 +762,8 @@
           <w:tcPr>
             <w:tcW w:w="1824" w:type="dxa"/>
             <w:tcBorders>
-              <w:top w:val="single" w:sz="4" w:space="0" w:color="auto"/>
-              <w:left w:val="single" w:sz="4" w:space="0" w:color="auto"/>
+              <w:top w:val="single" w:color="auto" w:sz="4" w:space="0"/>
+              <w:left w:val="single" w:color="auto" w:sz="4" w:space="0"/>
               <w:bottom w:val="nil"/>
               <w:right w:val="nil"/>
             </w:tcBorders>
@@ -815,8 +809,8 @@
           <w:tcPr>
             <w:tcW w:w="3090" w:type="dxa"/>
             <w:tcBorders>
-              <w:top w:val="single" w:sz="4" w:space="0" w:color="auto"/>
-              <w:left w:val="single" w:sz="4" w:space="0" w:color="auto"/>
+              <w:top w:val="single" w:color="auto" w:sz="4" w:space="0"/>
+              <w:left w:val="single" w:color="auto" w:sz="4" w:space="0"/>
               <w:bottom w:val="nil"/>
               <w:right w:val="nil"/>
             </w:tcBorders>
@@ -861,8 +855,8 @@
           <w:tcPr>
             <w:tcW w:w="1824" w:type="dxa"/>
             <w:tcBorders>
-              <w:top w:val="single" w:sz="4" w:space="0" w:color="auto"/>
-              <w:left w:val="single" w:sz="4" w:space="0" w:color="auto"/>
+              <w:top w:val="single" w:color="auto" w:sz="4" w:space="0"/>
+              <w:left w:val="single" w:color="auto" w:sz="4" w:space="0"/>
               <w:bottom w:val="nil"/>
               <w:right w:val="nil"/>
             </w:tcBorders>
@@ -908,10 +902,10 @@
           <w:tcPr>
             <w:tcW w:w="1784" w:type="dxa"/>
             <w:tcBorders>
-              <w:top w:val="single" w:sz="4" w:space="0" w:color="auto"/>
-              <w:left w:val="single" w:sz="4" w:space="0" w:color="auto"/>
+              <w:top w:val="single" w:color="auto" w:sz="4" w:space="0"/>
+              <w:left w:val="single" w:color="auto" w:sz="4" w:space="0"/>
               <w:bottom w:val="nil"/>
-              <w:right w:val="single" w:sz="4" w:space="0" w:color="auto"/>
+              <w:right w:val="single" w:color="auto" w:sz="4" w:space="0"/>
             </w:tcBorders>
             <w:tcMar>
               <w:top w:w="-1" w:type="dxa"/>
@@ -953,8 +947,14 @@
       </w:tr>
       <w:tr>
         <w:tblPrEx>
-          <w:tblW w:w="8522" w:type="dxa"/>
-          <w:jc w:val="center"/>
+          <w:tblBorders>
+            <w:top w:val="none" w:color="auto" w:sz="0" w:space="0"/>
+            <w:left w:val="none" w:color="auto" w:sz="0" w:space="0"/>
+            <w:bottom w:val="none" w:color="auto" w:sz="0" w:space="0"/>
+            <w:right w:val="none" w:color="auto" w:sz="0" w:space="0"/>
+            <w:insideH w:val="none" w:color="auto" w:sz="0" w:space="0"/>
+            <w:insideV w:val="none" w:color="auto" w:sz="0" w:space="0"/>
+          </w:tblBorders>
           <w:tblCellMar>
             <w:top w:w="0" w:type="dxa"/>
             <w:left w:w="108" w:type="dxa"/>
@@ -963,7 +963,7 @@
           </w:tblCellMar>
         </w:tblPrEx>
         <w:trPr>
-          <w:trHeight w:val="0"/>
+          <w:trHeight w:val="0" w:hRule="atLeast"/>
           <w:tblHeader/>
           <w:jc w:val="center"/>
         </w:trPr>
@@ -971,9 +971,9 @@
           <w:tcPr>
             <w:tcW w:w="1824" w:type="dxa"/>
             <w:tcBorders>
-              <w:top w:val="single" w:sz="4" w:space="0" w:color="auto"/>
-              <w:left w:val="single" w:sz="4" w:space="0" w:color="auto"/>
-              <w:bottom w:val="single" w:sz="4" w:space="0" w:color="auto"/>
+              <w:top w:val="single" w:color="auto" w:sz="4" w:space="0"/>
+              <w:left w:val="single" w:color="auto" w:sz="4" w:space="0"/>
+              <w:bottom w:val="single" w:color="auto" w:sz="4" w:space="0"/>
               <w:right w:val="nil"/>
             </w:tcBorders>
             <w:shd w:val="clear" w:color="auto" w:fill="AEAAAA" w:themeFill="background2" w:themeFillShade="BF"/>
@@ -1018,9 +1018,9 @@
           <w:tcPr>
             <w:tcW w:w="3090" w:type="dxa"/>
             <w:tcBorders>
-              <w:top w:val="single" w:sz="4" w:space="0" w:color="auto"/>
-              <w:left w:val="single" w:sz="4" w:space="0" w:color="auto"/>
-              <w:bottom w:val="single" w:sz="4" w:space="0" w:color="auto"/>
+              <w:top w:val="single" w:color="auto" w:sz="4" w:space="0"/>
+              <w:left w:val="single" w:color="auto" w:sz="4" w:space="0"/>
+              <w:bottom w:val="single" w:color="auto" w:sz="4" w:space="0"/>
               <w:right w:val="nil"/>
             </w:tcBorders>
             <w:tcMar>
@@ -1064,9 +1064,9 @@
           <w:tcPr>
             <w:tcW w:w="1824" w:type="dxa"/>
             <w:tcBorders>
-              <w:top w:val="single" w:sz="4" w:space="0" w:color="auto"/>
-              <w:left w:val="single" w:sz="4" w:space="0" w:color="auto"/>
-              <w:bottom w:val="single" w:sz="4" w:space="0" w:color="auto"/>
+              <w:top w:val="single" w:color="auto" w:sz="4" w:space="0"/>
+              <w:left w:val="single" w:color="auto" w:sz="4" w:space="0"/>
+              <w:bottom w:val="single" w:color="auto" w:sz="4" w:space="0"/>
               <w:right w:val="nil"/>
             </w:tcBorders>
             <w:shd w:val="clear" w:color="auto" w:fill="AEAAAA" w:themeFill="background2" w:themeFillShade="BF"/>
@@ -1111,10 +1111,10 @@
           <w:tcPr>
             <w:tcW w:w="1784" w:type="dxa"/>
             <w:tcBorders>
-              <w:top w:val="single" w:sz="4" w:space="0" w:color="auto"/>
-              <w:left w:val="single" w:sz="4" w:space="0" w:color="auto"/>
-              <w:bottom w:val="single" w:sz="4" w:space="0" w:color="auto"/>
-              <w:right w:val="single" w:sz="4" w:space="0" w:color="auto"/>
+              <w:top w:val="single" w:color="auto" w:sz="4" w:space="0"/>
+              <w:left w:val="single" w:color="auto" w:sz="4" w:space="0"/>
+              <w:bottom w:val="single" w:color="auto" w:sz="4" w:space="0"/>
+              <w:right w:val="single" w:color="auto" w:sz="4" w:space="0"/>
             </w:tcBorders>
             <w:tcMar>
               <w:top w:w="-1" w:type="dxa"/>
@@ -1186,7 +1186,7 @@
     </w:p>
     <w:p>
       <w:pPr>
-        <w:pStyle w:val="a2"/>
+        <w:pStyle w:val="32"/>
         <w:keepNext w:val="0"/>
         <w:keepLines w:val="0"/>
         <w:pageBreakBefore w:val="0"/>
@@ -1221,17 +1221,18 @@
     </w:p>
     <w:tbl>
       <w:tblPr>
-        <w:tblStyle w:val="TableGrid"/>
+        <w:tblStyle w:val="23"/>
         <w:tblW w:w="8519" w:type="dxa"/>
         <w:jc w:val="center"/>
         <w:tblBorders>
-          <w:top w:val="nil"/>
-          <w:left w:val="nil"/>
-          <w:bottom w:val="nil"/>
-          <w:right w:val="nil"/>
-          <w:insideH w:val="nil"/>
-          <w:insideV w:val="nil"/>
+          <w:top w:val="none" w:color="auto" w:sz="0" w:space="0"/>
+          <w:left w:val="none" w:color="auto" w:sz="0" w:space="0"/>
+          <w:bottom w:val="none" w:color="auto" w:sz="0" w:space="0"/>
+          <w:right w:val="none" w:color="auto" w:sz="0" w:space="0"/>
+          <w:insideH w:val="none" w:color="auto" w:sz="0" w:space="0"/>
+          <w:insideV w:val="none" w:color="auto" w:sz="0" w:space="0"/>
         </w:tblBorders>
+        <w:tblLayout w:type="autofit"/>
         <w:tblCellMar>
           <w:top w:w="0" w:type="dxa"/>
           <w:left w:w="108" w:type="dxa"/>
@@ -1248,15 +1249,13 @@
       </w:tblGrid>
       <w:tr>
         <w:tblPrEx>
-          <w:tblW w:w="8519" w:type="dxa"/>
-          <w:jc w:val="center"/>
           <w:tblBorders>
-            <w:top w:val="nil"/>
-            <w:left w:val="nil"/>
-            <w:bottom w:val="nil"/>
-            <w:right w:val="nil"/>
-            <w:insideH w:val="nil"/>
-            <w:insideV w:val="nil"/>
+            <w:top w:val="none" w:color="auto" w:sz="0" w:space="0"/>
+            <w:left w:val="none" w:color="auto" w:sz="0" w:space="0"/>
+            <w:bottom w:val="none" w:color="auto" w:sz="0" w:space="0"/>
+            <w:right w:val="none" w:color="auto" w:sz="0" w:space="0"/>
+            <w:insideH w:val="none" w:color="auto" w:sz="0" w:space="0"/>
+            <w:insideV w:val="none" w:color="auto" w:sz="0" w:space="0"/>
           </w:tblBorders>
           <w:tblCellMar>
             <w:top w:w="0" w:type="dxa"/>
@@ -1266,7 +1265,7 @@
           </w:tblCellMar>
         </w:tblPrEx>
         <w:trPr>
-          <w:trHeight w:val="0"/>
+          <w:trHeight w:val="0" w:hRule="atLeast"/>
           <w:tblHeader/>
           <w:jc w:val="center"/>
         </w:trPr>
@@ -1274,8 +1273,8 @@
           <w:tcPr>
             <w:tcW w:w="0" w:type="auto"/>
             <w:tcBorders>
-              <w:top w:val="single" w:sz="12" w:space="0" w:color="auto"/>
-              <w:left w:val="single" w:sz="12" w:space="0" w:color="auto"/>
+              <w:top w:val="single" w:color="auto" w:sz="12" w:space="0"/>
+              <w:left w:val="single" w:color="auto" w:sz="12" w:space="0"/>
               <w:bottom w:val="nil"/>
               <w:right w:val="nil"/>
             </w:tcBorders>
@@ -1303,12 +1302,12 @@
               <w:adjustRightInd w:val="0"/>
               <w:snapToGrid w:val="0"/>
               <w:spacing w:line="240" w:lineRule="auto"/>
-              <w:ind w:left="0" w:right="0" w:firstLine="0" w:leftChars="0" w:rightChars="0" w:firstLineChars="0"/>
+              <w:ind w:left="0" w:leftChars="0" w:right="0" w:rightChars="0" w:firstLine="0" w:firstLineChars="0"/>
               <w:jc w:val="center"/>
               <w:textAlignment w:val="baseline"/>
               <w:rPr>
-                <w:rStyle w:val="Strong"/>
-                <w:rFonts w:ascii="微软雅黑" w:eastAsia="微软雅黑" w:hAnsi="微软雅黑" w:cs="微软雅黑" w:hint="default"/>
+                <w:rStyle w:val="25"/>
+                <w:rFonts w:hint="default" w:ascii="微软雅黑" w:hAnsi="微软雅黑" w:eastAsia="微软雅黑" w:cs="微软雅黑"/>
                 <w:b/>
                 <w:bCs/>
                 <w:i w:val="0"/>
@@ -1326,8 +1325,8 @@
             </w:pPr>
             <w:r>
               <w:rPr>
-                <w:rStyle w:val="Strong"/>
-                <w:rFonts w:ascii="微软雅黑" w:eastAsia="微软雅黑" w:hAnsi="微软雅黑" w:cs="微软雅黑" w:hint="eastAsia"/>
+                <w:rStyle w:val="25"/>
+                <w:rFonts w:hint="eastAsia" w:ascii="微软雅黑" w:hAnsi="微软雅黑" w:eastAsia="微软雅黑" w:cs="微软雅黑"/>
                 <w:b/>
                 <w:bCs/>
                 <w:i w:val="0"/>
@@ -1350,8 +1349,8 @@
           <w:tcPr>
             <w:tcW w:w="0" w:type="auto"/>
             <w:tcBorders>
-              <w:top w:val="single" w:sz="12" w:space="0" w:color="auto"/>
-              <w:left w:val="single" w:sz="4" w:space="0" w:color="auto"/>
+              <w:top w:val="single" w:color="auto" w:sz="12" w:space="0"/>
+              <w:left w:val="single" w:color="auto" w:sz="4" w:space="0"/>
               <w:bottom w:val="nil"/>
               <w:right w:val="nil"/>
             </w:tcBorders>
@@ -1379,12 +1378,12 @@
               <w:adjustRightInd w:val="0"/>
               <w:snapToGrid w:val="0"/>
               <w:spacing w:line="240" w:lineRule="auto"/>
-              <w:ind w:left="0" w:right="0" w:firstLine="0" w:leftChars="0" w:rightChars="0" w:firstLineChars="0"/>
+              <w:ind w:left="0" w:leftChars="0" w:right="0" w:rightChars="0" w:firstLine="0" w:firstLineChars="0"/>
               <w:jc w:val="center"/>
               <w:textAlignment w:val="baseline"/>
               <w:rPr>
-                <w:rStyle w:val="Strong"/>
-                <w:rFonts w:ascii="微软雅黑" w:eastAsia="微软雅黑" w:hAnsi="微软雅黑" w:cs="微软雅黑" w:hint="default"/>
+                <w:rStyle w:val="25"/>
+                <w:rFonts w:hint="default" w:ascii="微软雅黑" w:hAnsi="微软雅黑" w:eastAsia="微软雅黑" w:cs="微软雅黑"/>
                 <w:b/>
                 <w:bCs/>
                 <w:i w:val="0"/>
@@ -1402,8 +1401,8 @@
             </w:pPr>
             <w:r>
               <w:rPr>
-                <w:rStyle w:val="Strong"/>
-                <w:rFonts w:ascii="微软雅黑" w:eastAsia="微软雅黑" w:hAnsi="微软雅黑" w:cs="微软雅黑" w:hint="eastAsia"/>
+                <w:rStyle w:val="25"/>
+                <w:rFonts w:hint="eastAsia" w:ascii="微软雅黑" w:hAnsi="微软雅黑" w:eastAsia="微软雅黑" w:cs="微软雅黑"/>
                 <w:b/>
                 <w:bCs/>
                 <w:i w:val="0"/>
@@ -1426,8 +1425,8 @@
           <w:tcPr>
             <w:tcW w:w="0" w:type="auto"/>
             <w:tcBorders>
-              <w:top w:val="single" w:sz="12" w:space="0" w:color="auto"/>
-              <w:left w:val="single" w:sz="4" w:space="0" w:color="auto"/>
+              <w:top w:val="single" w:color="auto" w:sz="12" w:space="0"/>
+              <w:left w:val="single" w:color="auto" w:sz="4" w:space="0"/>
               <w:bottom w:val="nil"/>
               <w:right w:val="nil"/>
             </w:tcBorders>
@@ -1455,12 +1454,12 @@
               <w:adjustRightInd w:val="0"/>
               <w:snapToGrid w:val="0"/>
               <w:spacing w:line="240" w:lineRule="auto"/>
-              <w:ind w:left="0" w:right="0" w:firstLine="0" w:leftChars="0" w:rightChars="0" w:firstLineChars="0"/>
+              <w:ind w:left="0" w:leftChars="0" w:right="0" w:rightChars="0" w:firstLine="0" w:firstLineChars="0"/>
               <w:jc w:val="center"/>
               <w:textAlignment w:val="baseline"/>
               <w:rPr>
-                <w:rStyle w:val="Strong"/>
-                <w:rFonts w:ascii="微软雅黑" w:eastAsia="微软雅黑" w:hAnsi="微软雅黑" w:cs="微软雅黑" w:hint="default"/>
+                <w:rStyle w:val="25"/>
+                <w:rFonts w:hint="default" w:ascii="微软雅黑" w:hAnsi="微软雅黑" w:eastAsia="微软雅黑" w:cs="微软雅黑"/>
                 <w:b/>
                 <w:bCs/>
                 <w:i w:val="0"/>
@@ -1478,8 +1477,8 @@
             </w:pPr>
             <w:r>
               <w:rPr>
-                <w:rStyle w:val="Strong"/>
-                <w:rFonts w:ascii="微软雅黑" w:eastAsia="微软雅黑" w:hAnsi="微软雅黑" w:cs="微软雅黑" w:hint="eastAsia"/>
+                <w:rStyle w:val="25"/>
+                <w:rFonts w:hint="eastAsia" w:ascii="微软雅黑" w:hAnsi="微软雅黑" w:eastAsia="微软雅黑" w:cs="微软雅黑"/>
                 <w:b/>
                 <w:bCs/>
                 <w:i w:val="0"/>
@@ -1502,8 +1501,8 @@
           <w:tcPr>
             <w:tcW w:w="0" w:type="auto"/>
             <w:tcBorders>
-              <w:top w:val="single" w:sz="12" w:space="0" w:color="auto"/>
-              <w:left w:val="single" w:sz="4" w:space="0" w:color="auto"/>
+              <w:top w:val="single" w:color="auto" w:sz="12" w:space="0"/>
+              <w:left w:val="single" w:color="auto" w:sz="4" w:space="0"/>
               <w:bottom w:val="nil"/>
               <w:right w:val="nil"/>
             </w:tcBorders>
@@ -1531,12 +1530,12 @@
               <w:adjustRightInd w:val="0"/>
               <w:snapToGrid w:val="0"/>
               <w:spacing w:line="240" w:lineRule="auto"/>
-              <w:ind w:left="0" w:right="0" w:firstLine="0" w:leftChars="0" w:rightChars="0" w:firstLineChars="0"/>
+              <w:ind w:left="0" w:leftChars="0" w:right="0" w:rightChars="0" w:firstLine="0" w:firstLineChars="0"/>
               <w:jc w:val="center"/>
               <w:textAlignment w:val="baseline"/>
               <w:rPr>
-                <w:rStyle w:val="Strong"/>
-                <w:rFonts w:ascii="微软雅黑" w:eastAsia="微软雅黑" w:hAnsi="微软雅黑" w:cs="微软雅黑" w:hint="default"/>
+                <w:rStyle w:val="25"/>
+                <w:rFonts w:hint="default" w:ascii="微软雅黑" w:hAnsi="微软雅黑" w:eastAsia="微软雅黑" w:cs="微软雅黑"/>
                 <w:b/>
                 <w:bCs/>
                 <w:i w:val="0"/>
@@ -1554,8 +1553,8 @@
             </w:pPr>
             <w:r>
               <w:rPr>
-                <w:rStyle w:val="Strong"/>
-                <w:rFonts w:ascii="微软雅黑" w:eastAsia="微软雅黑" w:hAnsi="微软雅黑" w:cs="微软雅黑" w:hint="eastAsia"/>
+                <w:rStyle w:val="25"/>
+                <w:rFonts w:hint="eastAsia" w:ascii="微软雅黑" w:hAnsi="微软雅黑" w:eastAsia="微软雅黑" w:cs="微软雅黑"/>
                 <w:b/>
                 <w:bCs/>
                 <w:i w:val="0"/>
@@ -1578,10 +1577,10 @@
           <w:tcPr>
             <w:tcW w:w="1205" w:type="dxa"/>
             <w:tcBorders>
-              <w:top w:val="single" w:sz="12" w:space="0" w:color="auto"/>
-              <w:left w:val="single" w:sz="4" w:space="0" w:color="auto"/>
+              <w:top w:val="single" w:color="auto" w:sz="12" w:space="0"/>
+              <w:left w:val="single" w:color="auto" w:sz="4" w:space="0"/>
               <w:bottom w:val="nil"/>
-              <w:right w:val="single" w:sz="12" w:space="0" w:color="auto"/>
+              <w:right w:val="single" w:color="auto" w:sz="12" w:space="0"/>
             </w:tcBorders>
             <w:tcMar>
               <w:top w:w="-1" w:type="dxa"/>
@@ -1607,12 +1606,12 @@
               <w:adjustRightInd w:val="0"/>
               <w:snapToGrid w:val="0"/>
               <w:spacing w:line="240" w:lineRule="auto"/>
-              <w:ind w:left="0" w:right="0" w:firstLine="0" w:leftChars="0" w:rightChars="0" w:firstLineChars="0"/>
+              <w:ind w:left="0" w:leftChars="0" w:right="0" w:rightChars="0" w:firstLine="0" w:firstLineChars="0"/>
               <w:jc w:val="center"/>
               <w:textAlignment w:val="baseline"/>
               <w:rPr>
-                <w:rStyle w:val="Strong"/>
-                <w:rFonts w:ascii="微软雅黑" w:eastAsia="微软雅黑" w:hAnsi="微软雅黑" w:cs="微软雅黑" w:hint="default"/>
+                <w:rStyle w:val="25"/>
+                <w:rFonts w:hint="default" w:ascii="微软雅黑" w:hAnsi="微软雅黑" w:eastAsia="微软雅黑" w:cs="微软雅黑"/>
                 <w:b/>
                 <w:bCs/>
                 <w:i w:val="0"/>
@@ -1630,8 +1629,8 @@
             </w:pPr>
             <w:r>
               <w:rPr>
-                <w:rStyle w:val="Strong"/>
-                <w:rFonts w:ascii="微软雅黑" w:eastAsia="微软雅黑" w:hAnsi="微软雅黑" w:cs="微软雅黑" w:hint="eastAsia"/>
+                <w:rStyle w:val="25"/>
+                <w:rFonts w:hint="eastAsia" w:ascii="微软雅黑" w:hAnsi="微软雅黑" w:eastAsia="微软雅黑" w:cs="微软雅黑"/>
                 <w:b/>
                 <w:bCs/>
                 <w:i w:val="0"/>
@@ -1653,8 +1652,14 @@
       </w:tr>
       <w:tr>
         <w:tblPrEx>
-          <w:tblW w:w="8519" w:type="dxa"/>
-          <w:jc w:val="center"/>
+          <w:tblBorders>
+            <w:top w:val="none" w:color="auto" w:sz="0" w:space="0"/>
+            <w:left w:val="none" w:color="auto" w:sz="0" w:space="0"/>
+            <w:bottom w:val="none" w:color="auto" w:sz="0" w:space="0"/>
+            <w:right w:val="none" w:color="auto" w:sz="0" w:space="0"/>
+            <w:insideH w:val="none" w:color="auto" w:sz="0" w:space="0"/>
+            <w:insideV w:val="none" w:color="auto" w:sz="0" w:space="0"/>
+          </w:tblBorders>
           <w:tblCellMar>
             <w:top w:w="0" w:type="dxa"/>
             <w:left w:w="108" w:type="dxa"/>
@@ -1663,15 +1668,15 @@
           </w:tblCellMar>
         </w:tblPrEx>
         <w:trPr>
-          <w:trHeight w:val="0"/>
+          <w:trHeight w:val="0" w:hRule="atLeast"/>
           <w:jc w:val="center"/>
         </w:trPr>
         <w:tc>
           <w:tcPr>
             <w:tcW w:w="0" w:type="auto"/>
             <w:tcBorders>
-              <w:top w:val="single" w:sz="4" w:space="0" w:color="auto"/>
-              <w:left w:val="single" w:sz="12" w:space="0" w:color="auto"/>
+              <w:top w:val="single" w:color="auto" w:sz="4" w:space="0"/>
+              <w:left w:val="single" w:color="auto" w:sz="12" w:space="0"/>
               <w:bottom w:val="nil"/>
               <w:right w:val="nil"/>
             </w:tcBorders>
@@ -1699,12 +1704,12 @@
               <w:adjustRightInd w:val="0"/>
               <w:snapToGrid w:val="0"/>
               <w:spacing w:line="240" w:lineRule="auto"/>
-              <w:ind w:left="0" w:right="0" w:firstLine="0" w:leftChars="0" w:rightChars="0" w:firstLineChars="0"/>
+              <w:ind w:left="0" w:leftChars="0" w:right="0" w:rightChars="0" w:firstLine="0" w:firstLineChars="0"/>
               <w:jc w:val="center"/>
               <w:textAlignment w:val="baseline"/>
               <w:rPr>
-                <w:rStyle w:val="Strong"/>
-                <w:rFonts w:ascii="微软雅黑" w:eastAsia="微软雅黑" w:hAnsi="微软雅黑" w:cs="微软雅黑" w:hint="default"/>
+                <w:rStyle w:val="25"/>
+                <w:rFonts w:hint="default" w:ascii="微软雅黑" w:hAnsi="微软雅黑" w:eastAsia="微软雅黑" w:cs="微软雅黑"/>
                 <w:b w:val="0"/>
                 <w:bCs/>
                 <w:i w:val="0"/>
@@ -1722,8 +1727,8 @@
             </w:pPr>
             <w:r>
               <w:rPr>
-                <w:rStyle w:val="Strong"/>
-                <w:rFonts w:ascii="微软雅黑" w:eastAsia="微软雅黑" w:hAnsi="微软雅黑" w:cs="微软雅黑" w:hint="eastAsia"/>
+                <w:rStyle w:val="25"/>
+                <w:rFonts w:hint="eastAsia" w:ascii="微软雅黑" w:hAnsi="微软雅黑" w:eastAsia="微软雅黑" w:cs="微软雅黑"/>
                 <w:b w:val="0"/>
                 <w:bCs/>
                 <w:i w:val="0"/>
@@ -1741,8 +1746,8 @@
             </w:r>
             <w:r>
               <w:rPr>
-                <w:rStyle w:val="Strong"/>
-                <w:rFonts w:ascii="微软雅黑" w:eastAsia="微软雅黑" w:hAnsi="微软雅黑" w:cs="微软雅黑" w:hint="eastAsia"/>
+                <w:rStyle w:val="25"/>
+                <w:rFonts w:hint="eastAsia" w:ascii="微软雅黑" w:hAnsi="微软雅黑" w:eastAsia="微软雅黑" w:cs="微软雅黑"/>
                 <w:b w:val="0"/>
                 <w:bCs/>
                 <w:i w:val="0"/>
@@ -1765,8 +1770,8 @@
           <w:tcPr>
             <w:tcW w:w="0" w:type="auto"/>
             <w:tcBorders>
-              <w:top w:val="single" w:sz="4" w:space="0" w:color="auto"/>
-              <w:left w:val="single" w:sz="4" w:space="0" w:color="auto"/>
+              <w:top w:val="single" w:color="auto" w:sz="4" w:space="0"/>
+              <w:left w:val="single" w:color="auto" w:sz="4" w:space="0"/>
               <w:bottom w:val="nil"/>
               <w:right w:val="nil"/>
             </w:tcBorders>
@@ -1794,12 +1799,12 @@
               <w:adjustRightInd w:val="0"/>
               <w:snapToGrid w:val="0"/>
               <w:spacing w:line="240" w:lineRule="auto"/>
-              <w:ind w:left="0" w:right="0" w:firstLine="0" w:leftChars="0" w:rightChars="0" w:firstLineChars="0"/>
+              <w:ind w:left="0" w:leftChars="0" w:right="0" w:rightChars="0" w:firstLine="0" w:firstLineChars="0"/>
               <w:jc w:val="center"/>
               <w:textAlignment w:val="baseline"/>
               <w:rPr>
-                <w:rStyle w:val="Strong"/>
-                <w:rFonts w:ascii="微软雅黑" w:eastAsia="微软雅黑" w:hAnsi="微软雅黑" w:cs="微软雅黑" w:hint="default"/>
+                <w:rStyle w:val="25"/>
+                <w:rFonts w:hint="default" w:ascii="微软雅黑" w:hAnsi="微软雅黑" w:eastAsia="微软雅黑" w:cs="微软雅黑"/>
                 <w:b w:val="0"/>
                 <w:bCs/>
                 <w:i w:val="0"/>
@@ -1817,8 +1822,8 @@
             </w:pPr>
             <w:r>
               <w:rPr>
-                <w:rStyle w:val="Strong"/>
-                <w:rFonts w:ascii="微软雅黑" w:eastAsia="微软雅黑" w:hAnsi="微软雅黑" w:cs="微软雅黑" w:hint="eastAsia"/>
+                <w:rStyle w:val="25"/>
+                <w:rFonts w:hint="eastAsia" w:ascii="微软雅黑" w:hAnsi="微软雅黑" w:eastAsia="微软雅黑" w:cs="微软雅黑"/>
                 <w:b w:val="0"/>
                 <w:bCs/>
                 <w:i w:val="0"/>
@@ -1841,8 +1846,8 @@
           <w:tcPr>
             <w:tcW w:w="0" w:type="auto"/>
             <w:tcBorders>
-              <w:top w:val="single" w:sz="4" w:space="0" w:color="auto"/>
-              <w:left w:val="single" w:sz="4" w:space="0" w:color="auto"/>
+              <w:top w:val="single" w:color="auto" w:sz="4" w:space="0"/>
+              <w:left w:val="single" w:color="auto" w:sz="4" w:space="0"/>
               <w:bottom w:val="nil"/>
               <w:right w:val="nil"/>
             </w:tcBorders>
@@ -1870,12 +1875,12 @@
               <w:adjustRightInd w:val="0"/>
               <w:snapToGrid w:val="0"/>
               <w:spacing w:line="240" w:lineRule="auto"/>
-              <w:ind w:left="0" w:right="0" w:firstLine="0" w:leftChars="0" w:rightChars="0" w:firstLineChars="0"/>
+              <w:ind w:left="0" w:leftChars="0" w:right="0" w:rightChars="0" w:firstLine="0" w:firstLineChars="0"/>
               <w:jc w:val="center"/>
               <w:textAlignment w:val="baseline"/>
               <w:rPr>
-                <w:rStyle w:val="Strong"/>
-                <w:rFonts w:ascii="微软雅黑" w:eastAsia="微软雅黑" w:hAnsi="微软雅黑" w:cs="微软雅黑" w:hint="default"/>
+                <w:rStyle w:val="25"/>
+                <w:rFonts w:hint="default" w:ascii="微软雅黑" w:hAnsi="微软雅黑" w:eastAsia="微软雅黑" w:cs="微软雅黑"/>
                 <w:b w:val="0"/>
                 <w:bCs/>
                 <w:i w:val="0"/>
@@ -1893,8 +1898,8 @@
             </w:pPr>
             <w:r>
               <w:rPr>
-                <w:rStyle w:val="Strong"/>
-                <w:rFonts w:ascii="微软雅黑" w:eastAsia="微软雅黑" w:hAnsi="微软雅黑" w:cs="微软雅黑" w:hint="eastAsia"/>
+                <w:rStyle w:val="25"/>
+                <w:rFonts w:hint="eastAsia" w:ascii="微软雅黑" w:hAnsi="微软雅黑" w:eastAsia="微软雅黑" w:cs="微软雅黑"/>
                 <w:b w:val="0"/>
                 <w:bCs/>
                 <w:i w:val="0"/>
@@ -1917,8 +1922,8 @@
           <w:tcPr>
             <w:tcW w:w="0" w:type="auto"/>
             <w:tcBorders>
-              <w:top w:val="single" w:sz="4" w:space="0" w:color="auto"/>
-              <w:left w:val="single" w:sz="4" w:space="0" w:color="auto"/>
+              <w:top w:val="single" w:color="auto" w:sz="4" w:space="0"/>
+              <w:left w:val="single" w:color="auto" w:sz="4" w:space="0"/>
               <w:bottom w:val="nil"/>
               <w:right w:val="nil"/>
             </w:tcBorders>
@@ -1946,12 +1951,12 @@
               <w:adjustRightInd w:val="0"/>
               <w:snapToGrid w:val="0"/>
               <w:spacing w:line="240" w:lineRule="auto"/>
-              <w:ind w:left="0" w:right="0" w:firstLine="0" w:leftChars="0" w:rightChars="0" w:firstLineChars="0"/>
+              <w:ind w:left="0" w:leftChars="0" w:right="0" w:rightChars="0" w:firstLine="0" w:firstLineChars="0"/>
               <w:jc w:val="center"/>
               <w:textAlignment w:val="baseline"/>
               <w:rPr>
-                <w:rStyle w:val="Strong"/>
-                <w:rFonts w:ascii="微软雅黑" w:eastAsia="微软雅黑" w:hAnsi="微软雅黑" w:cs="微软雅黑" w:hint="default"/>
+                <w:rStyle w:val="25"/>
+                <w:rFonts w:hint="default" w:ascii="微软雅黑" w:hAnsi="微软雅黑" w:eastAsia="微软雅黑" w:cs="微软雅黑"/>
                 <w:b w:val="0"/>
                 <w:bCs/>
                 <w:i w:val="0"/>
@@ -1969,8 +1974,8 @@
             </w:pPr>
             <w:r>
               <w:rPr>
-                <w:rStyle w:val="Strong"/>
-                <w:rFonts w:ascii="微软雅黑" w:eastAsia="微软雅黑" w:hAnsi="微软雅黑" w:cs="微软雅黑" w:hint="eastAsia"/>
+                <w:rStyle w:val="25"/>
+                <w:rFonts w:hint="eastAsia" w:ascii="微软雅黑" w:hAnsi="微软雅黑" w:eastAsia="微软雅黑" w:cs="微软雅黑"/>
                 <w:b w:val="0"/>
                 <w:bCs/>
                 <w:i w:val="0"/>
@@ -1993,10 +1998,10 @@
           <w:tcPr>
             <w:tcW w:w="1205" w:type="dxa"/>
             <w:tcBorders>
-              <w:top w:val="single" w:sz="4" w:space="0" w:color="auto"/>
-              <w:left w:val="single" w:sz="4" w:space="0" w:color="auto"/>
+              <w:top w:val="single" w:color="auto" w:sz="4" w:space="0"/>
+              <w:left w:val="single" w:color="auto" w:sz="4" w:space="0"/>
               <w:bottom w:val="nil"/>
-              <w:right w:val="single" w:sz="12" w:space="0" w:color="auto"/>
+              <w:right w:val="single" w:color="auto" w:sz="12" w:space="0"/>
             </w:tcBorders>
             <w:tcMar>
               <w:top w:w="-1" w:type="dxa"/>
@@ -2022,12 +2027,12 @@
               <w:adjustRightInd w:val="0"/>
               <w:snapToGrid w:val="0"/>
               <w:spacing w:line="240" w:lineRule="auto"/>
-              <w:ind w:left="0" w:right="0" w:firstLine="0" w:leftChars="0" w:rightChars="0" w:firstLineChars="0"/>
+              <w:ind w:left="0" w:leftChars="0" w:right="0" w:rightChars="0" w:firstLine="0" w:firstLineChars="0"/>
               <w:jc w:val="center"/>
               <w:textAlignment w:val="baseline"/>
               <w:rPr>
-                <w:rStyle w:val="Strong"/>
-                <w:rFonts w:ascii="微软雅黑" w:eastAsia="微软雅黑" w:hAnsi="微软雅黑" w:cs="微软雅黑" w:hint="default"/>
+                <w:rStyle w:val="25"/>
+                <w:rFonts w:hint="default" w:ascii="微软雅黑" w:hAnsi="微软雅黑" w:eastAsia="微软雅黑" w:cs="微软雅黑"/>
                 <w:b w:val="0"/>
                 <w:bCs/>
                 <w:i w:val="0"/>
@@ -2048,8 +2053,14 @@
       </w:tr>
       <w:tr>
         <w:tblPrEx>
-          <w:tblW w:w="8519" w:type="dxa"/>
-          <w:jc w:val="center"/>
+          <w:tblBorders>
+            <w:top w:val="none" w:color="auto" w:sz="0" w:space="0"/>
+            <w:left w:val="none" w:color="auto" w:sz="0" w:space="0"/>
+            <w:bottom w:val="none" w:color="auto" w:sz="0" w:space="0"/>
+            <w:right w:val="none" w:color="auto" w:sz="0" w:space="0"/>
+            <w:insideH w:val="none" w:color="auto" w:sz="0" w:space="0"/>
+            <w:insideV w:val="none" w:color="auto" w:sz="0" w:space="0"/>
+          </w:tblBorders>
           <w:tblCellMar>
             <w:top w:w="0" w:type="dxa"/>
             <w:left w:w="108" w:type="dxa"/>
@@ -2058,15 +2069,15 @@
           </w:tblCellMar>
         </w:tblPrEx>
         <w:trPr>
-          <w:trHeight w:val="0"/>
+          <w:trHeight w:val="0" w:hRule="atLeast"/>
           <w:jc w:val="center"/>
         </w:trPr>
         <w:tc>
           <w:tcPr>
             <w:tcW w:w="0" w:type="auto"/>
             <w:tcBorders>
-              <w:top w:val="single" w:sz="4" w:space="0" w:color="auto"/>
-              <w:left w:val="single" w:sz="12" w:space="0" w:color="auto"/>
+              <w:top w:val="single" w:color="auto" w:sz="4" w:space="0"/>
+              <w:left w:val="single" w:color="auto" w:sz="12" w:space="0"/>
               <w:bottom w:val="nil"/>
               <w:right w:val="nil"/>
             </w:tcBorders>
@@ -2094,12 +2105,12 @@
               <w:adjustRightInd w:val="0"/>
               <w:snapToGrid w:val="0"/>
               <w:spacing w:line="240" w:lineRule="auto"/>
-              <w:ind w:left="0" w:right="0" w:firstLine="0" w:leftChars="0" w:rightChars="0" w:firstLineChars="0"/>
+              <w:ind w:left="0" w:leftChars="0" w:right="0" w:rightChars="0" w:firstLine="0" w:firstLineChars="0"/>
               <w:jc w:val="center"/>
               <w:textAlignment w:val="baseline"/>
               <w:rPr>
-                <w:rStyle w:val="Strong"/>
-                <w:rFonts w:ascii="微软雅黑" w:eastAsia="微软雅黑" w:hAnsi="微软雅黑" w:cs="微软雅黑" w:hint="default"/>
+                <w:rStyle w:val="25"/>
+                <w:rFonts w:hint="default" w:ascii="微软雅黑" w:hAnsi="微软雅黑" w:eastAsia="微软雅黑" w:cs="微软雅黑"/>
                 <w:b w:val="0"/>
                 <w:bCs/>
                 <w:i w:val="0"/>
@@ -2121,8 +2132,8 @@
           <w:tcPr>
             <w:tcW w:w="0" w:type="auto"/>
             <w:tcBorders>
-              <w:top w:val="single" w:sz="4" w:space="0" w:color="auto"/>
-              <w:left w:val="single" w:sz="4" w:space="0" w:color="auto"/>
+              <w:top w:val="single" w:color="auto" w:sz="4" w:space="0"/>
+              <w:left w:val="single" w:color="auto" w:sz="4" w:space="0"/>
               <w:bottom w:val="nil"/>
               <w:right w:val="nil"/>
             </w:tcBorders>
@@ -2150,12 +2161,12 @@
               <w:adjustRightInd w:val="0"/>
               <w:snapToGrid w:val="0"/>
               <w:spacing w:line="240" w:lineRule="auto"/>
-              <w:ind w:left="0" w:right="0" w:firstLine="0" w:leftChars="0" w:rightChars="0" w:firstLineChars="0"/>
+              <w:ind w:left="0" w:leftChars="0" w:right="0" w:rightChars="0" w:firstLine="0" w:firstLineChars="0"/>
               <w:jc w:val="center"/>
               <w:textAlignment w:val="baseline"/>
               <w:rPr>
-                <w:rStyle w:val="Strong"/>
-                <w:rFonts w:ascii="微软雅黑" w:eastAsia="微软雅黑" w:hAnsi="微软雅黑" w:cs="微软雅黑" w:hint="default"/>
+                <w:rStyle w:val="25"/>
+                <w:rFonts w:hint="default" w:ascii="微软雅黑" w:hAnsi="微软雅黑" w:eastAsia="微软雅黑" w:cs="微软雅黑"/>
                 <w:b w:val="0"/>
                 <w:bCs/>
                 <w:i w:val="0"/>
@@ -2177,8 +2188,8 @@
           <w:tcPr>
             <w:tcW w:w="0" w:type="auto"/>
             <w:tcBorders>
-              <w:top w:val="single" w:sz="4" w:space="0" w:color="auto"/>
-              <w:left w:val="single" w:sz="4" w:space="0" w:color="auto"/>
+              <w:top w:val="single" w:color="auto" w:sz="4" w:space="0"/>
+              <w:left w:val="single" w:color="auto" w:sz="4" w:space="0"/>
               <w:bottom w:val="nil"/>
               <w:right w:val="nil"/>
             </w:tcBorders>
@@ -2206,12 +2217,12 @@
               <w:adjustRightInd w:val="0"/>
               <w:snapToGrid w:val="0"/>
               <w:spacing w:line="240" w:lineRule="auto"/>
-              <w:ind w:left="0" w:right="0" w:firstLine="0" w:leftChars="0" w:rightChars="0" w:firstLineChars="0"/>
+              <w:ind w:left="0" w:leftChars="0" w:right="0" w:rightChars="0" w:firstLine="0" w:firstLineChars="0"/>
               <w:jc w:val="center"/>
               <w:textAlignment w:val="baseline"/>
               <w:rPr>
-                <w:rStyle w:val="Strong"/>
-                <w:rFonts w:ascii="微软雅黑" w:eastAsia="微软雅黑" w:hAnsi="微软雅黑" w:cs="微软雅黑" w:hint="default"/>
+                <w:rStyle w:val="25"/>
+                <w:rFonts w:hint="default" w:ascii="微软雅黑" w:hAnsi="微软雅黑" w:eastAsia="微软雅黑" w:cs="微软雅黑"/>
                 <w:b w:val="0"/>
                 <w:bCs/>
                 <w:i w:val="0"/>
@@ -2233,8 +2244,8 @@
           <w:tcPr>
             <w:tcW w:w="0" w:type="auto"/>
             <w:tcBorders>
-              <w:top w:val="single" w:sz="4" w:space="0" w:color="auto"/>
-              <w:left w:val="single" w:sz="4" w:space="0" w:color="auto"/>
+              <w:top w:val="single" w:color="auto" w:sz="4" w:space="0"/>
+              <w:left w:val="single" w:color="auto" w:sz="4" w:space="0"/>
               <w:bottom w:val="nil"/>
               <w:right w:val="nil"/>
             </w:tcBorders>
@@ -2262,12 +2273,12 @@
               <w:adjustRightInd w:val="0"/>
               <w:snapToGrid w:val="0"/>
               <w:spacing w:line="240" w:lineRule="auto"/>
-              <w:ind w:left="0" w:right="0" w:firstLine="0" w:leftChars="0" w:rightChars="0" w:firstLineChars="0"/>
+              <w:ind w:left="0" w:leftChars="0" w:right="0" w:rightChars="0" w:firstLine="0" w:firstLineChars="0"/>
               <w:jc w:val="center"/>
               <w:textAlignment w:val="baseline"/>
               <w:rPr>
-                <w:rStyle w:val="Strong"/>
-                <w:rFonts w:ascii="微软雅黑" w:eastAsia="微软雅黑" w:hAnsi="微软雅黑" w:cs="微软雅黑" w:hint="default"/>
+                <w:rStyle w:val="25"/>
+                <w:rFonts w:hint="default" w:ascii="微软雅黑" w:hAnsi="微软雅黑" w:eastAsia="微软雅黑" w:cs="微软雅黑"/>
                 <w:b w:val="0"/>
                 <w:bCs/>
                 <w:i w:val="0"/>
@@ -2289,10 +2300,10 @@
           <w:tcPr>
             <w:tcW w:w="1205" w:type="dxa"/>
             <w:tcBorders>
-              <w:top w:val="single" w:sz="4" w:space="0" w:color="auto"/>
-              <w:left w:val="single" w:sz="4" w:space="0" w:color="auto"/>
+              <w:top w:val="single" w:color="auto" w:sz="4" w:space="0"/>
+              <w:left w:val="single" w:color="auto" w:sz="4" w:space="0"/>
               <w:bottom w:val="nil"/>
-              <w:right w:val="single" w:sz="12" w:space="0" w:color="auto"/>
+              <w:right w:val="single" w:color="auto" w:sz="12" w:space="0"/>
             </w:tcBorders>
             <w:tcMar>
               <w:top w:w="-1" w:type="dxa"/>
@@ -2318,12 +2329,12 @@
               <w:adjustRightInd w:val="0"/>
               <w:snapToGrid w:val="0"/>
               <w:spacing w:line="240" w:lineRule="auto"/>
-              <w:ind w:left="0" w:right="0" w:firstLine="0" w:leftChars="0" w:rightChars="0" w:firstLineChars="0"/>
+              <w:ind w:left="0" w:leftChars="0" w:right="0" w:rightChars="0" w:firstLine="0" w:firstLineChars="0"/>
               <w:jc w:val="center"/>
               <w:textAlignment w:val="baseline"/>
               <w:rPr>
-                <w:rStyle w:val="Strong"/>
-                <w:rFonts w:ascii="微软雅黑" w:eastAsia="微软雅黑" w:hAnsi="微软雅黑" w:cs="微软雅黑" w:hint="default"/>
+                <w:rStyle w:val="25"/>
+                <w:rFonts w:hint="default" w:ascii="微软雅黑" w:hAnsi="微软雅黑" w:eastAsia="微软雅黑" w:cs="微软雅黑"/>
                 <w:b w:val="0"/>
                 <w:bCs/>
                 <w:i w:val="0"/>
@@ -2344,8 +2355,14 @@
       </w:tr>
       <w:tr>
         <w:tblPrEx>
-          <w:tblW w:w="8519" w:type="dxa"/>
-          <w:jc w:val="center"/>
+          <w:tblBorders>
+            <w:top w:val="none" w:color="auto" w:sz="0" w:space="0"/>
+            <w:left w:val="none" w:color="auto" w:sz="0" w:space="0"/>
+            <w:bottom w:val="none" w:color="auto" w:sz="0" w:space="0"/>
+            <w:right w:val="none" w:color="auto" w:sz="0" w:space="0"/>
+            <w:insideH w:val="none" w:color="auto" w:sz="0" w:space="0"/>
+            <w:insideV w:val="none" w:color="auto" w:sz="0" w:space="0"/>
+          </w:tblBorders>
           <w:tblCellMar>
             <w:top w:w="0" w:type="dxa"/>
             <w:left w:w="108" w:type="dxa"/>
@@ -2354,15 +2371,15 @@
           </w:tblCellMar>
         </w:tblPrEx>
         <w:trPr>
-          <w:trHeight w:val="0"/>
+          <w:trHeight w:val="0" w:hRule="atLeast"/>
           <w:jc w:val="center"/>
         </w:trPr>
         <w:tc>
           <w:tcPr>
             <w:tcW w:w="0" w:type="auto"/>
             <w:tcBorders>
-              <w:top w:val="single" w:sz="4" w:space="0" w:color="auto"/>
-              <w:left w:val="single" w:sz="12" w:space="0" w:color="auto"/>
+              <w:top w:val="single" w:color="auto" w:sz="4" w:space="0"/>
+              <w:left w:val="single" w:color="auto" w:sz="12" w:space="0"/>
               <w:bottom w:val="nil"/>
               <w:right w:val="nil"/>
             </w:tcBorders>
@@ -2390,12 +2407,12 @@
               <w:adjustRightInd w:val="0"/>
               <w:snapToGrid w:val="0"/>
               <w:spacing w:line="240" w:lineRule="auto"/>
-              <w:ind w:left="0" w:right="0" w:firstLine="0" w:leftChars="0" w:rightChars="0" w:firstLineChars="0"/>
+              <w:ind w:left="0" w:leftChars="0" w:right="0" w:rightChars="0" w:firstLine="0" w:firstLineChars="0"/>
               <w:jc w:val="center"/>
               <w:textAlignment w:val="baseline"/>
               <w:rPr>
-                <w:rStyle w:val="Strong"/>
-                <w:rFonts w:ascii="微软雅黑" w:eastAsia="微软雅黑" w:hAnsi="微软雅黑" w:cs="微软雅黑" w:hint="default"/>
+                <w:rStyle w:val="25"/>
+                <w:rFonts w:hint="default" w:ascii="微软雅黑" w:hAnsi="微软雅黑" w:eastAsia="微软雅黑" w:cs="微软雅黑"/>
                 <w:b w:val="0"/>
                 <w:bCs/>
                 <w:i w:val="0"/>
@@ -2417,8 +2434,8 @@
           <w:tcPr>
             <w:tcW w:w="0" w:type="auto"/>
             <w:tcBorders>
-              <w:top w:val="single" w:sz="4" w:space="0" w:color="auto"/>
-              <w:left w:val="single" w:sz="4" w:space="0" w:color="auto"/>
+              <w:top w:val="single" w:color="auto" w:sz="4" w:space="0"/>
+              <w:left w:val="single" w:color="auto" w:sz="4" w:space="0"/>
               <w:bottom w:val="nil"/>
               <w:right w:val="nil"/>
             </w:tcBorders>
@@ -2446,12 +2463,12 @@
               <w:adjustRightInd w:val="0"/>
               <w:snapToGrid w:val="0"/>
               <w:spacing w:line="240" w:lineRule="auto"/>
-              <w:ind w:left="0" w:right="0" w:firstLine="0" w:leftChars="0" w:rightChars="0" w:firstLineChars="0"/>
+              <w:ind w:left="0" w:leftChars="0" w:right="0" w:rightChars="0" w:firstLine="0" w:firstLineChars="0"/>
               <w:jc w:val="center"/>
               <w:textAlignment w:val="baseline"/>
               <w:rPr>
-                <w:rStyle w:val="Strong"/>
-                <w:rFonts w:ascii="微软雅黑" w:eastAsia="微软雅黑" w:hAnsi="微软雅黑" w:cs="微软雅黑" w:hint="default"/>
+                <w:rStyle w:val="25"/>
+                <w:rFonts w:hint="default" w:ascii="微软雅黑" w:hAnsi="微软雅黑" w:eastAsia="微软雅黑" w:cs="微软雅黑"/>
                 <w:b w:val="0"/>
                 <w:bCs/>
                 <w:i w:val="0"/>
@@ -2473,8 +2490,8 @@
           <w:tcPr>
             <w:tcW w:w="0" w:type="auto"/>
             <w:tcBorders>
-              <w:top w:val="single" w:sz="4" w:space="0" w:color="auto"/>
-              <w:left w:val="single" w:sz="4" w:space="0" w:color="auto"/>
+              <w:top w:val="single" w:color="auto" w:sz="4" w:space="0"/>
+              <w:left w:val="single" w:color="auto" w:sz="4" w:space="0"/>
               <w:bottom w:val="nil"/>
               <w:right w:val="nil"/>
             </w:tcBorders>
@@ -2502,12 +2519,12 @@
               <w:adjustRightInd w:val="0"/>
               <w:snapToGrid w:val="0"/>
               <w:spacing w:line="240" w:lineRule="auto"/>
-              <w:ind w:left="0" w:right="0" w:firstLine="0" w:leftChars="0" w:rightChars="0" w:firstLineChars="0"/>
+              <w:ind w:left="0" w:leftChars="0" w:right="0" w:rightChars="0" w:firstLine="0" w:firstLineChars="0"/>
               <w:jc w:val="center"/>
               <w:textAlignment w:val="baseline"/>
               <w:rPr>
-                <w:rStyle w:val="Strong"/>
-                <w:rFonts w:ascii="微软雅黑" w:eastAsia="微软雅黑" w:hAnsi="微软雅黑" w:cs="微软雅黑" w:hint="default"/>
+                <w:rStyle w:val="25"/>
+                <w:rFonts w:hint="default" w:ascii="微软雅黑" w:hAnsi="微软雅黑" w:eastAsia="微软雅黑" w:cs="微软雅黑"/>
                 <w:b w:val="0"/>
                 <w:bCs/>
                 <w:i w:val="0"/>
@@ -2529,8 +2546,8 @@
           <w:tcPr>
             <w:tcW w:w="0" w:type="auto"/>
             <w:tcBorders>
-              <w:top w:val="single" w:sz="4" w:space="0" w:color="auto"/>
-              <w:left w:val="single" w:sz="4" w:space="0" w:color="auto"/>
+              <w:top w:val="single" w:color="auto" w:sz="4" w:space="0"/>
+              <w:left w:val="single" w:color="auto" w:sz="4" w:space="0"/>
               <w:bottom w:val="nil"/>
               <w:right w:val="nil"/>
             </w:tcBorders>
@@ -2558,12 +2575,12 @@
               <w:adjustRightInd w:val="0"/>
               <w:snapToGrid w:val="0"/>
               <w:spacing w:line="240" w:lineRule="auto"/>
-              <w:ind w:left="0" w:right="0" w:firstLine="0" w:leftChars="0" w:rightChars="0" w:firstLineChars="0"/>
+              <w:ind w:left="0" w:leftChars="0" w:right="0" w:rightChars="0" w:firstLine="0" w:firstLineChars="0"/>
               <w:jc w:val="center"/>
               <w:textAlignment w:val="baseline"/>
               <w:rPr>
-                <w:rStyle w:val="Strong"/>
-                <w:rFonts w:ascii="微软雅黑" w:eastAsia="微软雅黑" w:hAnsi="微软雅黑" w:cs="微软雅黑" w:hint="default"/>
+                <w:rStyle w:val="25"/>
+                <w:rFonts w:hint="default" w:ascii="微软雅黑" w:hAnsi="微软雅黑" w:eastAsia="微软雅黑" w:cs="微软雅黑"/>
                 <w:b w:val="0"/>
                 <w:bCs/>
                 <w:i w:val="0"/>
@@ -2585,10 +2602,10 @@
           <w:tcPr>
             <w:tcW w:w="1205" w:type="dxa"/>
             <w:tcBorders>
-              <w:top w:val="single" w:sz="4" w:space="0" w:color="auto"/>
-              <w:left w:val="single" w:sz="4" w:space="0" w:color="auto"/>
+              <w:top w:val="single" w:color="auto" w:sz="4" w:space="0"/>
+              <w:left w:val="single" w:color="auto" w:sz="4" w:space="0"/>
               <w:bottom w:val="nil"/>
-              <w:right w:val="single" w:sz="12" w:space="0" w:color="auto"/>
+              <w:right w:val="single" w:color="auto" w:sz="12" w:space="0"/>
             </w:tcBorders>
             <w:tcMar>
               <w:top w:w="-1" w:type="dxa"/>
@@ -2614,12 +2631,12 @@
               <w:adjustRightInd w:val="0"/>
               <w:snapToGrid w:val="0"/>
               <w:spacing w:line="240" w:lineRule="auto"/>
-              <w:ind w:left="0" w:right="0" w:firstLine="0" w:leftChars="0" w:rightChars="0" w:firstLineChars="0"/>
+              <w:ind w:left="0" w:leftChars="0" w:right="0" w:rightChars="0" w:firstLine="0" w:firstLineChars="0"/>
               <w:jc w:val="center"/>
               <w:textAlignment w:val="baseline"/>
               <w:rPr>
-                <w:rStyle w:val="Strong"/>
-                <w:rFonts w:ascii="微软雅黑" w:eastAsia="微软雅黑" w:hAnsi="微软雅黑" w:cs="微软雅黑" w:hint="default"/>
+                <w:rStyle w:val="25"/>
+                <w:rFonts w:hint="default" w:ascii="微软雅黑" w:hAnsi="微软雅黑" w:eastAsia="微软雅黑" w:cs="微软雅黑"/>
                 <w:b w:val="0"/>
                 <w:bCs/>
                 <w:i w:val="0"/>
@@ -2640,8 +2657,14 @@
       </w:tr>
       <w:tr>
         <w:tblPrEx>
-          <w:tblW w:w="8519" w:type="dxa"/>
-          <w:jc w:val="center"/>
+          <w:tblBorders>
+            <w:top w:val="none" w:color="auto" w:sz="0" w:space="0"/>
+            <w:left w:val="none" w:color="auto" w:sz="0" w:space="0"/>
+            <w:bottom w:val="none" w:color="auto" w:sz="0" w:space="0"/>
+            <w:right w:val="none" w:color="auto" w:sz="0" w:space="0"/>
+            <w:insideH w:val="none" w:color="auto" w:sz="0" w:space="0"/>
+            <w:insideV w:val="none" w:color="auto" w:sz="0" w:space="0"/>
+          </w:tblBorders>
           <w:tblCellMar>
             <w:top w:w="0" w:type="dxa"/>
             <w:left w:w="108" w:type="dxa"/>
@@ -2650,16 +2673,16 @@
           </w:tblCellMar>
         </w:tblPrEx>
         <w:trPr>
-          <w:trHeight w:val="0"/>
+          <w:trHeight w:val="0" w:hRule="atLeast"/>
           <w:jc w:val="center"/>
         </w:trPr>
         <w:tc>
           <w:tcPr>
             <w:tcW w:w="1621" w:type="dxa"/>
             <w:tcBorders>
-              <w:top w:val="single" w:sz="4" w:space="0" w:color="auto"/>
-              <w:left w:val="single" w:sz="12" w:space="0" w:color="auto"/>
-              <w:bottom w:val="single" w:sz="12" w:space="0" w:color="auto"/>
+              <w:top w:val="single" w:color="auto" w:sz="4" w:space="0"/>
+              <w:left w:val="single" w:color="auto" w:sz="12" w:space="0"/>
+              <w:bottom w:val="single" w:color="auto" w:sz="12" w:space="0"/>
               <w:right w:val="nil"/>
             </w:tcBorders>
             <w:tcMar>
@@ -2686,12 +2709,12 @@
               <w:adjustRightInd w:val="0"/>
               <w:snapToGrid w:val="0"/>
               <w:spacing w:line="240" w:lineRule="auto"/>
-              <w:ind w:left="0" w:right="0" w:firstLine="0" w:leftChars="0" w:rightChars="0" w:firstLineChars="0"/>
+              <w:ind w:left="0" w:leftChars="0" w:right="0" w:rightChars="0" w:firstLine="0" w:firstLineChars="0"/>
               <w:jc w:val="center"/>
               <w:textAlignment w:val="baseline"/>
               <w:rPr>
-                <w:rStyle w:val="Strong"/>
-                <w:rFonts w:ascii="微软雅黑" w:eastAsia="微软雅黑" w:hAnsi="微软雅黑" w:cs="微软雅黑" w:hint="default"/>
+                <w:rStyle w:val="25"/>
+                <w:rFonts w:hint="default" w:ascii="微软雅黑" w:hAnsi="微软雅黑" w:eastAsia="微软雅黑" w:cs="微软雅黑"/>
                 <w:b w:val="0"/>
                 <w:bCs/>
                 <w:i w:val="0"/>
@@ -2713,9 +2736,9 @@
           <w:tcPr>
             <w:tcW w:w="2036" w:type="dxa"/>
             <w:tcBorders>
-              <w:top w:val="single" w:sz="4" w:space="0" w:color="auto"/>
-              <w:left w:val="single" w:sz="4" w:space="0" w:color="auto"/>
-              <w:bottom w:val="single" w:sz="12" w:space="0" w:color="auto"/>
+              <w:top w:val="single" w:color="auto" w:sz="4" w:space="0"/>
+              <w:left w:val="single" w:color="auto" w:sz="4" w:space="0"/>
+              <w:bottom w:val="single" w:color="auto" w:sz="12" w:space="0"/>
               <w:right w:val="nil"/>
             </w:tcBorders>
             <w:tcMar>
@@ -2742,12 +2765,12 @@
               <w:adjustRightInd w:val="0"/>
               <w:snapToGrid w:val="0"/>
               <w:spacing w:line="240" w:lineRule="auto"/>
-              <w:ind w:left="0" w:right="0" w:firstLine="0" w:leftChars="0" w:rightChars="0" w:firstLineChars="0"/>
+              <w:ind w:left="0" w:leftChars="0" w:right="0" w:rightChars="0" w:firstLine="0" w:firstLineChars="0"/>
               <w:jc w:val="center"/>
               <w:textAlignment w:val="baseline"/>
               <w:rPr>
-                <w:rStyle w:val="Strong"/>
-                <w:rFonts w:ascii="微软雅黑" w:eastAsia="微软雅黑" w:hAnsi="微软雅黑" w:cs="微软雅黑" w:hint="default"/>
+                <w:rStyle w:val="25"/>
+                <w:rFonts w:hint="default" w:ascii="微软雅黑" w:hAnsi="微软雅黑" w:eastAsia="微软雅黑" w:cs="微软雅黑"/>
                 <w:b w:val="0"/>
                 <w:bCs/>
                 <w:i w:val="0"/>
@@ -2769,9 +2792,9 @@
           <w:tcPr>
             <w:tcW w:w="1621" w:type="dxa"/>
             <w:tcBorders>
-              <w:top w:val="single" w:sz="4" w:space="0" w:color="auto"/>
-              <w:left w:val="single" w:sz="4" w:space="0" w:color="auto"/>
-              <w:bottom w:val="single" w:sz="12" w:space="0" w:color="auto"/>
+              <w:top w:val="single" w:color="auto" w:sz="4" w:space="0"/>
+              <w:left w:val="single" w:color="auto" w:sz="4" w:space="0"/>
+              <w:bottom w:val="single" w:color="auto" w:sz="12" w:space="0"/>
               <w:right w:val="nil"/>
             </w:tcBorders>
             <w:tcMar>
@@ -2798,12 +2821,12 @@
               <w:adjustRightInd w:val="0"/>
               <w:snapToGrid w:val="0"/>
               <w:spacing w:line="240" w:lineRule="auto"/>
-              <w:ind w:left="0" w:right="0" w:firstLine="0" w:leftChars="0" w:rightChars="0" w:firstLineChars="0"/>
+              <w:ind w:left="0" w:leftChars="0" w:right="0" w:rightChars="0" w:firstLine="0" w:firstLineChars="0"/>
               <w:jc w:val="center"/>
               <w:textAlignment w:val="baseline"/>
               <w:rPr>
-                <w:rStyle w:val="Strong"/>
-                <w:rFonts w:ascii="微软雅黑" w:eastAsia="微软雅黑" w:hAnsi="微软雅黑" w:cs="微软雅黑" w:hint="default"/>
+                <w:rStyle w:val="25"/>
+                <w:rFonts w:hint="default" w:ascii="微软雅黑" w:hAnsi="微软雅黑" w:eastAsia="微软雅黑" w:cs="微软雅黑"/>
                 <w:b w:val="0"/>
                 <w:bCs/>
                 <w:i w:val="0"/>
@@ -2825,9 +2848,9 @@
           <w:tcPr>
             <w:tcW w:w="2036" w:type="dxa"/>
             <w:tcBorders>
-              <w:top w:val="single" w:sz="4" w:space="0" w:color="auto"/>
-              <w:left w:val="single" w:sz="4" w:space="0" w:color="auto"/>
-              <w:bottom w:val="single" w:sz="12" w:space="0" w:color="auto"/>
+              <w:top w:val="single" w:color="auto" w:sz="4" w:space="0"/>
+              <w:left w:val="single" w:color="auto" w:sz="4" w:space="0"/>
+              <w:bottom w:val="single" w:color="auto" w:sz="12" w:space="0"/>
               <w:right w:val="nil"/>
             </w:tcBorders>
             <w:tcMar>
@@ -2854,12 +2877,12 @@
               <w:adjustRightInd w:val="0"/>
               <w:snapToGrid w:val="0"/>
               <w:spacing w:line="240" w:lineRule="auto"/>
-              <w:ind w:left="0" w:right="0" w:firstLine="0" w:leftChars="0" w:rightChars="0" w:firstLineChars="0"/>
+              <w:ind w:left="0" w:leftChars="0" w:right="0" w:rightChars="0" w:firstLine="0" w:firstLineChars="0"/>
               <w:jc w:val="center"/>
               <w:textAlignment w:val="baseline"/>
               <w:rPr>
-                <w:rStyle w:val="Strong"/>
-                <w:rFonts w:ascii="微软雅黑" w:eastAsia="微软雅黑" w:hAnsi="微软雅黑" w:cs="微软雅黑" w:hint="default"/>
+                <w:rStyle w:val="25"/>
+                <w:rFonts w:hint="default" w:ascii="微软雅黑" w:hAnsi="微软雅黑" w:eastAsia="微软雅黑" w:cs="微软雅黑"/>
                 <w:b w:val="0"/>
                 <w:bCs/>
                 <w:i w:val="0"/>
@@ -2881,10 +2904,10 @@
           <w:tcPr>
             <w:tcW w:w="1205" w:type="dxa"/>
             <w:tcBorders>
-              <w:top w:val="single" w:sz="4" w:space="0" w:color="auto"/>
-              <w:left w:val="single" w:sz="4" w:space="0" w:color="auto"/>
-              <w:bottom w:val="single" w:sz="12" w:space="0" w:color="auto"/>
-              <w:right w:val="single" w:sz="12" w:space="0" w:color="auto"/>
+              <w:top w:val="single" w:color="auto" w:sz="4" w:space="0"/>
+              <w:left w:val="single" w:color="auto" w:sz="4" w:space="0"/>
+              <w:bottom w:val="single" w:color="auto" w:sz="12" w:space="0"/>
+              <w:right w:val="single" w:color="auto" w:sz="12" w:space="0"/>
             </w:tcBorders>
             <w:tcMar>
               <w:top w:w="-1" w:type="dxa"/>
@@ -2910,12 +2933,12 @@
               <w:adjustRightInd w:val="0"/>
               <w:snapToGrid w:val="0"/>
               <w:spacing w:line="240" w:lineRule="auto"/>
-              <w:ind w:left="0" w:right="0" w:firstLine="0" w:leftChars="0" w:rightChars="0" w:firstLineChars="0"/>
+              <w:ind w:left="0" w:leftChars="0" w:right="0" w:rightChars="0" w:firstLine="0" w:firstLineChars="0"/>
               <w:jc w:val="center"/>
               <w:textAlignment w:val="baseline"/>
               <w:rPr>
-                <w:rStyle w:val="Strong"/>
-                <w:rFonts w:ascii="微软雅黑" w:eastAsia="微软雅黑" w:hAnsi="微软雅黑" w:cs="微软雅黑" w:hint="default"/>
+                <w:rStyle w:val="25"/>
+                <w:rFonts w:hint="default" w:ascii="微软雅黑" w:hAnsi="微软雅黑" w:eastAsia="微软雅黑" w:cs="微软雅黑"/>
                 <w:b w:val="0"/>
                 <w:bCs/>
                 <w:i w:val="0"/>
@@ -2954,8 +2977,8 @@
       </w:pPr>
       <w:r>
         <w:rPr>
-          <w:rStyle w:val="Strong"/>
-          <w:rFonts w:ascii="微软雅黑" w:eastAsia="微软雅黑" w:hAnsi="微软雅黑" w:cs="微软雅黑" w:hint="default"/>
+          <w:rStyle w:val="25"/>
+          <w:rFonts w:hint="default" w:ascii="微软雅黑" w:hAnsi="微软雅黑" w:eastAsia="微软雅黑" w:cs="微软雅黑"/>
           <w:b w:val="0"/>
           <w:bCs/>
           <w:i w:val="0"/>
@@ -2975,7 +2998,7 @@
     <w:sdt>
       <w:sdtPr>
         <w:rPr>
-          <w:rFonts w:ascii="宋体" w:eastAsia="宋体" w:hAnsi="宋体" w:cs="Arial"/>
+          <w:rFonts w:ascii="宋体" w:hAnsi="宋体" w:eastAsia="宋体" w:cs="Arial"/>
           <w:snapToGrid w:val="0"/>
           <w:color w:val="000000"/>
           <w:kern w:val="0"/>
@@ -2991,7 +3014,7 @@
       </w:sdtPr>
       <w:sdtEndPr>
         <w:rPr>
-          <w:rFonts w:ascii="宋体" w:eastAsia="宋体" w:hAnsi="宋体" w:cs="Arial"/>
+          <w:rFonts w:ascii="宋体" w:hAnsi="宋体" w:eastAsia="宋体" w:cs="Arial"/>
           <w:snapToGrid w:val="0"/>
           <w:color w:val="000000"/>
           <w:kern w:val="0"/>
@@ -3017,13 +3040,13 @@
             <w:adjustRightInd w:val="0"/>
             <w:snapToGrid w:val="0"/>
             <w:spacing w:before="0" w:beforeLines="0" w:after="0" w:afterLines="0" w:line="240" w:lineRule="auto"/>
-            <w:ind w:left="0" w:right="0" w:firstLine="0" w:leftChars="0" w:rightChars="0" w:firstLineChars="0"/>
+            <w:ind w:left="0" w:leftChars="0" w:right="0" w:rightChars="0" w:firstLine="0" w:firstLineChars="0"/>
             <w:jc w:val="center"/>
             <w:textAlignment w:val="baseline"/>
           </w:pPr>
           <w:r>
             <w:rPr>
-              <w:rFonts w:ascii="宋体" w:eastAsia="宋体" w:hAnsi="宋体"/>
+              <w:rFonts w:ascii="宋体" w:hAnsi="宋体" w:eastAsia="宋体"/>
               <w:sz w:val="21"/>
             </w:rPr>
             <w:t>目录</w:t>
@@ -3031,7 +3054,7 @@
         </w:p>
         <w:p>
           <w:pPr>
-            <w:pStyle w:val="TOC1"/>
+            <w:pStyle w:val="16"/>
             <w:tabs>
               <w:tab w:val="right" w:leader="dot" w:pos="8306"/>
             </w:tabs>
@@ -3087,7 +3110,7 @@
         </w:p>
         <w:p>
           <w:pPr>
-            <w:pStyle w:val="TOC2"/>
+            <w:pStyle w:val="18"/>
             <w:tabs>
               <w:tab w:val="right" w:leader="dot" w:pos="8306"/>
             </w:tabs>
@@ -3134,7 +3157,7 @@
         </w:p>
         <w:p>
           <w:pPr>
-            <w:pStyle w:val="TOC2"/>
+            <w:pStyle w:val="18"/>
             <w:tabs>
               <w:tab w:val="right" w:leader="dot" w:pos="8306"/>
             </w:tabs>
@@ -3185,7 +3208,7 @@
         </w:p>
         <w:p>
           <w:pPr>
-            <w:pStyle w:val="TOC2"/>
+            <w:pStyle w:val="18"/>
             <w:tabs>
               <w:tab w:val="right" w:leader="dot" w:pos="8306"/>
             </w:tabs>
@@ -3232,7 +3255,7 @@
         </w:p>
         <w:p>
           <w:pPr>
-            <w:pStyle w:val="TOC1"/>
+            <w:pStyle w:val="16"/>
             <w:tabs>
               <w:tab w:val="right" w:leader="dot" w:pos="8306"/>
             </w:tabs>
@@ -3277,7 +3300,7 @@
         </w:p>
         <w:p>
           <w:pPr>
-            <w:pStyle w:val="TOC1"/>
+            <w:pStyle w:val="16"/>
             <w:tabs>
               <w:tab w:val="right" w:leader="dot" w:pos="8306"/>
             </w:tabs>
@@ -3322,7 +3345,7 @@
         </w:p>
         <w:p>
           <w:pPr>
-            <w:pStyle w:val="TOC2"/>
+            <w:pStyle w:val="18"/>
             <w:tabs>
               <w:tab w:val="right" w:leader="dot" w:pos="8306"/>
             </w:tabs>
@@ -3367,7 +3390,7 @@
         </w:p>
         <w:p>
           <w:pPr>
-            <w:pStyle w:val="TOC2"/>
+            <w:pStyle w:val="18"/>
             <w:tabs>
               <w:tab w:val="right" w:leader="dot" w:pos="8306"/>
             </w:tabs>
@@ -3412,7 +3435,7 @@
         </w:p>
         <w:p>
           <w:pPr>
-            <w:pStyle w:val="TOC2"/>
+            <w:pStyle w:val="18"/>
             <w:tabs>
               <w:tab w:val="right" w:leader="dot" w:pos="8306"/>
             </w:tabs>
@@ -3457,7 +3480,7 @@
         </w:p>
         <w:p>
           <w:pPr>
-            <w:pStyle w:val="TOC2"/>
+            <w:pStyle w:val="18"/>
             <w:tabs>
               <w:tab w:val="right" w:leader="dot" w:pos="8306"/>
             </w:tabs>
@@ -3502,7 +3525,7 @@
         </w:p>
         <w:p>
           <w:pPr>
-            <w:pStyle w:val="TOC2"/>
+            <w:pStyle w:val="18"/>
             <w:tabs>
               <w:tab w:val="right" w:leader="dot" w:pos="8306"/>
             </w:tabs>
@@ -3547,7 +3570,7 @@
         </w:p>
         <w:p>
           <w:pPr>
-            <w:pStyle w:val="TOC2"/>
+            <w:pStyle w:val="18"/>
             <w:tabs>
               <w:tab w:val="right" w:leader="dot" w:pos="8306"/>
             </w:tabs>
@@ -3592,7 +3615,7 @@
         </w:p>
         <w:p>
           <w:pPr>
-            <w:pStyle w:val="TOC1"/>
+            <w:pStyle w:val="16"/>
             <w:tabs>
               <w:tab w:val="right" w:leader="dot" w:pos="8306"/>
             </w:tabs>
@@ -3637,7 +3660,7 @@
         </w:p>
         <w:p>
           <w:pPr>
-            <w:pStyle w:val="TOC2"/>
+            <w:pStyle w:val="18"/>
             <w:tabs>
               <w:tab w:val="right" w:leader="dot" w:pos="8306"/>
             </w:tabs>
@@ -3653,7 +3676,7 @@
           </w:r>
           <w:r>
             <w:rPr>
-              <w:rFonts w:ascii="Segoe UI" w:eastAsia="Segoe UI" w:hAnsi="Segoe UI" w:cs="Segoe UI" w:hint="default"/>
+              <w:rFonts w:hint="default" w:ascii="Segoe UI" w:hAnsi="Segoe UI" w:eastAsia="Segoe UI" w:cs="Segoe UI"/>
               <w:i w:val="0"/>
               <w:iCs w:val="0"/>
               <w:caps w:val="0"/>
@@ -3688,7 +3711,7 @@
         </w:p>
         <w:p>
           <w:pPr>
-            <w:pStyle w:val="TOC2"/>
+            <w:pStyle w:val="18"/>
             <w:tabs>
               <w:tab w:val="right" w:leader="dot" w:pos="8306"/>
             </w:tabs>
@@ -3704,7 +3727,7 @@
           </w:r>
           <w:r>
             <w:rPr>
-              <w:rFonts w:ascii="Segoe UI" w:eastAsia="Segoe UI" w:hAnsi="Segoe UI" w:cs="Segoe UI" w:hint="default"/>
+              <w:rFonts w:hint="default" w:ascii="Segoe UI" w:hAnsi="Segoe UI" w:eastAsia="Segoe UI" w:cs="Segoe UI"/>
               <w:i w:val="0"/>
               <w:iCs w:val="0"/>
               <w:caps w:val="0"/>
@@ -3739,7 +3762,7 @@
         </w:p>
         <w:p>
           <w:pPr>
-            <w:pStyle w:val="TOC2"/>
+            <w:pStyle w:val="18"/>
             <w:tabs>
               <w:tab w:val="right" w:leader="dot" w:pos="8306"/>
             </w:tabs>
@@ -3755,7 +3778,7 @@
           </w:r>
           <w:r>
             <w:rPr>
-              <w:rFonts w:ascii="Segoe UI" w:eastAsia="Segoe UI" w:hAnsi="Segoe UI" w:cs="Segoe UI" w:hint="default"/>
+              <w:rFonts w:hint="default" w:ascii="Segoe UI" w:hAnsi="Segoe UI" w:eastAsia="Segoe UI" w:cs="Segoe UI"/>
               <w:i w:val="0"/>
               <w:iCs w:val="0"/>
               <w:caps w:val="0"/>
@@ -3790,7 +3813,7 @@
         </w:p>
         <w:p>
           <w:pPr>
-            <w:pStyle w:val="TOC1"/>
+            <w:pStyle w:val="16"/>
             <w:tabs>
               <w:tab w:val="right" w:leader="dot" w:pos="8306"/>
             </w:tabs>
@@ -3835,7 +3858,7 @@
         </w:p>
         <w:p>
           <w:pPr>
-            <w:pStyle w:val="TOC1"/>
+            <w:pStyle w:val="16"/>
             <w:tabs>
               <w:tab w:val="right" w:leader="dot" w:pos="8306"/>
             </w:tabs>
@@ -3880,7 +3903,7 @@
         </w:p>
         <w:p>
           <w:pPr>
-            <w:pStyle w:val="TOC1"/>
+            <w:pStyle w:val="16"/>
             <w:tabs>
               <w:tab w:val="right" w:leader="dot" w:pos="8306"/>
             </w:tabs>
@@ -3925,7 +3948,7 @@
         </w:p>
         <w:p>
           <w:pPr>
-            <w:pStyle w:val="TOC2"/>
+            <w:pStyle w:val="18"/>
             <w:tabs>
               <w:tab w:val="right" w:leader="dot" w:pos="8306"/>
             </w:tabs>
@@ -3970,7 +3993,7 @@
         </w:p>
         <w:p>
           <w:pPr>
-            <w:pStyle w:val="TOC2"/>
+            <w:pStyle w:val="18"/>
             <w:tabs>
               <w:tab w:val="right" w:leader="dot" w:pos="8306"/>
             </w:tabs>
@@ -4015,7 +4038,7 @@
         </w:p>
         <w:p>
           <w:pPr>
-            <w:pStyle w:val="TOC2"/>
+            <w:pStyle w:val="18"/>
             <w:tabs>
               <w:tab w:val="right" w:leader="dot" w:pos="8306"/>
             </w:tabs>
@@ -4060,7 +4083,7 @@
         </w:p>
         <w:p>
           <w:pPr>
-            <w:pStyle w:val="TOC2"/>
+            <w:pStyle w:val="18"/>
             <w:tabs>
               <w:tab w:val="right" w:leader="dot" w:pos="8306"/>
             </w:tabs>
@@ -4144,7 +4167,7 @@
         <w:jc w:val="center"/>
         <w:textAlignment w:val="baseline"/>
         <w:rPr>
-          <w:rFonts w:eastAsia="宋体" w:hint="eastAsia"/>
+          <w:rFonts w:hint="eastAsia" w:eastAsia="宋体"/>
           <w:lang w:val="en-US" w:eastAsia="zh-CN"/>
         </w:rPr>
       </w:pPr>
@@ -4158,7 +4181,7 @@
     </w:p>
     <w:p>
       <w:pPr>
-        <w:pStyle w:val="TableofFigures"/>
+        <w:pStyle w:val="17"/>
         <w:tabs>
           <w:tab w:val="right" w:leader="dot" w:pos="8306"/>
         </w:tabs>
@@ -4167,7 +4190,7 @@
         <w:fldChar w:fldCharType="begin"/>
       </w:r>
       <w:r>
-        <w:instrText>TOC \h \c "表"</w:instrText>
+        <w:instrText xml:space="preserve">TOC \h \c "表"</w:instrText>
       </w:r>
       <w:r>
         <w:fldChar w:fldCharType="separate"/>
@@ -4236,7 +4259,7 @@
     </w:p>
     <w:p>
       <w:pPr>
-        <w:pStyle w:val="TableofFigures"/>
+        <w:pStyle w:val="17"/>
         <w:tabs>
           <w:tab w:val="right" w:leader="dot" w:pos="8306"/>
         </w:tabs>
@@ -4305,7 +4328,7 @@
     </w:p>
     <w:p>
       <w:pPr>
-        <w:pStyle w:val="TableofFigures"/>
+        <w:pStyle w:val="17"/>
         <w:tabs>
           <w:tab w:val="right" w:leader="dot" w:pos="8306"/>
         </w:tabs>
@@ -4424,11 +4447,11 @@
     </w:p>
     <w:p>
       <w:pPr>
-        <w:pStyle w:val="1"/>
+        <w:pStyle w:val="31"/>
         <w:bidi w:val="0"/>
       </w:pPr>
-      <w:bookmarkStart w:id="1" w:name="_Toc19908"/>
-      <w:bookmarkStart w:id="2" w:name="heading_2"/>
+      <w:bookmarkStart w:id="1" w:name="heading_2"/>
+      <w:bookmarkStart w:id="2" w:name="_Toc19908"/>
       <w:r>
         <w:t>计划概述</w:t>
       </w:r>
@@ -4437,11 +4460,11 @@
     </w:p>
     <w:p>
       <w:pPr>
-        <w:pStyle w:val="2"/>
+        <w:pStyle w:val="33"/>
         <w:bidi w:val="0"/>
       </w:pPr>
-      <w:bookmarkStart w:id="3" w:name="heading_3"/>
-      <w:bookmarkStart w:id="4" w:name="_Toc9050"/>
+      <w:bookmarkStart w:id="3" w:name="_Toc9050"/>
+      <w:bookmarkStart w:id="4" w:name="heading_3"/>
       <w:r>
         <w:t>计划基本信息</w:t>
       </w:r>
@@ -4450,7 +4473,7 @@
     </w:p>
     <w:p>
       <w:pPr>
-        <w:pStyle w:val="a2"/>
+        <w:pStyle w:val="32"/>
         <w:keepNext w:val="0"/>
         <w:keepLines w:val="0"/>
         <w:pageBreakBefore w:val="0"/>
@@ -4500,7 +4523,7 @@
           <w:rFonts w:hint="eastAsia"/>
           <w:lang w:val="en-US" w:eastAsia="zh-CN"/>
         </w:rPr>
-        <w:instrText>"柴_标题1"\n</w:instrText>
+        <w:instrText xml:space="preserve">"柴_标题1"\n</w:instrText>
       </w:r>
       <w:r>
         <w:instrText xml:space="preserve"> \s</w:instrText>
@@ -4517,7 +4540,7 @@
           <w:rFonts w:hint="eastAsia"/>
           <w:lang w:val="en-US" w:eastAsia="zh-CN"/>
         </w:rPr>
-        <w:instrText>* Charformat</w:instrText>
+        <w:instrText xml:space="preserve">* Charformat</w:instrText>
       </w:r>
       <w:r>
         <w:rPr>
@@ -4598,17 +4621,18 @@
     </w:p>
     <w:tbl>
       <w:tblPr>
-        <w:tblStyle w:val="TableNormal"/>
+        <w:tblStyle w:val="22"/>
         <w:tblW w:w="8280" w:type="dxa"/>
         <w:jc w:val="center"/>
         <w:tblBorders>
-          <w:top w:val="nil"/>
-          <w:left w:val="nil"/>
-          <w:bottom w:val="nil"/>
-          <w:right w:val="nil"/>
-          <w:insideH w:val="nil"/>
-          <w:insideV w:val="nil"/>
+          <w:top w:val="none" w:color="auto" w:sz="0" w:space="0"/>
+          <w:left w:val="none" w:color="auto" w:sz="0" w:space="0"/>
+          <w:bottom w:val="none" w:color="auto" w:sz="0" w:space="0"/>
+          <w:right w:val="none" w:color="auto" w:sz="0" w:space="0"/>
+          <w:insideH w:val="none" w:color="auto" w:sz="0" w:space="0"/>
+          <w:insideV w:val="none" w:color="auto" w:sz="0" w:space="0"/>
         </w:tblBorders>
+        <w:tblLayout w:type="autofit"/>
         <w:tblCellMar>
           <w:top w:w="0" w:type="dxa"/>
           <w:left w:w="10" w:type="dxa"/>
@@ -4622,15 +4646,13 @@
       </w:tblGrid>
       <w:tr>
         <w:tblPrEx>
-          <w:tblW w:w="8280" w:type="dxa"/>
-          <w:jc w:val="center"/>
           <w:tblBorders>
-            <w:top w:val="nil"/>
-            <w:left w:val="nil"/>
-            <w:bottom w:val="nil"/>
-            <w:right w:val="nil"/>
-            <w:insideH w:val="nil"/>
-            <w:insideV w:val="nil"/>
+            <w:top w:val="none" w:color="auto" w:sz="0" w:space="0"/>
+            <w:left w:val="none" w:color="auto" w:sz="0" w:space="0"/>
+            <w:bottom w:val="none" w:color="auto" w:sz="0" w:space="0"/>
+            <w:right w:val="none" w:color="auto" w:sz="0" w:space="0"/>
+            <w:insideH w:val="none" w:color="auto" w:sz="0" w:space="0"/>
+            <w:insideV w:val="none" w:color="auto" w:sz="0" w:space="0"/>
           </w:tblBorders>
           <w:tblCellMar>
             <w:top w:w="0" w:type="dxa"/>
@@ -4640,7 +4662,7 @@
           </w:tblCellMar>
         </w:tblPrEx>
         <w:trPr>
-          <w:trHeight w:val="0"/>
+          <w:trHeight w:val="0" w:hRule="atLeast"/>
           <w:tblHeader/>
           <w:jc w:val="center"/>
         </w:trPr>
@@ -4648,8 +4670,8 @@
           <w:tcPr>
             <w:tcW w:w="2898" w:type="dxa"/>
             <w:tcBorders>
-              <w:top w:val="single" w:sz="12" w:space="0" w:color="auto"/>
-              <w:left w:val="single" w:sz="12" w:space="0" w:color="auto"/>
+              <w:top w:val="single" w:color="auto" w:sz="12" w:space="0"/>
+              <w:left w:val="single" w:color="auto" w:sz="12" w:space="0"/>
               <w:bottom w:val="nil"/>
               <w:right w:val="nil"/>
             </w:tcBorders>
@@ -4669,7 +4691,7 @@
             </w:pPr>
             <w:r>
               <w:rPr>
-                <w:rFonts w:ascii="Arial" w:eastAsia="等线" w:hAnsi="Arial" w:cs="Arial"/>
+                <w:rFonts w:ascii="Arial" w:hAnsi="Arial" w:eastAsia="等线" w:cs="Arial"/>
                 <w:sz w:val="22"/>
               </w:rPr>
               <w:t>项目</w:t>
@@ -4680,10 +4702,10 @@
           <w:tcPr>
             <w:tcW w:w="5382" w:type="dxa"/>
             <w:tcBorders>
-              <w:top w:val="single" w:sz="12" w:space="0" w:color="auto"/>
-              <w:left w:val="single" w:sz="4" w:space="0" w:color="auto"/>
+              <w:top w:val="single" w:color="auto" w:sz="12" w:space="0"/>
+              <w:left w:val="single" w:color="auto" w:sz="4" w:space="0"/>
               <w:bottom w:val="nil"/>
-              <w:right w:val="single" w:sz="12" w:space="0" w:color="auto"/>
+              <w:right w:val="single" w:color="auto" w:sz="12" w:space="0"/>
             </w:tcBorders>
             <w:tcMar>
               <w:top w:w="60" w:type="dxa"/>
@@ -4701,7 +4723,7 @@
             </w:pPr>
             <w:r>
               <w:rPr>
-                <w:rFonts w:ascii="Arial" w:eastAsia="等线" w:hAnsi="Arial" w:cs="Arial"/>
+                <w:rFonts w:ascii="Arial" w:hAnsi="Arial" w:eastAsia="等线" w:cs="Arial"/>
                 <w:sz w:val="22"/>
               </w:rPr>
               <w:t>内容</w:t>
@@ -4711,8 +4733,14 @@
       </w:tr>
       <w:tr>
         <w:tblPrEx>
-          <w:tblW w:w="8280" w:type="dxa"/>
-          <w:jc w:val="center"/>
+          <w:tblBorders>
+            <w:top w:val="none" w:color="auto" w:sz="0" w:space="0"/>
+            <w:left w:val="none" w:color="auto" w:sz="0" w:space="0"/>
+            <w:bottom w:val="none" w:color="auto" w:sz="0" w:space="0"/>
+            <w:right w:val="none" w:color="auto" w:sz="0" w:space="0"/>
+            <w:insideH w:val="none" w:color="auto" w:sz="0" w:space="0"/>
+            <w:insideV w:val="none" w:color="auto" w:sz="0" w:space="0"/>
+          </w:tblBorders>
           <w:tblCellMar>
             <w:top w:w="0" w:type="dxa"/>
             <w:left w:w="10" w:type="dxa"/>
@@ -4721,7 +4749,7 @@
           </w:tblCellMar>
         </w:tblPrEx>
         <w:trPr>
-          <w:trHeight w:val="0"/>
+          <w:trHeight w:val="0" w:hRule="atLeast"/>
           <w:tblHeader/>
           <w:jc w:val="center"/>
         </w:trPr>
@@ -4729,8 +4757,8 @@
           <w:tcPr>
             <w:tcW w:w="2898" w:type="dxa"/>
             <w:tcBorders>
-              <w:top w:val="single" w:sz="4" w:space="0" w:color="auto"/>
-              <w:left w:val="single" w:sz="12" w:space="0" w:color="auto"/>
+              <w:top w:val="single" w:color="auto" w:sz="4" w:space="0"/>
+              <w:left w:val="single" w:color="auto" w:sz="12" w:space="0"/>
               <w:bottom w:val="nil"/>
               <w:right w:val="nil"/>
             </w:tcBorders>
@@ -4750,7 +4778,7 @@
             </w:pPr>
             <w:r>
               <w:rPr>
-                <w:rFonts w:ascii="Arial" w:eastAsia="等线" w:hAnsi="Arial" w:cs="Arial"/>
+                <w:rFonts w:ascii="Arial" w:hAnsi="Arial" w:eastAsia="等线" w:cs="Arial"/>
                 <w:b/>
                 <w:sz w:val="22"/>
               </w:rPr>
@@ -4762,10 +4790,10 @@
           <w:tcPr>
             <w:tcW w:w="5382" w:type="dxa"/>
             <w:tcBorders>
-              <w:top w:val="single" w:sz="4" w:space="0" w:color="auto"/>
-              <w:left w:val="single" w:sz="4" w:space="0" w:color="auto"/>
+              <w:top w:val="single" w:color="auto" w:sz="4" w:space="0"/>
+              <w:left w:val="single" w:color="auto" w:sz="4" w:space="0"/>
               <w:bottom w:val="nil"/>
-              <w:right w:val="single" w:sz="12" w:space="0" w:color="auto"/>
+              <w:right w:val="single" w:color="auto" w:sz="12" w:space="0"/>
             </w:tcBorders>
             <w:tcMar>
               <w:top w:w="60" w:type="dxa"/>
@@ -4783,7 +4811,7 @@
             </w:pPr>
             <w:r>
               <w:rPr>
-                <w:rFonts w:ascii="Arial" w:eastAsia="等线" w:hAnsi="Arial" w:cs="Arial"/>
+                <w:rFonts w:ascii="Arial" w:hAnsi="Arial" w:eastAsia="等线" w:cs="Arial"/>
                 <w:sz w:val="22"/>
               </w:rPr>
               <w:t>2025年国电电力湖南新能源系统运维项目</w:t>
@@ -4793,8 +4821,14 @@
       </w:tr>
       <w:tr>
         <w:tblPrEx>
-          <w:tblW w:w="8280" w:type="dxa"/>
-          <w:jc w:val="center"/>
+          <w:tblBorders>
+            <w:top w:val="none" w:color="auto" w:sz="0" w:space="0"/>
+            <w:left w:val="none" w:color="auto" w:sz="0" w:space="0"/>
+            <w:bottom w:val="none" w:color="auto" w:sz="0" w:space="0"/>
+            <w:right w:val="none" w:color="auto" w:sz="0" w:space="0"/>
+            <w:insideH w:val="none" w:color="auto" w:sz="0" w:space="0"/>
+            <w:insideV w:val="none" w:color="auto" w:sz="0" w:space="0"/>
+          </w:tblBorders>
           <w:tblCellMar>
             <w:top w:w="0" w:type="dxa"/>
             <w:left w:w="10" w:type="dxa"/>
@@ -4803,7 +4837,7 @@
           </w:tblCellMar>
         </w:tblPrEx>
         <w:trPr>
-          <w:trHeight w:val="0"/>
+          <w:trHeight w:val="0" w:hRule="atLeast"/>
           <w:tblHeader/>
           <w:jc w:val="center"/>
         </w:trPr>
@@ -4811,8 +4845,8 @@
           <w:tcPr>
             <w:tcW w:w="2898" w:type="dxa"/>
             <w:tcBorders>
-              <w:top w:val="single" w:sz="4" w:space="0" w:color="auto"/>
-              <w:left w:val="single" w:sz="12" w:space="0" w:color="auto"/>
+              <w:top w:val="single" w:color="auto" w:sz="4" w:space="0"/>
+              <w:left w:val="single" w:color="auto" w:sz="12" w:space="0"/>
               <w:bottom w:val="nil"/>
               <w:right w:val="nil"/>
             </w:tcBorders>
@@ -4832,7 +4866,7 @@
             </w:pPr>
             <w:r>
               <w:rPr>
-                <w:rFonts w:ascii="Arial" w:eastAsia="等线" w:hAnsi="Arial" w:cs="Arial"/>
+                <w:rFonts w:ascii="Arial" w:hAnsi="Arial" w:eastAsia="等线" w:cs="Arial"/>
                 <w:b/>
                 <w:sz w:val="22"/>
               </w:rPr>
@@ -4844,10 +4878,10 @@
           <w:tcPr>
             <w:tcW w:w="5382" w:type="dxa"/>
             <w:tcBorders>
-              <w:top w:val="single" w:sz="4" w:space="0" w:color="auto"/>
-              <w:left w:val="single" w:sz="4" w:space="0" w:color="auto"/>
+              <w:top w:val="single" w:color="auto" w:sz="4" w:space="0"/>
+              <w:left w:val="single" w:color="auto" w:sz="4" w:space="0"/>
               <w:bottom w:val="nil"/>
-              <w:right w:val="single" w:sz="12" w:space="0" w:color="auto"/>
+              <w:right w:val="single" w:color="auto" w:sz="12" w:space="0"/>
             </w:tcBorders>
             <w:tcMar>
               <w:top w:w="60" w:type="dxa"/>
@@ -4863,13 +4897,13 @@
               <w:ind w:left="0"/>
               <w:jc w:val="left"/>
               <w:rPr>
-                <w:rFonts w:eastAsia="宋体" w:hint="default"/>
+                <w:rFonts w:hint="default" w:eastAsia="宋体"/>
                 <w:lang w:val="en-US" w:eastAsia="zh-CN"/>
               </w:rPr>
             </w:pPr>
             <w:r>
               <w:rPr>
-                <w:rFonts w:eastAsia="等线" w:cs="Arial" w:hint="eastAsia"/>
+                <w:rFonts w:hint="eastAsia" w:eastAsia="等线" w:cs="Arial"/>
                 <w:sz w:val="22"/>
                 <w:lang w:val="en-US" w:eastAsia="zh-CN"/>
               </w:rPr>
@@ -4880,8 +4914,14 @@
       </w:tr>
       <w:tr>
         <w:tblPrEx>
-          <w:tblW w:w="8280" w:type="dxa"/>
-          <w:jc w:val="center"/>
+          <w:tblBorders>
+            <w:top w:val="none" w:color="auto" w:sz="0" w:space="0"/>
+            <w:left w:val="none" w:color="auto" w:sz="0" w:space="0"/>
+            <w:bottom w:val="none" w:color="auto" w:sz="0" w:space="0"/>
+            <w:right w:val="none" w:color="auto" w:sz="0" w:space="0"/>
+            <w:insideH w:val="none" w:color="auto" w:sz="0" w:space="0"/>
+            <w:insideV w:val="none" w:color="auto" w:sz="0" w:space="0"/>
+          </w:tblBorders>
           <w:tblCellMar>
             <w:top w:w="0" w:type="dxa"/>
             <w:left w:w="10" w:type="dxa"/>
@@ -4890,7 +4930,7 @@
           </w:tblCellMar>
         </w:tblPrEx>
         <w:trPr>
-          <w:trHeight w:val="0"/>
+          <w:trHeight w:val="0" w:hRule="atLeast"/>
           <w:tblHeader/>
           <w:jc w:val="center"/>
         </w:trPr>
@@ -4898,8 +4938,8 @@
           <w:tcPr>
             <w:tcW w:w="2898" w:type="dxa"/>
             <w:tcBorders>
-              <w:top w:val="single" w:sz="4" w:space="0" w:color="auto"/>
-              <w:left w:val="single" w:sz="12" w:space="0" w:color="auto"/>
+              <w:top w:val="single" w:color="auto" w:sz="4" w:space="0"/>
+              <w:left w:val="single" w:color="auto" w:sz="12" w:space="0"/>
               <w:bottom w:val="nil"/>
               <w:right w:val="nil"/>
             </w:tcBorders>
@@ -4919,7 +4959,7 @@
             </w:pPr>
             <w:r>
               <w:rPr>
-                <w:rFonts w:ascii="Arial" w:eastAsia="等线" w:hAnsi="Arial" w:cs="Arial"/>
+                <w:rFonts w:ascii="Arial" w:hAnsi="Arial" w:eastAsia="等线" w:cs="Arial"/>
                 <w:b/>
                 <w:sz w:val="22"/>
               </w:rPr>
@@ -4931,10 +4971,10 @@
           <w:tcPr>
             <w:tcW w:w="5382" w:type="dxa"/>
             <w:tcBorders>
-              <w:top w:val="single" w:sz="4" w:space="0" w:color="auto"/>
-              <w:left w:val="single" w:sz="4" w:space="0" w:color="auto"/>
+              <w:top w:val="single" w:color="auto" w:sz="4" w:space="0"/>
+              <w:left w:val="single" w:color="auto" w:sz="4" w:space="0"/>
               <w:bottom w:val="nil"/>
-              <w:right w:val="single" w:sz="12" w:space="0" w:color="auto"/>
+              <w:right w:val="single" w:color="auto" w:sz="12" w:space="0"/>
             </w:tcBorders>
             <w:tcMar>
               <w:top w:w="60" w:type="dxa"/>
@@ -4952,7 +4992,7 @@
             </w:pPr>
             <w:r>
               <w:rPr>
-                <w:rFonts w:ascii="Arial" w:eastAsia="等线" w:hAnsi="Arial" w:cs="Arial"/>
+                <w:rFonts w:ascii="Arial" w:hAnsi="Arial" w:eastAsia="等线" w:cs="Arial"/>
                 <w:sz w:val="22"/>
               </w:rPr>
               <w:t>合同生效后第1周</w:t>
@@ -4962,8 +5002,14 @@
       </w:tr>
       <w:tr>
         <w:tblPrEx>
-          <w:tblW w:w="8280" w:type="dxa"/>
-          <w:jc w:val="center"/>
+          <w:tblBorders>
+            <w:top w:val="none" w:color="auto" w:sz="0" w:space="0"/>
+            <w:left w:val="none" w:color="auto" w:sz="0" w:space="0"/>
+            <w:bottom w:val="none" w:color="auto" w:sz="0" w:space="0"/>
+            <w:right w:val="none" w:color="auto" w:sz="0" w:space="0"/>
+            <w:insideH w:val="none" w:color="auto" w:sz="0" w:space="0"/>
+            <w:insideV w:val="none" w:color="auto" w:sz="0" w:space="0"/>
+          </w:tblBorders>
           <w:tblCellMar>
             <w:top w:w="0" w:type="dxa"/>
             <w:left w:w="10" w:type="dxa"/>
@@ -4972,7 +5018,7 @@
           </w:tblCellMar>
         </w:tblPrEx>
         <w:trPr>
-          <w:trHeight w:val="0"/>
+          <w:trHeight w:val="0" w:hRule="atLeast"/>
           <w:tblHeader/>
           <w:jc w:val="center"/>
         </w:trPr>
@@ -4980,9 +5026,9 @@
           <w:tcPr>
             <w:tcW w:w="2898" w:type="dxa"/>
             <w:tcBorders>
-              <w:top w:val="single" w:sz="4" w:space="0" w:color="auto"/>
-              <w:left w:val="single" w:sz="12" w:space="0" w:color="auto"/>
-              <w:bottom w:val="single" w:sz="12" w:space="0" w:color="auto"/>
+              <w:top w:val="single" w:color="auto" w:sz="4" w:space="0"/>
+              <w:left w:val="single" w:color="auto" w:sz="12" w:space="0"/>
+              <w:bottom w:val="single" w:color="auto" w:sz="12" w:space="0"/>
               <w:right w:val="nil"/>
             </w:tcBorders>
             <w:tcMar>
@@ -5001,7 +5047,7 @@
             </w:pPr>
             <w:r>
               <w:rPr>
-                <w:rFonts w:ascii="Arial" w:eastAsia="等线" w:hAnsi="Arial" w:cs="Arial"/>
+                <w:rFonts w:ascii="Arial" w:hAnsi="Arial" w:eastAsia="等线" w:cs="Arial"/>
                 <w:b/>
                 <w:sz w:val="22"/>
               </w:rPr>
@@ -5013,10 +5059,10 @@
           <w:tcPr>
             <w:tcW w:w="5382" w:type="dxa"/>
             <w:tcBorders>
-              <w:top w:val="single" w:sz="4" w:space="0" w:color="auto"/>
-              <w:left w:val="single" w:sz="4" w:space="0" w:color="auto"/>
-              <w:bottom w:val="single" w:sz="12" w:space="0" w:color="auto"/>
-              <w:right w:val="single" w:sz="12" w:space="0" w:color="auto"/>
+              <w:top w:val="single" w:color="auto" w:sz="4" w:space="0"/>
+              <w:left w:val="single" w:color="auto" w:sz="4" w:space="0"/>
+              <w:bottom w:val="single" w:color="auto" w:sz="12" w:space="0"/>
+              <w:right w:val="single" w:color="auto" w:sz="12" w:space="0"/>
             </w:tcBorders>
             <w:tcMar>
               <w:top w:w="60" w:type="dxa"/>
@@ -5034,7 +5080,7 @@
             </w:pPr>
             <w:r>
               <w:rPr>
-                <w:rFonts w:ascii="Arial" w:eastAsia="等线" w:hAnsi="Arial" w:cs="Arial"/>
+                <w:rFonts w:ascii="Arial" w:hAnsi="Arial" w:eastAsia="等线" w:cs="Arial"/>
                 <w:sz w:val="22"/>
               </w:rPr>
               <w:t>运维项目经理</w:t>
@@ -5045,7 +5091,7 @@
     </w:tbl>
     <w:p>
       <w:pPr>
-        <w:pStyle w:val="2"/>
+        <w:pStyle w:val="33"/>
         <w:bidi w:val="0"/>
       </w:pPr>
       <w:bookmarkStart w:id="8" w:name="_Toc12553"/>
@@ -5055,22 +5101,13 @@
           <w:rFonts w:hint="eastAsia"/>
           <w:lang w:val="en-US" w:eastAsia="zh-CN"/>
         </w:rPr>
-        <w:t>年度</w:t>
-      </w:r>
-      <w:bookmarkStart w:id="10" w:name="_GoBack"/>
-      <w:bookmarkEnd w:id="10"/>
-      <w:r>
-        <w:rPr>
-          <w:rFonts w:hint="eastAsia"/>
-          <w:lang w:val="en-US" w:eastAsia="zh-CN"/>
-        </w:rPr>
-        <w:t>工作目标</w:t>
+        <w:t>年度工作目标</w:t>
       </w:r>
       <w:bookmarkEnd w:id="8"/>
     </w:p>
     <w:p>
       <w:pPr>
-        <w:pStyle w:val="a2"/>
+        <w:pStyle w:val="32"/>
         <w:rPr>
           <w:rFonts w:hint="eastAsia"/>
         </w:rPr>
@@ -5084,7 +5121,7 @@
     </w:p>
     <w:p>
       <w:pPr>
-        <w:pStyle w:val="a2"/>
+        <w:pStyle w:val="32"/>
         <w:rPr>
           <w:rFonts w:hint="eastAsia"/>
         </w:rPr>
@@ -5098,7 +5135,7 @@
     </w:p>
     <w:p>
       <w:pPr>
-        <w:pStyle w:val="a2"/>
+        <w:pStyle w:val="32"/>
         <w:rPr>
           <w:rFonts w:hint="eastAsia"/>
         </w:rPr>
@@ -5112,7 +5149,7 @@
     </w:p>
     <w:p>
       <w:pPr>
-        <w:pStyle w:val="a2"/>
+        <w:pStyle w:val="32"/>
       </w:pPr>
       <w:r>
         <w:rPr>
@@ -5123,25 +5160,25 @@
     </w:p>
     <w:p>
       <w:pPr>
-        <w:pStyle w:val="2"/>
+        <w:pStyle w:val="33"/>
         <w:bidi w:val="0"/>
       </w:pPr>
-      <w:bookmarkStart w:id="11" w:name="_Toc16083"/>
+      <w:bookmarkStart w:id="10" w:name="_Toc16083"/>
       <w:r>
         <w:t>实施原则</w:t>
       </w:r>
       <w:bookmarkEnd w:id="9"/>
-      <w:bookmarkEnd w:id="11"/>
+      <w:bookmarkEnd w:id="10"/>
     </w:p>
     <w:p>
       <w:pPr>
-        <w:pStyle w:val="a4"/>
+        <w:pStyle w:val="42"/>
         <w:numPr>
           <w:ilvl w:val="0"/>
           <w:numId w:val="2"/>
         </w:numPr>
         <w:bidi w:val="0"/>
-        <w:ind w:left="425" w:hanging="425" w:leftChars="0" w:firstLineChars="0"/>
+        <w:ind w:left="425" w:leftChars="0" w:hanging="425" w:firstLineChars="0"/>
       </w:pPr>
       <w:r>
         <w:t>分阶段推进：按照项目启动、需求确认、系统部署、系统培训、试运行、验收六个阶段有序推进</w:t>
@@ -5149,13 +5186,13 @@
     </w:p>
     <w:p>
       <w:pPr>
-        <w:pStyle w:val="a4"/>
+        <w:pStyle w:val="42"/>
         <w:numPr>
           <w:ilvl w:val="0"/>
           <w:numId w:val="2"/>
         </w:numPr>
         <w:bidi w:val="0"/>
-        <w:ind w:left="425" w:hanging="425" w:leftChars="0" w:firstLineChars="0"/>
+        <w:ind w:left="425" w:leftChars="0" w:hanging="425" w:firstLineChars="0"/>
       </w:pPr>
       <w:r>
         <w:t>里程碑控制：设置关键里程碑节点，确保项目进度可控</w:t>
@@ -5163,13 +5200,13 @@
     </w:p>
     <w:p>
       <w:pPr>
-        <w:pStyle w:val="a4"/>
+        <w:pStyle w:val="42"/>
         <w:numPr>
           <w:ilvl w:val="0"/>
           <w:numId w:val="2"/>
         </w:numPr>
         <w:bidi w:val="0"/>
-        <w:ind w:left="425" w:hanging="425" w:leftChars="0" w:firstLineChars="0"/>
+        <w:ind w:left="425" w:leftChars="0" w:hanging="425" w:firstLineChars="0"/>
       </w:pPr>
       <w:r>
         <w:t>质量优先：每个阶段完成后进行评审，确保交付质量</w:t>
@@ -5177,13 +5214,13 @@
     </w:p>
     <w:p>
       <w:pPr>
-        <w:pStyle w:val="a4"/>
+        <w:pStyle w:val="42"/>
         <w:numPr>
           <w:ilvl w:val="0"/>
           <w:numId w:val="2"/>
         </w:numPr>
         <w:bidi w:val="0"/>
-        <w:ind w:left="425" w:hanging="425" w:leftChars="0" w:firstLineChars="0"/>
+        <w:ind w:left="425" w:leftChars="0" w:hanging="425" w:firstLineChars="0"/>
       </w:pPr>
       <w:r>
         <w:t>客户参与：关键节点需甲方确认，确保项目方向一致</w:t>
@@ -5191,7 +5228,7 @@
     </w:p>
     <w:p>
       <w:pPr>
-        <w:pStyle w:val="a2"/>
+        <w:pStyle w:val="32"/>
         <w:keepNext w:val="0"/>
         <w:keepLines w:val="0"/>
         <w:pageBreakBefore w:val="0"/>
@@ -5207,7 +5244,7 @@
         <w:snapToGrid w:val="0"/>
         <w:textAlignment w:val="baseline"/>
         <w:rPr>
-          <w:rFonts w:ascii="Segoe UI" w:eastAsia="Segoe UI" w:hAnsi="Segoe UI" w:cs="Segoe UI"/>
+          <w:rFonts w:ascii="Segoe UI" w:hAnsi="Segoe UI" w:eastAsia="Segoe UI" w:cs="Segoe UI"/>
           <w:i w:val="0"/>
           <w:iCs w:val="0"/>
           <w:caps w:val="0"/>
@@ -5220,7 +5257,7 @@
       </w:pPr>
       <w:r>
         <w:rPr>
-          <w:rFonts w:ascii="Segoe UI" w:eastAsia="Segoe UI" w:hAnsi="Segoe UI" w:cs="Segoe UI"/>
+          <w:rFonts w:ascii="Segoe UI" w:hAnsi="Segoe UI" w:eastAsia="Segoe UI" w:cs="Segoe UI"/>
           <w:i w:val="0"/>
           <w:iCs w:val="0"/>
           <w:caps w:val="0"/>
@@ -5235,14 +5272,14 @@
     </w:p>
     <w:p>
       <w:pPr>
-        <w:pStyle w:val="1"/>
+        <w:pStyle w:val="31"/>
         <w:bidi w:val="0"/>
         <w:rPr>
           <w:rFonts w:hint="default"/>
           <w:lang w:val="en-US" w:eastAsia="zh-CN"/>
         </w:rPr>
       </w:pPr>
-      <w:bookmarkStart w:id="12" w:name="_Toc2655"/>
+      <w:bookmarkStart w:id="11" w:name="_Toc2655"/>
       <w:r>
         <w:rPr>
           <w:rFonts w:hint="default"/>
@@ -5250,11 +5287,11 @@
         </w:rPr>
         <w:t>年度工作阶段划分</w:t>
       </w:r>
-      <w:bookmarkEnd w:id="12"/>
+      <w:bookmarkEnd w:id="11"/>
     </w:p>
     <w:p>
       <w:pPr>
-        <w:pStyle w:val="a2"/>
+        <w:pStyle w:val="32"/>
         <w:keepNext w:val="0"/>
         <w:keepLines w:val="0"/>
         <w:pageBreakBefore w:val="0"/>
@@ -5304,7 +5341,7 @@
           <w:rFonts w:hint="eastAsia"/>
           <w:lang w:val="en-US" w:eastAsia="zh-CN"/>
         </w:rPr>
-        <w:instrText>"柴_标题1"\n</w:instrText>
+        <w:instrText xml:space="preserve">"柴_标题1"\n</w:instrText>
       </w:r>
       <w:r>
         <w:instrText xml:space="preserve"> \s</w:instrText>
@@ -5321,7 +5358,7 @@
           <w:rFonts w:hint="eastAsia"/>
           <w:lang w:val="en-US" w:eastAsia="zh-CN"/>
         </w:rPr>
-        <w:instrText>* Charformat</w:instrText>
+        <w:instrText xml:space="preserve">* Charformat</w:instrText>
       </w:r>
       <w:r>
         <w:rPr>
@@ -5386,7 +5423,7 @@
         </w:rPr>
         <w:fldChar w:fldCharType="end"/>
       </w:r>
-      <w:bookmarkStart w:id="13" w:name="_Toc12398"/>
+      <w:bookmarkStart w:id="12" w:name="_Toc12398"/>
       <w:r>
         <w:rPr>
           <w:rFonts w:hint="eastAsia"/>
@@ -5394,22 +5431,23 @@
         </w:rPr>
         <w:t xml:space="preserve"> 年度工作阶段划分表</w:t>
       </w:r>
-      <w:bookmarkEnd w:id="13"/>
+      <w:bookmarkEnd w:id="12"/>
     </w:p>
     <w:tbl>
       <w:tblPr>
-        <w:tblStyle w:val="TableNormal"/>
+        <w:tblStyle w:val="22"/>
         <w:tblW w:w="8522" w:type="dxa"/>
         <w:jc w:val="center"/>
         <w:tblBorders>
-          <w:top w:val="nil"/>
-          <w:left w:val="nil"/>
-          <w:bottom w:val="nil"/>
-          <w:right w:val="nil"/>
-          <w:insideH w:val="nil"/>
-          <w:insideV w:val="nil"/>
+          <w:top w:val="none" w:color="auto" w:sz="0" w:space="0"/>
+          <w:left w:val="none" w:color="auto" w:sz="0" w:space="0"/>
+          <w:bottom w:val="none" w:color="auto" w:sz="0" w:space="0"/>
+          <w:right w:val="none" w:color="auto" w:sz="0" w:space="0"/>
+          <w:insideH w:val="none" w:color="auto" w:sz="0" w:space="0"/>
+          <w:insideV w:val="none" w:color="auto" w:sz="0" w:space="0"/>
         </w:tblBorders>
         <w:shd w:val="clear" w:color="auto" w:fill="auto"/>
+        <w:tblLayout w:type="autofit"/>
         <w:tblCellMar>
           <w:top w:w="15" w:type="dxa"/>
           <w:left w:w="15" w:type="dxa"/>
@@ -5425,17 +5463,14 @@
       </w:tblGrid>
       <w:tr>
         <w:tblPrEx>
-          <w:tblW w:w="8522" w:type="dxa"/>
-          <w:jc w:val="center"/>
           <w:tblBorders>
-            <w:top w:val="nil"/>
-            <w:left w:val="nil"/>
-            <w:bottom w:val="nil"/>
-            <w:right w:val="nil"/>
-            <w:insideH w:val="nil"/>
-            <w:insideV w:val="nil"/>
+            <w:top w:val="none" w:color="auto" w:sz="0" w:space="0"/>
+            <w:left w:val="none" w:color="auto" w:sz="0" w:space="0"/>
+            <w:bottom w:val="none" w:color="auto" w:sz="0" w:space="0"/>
+            <w:right w:val="none" w:color="auto" w:sz="0" w:space="0"/>
+            <w:insideH w:val="none" w:color="auto" w:sz="0" w:space="0"/>
+            <w:insideV w:val="none" w:color="auto" w:sz="0" w:space="0"/>
           </w:tblBorders>
-          <w:shd w:val="clear" w:color="auto" w:fill="auto"/>
           <w:tblCellMar>
             <w:top w:w="15" w:type="dxa"/>
             <w:left w:w="15" w:type="dxa"/>
@@ -5444,7 +5479,7 @@
           </w:tblCellMar>
         </w:tblPrEx>
         <w:trPr>
-          <w:trHeight w:val="0"/>
+          <w:trHeight w:val="0" w:hRule="atLeast"/>
           <w:tblHeader/>
           <w:jc w:val="center"/>
         </w:trPr>
@@ -5452,8 +5487,8 @@
           <w:tcPr>
             <w:tcW w:w="700" w:type="dxa"/>
             <w:tcBorders>
-              <w:top w:val="single" w:sz="12" w:space="0" w:color="auto"/>
-              <w:left w:val="single" w:sz="12" w:space="0" w:color="auto"/>
+              <w:top w:val="single" w:color="auto" w:sz="12" w:space="0"/>
+              <w:left w:val="single" w:color="auto" w:sz="12" w:space="0"/>
               <w:bottom w:val="nil"/>
               <w:right w:val="nil"/>
             </w:tcBorders>
@@ -5474,10 +5509,10 @@
               <w:suppressLineNumbers w:val="0"/>
               <w:snapToGrid w:val="0"/>
               <w:spacing w:line="240" w:lineRule="auto"/>
-              <w:ind w:left="0" w:right="0" w:firstLine="0" w:leftChars="0" w:rightChars="0" w:firstLineChars="0"/>
+              <w:ind w:left="0" w:leftChars="0" w:right="0" w:rightChars="0" w:firstLine="0" w:firstLineChars="0"/>
               <w:jc w:val="center"/>
               <w:rPr>
-                <w:rFonts w:ascii="Segoe UI" w:eastAsia="Segoe UI" w:hAnsi="Segoe UI" w:cs="Segoe UI"/>
+                <w:rFonts w:ascii="Segoe UI" w:hAnsi="Segoe UI" w:eastAsia="Segoe UI" w:cs="Segoe UI"/>
                 <w:b/>
                 <w:i w:val="0"/>
                 <w:iCs w:val="0"/>
@@ -5490,7 +5525,7 @@
             </w:pPr>
             <w:r>
               <w:rPr>
-                <w:rFonts w:ascii="Segoe UI" w:eastAsia="Segoe UI" w:hAnsi="Segoe UI" w:cs="Segoe UI" w:hint="default"/>
+                <w:rFonts w:hint="default" w:ascii="Segoe UI" w:hAnsi="Segoe UI" w:eastAsia="Segoe UI" w:cs="Segoe UI"/>
                 <w:b/>
                 <w:i w:val="0"/>
                 <w:iCs w:val="0"/>
@@ -5511,8 +5546,8 @@
           <w:tcPr>
             <w:tcW w:w="1121" w:type="dxa"/>
             <w:tcBorders>
-              <w:top w:val="single" w:sz="12" w:space="0" w:color="auto"/>
-              <w:left w:val="single" w:sz="4" w:space="0" w:color="auto"/>
+              <w:top w:val="single" w:color="auto" w:sz="12" w:space="0"/>
+              <w:left w:val="single" w:color="auto" w:sz="4" w:space="0"/>
               <w:bottom w:val="nil"/>
               <w:right w:val="nil"/>
             </w:tcBorders>
@@ -5533,10 +5568,10 @@
               <w:suppressLineNumbers w:val="0"/>
               <w:snapToGrid w:val="0"/>
               <w:spacing w:line="240" w:lineRule="auto"/>
-              <w:ind w:left="0" w:right="0" w:firstLine="0" w:leftChars="0" w:rightChars="0" w:firstLineChars="0"/>
+              <w:ind w:left="0" w:leftChars="0" w:right="0" w:rightChars="0" w:firstLine="0" w:firstLineChars="0"/>
               <w:jc w:val="center"/>
               <w:rPr>
-                <w:rFonts w:ascii="Segoe UI" w:eastAsia="Segoe UI" w:hAnsi="Segoe UI" w:cs="Segoe UI" w:hint="default"/>
+                <w:rFonts w:hint="default" w:ascii="Segoe UI" w:hAnsi="Segoe UI" w:eastAsia="Segoe UI" w:cs="Segoe UI"/>
                 <w:b/>
                 <w:i w:val="0"/>
                 <w:iCs w:val="0"/>
@@ -5549,7 +5584,7 @@
             </w:pPr>
             <w:r>
               <w:rPr>
-                <w:rFonts w:ascii="Segoe UI" w:eastAsia="Segoe UI" w:hAnsi="Segoe UI" w:cs="Segoe UI" w:hint="default"/>
+                <w:rFonts w:hint="default" w:ascii="Segoe UI" w:hAnsi="Segoe UI" w:eastAsia="Segoe UI" w:cs="Segoe UI"/>
                 <w:b/>
                 <w:i w:val="0"/>
                 <w:iCs w:val="0"/>
@@ -5570,8 +5605,8 @@
           <w:tcPr>
             <w:tcW w:w="1231" w:type="dxa"/>
             <w:tcBorders>
-              <w:top w:val="single" w:sz="12" w:space="0" w:color="auto"/>
-              <w:left w:val="single" w:sz="4" w:space="0" w:color="auto"/>
+              <w:top w:val="single" w:color="auto" w:sz="12" w:space="0"/>
+              <w:left w:val="single" w:color="auto" w:sz="4" w:space="0"/>
               <w:bottom w:val="nil"/>
               <w:right w:val="nil"/>
             </w:tcBorders>
@@ -5592,10 +5627,10 @@
               <w:suppressLineNumbers w:val="0"/>
               <w:snapToGrid w:val="0"/>
               <w:spacing w:line="240" w:lineRule="auto"/>
-              <w:ind w:left="0" w:right="0" w:firstLine="0" w:leftChars="0" w:rightChars="0" w:firstLineChars="0"/>
+              <w:ind w:left="0" w:leftChars="0" w:right="0" w:rightChars="0" w:firstLine="0" w:firstLineChars="0"/>
               <w:jc w:val="center"/>
               <w:rPr>
-                <w:rFonts w:ascii="Segoe UI" w:eastAsia="Segoe UI" w:hAnsi="Segoe UI" w:cs="Segoe UI" w:hint="default"/>
+                <w:rFonts w:hint="default" w:ascii="Segoe UI" w:hAnsi="Segoe UI" w:eastAsia="Segoe UI" w:cs="Segoe UI"/>
                 <w:b/>
                 <w:i w:val="0"/>
                 <w:iCs w:val="0"/>
@@ -5608,7 +5643,7 @@
             </w:pPr>
             <w:r>
               <w:rPr>
-                <w:rFonts w:ascii="Segoe UI" w:eastAsia="Segoe UI" w:hAnsi="Segoe UI" w:cs="Segoe UI" w:hint="default"/>
+                <w:rFonts w:hint="default" w:ascii="Segoe UI" w:hAnsi="Segoe UI" w:eastAsia="Segoe UI" w:cs="Segoe UI"/>
                 <w:b/>
                 <w:i w:val="0"/>
                 <w:iCs w:val="0"/>
@@ -5629,10 +5664,10 @@
           <w:tcPr>
             <w:tcW w:w="5469" w:type="dxa"/>
             <w:tcBorders>
-              <w:top w:val="single" w:sz="12" w:space="0" w:color="auto"/>
-              <w:left w:val="single" w:sz="4" w:space="0" w:color="auto"/>
+              <w:top w:val="single" w:color="auto" w:sz="12" w:space="0"/>
+              <w:left w:val="single" w:color="auto" w:sz="4" w:space="0"/>
               <w:bottom w:val="nil"/>
-              <w:right w:val="single" w:sz="12" w:space="0" w:color="auto"/>
+              <w:right w:val="single" w:color="auto" w:sz="12" w:space="0"/>
             </w:tcBorders>
             <w:shd w:val="clear" w:color="auto" w:fill="auto"/>
             <w:tcMar>
@@ -5651,10 +5686,10 @@
               <w:suppressLineNumbers w:val="0"/>
               <w:snapToGrid w:val="0"/>
               <w:spacing w:line="240" w:lineRule="auto"/>
-              <w:ind w:left="0" w:right="0" w:firstLine="0" w:leftChars="0" w:rightChars="0" w:firstLineChars="0"/>
+              <w:ind w:left="0" w:leftChars="0" w:right="0" w:rightChars="0" w:firstLine="0" w:firstLineChars="0"/>
               <w:jc w:val="center"/>
               <w:rPr>
-                <w:rFonts w:ascii="Segoe UI" w:eastAsia="Segoe UI" w:hAnsi="Segoe UI" w:cs="Segoe UI" w:hint="default"/>
+                <w:rFonts w:hint="default" w:ascii="Segoe UI" w:hAnsi="Segoe UI" w:eastAsia="Segoe UI" w:cs="Segoe UI"/>
                 <w:b/>
                 <w:i w:val="0"/>
                 <w:iCs w:val="0"/>
@@ -5667,7 +5702,7 @@
             </w:pPr>
             <w:r>
               <w:rPr>
-                <w:rFonts w:ascii="Segoe UI" w:eastAsia="Segoe UI" w:hAnsi="Segoe UI" w:cs="Segoe UI" w:hint="default"/>
+                <w:rFonts w:hint="default" w:ascii="Segoe UI" w:hAnsi="Segoe UI" w:eastAsia="Segoe UI" w:cs="Segoe UI"/>
                 <w:b/>
                 <w:i w:val="0"/>
                 <w:iCs w:val="0"/>
@@ -5687,8 +5722,14 @@
       </w:tr>
       <w:tr>
         <w:tblPrEx>
-          <w:tblW w:w="8522" w:type="dxa"/>
-          <w:jc w:val="center"/>
+          <w:tblBorders>
+            <w:top w:val="none" w:color="auto" w:sz="0" w:space="0"/>
+            <w:left w:val="none" w:color="auto" w:sz="0" w:space="0"/>
+            <w:bottom w:val="none" w:color="auto" w:sz="0" w:space="0"/>
+            <w:right w:val="none" w:color="auto" w:sz="0" w:space="0"/>
+            <w:insideH w:val="none" w:color="auto" w:sz="0" w:space="0"/>
+            <w:insideV w:val="none" w:color="auto" w:sz="0" w:space="0"/>
+          </w:tblBorders>
           <w:shd w:val="clear" w:color="auto" w:fill="auto"/>
           <w:tblCellMar>
             <w:top w:w="15" w:type="dxa"/>
@@ -5698,15 +5739,15 @@
           </w:tblCellMar>
         </w:tblPrEx>
         <w:trPr>
-          <w:trHeight w:val="0"/>
+          <w:trHeight w:val="0" w:hRule="atLeast"/>
           <w:jc w:val="center"/>
         </w:trPr>
         <w:tc>
           <w:tcPr>
             <w:tcW w:w="700" w:type="dxa"/>
             <w:tcBorders>
-              <w:top w:val="single" w:sz="4" w:space="0" w:color="auto"/>
-              <w:left w:val="single" w:sz="12" w:space="0" w:color="auto"/>
+              <w:top w:val="single" w:color="auto" w:sz="4" w:space="0"/>
+              <w:left w:val="single" w:color="auto" w:sz="12" w:space="0"/>
               <w:bottom w:val="nil"/>
               <w:right w:val="nil"/>
             </w:tcBorders>
@@ -5727,10 +5768,10 @@
               <w:suppressLineNumbers w:val="0"/>
               <w:snapToGrid w:val="0"/>
               <w:spacing w:line="240" w:lineRule="auto"/>
-              <w:ind w:left="0" w:right="0" w:firstLine="0" w:leftChars="0" w:rightChars="0" w:firstLineChars="0"/>
+              <w:ind w:left="0" w:leftChars="0" w:right="0" w:rightChars="0" w:firstLine="0" w:firstLineChars="0"/>
               <w:jc w:val="center"/>
               <w:rPr>
-                <w:rFonts w:ascii="Segoe UI" w:eastAsia="Segoe UI" w:hAnsi="Segoe UI" w:cs="Segoe UI" w:hint="default"/>
+                <w:rFonts w:hint="default" w:ascii="Segoe UI" w:hAnsi="Segoe UI" w:eastAsia="Segoe UI" w:cs="Segoe UI"/>
                 <w:i w:val="0"/>
                 <w:iCs w:val="0"/>
                 <w:caps w:val="0"/>
@@ -5742,7 +5783,7 @@
             </w:pPr>
             <w:r>
               <w:rPr>
-                <w:rFonts w:ascii="Segoe UI" w:eastAsia="Segoe UI" w:hAnsi="Segoe UI" w:cs="Segoe UI" w:hint="default"/>
+                <w:rFonts w:hint="default" w:ascii="Segoe UI" w:hAnsi="Segoe UI" w:eastAsia="Segoe UI" w:cs="Segoe UI"/>
                 <w:i w:val="0"/>
                 <w:iCs w:val="0"/>
                 <w:caps w:val="0"/>
@@ -5762,8 +5803,8 @@
           <w:tcPr>
             <w:tcW w:w="1121" w:type="dxa"/>
             <w:tcBorders>
-              <w:top w:val="single" w:sz="4" w:space="0" w:color="auto"/>
-              <w:left w:val="single" w:sz="4" w:space="0" w:color="auto"/>
+              <w:top w:val="single" w:color="auto" w:sz="4" w:space="0"/>
+              <w:left w:val="single" w:color="auto" w:sz="4" w:space="0"/>
               <w:bottom w:val="nil"/>
               <w:right w:val="nil"/>
             </w:tcBorders>
@@ -5784,10 +5825,10 @@
               <w:suppressLineNumbers w:val="0"/>
               <w:snapToGrid w:val="0"/>
               <w:spacing w:line="240" w:lineRule="auto"/>
-              <w:ind w:left="0" w:right="0" w:firstLine="0" w:leftChars="0" w:rightChars="0" w:firstLineChars="0"/>
+              <w:ind w:left="0" w:leftChars="0" w:right="0" w:rightChars="0" w:firstLine="0" w:firstLineChars="0"/>
               <w:jc w:val="center"/>
               <w:rPr>
-                <w:rFonts w:ascii="Segoe UI" w:eastAsia="Segoe UI" w:hAnsi="Segoe UI" w:cs="Segoe UI" w:hint="default"/>
+                <w:rFonts w:hint="default" w:ascii="Segoe UI" w:hAnsi="Segoe UI" w:eastAsia="Segoe UI" w:cs="Segoe UI"/>
                 <w:i w:val="0"/>
                 <w:iCs w:val="0"/>
                 <w:caps w:val="0"/>
@@ -5799,7 +5840,7 @@
             </w:pPr>
             <w:r>
               <w:rPr>
-                <w:rFonts w:ascii="Segoe UI" w:eastAsia="Segoe UI" w:hAnsi="Segoe UI" w:cs="Segoe UI" w:hint="default"/>
+                <w:rFonts w:hint="default" w:ascii="Segoe UI" w:hAnsi="Segoe UI" w:eastAsia="Segoe UI" w:cs="Segoe UI"/>
                 <w:i w:val="0"/>
                 <w:iCs w:val="0"/>
                 <w:caps w:val="0"/>
@@ -5819,8 +5860,8 @@
           <w:tcPr>
             <w:tcW w:w="1231" w:type="dxa"/>
             <w:tcBorders>
-              <w:top w:val="single" w:sz="4" w:space="0" w:color="auto"/>
-              <w:left w:val="single" w:sz="4" w:space="0" w:color="auto"/>
+              <w:top w:val="single" w:color="auto" w:sz="4" w:space="0"/>
+              <w:left w:val="single" w:color="auto" w:sz="4" w:space="0"/>
               <w:bottom w:val="nil"/>
               <w:right w:val="nil"/>
             </w:tcBorders>
@@ -5841,10 +5882,10 @@
               <w:suppressLineNumbers w:val="0"/>
               <w:snapToGrid w:val="0"/>
               <w:spacing w:line="240" w:lineRule="auto"/>
-              <w:ind w:left="0" w:right="0" w:firstLine="0" w:leftChars="0" w:rightChars="0" w:firstLineChars="0"/>
+              <w:ind w:left="0" w:leftChars="0" w:right="0" w:rightChars="0" w:firstLine="0" w:firstLineChars="0"/>
               <w:jc w:val="center"/>
               <w:rPr>
-                <w:rFonts w:ascii="Segoe UI" w:eastAsia="Segoe UI" w:hAnsi="Segoe UI" w:cs="Segoe UI" w:hint="default"/>
+                <w:rFonts w:hint="default" w:ascii="Segoe UI" w:hAnsi="Segoe UI" w:eastAsia="Segoe UI" w:cs="Segoe UI"/>
                 <w:i w:val="0"/>
                 <w:iCs w:val="0"/>
                 <w:caps w:val="0"/>
@@ -5856,7 +5897,7 @@
             </w:pPr>
             <w:r>
               <w:rPr>
-                <w:rFonts w:ascii="Segoe UI" w:eastAsia="Segoe UI" w:hAnsi="Segoe UI" w:cs="Segoe UI" w:hint="default"/>
+                <w:rFonts w:hint="default" w:ascii="Segoe UI" w:hAnsi="Segoe UI" w:eastAsia="Segoe UI" w:cs="Segoe UI"/>
                 <w:i w:val="0"/>
                 <w:iCs w:val="0"/>
                 <w:caps w:val="0"/>
@@ -5876,10 +5917,10 @@
           <w:tcPr>
             <w:tcW w:w="5469" w:type="dxa"/>
             <w:tcBorders>
-              <w:top w:val="single" w:sz="4" w:space="0" w:color="auto"/>
-              <w:left w:val="single" w:sz="4" w:space="0" w:color="auto"/>
+              <w:top w:val="single" w:color="auto" w:sz="4" w:space="0"/>
+              <w:left w:val="single" w:color="auto" w:sz="4" w:space="0"/>
               <w:bottom w:val="nil"/>
-              <w:right w:val="single" w:sz="12" w:space="0" w:color="auto"/>
+              <w:right w:val="single" w:color="auto" w:sz="12" w:space="0"/>
             </w:tcBorders>
             <w:shd w:val="clear" w:color="auto" w:fill="auto"/>
             <w:tcMar>
@@ -5898,10 +5939,10 @@
               <w:suppressLineNumbers w:val="0"/>
               <w:snapToGrid w:val="0"/>
               <w:spacing w:line="240" w:lineRule="auto"/>
-              <w:ind w:left="0" w:right="0" w:firstLine="0" w:leftChars="0" w:rightChars="0" w:firstLineChars="0"/>
+              <w:ind w:left="0" w:leftChars="0" w:right="0" w:rightChars="0" w:firstLine="0" w:firstLineChars="0"/>
               <w:jc w:val="left"/>
               <w:rPr>
-                <w:rFonts w:ascii="Segoe UI" w:eastAsia="Segoe UI" w:hAnsi="Segoe UI" w:cs="Segoe UI" w:hint="default"/>
+                <w:rFonts w:hint="default" w:ascii="Segoe UI" w:hAnsi="Segoe UI" w:eastAsia="Segoe UI" w:cs="Segoe UI"/>
                 <w:i w:val="0"/>
                 <w:iCs w:val="0"/>
                 <w:caps w:val="0"/>
@@ -5913,7 +5954,7 @@
             </w:pPr>
             <w:r>
               <w:rPr>
-                <w:rFonts w:ascii="Segoe UI" w:eastAsia="Segoe UI" w:hAnsi="Segoe UI" w:cs="Segoe UI" w:hint="default"/>
+                <w:rFonts w:hint="default" w:ascii="Segoe UI" w:hAnsi="Segoe UI" w:eastAsia="Segoe UI" w:cs="Segoe UI"/>
                 <w:i w:val="0"/>
                 <w:iCs w:val="0"/>
                 <w:caps w:val="0"/>
@@ -5932,8 +5973,14 @@
       </w:tr>
       <w:tr>
         <w:tblPrEx>
-          <w:tblW w:w="8522" w:type="dxa"/>
-          <w:jc w:val="center"/>
+          <w:tblBorders>
+            <w:top w:val="none" w:color="auto" w:sz="0" w:space="0"/>
+            <w:left w:val="none" w:color="auto" w:sz="0" w:space="0"/>
+            <w:bottom w:val="none" w:color="auto" w:sz="0" w:space="0"/>
+            <w:right w:val="none" w:color="auto" w:sz="0" w:space="0"/>
+            <w:insideH w:val="none" w:color="auto" w:sz="0" w:space="0"/>
+            <w:insideV w:val="none" w:color="auto" w:sz="0" w:space="0"/>
+          </w:tblBorders>
           <w:shd w:val="clear" w:color="auto" w:fill="auto"/>
           <w:tblCellMar>
             <w:top w:w="15" w:type="dxa"/>
@@ -5943,15 +5990,15 @@
           </w:tblCellMar>
         </w:tblPrEx>
         <w:trPr>
-          <w:trHeight w:val="0"/>
+          <w:trHeight w:val="0" w:hRule="atLeast"/>
           <w:jc w:val="center"/>
         </w:trPr>
         <w:tc>
           <w:tcPr>
             <w:tcW w:w="700" w:type="dxa"/>
             <w:tcBorders>
-              <w:top w:val="single" w:sz="4" w:space="0" w:color="auto"/>
-              <w:left w:val="single" w:sz="12" w:space="0" w:color="auto"/>
+              <w:top w:val="single" w:color="auto" w:sz="4" w:space="0"/>
+              <w:left w:val="single" w:color="auto" w:sz="12" w:space="0"/>
               <w:bottom w:val="nil"/>
               <w:right w:val="nil"/>
             </w:tcBorders>
@@ -5972,10 +6019,10 @@
               <w:suppressLineNumbers w:val="0"/>
               <w:snapToGrid w:val="0"/>
               <w:spacing w:line="240" w:lineRule="auto"/>
-              <w:ind w:left="0" w:right="0" w:firstLine="0" w:leftChars="0" w:rightChars="0" w:firstLineChars="0"/>
+              <w:ind w:left="0" w:leftChars="0" w:right="0" w:rightChars="0" w:firstLine="0" w:firstLineChars="0"/>
               <w:jc w:val="center"/>
               <w:rPr>
-                <w:rFonts w:ascii="Segoe UI" w:eastAsia="Segoe UI" w:hAnsi="Segoe UI" w:cs="Segoe UI" w:hint="default"/>
+                <w:rFonts w:hint="default" w:ascii="Segoe UI" w:hAnsi="Segoe UI" w:eastAsia="Segoe UI" w:cs="Segoe UI"/>
                 <w:i w:val="0"/>
                 <w:iCs w:val="0"/>
                 <w:caps w:val="0"/>
@@ -5987,7 +6034,7 @@
             </w:pPr>
             <w:r>
               <w:rPr>
-                <w:rFonts w:ascii="Segoe UI" w:eastAsia="Segoe UI" w:hAnsi="Segoe UI" w:cs="Segoe UI" w:hint="default"/>
+                <w:rFonts w:hint="default" w:ascii="Segoe UI" w:hAnsi="Segoe UI" w:eastAsia="Segoe UI" w:cs="Segoe UI"/>
                 <w:i w:val="0"/>
                 <w:iCs w:val="0"/>
                 <w:caps w:val="0"/>
@@ -6007,8 +6054,8 @@
           <w:tcPr>
             <w:tcW w:w="1121" w:type="dxa"/>
             <w:tcBorders>
-              <w:top w:val="single" w:sz="4" w:space="0" w:color="auto"/>
-              <w:left w:val="single" w:sz="4" w:space="0" w:color="auto"/>
+              <w:top w:val="single" w:color="auto" w:sz="4" w:space="0"/>
+              <w:left w:val="single" w:color="auto" w:sz="4" w:space="0"/>
               <w:bottom w:val="nil"/>
               <w:right w:val="nil"/>
             </w:tcBorders>
@@ -6029,10 +6076,10 @@
               <w:suppressLineNumbers w:val="0"/>
               <w:snapToGrid w:val="0"/>
               <w:spacing w:line="240" w:lineRule="auto"/>
-              <w:ind w:left="0" w:right="0" w:firstLine="0" w:leftChars="0" w:rightChars="0" w:firstLineChars="0"/>
+              <w:ind w:left="0" w:leftChars="0" w:right="0" w:rightChars="0" w:firstLine="0" w:firstLineChars="0"/>
               <w:jc w:val="center"/>
               <w:rPr>
-                <w:rFonts w:ascii="Segoe UI" w:eastAsia="Segoe UI" w:hAnsi="Segoe UI" w:cs="Segoe UI" w:hint="default"/>
+                <w:rFonts w:hint="default" w:ascii="Segoe UI" w:hAnsi="Segoe UI" w:eastAsia="Segoe UI" w:cs="Segoe UI"/>
                 <w:i w:val="0"/>
                 <w:iCs w:val="0"/>
                 <w:caps w:val="0"/>
@@ -6044,7 +6091,7 @@
             </w:pPr>
             <w:r>
               <w:rPr>
-                <w:rFonts w:ascii="Segoe UI" w:eastAsia="Segoe UI" w:hAnsi="Segoe UI" w:cs="Segoe UI" w:hint="default"/>
+                <w:rFonts w:hint="default" w:ascii="Segoe UI" w:hAnsi="Segoe UI" w:eastAsia="Segoe UI" w:cs="Segoe UI"/>
                 <w:i w:val="0"/>
                 <w:iCs w:val="0"/>
                 <w:caps w:val="0"/>
@@ -6064,8 +6111,8 @@
           <w:tcPr>
             <w:tcW w:w="1231" w:type="dxa"/>
             <w:tcBorders>
-              <w:top w:val="single" w:sz="4" w:space="0" w:color="auto"/>
-              <w:left w:val="single" w:sz="4" w:space="0" w:color="auto"/>
+              <w:top w:val="single" w:color="auto" w:sz="4" w:space="0"/>
+              <w:left w:val="single" w:color="auto" w:sz="4" w:space="0"/>
               <w:bottom w:val="nil"/>
               <w:right w:val="nil"/>
             </w:tcBorders>
@@ -6086,10 +6133,10 @@
               <w:suppressLineNumbers w:val="0"/>
               <w:snapToGrid w:val="0"/>
               <w:spacing w:line="240" w:lineRule="auto"/>
-              <w:ind w:left="0" w:right="0" w:firstLine="0" w:leftChars="0" w:rightChars="0" w:firstLineChars="0"/>
+              <w:ind w:left="0" w:leftChars="0" w:right="0" w:rightChars="0" w:firstLine="0" w:firstLineChars="0"/>
               <w:jc w:val="center"/>
               <w:rPr>
-                <w:rFonts w:ascii="Segoe UI" w:eastAsia="Segoe UI" w:hAnsi="Segoe UI" w:cs="Segoe UI" w:hint="default"/>
+                <w:rFonts w:hint="default" w:ascii="Segoe UI" w:hAnsi="Segoe UI" w:eastAsia="Segoe UI" w:cs="Segoe UI"/>
                 <w:i w:val="0"/>
                 <w:iCs w:val="0"/>
                 <w:caps w:val="0"/>
@@ -6101,7 +6148,7 @@
             </w:pPr>
             <w:r>
               <w:rPr>
-                <w:rFonts w:ascii="Segoe UI" w:eastAsia="Segoe UI" w:hAnsi="Segoe UI" w:cs="Segoe UI" w:hint="default"/>
+                <w:rFonts w:hint="default" w:ascii="Segoe UI" w:hAnsi="Segoe UI" w:eastAsia="Segoe UI" w:cs="Segoe UI"/>
                 <w:i w:val="0"/>
                 <w:iCs w:val="0"/>
                 <w:caps w:val="0"/>
@@ -6121,10 +6168,10 @@
           <w:tcPr>
             <w:tcW w:w="5469" w:type="dxa"/>
             <w:tcBorders>
-              <w:top w:val="single" w:sz="4" w:space="0" w:color="auto"/>
-              <w:left w:val="single" w:sz="4" w:space="0" w:color="auto"/>
+              <w:top w:val="single" w:color="auto" w:sz="4" w:space="0"/>
+              <w:left w:val="single" w:color="auto" w:sz="4" w:space="0"/>
               <w:bottom w:val="nil"/>
-              <w:right w:val="single" w:sz="12" w:space="0" w:color="auto"/>
+              <w:right w:val="single" w:color="auto" w:sz="12" w:space="0"/>
             </w:tcBorders>
             <w:shd w:val="clear" w:color="auto" w:fill="auto"/>
             <w:tcMar>
@@ -6143,10 +6190,10 @@
               <w:suppressLineNumbers w:val="0"/>
               <w:snapToGrid w:val="0"/>
               <w:spacing w:line="240" w:lineRule="auto"/>
-              <w:ind w:left="0" w:right="0" w:firstLine="0" w:leftChars="0" w:rightChars="0" w:firstLineChars="0"/>
+              <w:ind w:left="0" w:leftChars="0" w:right="0" w:rightChars="0" w:firstLine="0" w:firstLineChars="0"/>
               <w:jc w:val="left"/>
               <w:rPr>
-                <w:rFonts w:ascii="Segoe UI" w:eastAsia="Segoe UI" w:hAnsi="Segoe UI" w:cs="Segoe UI" w:hint="default"/>
+                <w:rFonts w:hint="default" w:ascii="Segoe UI" w:hAnsi="Segoe UI" w:eastAsia="Segoe UI" w:cs="Segoe UI"/>
                 <w:i w:val="0"/>
                 <w:iCs w:val="0"/>
                 <w:caps w:val="0"/>
@@ -6158,7 +6205,7 @@
             </w:pPr>
             <w:r>
               <w:rPr>
-                <w:rFonts w:ascii="Segoe UI" w:eastAsia="Segoe UI" w:hAnsi="Segoe UI" w:cs="Segoe UI" w:hint="default"/>
+                <w:rFonts w:hint="default" w:ascii="Segoe UI" w:hAnsi="Segoe UI" w:eastAsia="Segoe UI" w:cs="Segoe UI"/>
                 <w:i w:val="0"/>
                 <w:iCs w:val="0"/>
                 <w:caps w:val="0"/>
@@ -6177,9 +6224,14 @@
       </w:tr>
       <w:tr>
         <w:tblPrEx>
-          <w:tblW w:w="8522" w:type="dxa"/>
-          <w:jc w:val="center"/>
-          <w:shd w:val="clear" w:color="auto" w:fill="auto"/>
+          <w:tblBorders>
+            <w:top w:val="none" w:color="auto" w:sz="0" w:space="0"/>
+            <w:left w:val="none" w:color="auto" w:sz="0" w:space="0"/>
+            <w:bottom w:val="none" w:color="auto" w:sz="0" w:space="0"/>
+            <w:right w:val="none" w:color="auto" w:sz="0" w:space="0"/>
+            <w:insideH w:val="none" w:color="auto" w:sz="0" w:space="0"/>
+            <w:insideV w:val="none" w:color="auto" w:sz="0" w:space="0"/>
+          </w:tblBorders>
           <w:tblCellMar>
             <w:top w:w="15" w:type="dxa"/>
             <w:left w:w="15" w:type="dxa"/>
@@ -6188,15 +6240,15 @@
           </w:tblCellMar>
         </w:tblPrEx>
         <w:trPr>
-          <w:trHeight w:val="0"/>
+          <w:trHeight w:val="0" w:hRule="atLeast"/>
           <w:jc w:val="center"/>
         </w:trPr>
         <w:tc>
           <w:tcPr>
             <w:tcW w:w="700" w:type="dxa"/>
             <w:tcBorders>
-              <w:top w:val="single" w:sz="4" w:space="0" w:color="auto"/>
-              <w:left w:val="single" w:sz="12" w:space="0" w:color="auto"/>
+              <w:top w:val="single" w:color="auto" w:sz="4" w:space="0"/>
+              <w:left w:val="single" w:color="auto" w:sz="12" w:space="0"/>
               <w:bottom w:val="nil"/>
               <w:right w:val="nil"/>
             </w:tcBorders>
@@ -6217,10 +6269,10 @@
               <w:suppressLineNumbers w:val="0"/>
               <w:snapToGrid w:val="0"/>
               <w:spacing w:line="240" w:lineRule="auto"/>
-              <w:ind w:left="0" w:right="0" w:firstLine="0" w:leftChars="0" w:rightChars="0" w:firstLineChars="0"/>
+              <w:ind w:left="0" w:leftChars="0" w:right="0" w:rightChars="0" w:firstLine="0" w:firstLineChars="0"/>
               <w:jc w:val="center"/>
               <w:rPr>
-                <w:rFonts w:ascii="Segoe UI" w:eastAsia="Segoe UI" w:hAnsi="Segoe UI" w:cs="Segoe UI" w:hint="default"/>
+                <w:rFonts w:hint="default" w:ascii="Segoe UI" w:hAnsi="Segoe UI" w:eastAsia="Segoe UI" w:cs="Segoe UI"/>
                 <w:i w:val="0"/>
                 <w:iCs w:val="0"/>
                 <w:caps w:val="0"/>
@@ -6232,7 +6284,7 @@
             </w:pPr>
             <w:r>
               <w:rPr>
-                <w:rFonts w:ascii="Segoe UI" w:eastAsia="Segoe UI" w:hAnsi="Segoe UI" w:cs="Segoe UI" w:hint="default"/>
+                <w:rFonts w:hint="default" w:ascii="Segoe UI" w:hAnsi="Segoe UI" w:eastAsia="Segoe UI" w:cs="Segoe UI"/>
                 <w:i w:val="0"/>
                 <w:iCs w:val="0"/>
                 <w:caps w:val="0"/>
@@ -6252,8 +6304,8 @@
           <w:tcPr>
             <w:tcW w:w="1121" w:type="dxa"/>
             <w:tcBorders>
-              <w:top w:val="single" w:sz="4" w:space="0" w:color="auto"/>
-              <w:left w:val="single" w:sz="4" w:space="0" w:color="auto"/>
+              <w:top w:val="single" w:color="auto" w:sz="4" w:space="0"/>
+              <w:left w:val="single" w:color="auto" w:sz="4" w:space="0"/>
               <w:bottom w:val="nil"/>
               <w:right w:val="nil"/>
             </w:tcBorders>
@@ -6274,10 +6326,10 @@
               <w:suppressLineNumbers w:val="0"/>
               <w:snapToGrid w:val="0"/>
               <w:spacing w:line="240" w:lineRule="auto"/>
-              <w:ind w:left="0" w:right="0" w:firstLine="0" w:leftChars="0" w:rightChars="0" w:firstLineChars="0"/>
+              <w:ind w:left="0" w:leftChars="0" w:right="0" w:rightChars="0" w:firstLine="0" w:firstLineChars="0"/>
               <w:jc w:val="center"/>
               <w:rPr>
-                <w:rFonts w:ascii="Segoe UI" w:eastAsia="Segoe UI" w:hAnsi="Segoe UI" w:cs="Segoe UI" w:hint="default"/>
+                <w:rFonts w:hint="default" w:ascii="Segoe UI" w:hAnsi="Segoe UI" w:eastAsia="Segoe UI" w:cs="Segoe UI"/>
                 <w:i w:val="0"/>
                 <w:iCs w:val="0"/>
                 <w:caps w:val="0"/>
@@ -6289,7 +6341,7 @@
             </w:pPr>
             <w:r>
               <w:rPr>
-                <w:rFonts w:ascii="Segoe UI" w:eastAsia="Segoe UI" w:hAnsi="Segoe UI" w:cs="Segoe UI" w:hint="default"/>
+                <w:rFonts w:hint="default" w:ascii="Segoe UI" w:hAnsi="Segoe UI" w:eastAsia="Segoe UI" w:cs="Segoe UI"/>
                 <w:i w:val="0"/>
                 <w:iCs w:val="0"/>
                 <w:caps w:val="0"/>
@@ -6309,8 +6361,8 @@
           <w:tcPr>
             <w:tcW w:w="1231" w:type="dxa"/>
             <w:tcBorders>
-              <w:top w:val="single" w:sz="4" w:space="0" w:color="auto"/>
-              <w:left w:val="single" w:sz="4" w:space="0" w:color="auto"/>
+              <w:top w:val="single" w:color="auto" w:sz="4" w:space="0"/>
+              <w:left w:val="single" w:color="auto" w:sz="4" w:space="0"/>
               <w:bottom w:val="nil"/>
               <w:right w:val="nil"/>
             </w:tcBorders>
@@ -6331,10 +6383,10 @@
               <w:suppressLineNumbers w:val="0"/>
               <w:snapToGrid w:val="0"/>
               <w:spacing w:line="240" w:lineRule="auto"/>
-              <w:ind w:left="0" w:right="0" w:firstLine="0" w:leftChars="0" w:rightChars="0" w:firstLineChars="0"/>
+              <w:ind w:left="0" w:leftChars="0" w:right="0" w:rightChars="0" w:firstLine="0" w:firstLineChars="0"/>
               <w:jc w:val="center"/>
               <w:rPr>
-                <w:rFonts w:ascii="Segoe UI" w:eastAsia="Segoe UI" w:hAnsi="Segoe UI" w:cs="Segoe UI" w:hint="default"/>
+                <w:rFonts w:hint="default" w:ascii="Segoe UI" w:hAnsi="Segoe UI" w:eastAsia="Segoe UI" w:cs="Segoe UI"/>
                 <w:i w:val="0"/>
                 <w:iCs w:val="0"/>
                 <w:caps w:val="0"/>
@@ -6346,7 +6398,7 @@
             </w:pPr>
             <w:r>
               <w:rPr>
-                <w:rFonts w:ascii="Segoe UI" w:eastAsia="Segoe UI" w:hAnsi="Segoe UI" w:cs="Segoe UI" w:hint="default"/>
+                <w:rFonts w:hint="default" w:ascii="Segoe UI" w:hAnsi="Segoe UI" w:eastAsia="Segoe UI" w:cs="Segoe UI"/>
                 <w:i w:val="0"/>
                 <w:iCs w:val="0"/>
                 <w:caps w:val="0"/>
@@ -6366,10 +6418,10 @@
           <w:tcPr>
             <w:tcW w:w="5469" w:type="dxa"/>
             <w:tcBorders>
-              <w:top w:val="single" w:sz="4" w:space="0" w:color="auto"/>
-              <w:left w:val="single" w:sz="4" w:space="0" w:color="auto"/>
+              <w:top w:val="single" w:color="auto" w:sz="4" w:space="0"/>
+              <w:left w:val="single" w:color="auto" w:sz="4" w:space="0"/>
               <w:bottom w:val="nil"/>
-              <w:right w:val="single" w:sz="12" w:space="0" w:color="auto"/>
+              <w:right w:val="single" w:color="auto" w:sz="12" w:space="0"/>
             </w:tcBorders>
             <w:shd w:val="clear" w:color="auto" w:fill="auto"/>
             <w:tcMar>
@@ -6388,10 +6440,10 @@
               <w:suppressLineNumbers w:val="0"/>
               <w:snapToGrid w:val="0"/>
               <w:spacing w:line="240" w:lineRule="auto"/>
-              <w:ind w:left="0" w:right="0" w:firstLine="0" w:leftChars="0" w:rightChars="0" w:firstLineChars="0"/>
+              <w:ind w:left="0" w:leftChars="0" w:right="0" w:rightChars="0" w:firstLine="0" w:firstLineChars="0"/>
               <w:jc w:val="left"/>
               <w:rPr>
-                <w:rFonts w:ascii="Segoe UI" w:eastAsia="Segoe UI" w:hAnsi="Segoe UI" w:cs="Segoe UI" w:hint="default"/>
+                <w:rFonts w:hint="default" w:ascii="Segoe UI" w:hAnsi="Segoe UI" w:eastAsia="Segoe UI" w:cs="Segoe UI"/>
                 <w:i w:val="0"/>
                 <w:iCs w:val="0"/>
                 <w:caps w:val="0"/>
@@ -6403,7 +6455,7 @@
             </w:pPr>
             <w:r>
               <w:rPr>
-                <w:rFonts w:ascii="Segoe UI" w:eastAsia="Segoe UI" w:hAnsi="Segoe UI" w:cs="Segoe UI" w:hint="default"/>
+                <w:rFonts w:hint="default" w:ascii="Segoe UI" w:hAnsi="Segoe UI" w:eastAsia="Segoe UI" w:cs="Segoe UI"/>
                 <w:i w:val="0"/>
                 <w:iCs w:val="0"/>
                 <w:caps w:val="0"/>
@@ -6422,9 +6474,14 @@
       </w:tr>
       <w:tr>
         <w:tblPrEx>
-          <w:tblW w:w="8522" w:type="dxa"/>
-          <w:jc w:val="center"/>
-          <w:shd w:val="clear" w:color="auto" w:fill="auto"/>
+          <w:tblBorders>
+            <w:top w:val="none" w:color="auto" w:sz="0" w:space="0"/>
+            <w:left w:val="none" w:color="auto" w:sz="0" w:space="0"/>
+            <w:bottom w:val="none" w:color="auto" w:sz="0" w:space="0"/>
+            <w:right w:val="none" w:color="auto" w:sz="0" w:space="0"/>
+            <w:insideH w:val="none" w:color="auto" w:sz="0" w:space="0"/>
+            <w:insideV w:val="none" w:color="auto" w:sz="0" w:space="0"/>
+          </w:tblBorders>
           <w:tblCellMar>
             <w:top w:w="15" w:type="dxa"/>
             <w:left w:w="15" w:type="dxa"/>
@@ -6433,15 +6490,15 @@
           </w:tblCellMar>
         </w:tblPrEx>
         <w:trPr>
-          <w:trHeight w:val="0"/>
+          <w:trHeight w:val="0" w:hRule="atLeast"/>
           <w:jc w:val="center"/>
         </w:trPr>
         <w:tc>
           <w:tcPr>
             <w:tcW w:w="700" w:type="dxa"/>
             <w:tcBorders>
-              <w:top w:val="single" w:sz="4" w:space="0" w:color="auto"/>
-              <w:left w:val="single" w:sz="12" w:space="0" w:color="auto"/>
+              <w:top w:val="single" w:color="auto" w:sz="4" w:space="0"/>
+              <w:left w:val="single" w:color="auto" w:sz="12" w:space="0"/>
               <w:bottom w:val="nil"/>
               <w:right w:val="nil"/>
             </w:tcBorders>
@@ -6462,10 +6519,10 @@
               <w:suppressLineNumbers w:val="0"/>
               <w:snapToGrid w:val="0"/>
               <w:spacing w:line="240" w:lineRule="auto"/>
-              <w:ind w:left="0" w:right="0" w:firstLine="0" w:leftChars="0" w:rightChars="0" w:firstLineChars="0"/>
+              <w:ind w:left="0" w:leftChars="0" w:right="0" w:rightChars="0" w:firstLine="0" w:firstLineChars="0"/>
               <w:jc w:val="center"/>
               <w:rPr>
-                <w:rFonts w:ascii="Segoe UI" w:eastAsia="Segoe UI" w:hAnsi="Segoe UI" w:cs="Segoe UI" w:hint="default"/>
+                <w:rFonts w:hint="default" w:ascii="Segoe UI" w:hAnsi="Segoe UI" w:eastAsia="Segoe UI" w:cs="Segoe UI"/>
                 <w:i w:val="0"/>
                 <w:iCs w:val="0"/>
                 <w:caps w:val="0"/>
@@ -6477,7 +6534,7 @@
             </w:pPr>
             <w:r>
               <w:rPr>
-                <w:rFonts w:ascii="Segoe UI" w:eastAsia="Segoe UI" w:hAnsi="Segoe UI" w:cs="Segoe UI" w:hint="default"/>
+                <w:rFonts w:hint="default" w:ascii="Segoe UI" w:hAnsi="Segoe UI" w:eastAsia="Segoe UI" w:cs="Segoe UI"/>
                 <w:i w:val="0"/>
                 <w:iCs w:val="0"/>
                 <w:caps w:val="0"/>
@@ -6497,8 +6554,8 @@
           <w:tcPr>
             <w:tcW w:w="1121" w:type="dxa"/>
             <w:tcBorders>
-              <w:top w:val="single" w:sz="4" w:space="0" w:color="auto"/>
-              <w:left w:val="single" w:sz="4" w:space="0" w:color="auto"/>
+              <w:top w:val="single" w:color="auto" w:sz="4" w:space="0"/>
+              <w:left w:val="single" w:color="auto" w:sz="4" w:space="0"/>
               <w:bottom w:val="nil"/>
               <w:right w:val="nil"/>
             </w:tcBorders>
@@ -6519,10 +6576,10 @@
               <w:suppressLineNumbers w:val="0"/>
               <w:snapToGrid w:val="0"/>
               <w:spacing w:line="240" w:lineRule="auto"/>
-              <w:ind w:left="0" w:right="0" w:firstLine="0" w:leftChars="0" w:rightChars="0" w:firstLineChars="0"/>
+              <w:ind w:left="0" w:leftChars="0" w:right="0" w:rightChars="0" w:firstLine="0" w:firstLineChars="0"/>
               <w:jc w:val="center"/>
               <w:rPr>
-                <w:rFonts w:ascii="Segoe UI" w:eastAsia="Segoe UI" w:hAnsi="Segoe UI" w:cs="Segoe UI" w:hint="default"/>
+                <w:rFonts w:hint="default" w:ascii="Segoe UI" w:hAnsi="Segoe UI" w:eastAsia="Segoe UI" w:cs="Segoe UI"/>
                 <w:i w:val="0"/>
                 <w:iCs w:val="0"/>
                 <w:caps w:val="0"/>
@@ -6534,7 +6591,7 @@
             </w:pPr>
             <w:r>
               <w:rPr>
-                <w:rFonts w:ascii="Segoe UI" w:eastAsia="Segoe UI" w:hAnsi="Segoe UI" w:cs="Segoe UI" w:hint="default"/>
+                <w:rFonts w:hint="default" w:ascii="Segoe UI" w:hAnsi="Segoe UI" w:eastAsia="Segoe UI" w:cs="Segoe UI"/>
                 <w:i w:val="0"/>
                 <w:iCs w:val="0"/>
                 <w:caps w:val="0"/>
@@ -6554,8 +6611,8 @@
           <w:tcPr>
             <w:tcW w:w="1231" w:type="dxa"/>
             <w:tcBorders>
-              <w:top w:val="single" w:sz="4" w:space="0" w:color="auto"/>
-              <w:left w:val="single" w:sz="4" w:space="0" w:color="auto"/>
+              <w:top w:val="single" w:color="auto" w:sz="4" w:space="0"/>
+              <w:left w:val="single" w:color="auto" w:sz="4" w:space="0"/>
               <w:bottom w:val="nil"/>
               <w:right w:val="nil"/>
             </w:tcBorders>
@@ -6576,10 +6633,10 @@
               <w:suppressLineNumbers w:val="0"/>
               <w:snapToGrid w:val="0"/>
               <w:spacing w:line="240" w:lineRule="auto"/>
-              <w:ind w:left="0" w:right="0" w:firstLine="0" w:leftChars="0" w:rightChars="0" w:firstLineChars="0"/>
+              <w:ind w:left="0" w:leftChars="0" w:right="0" w:rightChars="0" w:firstLine="0" w:firstLineChars="0"/>
               <w:jc w:val="center"/>
               <w:rPr>
-                <w:rFonts w:ascii="Segoe UI" w:eastAsia="Segoe UI" w:hAnsi="Segoe UI" w:cs="Segoe UI" w:hint="default"/>
+                <w:rFonts w:hint="default" w:ascii="Segoe UI" w:hAnsi="Segoe UI" w:eastAsia="Segoe UI" w:cs="Segoe UI"/>
                 <w:i w:val="0"/>
                 <w:iCs w:val="0"/>
                 <w:caps w:val="0"/>
@@ -6591,7 +6648,7 @@
             </w:pPr>
             <w:r>
               <w:rPr>
-                <w:rFonts w:ascii="Segoe UI" w:eastAsia="Segoe UI" w:hAnsi="Segoe UI" w:cs="Segoe UI" w:hint="default"/>
+                <w:rFonts w:hint="default" w:ascii="Segoe UI" w:hAnsi="Segoe UI" w:eastAsia="Segoe UI" w:cs="Segoe UI"/>
                 <w:i w:val="0"/>
                 <w:iCs w:val="0"/>
                 <w:caps w:val="0"/>
@@ -6611,10 +6668,10 @@
           <w:tcPr>
             <w:tcW w:w="5469" w:type="dxa"/>
             <w:tcBorders>
-              <w:top w:val="single" w:sz="4" w:space="0" w:color="auto"/>
-              <w:left w:val="single" w:sz="4" w:space="0" w:color="auto"/>
+              <w:top w:val="single" w:color="auto" w:sz="4" w:space="0"/>
+              <w:left w:val="single" w:color="auto" w:sz="4" w:space="0"/>
               <w:bottom w:val="nil"/>
-              <w:right w:val="single" w:sz="12" w:space="0" w:color="auto"/>
+              <w:right w:val="single" w:color="auto" w:sz="12" w:space="0"/>
             </w:tcBorders>
             <w:shd w:val="clear" w:color="auto" w:fill="auto"/>
             <w:tcMar>
@@ -6633,10 +6690,10 @@
               <w:suppressLineNumbers w:val="0"/>
               <w:snapToGrid w:val="0"/>
               <w:spacing w:line="240" w:lineRule="auto"/>
-              <w:ind w:left="0" w:right="0" w:firstLine="0" w:leftChars="0" w:rightChars="0" w:firstLineChars="0"/>
+              <w:ind w:left="0" w:leftChars="0" w:right="0" w:rightChars="0" w:firstLine="0" w:firstLineChars="0"/>
               <w:jc w:val="left"/>
               <w:rPr>
-                <w:rFonts w:ascii="Segoe UI" w:eastAsia="Segoe UI" w:hAnsi="Segoe UI" w:cs="Segoe UI" w:hint="default"/>
+                <w:rFonts w:hint="default" w:ascii="Segoe UI" w:hAnsi="Segoe UI" w:eastAsia="Segoe UI" w:cs="Segoe UI"/>
                 <w:i w:val="0"/>
                 <w:iCs w:val="0"/>
                 <w:caps w:val="0"/>
@@ -6648,7 +6705,7 @@
             </w:pPr>
             <w:r>
               <w:rPr>
-                <w:rFonts w:ascii="Segoe UI" w:eastAsia="Segoe UI" w:hAnsi="Segoe UI" w:cs="Segoe UI" w:hint="default"/>
+                <w:rFonts w:hint="default" w:ascii="Segoe UI" w:hAnsi="Segoe UI" w:eastAsia="Segoe UI" w:cs="Segoe UI"/>
                 <w:i w:val="0"/>
                 <w:iCs w:val="0"/>
                 <w:caps w:val="0"/>
@@ -6667,8 +6724,14 @@
       </w:tr>
       <w:tr>
         <w:tblPrEx>
-          <w:tblW w:w="8522" w:type="dxa"/>
-          <w:jc w:val="center"/>
+          <w:tblBorders>
+            <w:top w:val="none" w:color="auto" w:sz="0" w:space="0"/>
+            <w:left w:val="none" w:color="auto" w:sz="0" w:space="0"/>
+            <w:bottom w:val="none" w:color="auto" w:sz="0" w:space="0"/>
+            <w:right w:val="none" w:color="auto" w:sz="0" w:space="0"/>
+            <w:insideH w:val="none" w:color="auto" w:sz="0" w:space="0"/>
+            <w:insideV w:val="none" w:color="auto" w:sz="0" w:space="0"/>
+          </w:tblBorders>
           <w:shd w:val="clear" w:color="auto" w:fill="auto"/>
           <w:tblCellMar>
             <w:top w:w="15" w:type="dxa"/>
@@ -6678,15 +6741,15 @@
           </w:tblCellMar>
         </w:tblPrEx>
         <w:trPr>
-          <w:trHeight w:val="0"/>
+          <w:trHeight w:val="0" w:hRule="atLeast"/>
           <w:jc w:val="center"/>
         </w:trPr>
         <w:tc>
           <w:tcPr>
             <w:tcW w:w="700" w:type="dxa"/>
             <w:tcBorders>
-              <w:top w:val="single" w:sz="4" w:space="0" w:color="auto"/>
-              <w:left w:val="single" w:sz="12" w:space="0" w:color="auto"/>
+              <w:top w:val="single" w:color="auto" w:sz="4" w:space="0"/>
+              <w:left w:val="single" w:color="auto" w:sz="12" w:space="0"/>
               <w:bottom w:val="nil"/>
               <w:right w:val="nil"/>
             </w:tcBorders>
@@ -6707,10 +6770,10 @@
               <w:suppressLineNumbers w:val="0"/>
               <w:snapToGrid w:val="0"/>
               <w:spacing w:line="240" w:lineRule="auto"/>
-              <w:ind w:left="0" w:right="0" w:firstLine="0" w:leftChars="0" w:rightChars="0" w:firstLineChars="0"/>
+              <w:ind w:left="0" w:leftChars="0" w:right="0" w:rightChars="0" w:firstLine="0" w:firstLineChars="0"/>
               <w:jc w:val="center"/>
               <w:rPr>
-                <w:rFonts w:ascii="Segoe UI" w:eastAsia="Segoe UI" w:hAnsi="Segoe UI" w:cs="Segoe UI" w:hint="default"/>
+                <w:rFonts w:hint="default" w:ascii="Segoe UI" w:hAnsi="Segoe UI" w:eastAsia="Segoe UI" w:cs="Segoe UI"/>
                 <w:i w:val="0"/>
                 <w:iCs w:val="0"/>
                 <w:caps w:val="0"/>
@@ -6722,7 +6785,7 @@
             </w:pPr>
             <w:r>
               <w:rPr>
-                <w:rFonts w:ascii="Segoe UI" w:eastAsia="Segoe UI" w:hAnsi="Segoe UI" w:cs="Segoe UI" w:hint="default"/>
+                <w:rFonts w:hint="default" w:ascii="Segoe UI" w:hAnsi="Segoe UI" w:eastAsia="Segoe UI" w:cs="Segoe UI"/>
                 <w:i w:val="0"/>
                 <w:iCs w:val="0"/>
                 <w:caps w:val="0"/>
@@ -6742,8 +6805,8 @@
           <w:tcPr>
             <w:tcW w:w="1121" w:type="dxa"/>
             <w:tcBorders>
-              <w:top w:val="single" w:sz="4" w:space="0" w:color="auto"/>
-              <w:left w:val="single" w:sz="4" w:space="0" w:color="auto"/>
+              <w:top w:val="single" w:color="auto" w:sz="4" w:space="0"/>
+              <w:left w:val="single" w:color="auto" w:sz="4" w:space="0"/>
               <w:bottom w:val="nil"/>
               <w:right w:val="nil"/>
             </w:tcBorders>
@@ -6764,10 +6827,10 @@
               <w:suppressLineNumbers w:val="0"/>
               <w:snapToGrid w:val="0"/>
               <w:spacing w:line="240" w:lineRule="auto"/>
-              <w:ind w:left="0" w:right="0" w:firstLine="0" w:leftChars="0" w:rightChars="0" w:firstLineChars="0"/>
+              <w:ind w:left="0" w:leftChars="0" w:right="0" w:rightChars="0" w:firstLine="0" w:firstLineChars="0"/>
               <w:jc w:val="center"/>
               <w:rPr>
-                <w:rFonts w:ascii="Segoe UI" w:eastAsia="Segoe UI" w:hAnsi="Segoe UI" w:cs="Segoe UI" w:hint="default"/>
+                <w:rFonts w:hint="default" w:ascii="Segoe UI" w:hAnsi="Segoe UI" w:eastAsia="Segoe UI" w:cs="Segoe UI"/>
                 <w:i w:val="0"/>
                 <w:iCs w:val="0"/>
                 <w:caps w:val="0"/>
@@ -6779,7 +6842,7 @@
             </w:pPr>
             <w:r>
               <w:rPr>
-                <w:rFonts w:ascii="Segoe UI" w:eastAsia="Segoe UI" w:hAnsi="Segoe UI" w:cs="Segoe UI" w:hint="default"/>
+                <w:rFonts w:hint="default" w:ascii="Segoe UI" w:hAnsi="Segoe UI" w:eastAsia="Segoe UI" w:cs="Segoe UI"/>
                 <w:i w:val="0"/>
                 <w:iCs w:val="0"/>
                 <w:caps w:val="0"/>
@@ -6799,8 +6862,8 @@
           <w:tcPr>
             <w:tcW w:w="1231" w:type="dxa"/>
             <w:tcBorders>
-              <w:top w:val="single" w:sz="4" w:space="0" w:color="auto"/>
-              <w:left w:val="single" w:sz="4" w:space="0" w:color="auto"/>
+              <w:top w:val="single" w:color="auto" w:sz="4" w:space="0"/>
+              <w:left w:val="single" w:color="auto" w:sz="4" w:space="0"/>
               <w:bottom w:val="nil"/>
               <w:right w:val="nil"/>
             </w:tcBorders>
@@ -6821,10 +6884,10 @@
               <w:suppressLineNumbers w:val="0"/>
               <w:snapToGrid w:val="0"/>
               <w:spacing w:line="240" w:lineRule="auto"/>
-              <w:ind w:left="0" w:right="0" w:firstLine="0" w:leftChars="0" w:rightChars="0" w:firstLineChars="0"/>
+              <w:ind w:left="0" w:leftChars="0" w:right="0" w:rightChars="0" w:firstLine="0" w:firstLineChars="0"/>
               <w:jc w:val="center"/>
               <w:rPr>
-                <w:rFonts w:ascii="Segoe UI" w:eastAsia="Segoe UI" w:hAnsi="Segoe UI" w:cs="Segoe UI" w:hint="default"/>
+                <w:rFonts w:hint="default" w:ascii="Segoe UI" w:hAnsi="Segoe UI" w:eastAsia="Segoe UI" w:cs="Segoe UI"/>
                 <w:i w:val="0"/>
                 <w:iCs w:val="0"/>
                 <w:caps w:val="0"/>
@@ -6836,7 +6899,7 @@
             </w:pPr>
             <w:r>
               <w:rPr>
-                <w:rFonts w:ascii="Segoe UI" w:eastAsia="Segoe UI" w:hAnsi="Segoe UI" w:cs="Segoe UI" w:hint="default"/>
+                <w:rFonts w:hint="default" w:ascii="Segoe UI" w:hAnsi="Segoe UI" w:eastAsia="Segoe UI" w:cs="Segoe UI"/>
                 <w:i w:val="0"/>
                 <w:iCs w:val="0"/>
                 <w:caps w:val="0"/>
@@ -6856,10 +6919,10 @@
           <w:tcPr>
             <w:tcW w:w="5469" w:type="dxa"/>
             <w:tcBorders>
-              <w:top w:val="single" w:sz="4" w:space="0" w:color="auto"/>
-              <w:left w:val="single" w:sz="4" w:space="0" w:color="auto"/>
+              <w:top w:val="single" w:color="auto" w:sz="4" w:space="0"/>
+              <w:left w:val="single" w:color="auto" w:sz="4" w:space="0"/>
               <w:bottom w:val="nil"/>
-              <w:right w:val="single" w:sz="12" w:space="0" w:color="auto"/>
+              <w:right w:val="single" w:color="auto" w:sz="12" w:space="0"/>
             </w:tcBorders>
             <w:shd w:val="clear" w:color="auto" w:fill="auto"/>
             <w:tcMar>
@@ -6878,10 +6941,10 @@
               <w:suppressLineNumbers w:val="0"/>
               <w:snapToGrid w:val="0"/>
               <w:spacing w:line="240" w:lineRule="auto"/>
-              <w:ind w:left="0" w:right="0" w:firstLine="0" w:leftChars="0" w:rightChars="0" w:firstLineChars="0"/>
+              <w:ind w:left="0" w:leftChars="0" w:right="0" w:rightChars="0" w:firstLine="0" w:firstLineChars="0"/>
               <w:jc w:val="left"/>
               <w:rPr>
-                <w:rFonts w:ascii="Segoe UI" w:eastAsia="Segoe UI" w:hAnsi="Segoe UI" w:cs="Segoe UI" w:hint="default"/>
+                <w:rFonts w:hint="default" w:ascii="Segoe UI" w:hAnsi="Segoe UI" w:eastAsia="Segoe UI" w:cs="Segoe UI"/>
                 <w:i w:val="0"/>
                 <w:iCs w:val="0"/>
                 <w:caps w:val="0"/>
@@ -6893,7 +6956,7 @@
             </w:pPr>
             <w:r>
               <w:rPr>
-                <w:rFonts w:ascii="Segoe UI" w:eastAsia="Segoe UI" w:hAnsi="Segoe UI" w:cs="Segoe UI" w:hint="default"/>
+                <w:rFonts w:hint="default" w:ascii="Segoe UI" w:hAnsi="Segoe UI" w:eastAsia="Segoe UI" w:cs="Segoe UI"/>
                 <w:i w:val="0"/>
                 <w:iCs w:val="0"/>
                 <w:caps w:val="0"/>
@@ -6912,8 +6975,14 @@
       </w:tr>
       <w:tr>
         <w:tblPrEx>
-          <w:tblW w:w="8522" w:type="dxa"/>
-          <w:jc w:val="center"/>
+          <w:tblBorders>
+            <w:top w:val="none" w:color="auto" w:sz="0" w:space="0"/>
+            <w:left w:val="none" w:color="auto" w:sz="0" w:space="0"/>
+            <w:bottom w:val="none" w:color="auto" w:sz="0" w:space="0"/>
+            <w:right w:val="none" w:color="auto" w:sz="0" w:space="0"/>
+            <w:insideH w:val="none" w:color="auto" w:sz="0" w:space="0"/>
+            <w:insideV w:val="none" w:color="auto" w:sz="0" w:space="0"/>
+          </w:tblBorders>
           <w:shd w:val="clear" w:color="auto" w:fill="auto"/>
           <w:tblCellMar>
             <w:top w:w="15" w:type="dxa"/>
@@ -6923,16 +6992,16 @@
           </w:tblCellMar>
         </w:tblPrEx>
         <w:trPr>
-          <w:trHeight w:val="0"/>
+          <w:trHeight w:val="0" w:hRule="atLeast"/>
           <w:jc w:val="center"/>
         </w:trPr>
         <w:tc>
           <w:tcPr>
             <w:tcW w:w="700" w:type="dxa"/>
             <w:tcBorders>
-              <w:top w:val="single" w:sz="4" w:space="0" w:color="auto"/>
-              <w:left w:val="single" w:sz="12" w:space="0" w:color="auto"/>
-              <w:bottom w:val="single" w:sz="12" w:space="0" w:color="auto"/>
+              <w:top w:val="single" w:color="auto" w:sz="4" w:space="0"/>
+              <w:left w:val="single" w:color="auto" w:sz="12" w:space="0"/>
+              <w:bottom w:val="single" w:color="auto" w:sz="12" w:space="0"/>
               <w:right w:val="nil"/>
             </w:tcBorders>
             <w:shd w:val="clear" w:color="auto" w:fill="auto"/>
@@ -6952,10 +7021,10 @@
               <w:suppressLineNumbers w:val="0"/>
               <w:snapToGrid w:val="0"/>
               <w:spacing w:line="240" w:lineRule="auto"/>
-              <w:ind w:left="0" w:right="0" w:firstLine="0" w:leftChars="0" w:rightChars="0" w:firstLineChars="0"/>
+              <w:ind w:left="0" w:leftChars="0" w:right="0" w:rightChars="0" w:firstLine="0" w:firstLineChars="0"/>
               <w:jc w:val="center"/>
               <w:rPr>
-                <w:rFonts w:ascii="Segoe UI" w:eastAsia="Segoe UI" w:hAnsi="Segoe UI" w:cs="Segoe UI" w:hint="default"/>
+                <w:rFonts w:hint="default" w:ascii="Segoe UI" w:hAnsi="Segoe UI" w:eastAsia="Segoe UI" w:cs="Segoe UI"/>
                 <w:i w:val="0"/>
                 <w:iCs w:val="0"/>
                 <w:caps w:val="0"/>
@@ -6967,7 +7036,7 @@
             </w:pPr>
             <w:r>
               <w:rPr>
-                <w:rFonts w:ascii="Segoe UI" w:eastAsia="Segoe UI" w:hAnsi="Segoe UI" w:cs="Segoe UI" w:hint="default"/>
+                <w:rFonts w:hint="default" w:ascii="Segoe UI" w:hAnsi="Segoe UI" w:eastAsia="Segoe UI" w:cs="Segoe UI"/>
                 <w:i w:val="0"/>
                 <w:iCs w:val="0"/>
                 <w:caps w:val="0"/>
@@ -6987,9 +7056,9 @@
           <w:tcPr>
             <w:tcW w:w="1121" w:type="dxa"/>
             <w:tcBorders>
-              <w:top w:val="single" w:sz="4" w:space="0" w:color="auto"/>
-              <w:left w:val="single" w:sz="4" w:space="0" w:color="auto"/>
-              <w:bottom w:val="single" w:sz="12" w:space="0" w:color="auto"/>
+              <w:top w:val="single" w:color="auto" w:sz="4" w:space="0"/>
+              <w:left w:val="single" w:color="auto" w:sz="4" w:space="0"/>
+              <w:bottom w:val="single" w:color="auto" w:sz="12" w:space="0"/>
               <w:right w:val="nil"/>
             </w:tcBorders>
             <w:shd w:val="clear" w:color="auto" w:fill="auto"/>
@@ -7009,10 +7078,10 @@
               <w:suppressLineNumbers w:val="0"/>
               <w:snapToGrid w:val="0"/>
               <w:spacing w:line="240" w:lineRule="auto"/>
-              <w:ind w:left="0" w:right="0" w:firstLine="0" w:leftChars="0" w:rightChars="0" w:firstLineChars="0"/>
+              <w:ind w:left="0" w:leftChars="0" w:right="0" w:rightChars="0" w:firstLine="0" w:firstLineChars="0"/>
               <w:jc w:val="center"/>
               <w:rPr>
-                <w:rFonts w:ascii="Segoe UI" w:eastAsia="Segoe UI" w:hAnsi="Segoe UI" w:cs="Segoe UI" w:hint="default"/>
+                <w:rFonts w:hint="default" w:ascii="Segoe UI" w:hAnsi="Segoe UI" w:eastAsia="Segoe UI" w:cs="Segoe UI"/>
                 <w:i w:val="0"/>
                 <w:iCs w:val="0"/>
                 <w:caps w:val="0"/>
@@ -7024,7 +7093,7 @@
             </w:pPr>
             <w:r>
               <w:rPr>
-                <w:rFonts w:ascii="Segoe UI" w:eastAsia="Segoe UI" w:hAnsi="Segoe UI" w:cs="Segoe UI" w:hint="default"/>
+                <w:rFonts w:hint="default" w:ascii="Segoe UI" w:hAnsi="Segoe UI" w:eastAsia="Segoe UI" w:cs="Segoe UI"/>
                 <w:i w:val="0"/>
                 <w:iCs w:val="0"/>
                 <w:caps w:val="0"/>
@@ -7044,9 +7113,9 @@
           <w:tcPr>
             <w:tcW w:w="1231" w:type="dxa"/>
             <w:tcBorders>
-              <w:top w:val="single" w:sz="4" w:space="0" w:color="auto"/>
-              <w:left w:val="single" w:sz="4" w:space="0" w:color="auto"/>
-              <w:bottom w:val="single" w:sz="12" w:space="0" w:color="auto"/>
+              <w:top w:val="single" w:color="auto" w:sz="4" w:space="0"/>
+              <w:left w:val="single" w:color="auto" w:sz="4" w:space="0"/>
+              <w:bottom w:val="single" w:color="auto" w:sz="12" w:space="0"/>
               <w:right w:val="nil"/>
             </w:tcBorders>
             <w:shd w:val="clear" w:color="auto" w:fill="auto"/>
@@ -7066,10 +7135,10 @@
               <w:suppressLineNumbers w:val="0"/>
               <w:snapToGrid w:val="0"/>
               <w:spacing w:line="240" w:lineRule="auto"/>
-              <w:ind w:left="0" w:right="0" w:firstLine="0" w:leftChars="0" w:rightChars="0" w:firstLineChars="0"/>
+              <w:ind w:left="0" w:leftChars="0" w:right="0" w:rightChars="0" w:firstLine="0" w:firstLineChars="0"/>
               <w:jc w:val="center"/>
               <w:rPr>
-                <w:rFonts w:ascii="Segoe UI" w:eastAsia="Segoe UI" w:hAnsi="Segoe UI" w:cs="Segoe UI" w:hint="default"/>
+                <w:rFonts w:hint="default" w:ascii="Segoe UI" w:hAnsi="Segoe UI" w:eastAsia="Segoe UI" w:cs="Segoe UI"/>
                 <w:i w:val="0"/>
                 <w:iCs w:val="0"/>
                 <w:caps w:val="0"/>
@@ -7081,7 +7150,7 @@
             </w:pPr>
             <w:r>
               <w:rPr>
-                <w:rFonts w:ascii="Segoe UI" w:eastAsia="Segoe UI" w:hAnsi="Segoe UI" w:cs="Segoe UI" w:hint="default"/>
+                <w:rFonts w:hint="default" w:ascii="Segoe UI" w:hAnsi="Segoe UI" w:eastAsia="Segoe UI" w:cs="Segoe UI"/>
                 <w:i w:val="0"/>
                 <w:iCs w:val="0"/>
                 <w:caps w:val="0"/>
@@ -7101,10 +7170,10 @@
           <w:tcPr>
             <w:tcW w:w="5469" w:type="dxa"/>
             <w:tcBorders>
-              <w:top w:val="single" w:sz="4" w:space="0" w:color="auto"/>
-              <w:left w:val="single" w:sz="4" w:space="0" w:color="auto"/>
-              <w:bottom w:val="single" w:sz="12" w:space="0" w:color="auto"/>
-              <w:right w:val="single" w:sz="12" w:space="0" w:color="auto"/>
+              <w:top w:val="single" w:color="auto" w:sz="4" w:space="0"/>
+              <w:left w:val="single" w:color="auto" w:sz="4" w:space="0"/>
+              <w:bottom w:val="single" w:color="auto" w:sz="12" w:space="0"/>
+              <w:right w:val="single" w:color="auto" w:sz="12" w:space="0"/>
             </w:tcBorders>
             <w:shd w:val="clear" w:color="auto" w:fill="auto"/>
             <w:tcMar>
@@ -7123,10 +7192,10 @@
               <w:suppressLineNumbers w:val="0"/>
               <w:snapToGrid w:val="0"/>
               <w:spacing w:line="240" w:lineRule="auto"/>
-              <w:ind w:left="0" w:right="0" w:firstLine="0" w:leftChars="0" w:rightChars="0" w:firstLineChars="0"/>
+              <w:ind w:left="0" w:leftChars="0" w:right="0" w:rightChars="0" w:firstLine="0" w:firstLineChars="0"/>
               <w:jc w:val="left"/>
               <w:rPr>
-                <w:rFonts w:ascii="Segoe UI" w:eastAsia="Segoe UI" w:hAnsi="Segoe UI" w:cs="Segoe UI" w:hint="default"/>
+                <w:rFonts w:hint="default" w:ascii="Segoe UI" w:hAnsi="Segoe UI" w:eastAsia="Segoe UI" w:cs="Segoe UI"/>
                 <w:i w:val="0"/>
                 <w:iCs w:val="0"/>
                 <w:caps w:val="0"/>
@@ -7138,7 +7207,7 @@
             </w:pPr>
             <w:r>
               <w:rPr>
-                <w:rFonts w:ascii="Segoe UI" w:eastAsia="Segoe UI" w:hAnsi="Segoe UI" w:cs="Segoe UI" w:hint="default"/>
+                <w:rFonts w:hint="default" w:ascii="Segoe UI" w:hAnsi="Segoe UI" w:eastAsia="Segoe UI" w:cs="Segoe UI"/>
                 <w:i w:val="0"/>
                 <w:iCs w:val="0"/>
                 <w:caps w:val="0"/>
@@ -7158,7 +7227,7 @@
     </w:tbl>
     <w:p>
       <w:pPr>
-        <w:pStyle w:val="a2"/>
+        <w:pStyle w:val="32"/>
         <w:rPr>
           <w:rFonts w:hint="default"/>
           <w:lang w:val="en-US" w:eastAsia="zh-CN"/>
@@ -7167,7 +7236,7 @@
     </w:p>
     <w:p>
       <w:pPr>
-        <w:pStyle w:val="a2"/>
+        <w:pStyle w:val="32"/>
         <w:keepNext w:val="0"/>
         <w:keepLines w:val="0"/>
         <w:pageBreakBefore w:val="0"/>
@@ -7183,7 +7252,7 @@
         <w:snapToGrid w:val="0"/>
         <w:textAlignment w:val="baseline"/>
         <w:rPr>
-          <w:rFonts w:ascii="Segoe UI" w:eastAsia="Segoe UI" w:hAnsi="Segoe UI" w:cs="Segoe UI" w:hint="default"/>
+          <w:rFonts w:hint="default" w:ascii="Segoe UI" w:hAnsi="Segoe UI" w:eastAsia="Segoe UI" w:cs="Segoe UI"/>
           <w:i w:val="0"/>
           <w:iCs w:val="0"/>
           <w:caps w:val="0"/>
@@ -7198,45 +7267,45 @@
     </w:p>
     <w:p>
       <w:pPr>
-        <w:pStyle w:val="1"/>
+        <w:pStyle w:val="31"/>
         <w:bidi w:val="0"/>
         <w:rPr>
           <w:rFonts w:hint="default"/>
           <w:lang w:val="en-US" w:eastAsia="zh-CN"/>
         </w:rPr>
       </w:pPr>
-      <w:bookmarkStart w:id="14" w:name="_Toc15537"/>
+      <w:bookmarkStart w:id="13" w:name="_Toc15537"/>
       <w:r>
         <w:rPr>
           <w:rFonts w:hint="default"/>
           <w:lang w:val="en-US" w:eastAsia="zh-CN"/>
         </w:rPr>
         <w:t>年度详细工作计划</w:t>
+      </w:r>
+      <w:bookmarkEnd w:id="13"/>
+    </w:p>
+    <w:p>
+      <w:pPr>
+        <w:pStyle w:val="33"/>
+        <w:bidi w:val="0"/>
+        <w:rPr>
+          <w:rFonts w:hint="default"/>
+          <w:lang w:val="en-US" w:eastAsia="zh-CN"/>
+        </w:rPr>
+      </w:pPr>
+      <w:bookmarkStart w:id="14" w:name="_Toc19404"/>
+      <w:r>
+        <w:rPr>
+          <w:rFonts w:hint="default"/>
+          <w:lang w:val="en-US" w:eastAsia="zh-CN"/>
+        </w:rPr>
+        <w:t>第一阶段：项目启动（第1-2周）</w:t>
       </w:r>
       <w:bookmarkEnd w:id="14"/>
     </w:p>
     <w:p>
       <w:pPr>
-        <w:pStyle w:val="2"/>
-        <w:bidi w:val="0"/>
-        <w:rPr>
-          <w:rFonts w:hint="default"/>
-          <w:lang w:val="en-US" w:eastAsia="zh-CN"/>
-        </w:rPr>
-      </w:pPr>
-      <w:bookmarkStart w:id="15" w:name="_Toc19404"/>
-      <w:r>
-        <w:rPr>
-          <w:rFonts w:hint="default"/>
-          <w:lang w:val="en-US" w:eastAsia="zh-CN"/>
-        </w:rPr>
-        <w:t>第一阶段：项目启动（第1-2周）</w:t>
-      </w:r>
-      <w:bookmarkEnd w:id="15"/>
-    </w:p>
-    <w:p>
-      <w:pPr>
-        <w:pStyle w:val="a2"/>
+        <w:pStyle w:val="32"/>
         <w:keepNext w:val="0"/>
         <w:keepLines w:val="0"/>
         <w:pageBreakBefore w:val="0"/>
@@ -7252,7 +7321,7 @@
         <w:snapToGrid w:val="0"/>
         <w:textAlignment w:val="baseline"/>
         <w:rPr>
-          <w:rFonts w:ascii="Segoe UI" w:eastAsia="Segoe UI" w:hAnsi="Segoe UI" w:cs="Segoe UI" w:hint="default"/>
+          <w:rFonts w:hint="default" w:ascii="Segoe UI" w:hAnsi="Segoe UI" w:eastAsia="Segoe UI" w:cs="Segoe UI"/>
           <w:i w:val="0"/>
           <w:iCs w:val="0"/>
           <w:caps w:val="0"/>
@@ -7266,7 +7335,7 @@
       </w:pPr>
       <w:r>
         <w:rPr>
-          <w:rFonts w:ascii="Segoe UI" w:eastAsia="Segoe UI" w:hAnsi="Segoe UI" w:cs="Segoe UI" w:hint="default"/>
+          <w:rFonts w:hint="default" w:ascii="Segoe UI" w:hAnsi="Segoe UI" w:eastAsia="Segoe UI" w:cs="Segoe UI"/>
           <w:i w:val="0"/>
           <w:iCs w:val="0"/>
           <w:caps w:val="0"/>
@@ -7282,7 +7351,7 @@
     </w:p>
     <w:p>
       <w:pPr>
-        <w:pStyle w:val="a2"/>
+        <w:pStyle w:val="32"/>
         <w:keepNext w:val="0"/>
         <w:keepLines w:val="0"/>
         <w:pageBreakBefore w:val="0"/>
@@ -7298,7 +7367,7 @@
         <w:snapToGrid w:val="0"/>
         <w:textAlignment w:val="baseline"/>
         <w:rPr>
-          <w:rFonts w:ascii="Segoe UI" w:eastAsia="Segoe UI" w:hAnsi="Segoe UI" w:cs="Segoe UI" w:hint="default"/>
+          <w:rFonts w:hint="default" w:ascii="Segoe UI" w:hAnsi="Segoe UI" w:eastAsia="Segoe UI" w:cs="Segoe UI"/>
           <w:i w:val="0"/>
           <w:iCs w:val="0"/>
           <w:caps w:val="0"/>
@@ -7312,7 +7381,7 @@
       </w:pPr>
       <w:r>
         <w:rPr>
-          <w:rFonts w:ascii="Segoe UI" w:eastAsia="Segoe UI" w:hAnsi="Segoe UI" w:cs="Segoe UI" w:hint="default"/>
+          <w:rFonts w:hint="default" w:ascii="Segoe UI" w:hAnsi="Segoe UI" w:eastAsia="Segoe UI" w:cs="Segoe UI"/>
           <w:i w:val="0"/>
           <w:iCs w:val="0"/>
           <w:caps w:val="0"/>
@@ -7328,14 +7397,14 @@
     </w:p>
     <w:p>
       <w:pPr>
-        <w:pStyle w:val="2"/>
+        <w:pStyle w:val="33"/>
         <w:bidi w:val="0"/>
         <w:rPr>
           <w:rFonts w:hint="default"/>
           <w:lang w:val="en-US" w:eastAsia="zh-CN"/>
         </w:rPr>
       </w:pPr>
-      <w:bookmarkStart w:id="16" w:name="_Toc15731"/>
+      <w:bookmarkStart w:id="15" w:name="_Toc15731"/>
       <w:r>
         <w:rPr>
           <w:rFonts w:hint="default"/>
@@ -7343,11 +7412,11 @@
         </w:rPr>
         <w:t>第二阶段：需求确认（第3-4周）</w:t>
       </w:r>
-      <w:bookmarkEnd w:id="16"/>
+      <w:bookmarkEnd w:id="15"/>
     </w:p>
     <w:p>
       <w:pPr>
-        <w:pStyle w:val="a2"/>
+        <w:pStyle w:val="32"/>
         <w:keepNext w:val="0"/>
         <w:keepLines w:val="0"/>
         <w:pageBreakBefore w:val="0"/>
@@ -7363,7 +7432,7 @@
         <w:snapToGrid w:val="0"/>
         <w:textAlignment w:val="baseline"/>
         <w:rPr>
-          <w:rFonts w:ascii="Segoe UI" w:eastAsia="Segoe UI" w:hAnsi="Segoe UI" w:cs="Segoe UI" w:hint="default"/>
+          <w:rFonts w:hint="default" w:ascii="Segoe UI" w:hAnsi="Segoe UI" w:eastAsia="Segoe UI" w:cs="Segoe UI"/>
           <w:i w:val="0"/>
           <w:iCs w:val="0"/>
           <w:caps w:val="0"/>
@@ -7377,7 +7446,7 @@
       </w:pPr>
       <w:r>
         <w:rPr>
-          <w:rFonts w:ascii="Segoe UI" w:eastAsia="Segoe UI" w:hAnsi="Segoe UI" w:cs="Segoe UI" w:hint="default"/>
+          <w:rFonts w:hint="default" w:ascii="Segoe UI" w:hAnsi="Segoe UI" w:eastAsia="Segoe UI" w:cs="Segoe UI"/>
           <w:i w:val="0"/>
           <w:iCs w:val="0"/>
           <w:caps w:val="0"/>
@@ -7393,7 +7462,7 @@
     </w:p>
     <w:p>
       <w:pPr>
-        <w:pStyle w:val="a2"/>
+        <w:pStyle w:val="32"/>
         <w:keepNext w:val="0"/>
         <w:keepLines w:val="0"/>
         <w:pageBreakBefore w:val="0"/>
@@ -7409,7 +7478,7 @@
         <w:snapToGrid w:val="0"/>
         <w:textAlignment w:val="baseline"/>
         <w:rPr>
-          <w:rFonts w:ascii="Segoe UI" w:eastAsia="Segoe UI" w:hAnsi="Segoe UI" w:cs="Segoe UI" w:hint="default"/>
+          <w:rFonts w:hint="default" w:ascii="Segoe UI" w:hAnsi="Segoe UI" w:eastAsia="Segoe UI" w:cs="Segoe UI"/>
           <w:i w:val="0"/>
           <w:iCs w:val="0"/>
           <w:caps w:val="0"/>
@@ -7423,7 +7492,7 @@
       </w:pPr>
       <w:r>
         <w:rPr>
-          <w:rFonts w:ascii="Segoe UI" w:eastAsia="Segoe UI" w:hAnsi="Segoe UI" w:cs="Segoe UI" w:hint="default"/>
+          <w:rFonts w:hint="default" w:ascii="Segoe UI" w:hAnsi="Segoe UI" w:eastAsia="Segoe UI" w:cs="Segoe UI"/>
           <w:i w:val="0"/>
           <w:iCs w:val="0"/>
           <w:caps w:val="0"/>
@@ -7439,14 +7508,14 @@
     </w:p>
     <w:p>
       <w:pPr>
-        <w:pStyle w:val="2"/>
+        <w:pStyle w:val="33"/>
         <w:bidi w:val="0"/>
         <w:rPr>
           <w:rFonts w:hint="default"/>
           <w:lang w:val="en-US" w:eastAsia="zh-CN"/>
         </w:rPr>
       </w:pPr>
-      <w:bookmarkStart w:id="17" w:name="_Toc6150"/>
+      <w:bookmarkStart w:id="16" w:name="_Toc6150"/>
       <w:r>
         <w:rPr>
           <w:rFonts w:hint="default"/>
@@ -7454,11 +7523,11 @@
         </w:rPr>
         <w:t>第三阶段：系统部署（第5-8周）</w:t>
       </w:r>
-      <w:bookmarkEnd w:id="17"/>
+      <w:bookmarkEnd w:id="16"/>
     </w:p>
     <w:p>
       <w:pPr>
-        <w:pStyle w:val="a2"/>
+        <w:pStyle w:val="32"/>
         <w:keepNext w:val="0"/>
         <w:keepLines w:val="0"/>
         <w:pageBreakBefore w:val="0"/>
@@ -7474,7 +7543,7 @@
         <w:snapToGrid w:val="0"/>
         <w:textAlignment w:val="baseline"/>
         <w:rPr>
-          <w:rFonts w:ascii="Segoe UI" w:eastAsia="Segoe UI" w:hAnsi="Segoe UI" w:cs="Segoe UI" w:hint="default"/>
+          <w:rFonts w:hint="default" w:ascii="Segoe UI" w:hAnsi="Segoe UI" w:eastAsia="Segoe UI" w:cs="Segoe UI"/>
           <w:i w:val="0"/>
           <w:iCs w:val="0"/>
           <w:caps w:val="0"/>
@@ -7488,7 +7557,7 @@
       </w:pPr>
       <w:r>
         <w:rPr>
-          <w:rFonts w:ascii="Segoe UI" w:eastAsia="Segoe UI" w:hAnsi="Segoe UI" w:cs="Segoe UI" w:hint="default"/>
+          <w:rFonts w:hint="default" w:ascii="Segoe UI" w:hAnsi="Segoe UI" w:eastAsia="Segoe UI" w:cs="Segoe UI"/>
           <w:i w:val="0"/>
           <w:iCs w:val="0"/>
           <w:caps w:val="0"/>
@@ -7504,7 +7573,7 @@
     </w:p>
     <w:p>
       <w:pPr>
-        <w:pStyle w:val="a2"/>
+        <w:pStyle w:val="32"/>
         <w:keepNext w:val="0"/>
         <w:keepLines w:val="0"/>
         <w:pageBreakBefore w:val="0"/>
@@ -7520,7 +7589,7 @@
         <w:snapToGrid w:val="0"/>
         <w:textAlignment w:val="baseline"/>
         <w:rPr>
-          <w:rFonts w:ascii="Segoe UI" w:eastAsia="Segoe UI" w:hAnsi="Segoe UI" w:cs="Segoe UI" w:hint="default"/>
+          <w:rFonts w:hint="default" w:ascii="Segoe UI" w:hAnsi="Segoe UI" w:eastAsia="Segoe UI" w:cs="Segoe UI"/>
           <w:i w:val="0"/>
           <w:iCs w:val="0"/>
           <w:caps w:val="0"/>
@@ -7534,7 +7603,7 @@
       </w:pPr>
       <w:r>
         <w:rPr>
-          <w:rFonts w:ascii="Segoe UI" w:eastAsia="Segoe UI" w:hAnsi="Segoe UI" w:cs="Segoe UI" w:hint="default"/>
+          <w:rFonts w:hint="default" w:ascii="Segoe UI" w:hAnsi="Segoe UI" w:eastAsia="Segoe UI" w:cs="Segoe UI"/>
           <w:i w:val="0"/>
           <w:iCs w:val="0"/>
           <w:caps w:val="0"/>
@@ -7550,7 +7619,7 @@
     </w:p>
     <w:p>
       <w:pPr>
-        <w:pStyle w:val="a2"/>
+        <w:pStyle w:val="32"/>
         <w:keepNext w:val="0"/>
         <w:keepLines w:val="0"/>
         <w:pageBreakBefore w:val="0"/>
@@ -7566,7 +7635,7 @@
         <w:snapToGrid w:val="0"/>
         <w:textAlignment w:val="baseline"/>
         <w:rPr>
-          <w:rFonts w:ascii="Segoe UI" w:eastAsia="Segoe UI" w:hAnsi="Segoe UI" w:cs="Segoe UI" w:hint="default"/>
+          <w:rFonts w:hint="default" w:ascii="Segoe UI" w:hAnsi="Segoe UI" w:eastAsia="Segoe UI" w:cs="Segoe UI"/>
           <w:i w:val="0"/>
           <w:iCs w:val="0"/>
           <w:caps w:val="0"/>
@@ -7580,7 +7649,7 @@
       </w:pPr>
       <w:r>
         <w:rPr>
-          <w:rFonts w:ascii="Segoe UI" w:eastAsia="Segoe UI" w:hAnsi="Segoe UI" w:cs="Segoe UI" w:hint="default"/>
+          <w:rFonts w:hint="default" w:ascii="Segoe UI" w:hAnsi="Segoe UI" w:eastAsia="Segoe UI" w:cs="Segoe UI"/>
           <w:i w:val="0"/>
           <w:iCs w:val="0"/>
           <w:caps w:val="0"/>
@@ -7596,7 +7665,7 @@
     </w:p>
     <w:p>
       <w:pPr>
-        <w:pStyle w:val="a2"/>
+        <w:pStyle w:val="32"/>
         <w:keepNext w:val="0"/>
         <w:keepLines w:val="0"/>
         <w:pageBreakBefore w:val="0"/>
@@ -7612,7 +7681,7 @@
         <w:snapToGrid w:val="0"/>
         <w:textAlignment w:val="baseline"/>
         <w:rPr>
-          <w:rFonts w:ascii="Segoe UI" w:eastAsia="Segoe UI" w:hAnsi="Segoe UI" w:cs="Segoe UI" w:hint="default"/>
+          <w:rFonts w:hint="default" w:ascii="Segoe UI" w:hAnsi="Segoe UI" w:eastAsia="Segoe UI" w:cs="Segoe UI"/>
           <w:i w:val="0"/>
           <w:iCs w:val="0"/>
           <w:caps w:val="0"/>
@@ -7626,7 +7695,7 @@
       </w:pPr>
       <w:r>
         <w:rPr>
-          <w:rFonts w:ascii="Segoe UI" w:eastAsia="Segoe UI" w:hAnsi="Segoe UI" w:cs="Segoe UI" w:hint="default"/>
+          <w:rFonts w:hint="default" w:ascii="Segoe UI" w:hAnsi="Segoe UI" w:eastAsia="Segoe UI" w:cs="Segoe UI"/>
           <w:i w:val="0"/>
           <w:iCs w:val="0"/>
           <w:caps w:val="0"/>
@@ -7642,14 +7711,14 @@
     </w:p>
     <w:p>
       <w:pPr>
-        <w:pStyle w:val="2"/>
+        <w:pStyle w:val="33"/>
         <w:bidi w:val="0"/>
         <w:rPr>
           <w:rFonts w:hint="default"/>
           <w:lang w:val="en-US" w:eastAsia="zh-CN"/>
         </w:rPr>
       </w:pPr>
-      <w:bookmarkStart w:id="18" w:name="_Toc5223"/>
+      <w:bookmarkStart w:id="17" w:name="_Toc5223"/>
       <w:r>
         <w:rPr>
           <w:rFonts w:hint="default"/>
@@ -7657,11 +7726,11 @@
         </w:rPr>
         <w:t>第四阶段：系统培训（第9-10周）</w:t>
       </w:r>
-      <w:bookmarkEnd w:id="18"/>
+      <w:bookmarkEnd w:id="17"/>
     </w:p>
     <w:p>
       <w:pPr>
-        <w:pStyle w:val="a2"/>
+        <w:pStyle w:val="32"/>
         <w:keepNext w:val="0"/>
         <w:keepLines w:val="0"/>
         <w:pageBreakBefore w:val="0"/>
@@ -7677,7 +7746,7 @@
         <w:snapToGrid w:val="0"/>
         <w:textAlignment w:val="baseline"/>
         <w:rPr>
-          <w:rFonts w:ascii="Segoe UI" w:eastAsia="Segoe UI" w:hAnsi="Segoe UI" w:cs="Segoe UI" w:hint="default"/>
+          <w:rFonts w:hint="default" w:ascii="Segoe UI" w:hAnsi="Segoe UI" w:eastAsia="Segoe UI" w:cs="Segoe UI"/>
           <w:i w:val="0"/>
           <w:iCs w:val="0"/>
           <w:caps w:val="0"/>
@@ -7691,7 +7760,7 @@
       </w:pPr>
       <w:r>
         <w:rPr>
-          <w:rFonts w:ascii="Segoe UI" w:eastAsia="Segoe UI" w:hAnsi="Segoe UI" w:cs="Segoe UI" w:hint="default"/>
+          <w:rFonts w:hint="default" w:ascii="Segoe UI" w:hAnsi="Segoe UI" w:eastAsia="Segoe UI" w:cs="Segoe UI"/>
           <w:i w:val="0"/>
           <w:iCs w:val="0"/>
           <w:caps w:val="0"/>
@@ -7707,7 +7776,7 @@
     </w:p>
     <w:p>
       <w:pPr>
-        <w:pStyle w:val="a2"/>
+        <w:pStyle w:val="32"/>
         <w:keepNext w:val="0"/>
         <w:keepLines w:val="0"/>
         <w:pageBreakBefore w:val="0"/>
@@ -7723,7 +7792,7 @@
         <w:snapToGrid w:val="0"/>
         <w:textAlignment w:val="baseline"/>
         <w:rPr>
-          <w:rFonts w:ascii="Segoe UI" w:eastAsia="Segoe UI" w:hAnsi="Segoe UI" w:cs="Segoe UI" w:hint="default"/>
+          <w:rFonts w:hint="default" w:ascii="Segoe UI" w:hAnsi="Segoe UI" w:eastAsia="Segoe UI" w:cs="Segoe UI"/>
           <w:i w:val="0"/>
           <w:iCs w:val="0"/>
           <w:caps w:val="0"/>
@@ -7737,7 +7806,7 @@
       </w:pPr>
       <w:r>
         <w:rPr>
-          <w:rFonts w:ascii="Segoe UI" w:eastAsia="Segoe UI" w:hAnsi="Segoe UI" w:cs="Segoe UI" w:hint="default"/>
+          <w:rFonts w:hint="default" w:ascii="Segoe UI" w:hAnsi="Segoe UI" w:eastAsia="Segoe UI" w:cs="Segoe UI"/>
           <w:i w:val="0"/>
           <w:iCs w:val="0"/>
           <w:caps w:val="0"/>
@@ -7753,14 +7822,14 @@
     </w:p>
     <w:p>
       <w:pPr>
-        <w:pStyle w:val="2"/>
+        <w:pStyle w:val="33"/>
         <w:bidi w:val="0"/>
         <w:rPr>
           <w:rFonts w:hint="default"/>
           <w:lang w:val="en-US" w:eastAsia="zh-CN"/>
         </w:rPr>
       </w:pPr>
-      <w:bookmarkStart w:id="19" w:name="_Toc27363"/>
+      <w:bookmarkStart w:id="18" w:name="_Toc27363"/>
       <w:r>
         <w:rPr>
           <w:rFonts w:hint="default"/>
@@ -7768,11 +7837,11 @@
         </w:rPr>
         <w:t>第五阶段：试运行（第11-14周）</w:t>
       </w:r>
-      <w:bookmarkEnd w:id="19"/>
+      <w:bookmarkEnd w:id="18"/>
     </w:p>
     <w:p>
       <w:pPr>
-        <w:pStyle w:val="a2"/>
+        <w:pStyle w:val="32"/>
         <w:keepNext w:val="0"/>
         <w:keepLines w:val="0"/>
         <w:pageBreakBefore w:val="0"/>
@@ -7788,7 +7857,7 @@
         <w:snapToGrid w:val="0"/>
         <w:textAlignment w:val="baseline"/>
         <w:rPr>
-          <w:rFonts w:ascii="Segoe UI" w:eastAsia="Segoe UI" w:hAnsi="Segoe UI" w:cs="Segoe UI" w:hint="default"/>
+          <w:rFonts w:hint="default" w:ascii="Segoe UI" w:hAnsi="Segoe UI" w:eastAsia="Segoe UI" w:cs="Segoe UI"/>
           <w:i w:val="0"/>
           <w:iCs w:val="0"/>
           <w:caps w:val="0"/>
@@ -7802,7 +7871,7 @@
       </w:pPr>
       <w:r>
         <w:rPr>
-          <w:rFonts w:ascii="Segoe UI" w:eastAsia="Segoe UI" w:hAnsi="Segoe UI" w:cs="Segoe UI" w:hint="default"/>
+          <w:rFonts w:hint="default" w:ascii="Segoe UI" w:hAnsi="Segoe UI" w:eastAsia="Segoe UI" w:cs="Segoe UI"/>
           <w:i w:val="0"/>
           <w:iCs w:val="0"/>
           <w:caps w:val="0"/>
@@ -7818,7 +7887,7 @@
     </w:p>
     <w:p>
       <w:pPr>
-        <w:pStyle w:val="a2"/>
+        <w:pStyle w:val="32"/>
         <w:keepNext w:val="0"/>
         <w:keepLines w:val="0"/>
         <w:pageBreakBefore w:val="0"/>
@@ -7834,7 +7903,7 @@
         <w:snapToGrid w:val="0"/>
         <w:textAlignment w:val="baseline"/>
         <w:rPr>
-          <w:rFonts w:ascii="Segoe UI" w:eastAsia="Segoe UI" w:hAnsi="Segoe UI" w:cs="Segoe UI" w:hint="default"/>
+          <w:rFonts w:hint="default" w:ascii="Segoe UI" w:hAnsi="Segoe UI" w:eastAsia="Segoe UI" w:cs="Segoe UI"/>
           <w:i w:val="0"/>
           <w:iCs w:val="0"/>
           <w:caps w:val="0"/>
@@ -7848,7 +7917,7 @@
       </w:pPr>
       <w:r>
         <w:rPr>
-          <w:rFonts w:ascii="Segoe UI" w:eastAsia="Segoe UI" w:hAnsi="Segoe UI" w:cs="Segoe UI" w:hint="default"/>
+          <w:rFonts w:hint="default" w:ascii="Segoe UI" w:hAnsi="Segoe UI" w:eastAsia="Segoe UI" w:cs="Segoe UI"/>
           <w:i w:val="0"/>
           <w:iCs w:val="0"/>
           <w:caps w:val="0"/>
@@ -7864,7 +7933,7 @@
     </w:p>
     <w:p>
       <w:pPr>
-        <w:pStyle w:val="a2"/>
+        <w:pStyle w:val="32"/>
         <w:keepNext w:val="0"/>
         <w:keepLines w:val="0"/>
         <w:pageBreakBefore w:val="0"/>
@@ -7880,7 +7949,7 @@
         <w:snapToGrid w:val="0"/>
         <w:textAlignment w:val="baseline"/>
         <w:rPr>
-          <w:rFonts w:ascii="Segoe UI" w:eastAsia="Segoe UI" w:hAnsi="Segoe UI" w:cs="Segoe UI" w:hint="default"/>
+          <w:rFonts w:hint="default" w:ascii="Segoe UI" w:hAnsi="Segoe UI" w:eastAsia="Segoe UI" w:cs="Segoe UI"/>
           <w:i w:val="0"/>
           <w:iCs w:val="0"/>
           <w:caps w:val="0"/>
@@ -7894,7 +7963,7 @@
       </w:pPr>
       <w:r>
         <w:rPr>
-          <w:rFonts w:ascii="Segoe UI" w:eastAsia="Segoe UI" w:hAnsi="Segoe UI" w:cs="Segoe UI" w:hint="default"/>
+          <w:rFonts w:hint="default" w:ascii="Segoe UI" w:hAnsi="Segoe UI" w:eastAsia="Segoe UI" w:cs="Segoe UI"/>
           <w:i w:val="0"/>
           <w:iCs w:val="0"/>
           <w:caps w:val="0"/>
@@ -7910,14 +7979,14 @@
     </w:p>
     <w:p>
       <w:pPr>
-        <w:pStyle w:val="2"/>
+        <w:pStyle w:val="33"/>
         <w:bidi w:val="0"/>
         <w:rPr>
           <w:rFonts w:hint="default"/>
           <w:lang w:val="en-US" w:eastAsia="zh-CN"/>
         </w:rPr>
       </w:pPr>
-      <w:bookmarkStart w:id="20" w:name="_Toc29893"/>
+      <w:bookmarkStart w:id="19" w:name="_Toc29893"/>
       <w:r>
         <w:rPr>
           <w:rFonts w:hint="default"/>
@@ -7925,11 +7994,11 @@
         </w:rPr>
         <w:t>第六阶段：正式运维（第15-52周）</w:t>
       </w:r>
-      <w:bookmarkEnd w:id="20"/>
+      <w:bookmarkEnd w:id="19"/>
     </w:p>
     <w:p>
       <w:pPr>
-        <w:pStyle w:val="a2"/>
+        <w:pStyle w:val="32"/>
         <w:keepNext w:val="0"/>
         <w:keepLines w:val="0"/>
         <w:pageBreakBefore w:val="0"/>
@@ -7945,7 +8014,7 @@
         <w:snapToGrid w:val="0"/>
         <w:textAlignment w:val="baseline"/>
         <w:rPr>
-          <w:rFonts w:ascii="Segoe UI" w:eastAsia="Segoe UI" w:hAnsi="Segoe UI" w:cs="Segoe UI" w:hint="default"/>
+          <w:rFonts w:hint="default" w:ascii="Segoe UI" w:hAnsi="Segoe UI" w:eastAsia="Segoe UI" w:cs="Segoe UI"/>
           <w:i w:val="0"/>
           <w:iCs w:val="0"/>
           <w:caps w:val="0"/>
@@ -7959,7 +8028,7 @@
       </w:pPr>
       <w:r>
         <w:rPr>
-          <w:rFonts w:ascii="Segoe UI" w:eastAsia="Segoe UI" w:hAnsi="Segoe UI" w:cs="Segoe UI" w:hint="default"/>
+          <w:rFonts w:hint="default" w:ascii="Segoe UI" w:hAnsi="Segoe UI" w:eastAsia="Segoe UI" w:cs="Segoe UI"/>
           <w:i w:val="0"/>
           <w:iCs w:val="0"/>
           <w:caps w:val="0"/>
@@ -7975,7 +8044,7 @@
     </w:p>
     <w:p>
       <w:pPr>
-        <w:pStyle w:val="a2"/>
+        <w:pStyle w:val="32"/>
         <w:keepNext w:val="0"/>
         <w:keepLines w:val="0"/>
         <w:pageBreakBefore w:val="0"/>
@@ -7991,7 +8060,7 @@
         <w:snapToGrid w:val="0"/>
         <w:textAlignment w:val="baseline"/>
         <w:rPr>
-          <w:rFonts w:ascii="Segoe UI" w:eastAsia="Segoe UI" w:hAnsi="Segoe UI" w:cs="Segoe UI" w:hint="default"/>
+          <w:rFonts w:hint="default" w:ascii="Segoe UI" w:hAnsi="Segoe UI" w:eastAsia="Segoe UI" w:cs="Segoe UI"/>
           <w:i w:val="0"/>
           <w:iCs w:val="0"/>
           <w:caps w:val="0"/>
@@ -8005,7 +8074,7 @@
       </w:pPr>
       <w:r>
         <w:rPr>
-          <w:rFonts w:ascii="Segoe UI" w:eastAsia="Segoe UI" w:hAnsi="Segoe UI" w:cs="Segoe UI" w:hint="default"/>
+          <w:rFonts w:hint="default" w:ascii="Segoe UI" w:hAnsi="Segoe UI" w:eastAsia="Segoe UI" w:cs="Segoe UI"/>
           <w:i w:val="0"/>
           <w:iCs w:val="0"/>
           <w:caps w:val="0"/>
@@ -8021,7 +8090,7 @@
     </w:p>
     <w:p>
       <w:pPr>
-        <w:pStyle w:val="a2"/>
+        <w:pStyle w:val="32"/>
         <w:keepNext w:val="0"/>
         <w:keepLines w:val="0"/>
         <w:pageBreakBefore w:val="0"/>
@@ -8037,7 +8106,7 @@
         <w:snapToGrid w:val="0"/>
         <w:textAlignment w:val="baseline"/>
         <w:rPr>
-          <w:rFonts w:ascii="Segoe UI" w:eastAsia="Segoe UI" w:hAnsi="Segoe UI" w:cs="Segoe UI" w:hint="default"/>
+          <w:rFonts w:hint="default" w:ascii="Segoe UI" w:hAnsi="Segoe UI" w:eastAsia="Segoe UI" w:cs="Segoe UI"/>
           <w:i w:val="0"/>
           <w:iCs w:val="0"/>
           <w:caps w:val="0"/>
@@ -8051,7 +8120,7 @@
       </w:pPr>
       <w:r>
         <w:rPr>
-          <w:rFonts w:ascii="Segoe UI" w:eastAsia="Segoe UI" w:hAnsi="Segoe UI" w:cs="Segoe UI" w:hint="default"/>
+          <w:rFonts w:hint="default" w:ascii="Segoe UI" w:hAnsi="Segoe UI" w:eastAsia="Segoe UI" w:cs="Segoe UI"/>
           <w:i w:val="0"/>
           <w:iCs w:val="0"/>
           <w:caps w:val="0"/>
@@ -8067,7 +8136,7 @@
     </w:p>
     <w:p>
       <w:pPr>
-        <w:pStyle w:val="a2"/>
+        <w:pStyle w:val="32"/>
         <w:keepNext w:val="0"/>
         <w:keepLines w:val="0"/>
         <w:pageBreakBefore w:val="0"/>
@@ -8083,7 +8152,7 @@
         <w:snapToGrid w:val="0"/>
         <w:textAlignment w:val="baseline"/>
         <w:rPr>
-          <w:rFonts w:ascii="Segoe UI" w:eastAsia="Segoe UI" w:hAnsi="Segoe UI" w:cs="Segoe UI" w:hint="default"/>
+          <w:rFonts w:hint="default" w:ascii="Segoe UI" w:hAnsi="Segoe UI" w:eastAsia="Segoe UI" w:cs="Segoe UI"/>
           <w:i w:val="0"/>
           <w:iCs w:val="0"/>
           <w:caps w:val="0"/>
@@ -8097,7 +8166,7 @@
       </w:pPr>
       <w:r>
         <w:rPr>
-          <w:rFonts w:ascii="Segoe UI" w:eastAsia="Segoe UI" w:hAnsi="Segoe UI" w:cs="Segoe UI" w:hint="default"/>
+          <w:rFonts w:hint="default" w:ascii="Segoe UI" w:hAnsi="Segoe UI" w:eastAsia="Segoe UI" w:cs="Segoe UI"/>
           <w:i w:val="0"/>
           <w:iCs w:val="0"/>
           <w:caps w:val="0"/>
@@ -8113,7 +8182,7 @@
     </w:p>
     <w:p>
       <w:pPr>
-        <w:pStyle w:val="a2"/>
+        <w:pStyle w:val="32"/>
         <w:keepNext w:val="0"/>
         <w:keepLines w:val="0"/>
         <w:pageBreakBefore w:val="0"/>
@@ -8129,7 +8198,7 @@
         <w:snapToGrid w:val="0"/>
         <w:textAlignment w:val="baseline"/>
         <w:rPr>
-          <w:rFonts w:ascii="Segoe UI" w:eastAsia="Segoe UI" w:hAnsi="Segoe UI" w:cs="Segoe UI" w:hint="default"/>
+          <w:rFonts w:hint="default" w:ascii="Segoe UI" w:hAnsi="Segoe UI" w:eastAsia="Segoe UI" w:cs="Segoe UI"/>
           <w:i w:val="0"/>
           <w:iCs w:val="0"/>
           <w:caps w:val="0"/>
@@ -8143,7 +8212,7 @@
       </w:pPr>
       <w:r>
         <w:rPr>
-          <w:rFonts w:ascii="Segoe UI" w:eastAsia="Segoe UI" w:hAnsi="Segoe UI" w:cs="Segoe UI" w:hint="default"/>
+          <w:rFonts w:hint="default" w:ascii="Segoe UI" w:hAnsi="Segoe UI" w:eastAsia="Segoe UI" w:cs="Segoe UI"/>
           <w:i w:val="0"/>
           <w:iCs w:val="0"/>
           <w:caps w:val="0"/>
@@ -8159,14 +8228,14 @@
     </w:p>
     <w:p>
       <w:pPr>
-        <w:pStyle w:val="1"/>
+        <w:pStyle w:val="31"/>
         <w:bidi w:val="0"/>
         <w:rPr>
           <w:rFonts w:hint="default"/>
           <w:lang w:val="en-US" w:eastAsia="zh-CN"/>
         </w:rPr>
       </w:pPr>
-      <w:bookmarkStart w:id="21" w:name="_Toc7824"/>
+      <w:bookmarkStart w:id="20" w:name="_Toc7824"/>
       <w:r>
         <w:rPr>
           <w:rFonts w:hint="default"/>
@@ -8174,14 +8243,14 @@
         </w:rPr>
         <w:t>年度资源安排</w:t>
       </w:r>
-      <w:bookmarkEnd w:id="21"/>
+      <w:bookmarkEnd w:id="20"/>
     </w:p>
     <w:p>
       <w:pPr>
-        <w:pStyle w:val="2"/>
+        <w:pStyle w:val="33"/>
         <w:bidi w:val="0"/>
         <w:rPr>
-          <w:rFonts w:ascii="Segoe UI" w:eastAsia="Segoe UI" w:hAnsi="Segoe UI" w:cs="Segoe UI" w:hint="default"/>
+          <w:rFonts w:hint="default" w:ascii="Segoe UI" w:hAnsi="Segoe UI" w:eastAsia="Segoe UI" w:cs="Segoe UI"/>
           <w:i w:val="0"/>
           <w:iCs w:val="0"/>
           <w:caps w:val="0"/>
@@ -8193,10 +8262,10 @@
           <w:lang w:val="en-US" w:eastAsia="zh-CN"/>
         </w:rPr>
       </w:pPr>
-      <w:bookmarkStart w:id="22" w:name="_Toc15501"/>
-      <w:r>
-        <w:rPr>
-          <w:rFonts w:ascii="Segoe UI" w:eastAsia="Segoe UI" w:hAnsi="Segoe UI" w:cs="Segoe UI" w:hint="default"/>
+      <w:bookmarkStart w:id="21" w:name="_Toc15501"/>
+      <w:r>
+        <w:rPr>
+          <w:rFonts w:hint="default" w:ascii="Segoe UI" w:hAnsi="Segoe UI" w:eastAsia="Segoe UI" w:cs="Segoe UI"/>
           <w:i w:val="0"/>
           <w:iCs w:val="0"/>
           <w:caps w:val="0"/>
@@ -8209,11 +8278,11 @@
         </w:rPr>
         <w:t>人员资源</w:t>
       </w:r>
-      <w:bookmarkEnd w:id="22"/>
+      <w:bookmarkEnd w:id="21"/>
     </w:p>
     <w:p>
       <w:pPr>
-        <w:pStyle w:val="a2"/>
+        <w:pStyle w:val="32"/>
         <w:keepNext w:val="0"/>
         <w:keepLines w:val="0"/>
         <w:pageBreakBefore w:val="0"/>
@@ -8229,7 +8298,7 @@
         <w:snapToGrid w:val="0"/>
         <w:textAlignment w:val="baseline"/>
         <w:rPr>
-          <w:rFonts w:ascii="Segoe UI" w:eastAsia="Segoe UI" w:hAnsi="Segoe UI" w:cs="Segoe UI" w:hint="default"/>
+          <w:rFonts w:hint="default" w:ascii="Segoe UI" w:hAnsi="Segoe UI" w:eastAsia="Segoe UI" w:cs="Segoe UI"/>
           <w:i w:val="0"/>
           <w:iCs w:val="0"/>
           <w:caps w:val="0"/>
@@ -8243,7 +8312,7 @@
       </w:pPr>
       <w:r>
         <w:rPr>
-          <w:rFonts w:ascii="Segoe UI" w:eastAsia="Segoe UI" w:hAnsi="Segoe UI" w:cs="Segoe UI" w:hint="default"/>
+          <w:rFonts w:hint="default" w:ascii="Segoe UI" w:hAnsi="Segoe UI" w:eastAsia="Segoe UI" w:cs="Segoe UI"/>
           <w:i w:val="0"/>
           <w:iCs w:val="0"/>
           <w:caps w:val="0"/>
@@ -8259,10 +8328,10 @@
     </w:p>
     <w:p>
       <w:pPr>
-        <w:pStyle w:val="2"/>
+        <w:pStyle w:val="33"/>
         <w:bidi w:val="0"/>
         <w:rPr>
-          <w:rFonts w:ascii="Segoe UI" w:eastAsia="Segoe UI" w:hAnsi="Segoe UI" w:cs="Segoe UI" w:hint="default"/>
+          <w:rFonts w:hint="default" w:ascii="Segoe UI" w:hAnsi="Segoe UI" w:eastAsia="Segoe UI" w:cs="Segoe UI"/>
           <w:i w:val="0"/>
           <w:iCs w:val="0"/>
           <w:caps w:val="0"/>
@@ -8274,10 +8343,10 @@
           <w:lang w:val="en-US" w:eastAsia="zh-CN"/>
         </w:rPr>
       </w:pPr>
-      <w:bookmarkStart w:id="23" w:name="_Toc31595"/>
-      <w:r>
-        <w:rPr>
-          <w:rFonts w:ascii="Segoe UI" w:eastAsia="Segoe UI" w:hAnsi="Segoe UI" w:cs="Segoe UI" w:hint="default"/>
+      <w:bookmarkStart w:id="22" w:name="_Toc31595"/>
+      <w:r>
+        <w:rPr>
+          <w:rFonts w:hint="default" w:ascii="Segoe UI" w:hAnsi="Segoe UI" w:eastAsia="Segoe UI" w:cs="Segoe UI"/>
           <w:i w:val="0"/>
           <w:iCs w:val="0"/>
           <w:caps w:val="0"/>
@@ -8290,11 +8359,11 @@
         </w:rPr>
         <w:t>硬件资源</w:t>
       </w:r>
-      <w:bookmarkEnd w:id="23"/>
+      <w:bookmarkEnd w:id="22"/>
     </w:p>
     <w:p>
       <w:pPr>
-        <w:pStyle w:val="a2"/>
+        <w:pStyle w:val="32"/>
         <w:keepNext w:val="0"/>
         <w:keepLines w:val="0"/>
         <w:pageBreakBefore w:val="0"/>
@@ -8310,7 +8379,7 @@
         <w:snapToGrid w:val="0"/>
         <w:textAlignment w:val="baseline"/>
         <w:rPr>
-          <w:rFonts w:ascii="Segoe UI" w:eastAsia="Segoe UI" w:hAnsi="Segoe UI" w:cs="Segoe UI" w:hint="default"/>
+          <w:rFonts w:hint="default" w:ascii="Segoe UI" w:hAnsi="Segoe UI" w:eastAsia="Segoe UI" w:cs="Segoe UI"/>
           <w:i w:val="0"/>
           <w:iCs w:val="0"/>
           <w:caps w:val="0"/>
@@ -8324,7 +8393,7 @@
       </w:pPr>
       <w:r>
         <w:rPr>
-          <w:rFonts w:ascii="Segoe UI" w:eastAsia="Segoe UI" w:hAnsi="Segoe UI" w:cs="Segoe UI" w:hint="default"/>
+          <w:rFonts w:hint="default" w:ascii="Segoe UI" w:hAnsi="Segoe UI" w:eastAsia="Segoe UI" w:cs="Segoe UI"/>
           <w:i w:val="0"/>
           <w:iCs w:val="0"/>
           <w:caps w:val="0"/>
@@ -8340,10 +8409,10 @@
     </w:p>
     <w:p>
       <w:pPr>
-        <w:pStyle w:val="2"/>
+        <w:pStyle w:val="33"/>
         <w:bidi w:val="0"/>
         <w:rPr>
-          <w:rFonts w:ascii="Segoe UI" w:eastAsia="Segoe UI" w:hAnsi="Segoe UI" w:cs="Segoe UI" w:hint="default"/>
+          <w:rFonts w:hint="default" w:ascii="Segoe UI" w:hAnsi="Segoe UI" w:eastAsia="Segoe UI" w:cs="Segoe UI"/>
           <w:i w:val="0"/>
           <w:iCs w:val="0"/>
           <w:caps w:val="0"/>
@@ -8355,10 +8424,10 @@
           <w:lang w:val="en-US" w:eastAsia="zh-CN"/>
         </w:rPr>
       </w:pPr>
-      <w:bookmarkStart w:id="24" w:name="_Toc29566"/>
-      <w:r>
-        <w:rPr>
-          <w:rFonts w:ascii="Segoe UI" w:eastAsia="Segoe UI" w:hAnsi="Segoe UI" w:cs="Segoe UI" w:hint="default"/>
+      <w:bookmarkStart w:id="23" w:name="_Toc29566"/>
+      <w:r>
+        <w:rPr>
+          <w:rFonts w:hint="default" w:ascii="Segoe UI" w:hAnsi="Segoe UI" w:eastAsia="Segoe UI" w:cs="Segoe UI"/>
           <w:i w:val="0"/>
           <w:iCs w:val="0"/>
           <w:caps w:val="0"/>
@@ -8371,11 +8440,11 @@
         </w:rPr>
         <w:t>软件资源</w:t>
       </w:r>
-      <w:bookmarkEnd w:id="24"/>
+      <w:bookmarkEnd w:id="23"/>
     </w:p>
     <w:p>
       <w:pPr>
-        <w:pStyle w:val="a2"/>
+        <w:pStyle w:val="32"/>
         <w:keepNext w:val="0"/>
         <w:keepLines w:val="0"/>
         <w:pageBreakBefore w:val="0"/>
@@ -8391,7 +8460,7 @@
         <w:snapToGrid w:val="0"/>
         <w:textAlignment w:val="baseline"/>
         <w:rPr>
-          <w:rFonts w:ascii="Segoe UI" w:eastAsia="Segoe UI" w:hAnsi="Segoe UI" w:cs="Segoe UI" w:hint="default"/>
+          <w:rFonts w:hint="default" w:ascii="Segoe UI" w:hAnsi="Segoe UI" w:eastAsia="Segoe UI" w:cs="Segoe UI"/>
           <w:i w:val="0"/>
           <w:iCs w:val="0"/>
           <w:caps w:val="0"/>
@@ -8405,7 +8474,7 @@
       </w:pPr>
       <w:r>
         <w:rPr>
-          <w:rFonts w:ascii="Segoe UI" w:eastAsia="Segoe UI" w:hAnsi="Segoe UI" w:cs="Segoe UI" w:hint="default"/>
+          <w:rFonts w:hint="default" w:ascii="Segoe UI" w:hAnsi="Segoe UI" w:eastAsia="Segoe UI" w:cs="Segoe UI"/>
           <w:i w:val="0"/>
           <w:iCs w:val="0"/>
           <w:caps w:val="0"/>
@@ -8421,14 +8490,14 @@
     </w:p>
     <w:p>
       <w:pPr>
-        <w:pStyle w:val="1"/>
+        <w:pStyle w:val="31"/>
         <w:bidi w:val="0"/>
         <w:rPr>
           <w:rFonts w:hint="default"/>
           <w:lang w:val="en-US" w:eastAsia="zh-CN"/>
         </w:rPr>
       </w:pPr>
-      <w:bookmarkStart w:id="25" w:name="_Toc12203"/>
+      <w:bookmarkStart w:id="24" w:name="_Toc12203"/>
       <w:r>
         <w:rPr>
           <w:rFonts w:hint="default"/>
@@ -8436,11 +8505,11 @@
         </w:rPr>
         <w:t>年度里程碑节点</w:t>
       </w:r>
-      <w:bookmarkEnd w:id="25"/>
+      <w:bookmarkEnd w:id="24"/>
     </w:p>
     <w:p>
       <w:pPr>
-        <w:pStyle w:val="a2"/>
+        <w:pStyle w:val="32"/>
         <w:keepNext w:val="0"/>
         <w:keepLines w:val="0"/>
         <w:pageBreakBefore w:val="0"/>
@@ -8490,7 +8559,7 @@
           <w:rFonts w:hint="eastAsia"/>
           <w:lang w:val="en-US" w:eastAsia="zh-CN"/>
         </w:rPr>
-        <w:instrText>"柴_标题1"\n</w:instrText>
+        <w:instrText xml:space="preserve">"柴_标题1"\n</w:instrText>
       </w:r>
       <w:r>
         <w:instrText xml:space="preserve"> \s</w:instrText>
@@ -8507,7 +8576,7 @@
           <w:rFonts w:hint="eastAsia"/>
           <w:lang w:val="en-US" w:eastAsia="zh-CN"/>
         </w:rPr>
-        <w:instrText>* Charformat</w:instrText>
+        <w:instrText xml:space="preserve">* Charformat</w:instrText>
       </w:r>
       <w:r>
         <w:rPr>
@@ -8572,7 +8641,7 @@
         </w:rPr>
         <w:fldChar w:fldCharType="end"/>
       </w:r>
-      <w:bookmarkStart w:id="26" w:name="_Toc12075"/>
+      <w:bookmarkStart w:id="25" w:name="_Toc12075"/>
       <w:r>
         <w:rPr>
           <w:rFonts w:hint="eastAsia"/>
@@ -8580,22 +8649,23 @@
         </w:rPr>
         <w:t xml:space="preserve"> 年度里程碑节点表</w:t>
       </w:r>
-      <w:bookmarkEnd w:id="26"/>
+      <w:bookmarkEnd w:id="25"/>
     </w:p>
     <w:tbl>
       <w:tblPr>
-        <w:tblStyle w:val="TableNormal"/>
+        <w:tblStyle w:val="22"/>
         <w:tblW w:w="8522" w:type="dxa"/>
         <w:jc w:val="center"/>
         <w:tblBorders>
-          <w:top w:val="nil"/>
-          <w:left w:val="nil"/>
-          <w:bottom w:val="nil"/>
-          <w:right w:val="nil"/>
-          <w:insideH w:val="nil"/>
-          <w:insideV w:val="nil"/>
+          <w:top w:val="none" w:color="auto" w:sz="0" w:space="0"/>
+          <w:left w:val="none" w:color="auto" w:sz="0" w:space="0"/>
+          <w:bottom w:val="none" w:color="auto" w:sz="0" w:space="0"/>
+          <w:right w:val="none" w:color="auto" w:sz="0" w:space="0"/>
+          <w:insideH w:val="none" w:color="auto" w:sz="0" w:space="0"/>
+          <w:insideV w:val="none" w:color="auto" w:sz="0" w:space="0"/>
         </w:tblBorders>
         <w:shd w:val="clear" w:color="auto" w:fill="auto"/>
+        <w:tblLayout w:type="autofit"/>
         <w:tblCellMar>
           <w:top w:w="15" w:type="dxa"/>
           <w:left w:w="15" w:type="dxa"/>
@@ -8611,15 +8681,13 @@
       </w:tblGrid>
       <w:tr>
         <w:tblPrEx>
-          <w:tblW w:w="8522" w:type="dxa"/>
-          <w:jc w:val="center"/>
           <w:tblBorders>
-            <w:top w:val="nil"/>
-            <w:left w:val="nil"/>
-            <w:bottom w:val="nil"/>
-            <w:right w:val="nil"/>
-            <w:insideH w:val="nil"/>
-            <w:insideV w:val="nil"/>
+            <w:top w:val="none" w:color="auto" w:sz="0" w:space="0"/>
+            <w:left w:val="none" w:color="auto" w:sz="0" w:space="0"/>
+            <w:bottom w:val="none" w:color="auto" w:sz="0" w:space="0"/>
+            <w:right w:val="none" w:color="auto" w:sz="0" w:space="0"/>
+            <w:insideH w:val="none" w:color="auto" w:sz="0" w:space="0"/>
+            <w:insideV w:val="none" w:color="auto" w:sz="0" w:space="0"/>
           </w:tblBorders>
           <w:shd w:val="clear" w:color="auto" w:fill="auto"/>
           <w:tblCellMar>
@@ -8630,7 +8698,7 @@
           </w:tblCellMar>
         </w:tblPrEx>
         <w:trPr>
-          <w:trHeight w:val="0"/>
+          <w:trHeight w:val="0" w:hRule="atLeast"/>
           <w:tblHeader/>
           <w:jc w:val="center"/>
         </w:trPr>
@@ -8638,8 +8706,8 @@
           <w:tcPr>
             <w:tcW w:w="1830" w:type="dxa"/>
             <w:tcBorders>
-              <w:top w:val="single" w:sz="12" w:space="0" w:color="auto"/>
-              <w:left w:val="single" w:sz="12" w:space="0" w:color="auto"/>
+              <w:top w:val="single" w:color="auto" w:sz="12" w:space="0"/>
+              <w:left w:val="single" w:color="auto" w:sz="12" w:space="0"/>
               <w:bottom w:val="nil"/>
               <w:right w:val="nil"/>
             </w:tcBorders>
@@ -8660,10 +8728,10 @@
               <w:suppressLineNumbers w:val="0"/>
               <w:snapToGrid w:val="0"/>
               <w:spacing w:line="240" w:lineRule="auto"/>
-              <w:ind w:left="0" w:right="0" w:firstLine="0" w:leftChars="0" w:rightChars="0" w:firstLineChars="0"/>
+              <w:ind w:left="0" w:leftChars="0" w:right="0" w:rightChars="0" w:firstLine="0" w:firstLineChars="0"/>
               <w:jc w:val="center"/>
               <w:rPr>
-                <w:rFonts w:ascii="Segoe UI" w:eastAsia="Segoe UI" w:hAnsi="Segoe UI" w:cs="Segoe UI"/>
+                <w:rFonts w:ascii="Segoe UI" w:hAnsi="Segoe UI" w:eastAsia="Segoe UI" w:cs="Segoe UI"/>
                 <w:b/>
                 <w:i w:val="0"/>
                 <w:iCs w:val="0"/>
@@ -8676,7 +8744,7 @@
             </w:pPr>
             <w:r>
               <w:rPr>
-                <w:rFonts w:ascii="Segoe UI" w:eastAsia="Segoe UI" w:hAnsi="Segoe UI" w:cs="Segoe UI" w:hint="default"/>
+                <w:rFonts w:hint="default" w:ascii="Segoe UI" w:hAnsi="Segoe UI" w:eastAsia="Segoe UI" w:cs="Segoe UI"/>
                 <w:b/>
                 <w:i w:val="0"/>
                 <w:iCs w:val="0"/>
@@ -8697,8 +8765,8 @@
           <w:tcPr>
             <w:tcW w:w="1581" w:type="dxa"/>
             <w:tcBorders>
-              <w:top w:val="single" w:sz="12" w:space="0" w:color="auto"/>
-              <w:left w:val="single" w:sz="4" w:space="0" w:color="auto"/>
+              <w:top w:val="single" w:color="auto" w:sz="12" w:space="0"/>
+              <w:left w:val="single" w:color="auto" w:sz="4" w:space="0"/>
               <w:bottom w:val="nil"/>
               <w:right w:val="nil"/>
             </w:tcBorders>
@@ -8719,10 +8787,10 @@
               <w:suppressLineNumbers w:val="0"/>
               <w:snapToGrid w:val="0"/>
               <w:spacing w:line="240" w:lineRule="auto"/>
-              <w:ind w:left="0" w:right="0" w:firstLine="0" w:leftChars="0" w:rightChars="0" w:firstLineChars="0"/>
+              <w:ind w:left="0" w:leftChars="0" w:right="0" w:rightChars="0" w:firstLine="0" w:firstLineChars="0"/>
               <w:jc w:val="center"/>
               <w:rPr>
-                <w:rFonts w:ascii="Segoe UI" w:eastAsia="Segoe UI" w:hAnsi="Segoe UI" w:cs="Segoe UI" w:hint="default"/>
+                <w:rFonts w:hint="default" w:ascii="Segoe UI" w:hAnsi="Segoe UI" w:eastAsia="Segoe UI" w:cs="Segoe UI"/>
                 <w:b/>
                 <w:i w:val="0"/>
                 <w:iCs w:val="0"/>
@@ -8735,7 +8803,7 @@
             </w:pPr>
             <w:r>
               <w:rPr>
-                <w:rFonts w:ascii="Segoe UI" w:eastAsia="Segoe UI" w:hAnsi="Segoe UI" w:cs="Segoe UI" w:hint="default"/>
+                <w:rFonts w:hint="default" w:ascii="Segoe UI" w:hAnsi="Segoe UI" w:eastAsia="Segoe UI" w:cs="Segoe UI"/>
                 <w:b/>
                 <w:i w:val="0"/>
                 <w:iCs w:val="0"/>
@@ -8756,8 +8824,8 @@
           <w:tcPr>
             <w:tcW w:w="4067" w:type="dxa"/>
             <w:tcBorders>
-              <w:top w:val="single" w:sz="12" w:space="0" w:color="auto"/>
-              <w:left w:val="single" w:sz="4" w:space="0" w:color="auto"/>
+              <w:top w:val="single" w:color="auto" w:sz="12" w:space="0"/>
+              <w:left w:val="single" w:color="auto" w:sz="4" w:space="0"/>
               <w:bottom w:val="nil"/>
               <w:right w:val="nil"/>
             </w:tcBorders>
@@ -8778,10 +8846,10 @@
               <w:suppressLineNumbers w:val="0"/>
               <w:snapToGrid w:val="0"/>
               <w:spacing w:line="240" w:lineRule="auto"/>
-              <w:ind w:left="0" w:right="0" w:firstLine="0" w:leftChars="0" w:rightChars="0" w:firstLineChars="0"/>
+              <w:ind w:left="0" w:leftChars="0" w:right="0" w:rightChars="0" w:firstLine="0" w:firstLineChars="0"/>
               <w:jc w:val="center"/>
               <w:rPr>
-                <w:rFonts w:ascii="Segoe UI" w:eastAsia="Segoe UI" w:hAnsi="Segoe UI" w:cs="Segoe UI" w:hint="default"/>
+                <w:rFonts w:hint="default" w:ascii="Segoe UI" w:hAnsi="Segoe UI" w:eastAsia="Segoe UI" w:cs="Segoe UI"/>
                 <w:b/>
                 <w:i w:val="0"/>
                 <w:iCs w:val="0"/>
@@ -8794,7 +8862,7 @@
             </w:pPr>
             <w:r>
               <w:rPr>
-                <w:rFonts w:ascii="Segoe UI" w:eastAsia="Segoe UI" w:hAnsi="Segoe UI" w:cs="Segoe UI" w:hint="default"/>
+                <w:rFonts w:hint="default" w:ascii="Segoe UI" w:hAnsi="Segoe UI" w:eastAsia="Segoe UI" w:cs="Segoe UI"/>
                 <w:b/>
                 <w:i w:val="0"/>
                 <w:iCs w:val="0"/>
@@ -8815,10 +8883,10 @@
           <w:tcPr>
             <w:tcW w:w="1045" w:type="dxa"/>
             <w:tcBorders>
-              <w:top w:val="single" w:sz="12" w:space="0" w:color="auto"/>
-              <w:left w:val="single" w:sz="4" w:space="0" w:color="auto"/>
+              <w:top w:val="single" w:color="auto" w:sz="12" w:space="0"/>
+              <w:left w:val="single" w:color="auto" w:sz="4" w:space="0"/>
               <w:bottom w:val="nil"/>
-              <w:right w:val="single" w:sz="12" w:space="0" w:color="auto"/>
+              <w:right w:val="single" w:color="auto" w:sz="12" w:space="0"/>
             </w:tcBorders>
             <w:shd w:val="clear" w:color="auto" w:fill="auto"/>
             <w:tcMar>
@@ -8837,10 +8905,10 @@
               <w:suppressLineNumbers w:val="0"/>
               <w:snapToGrid w:val="0"/>
               <w:spacing w:line="240" w:lineRule="auto"/>
-              <w:ind w:left="0" w:right="0" w:firstLine="0" w:leftChars="0" w:rightChars="0" w:firstLineChars="0"/>
+              <w:ind w:left="0" w:leftChars="0" w:right="0" w:rightChars="0" w:firstLine="0" w:firstLineChars="0"/>
               <w:jc w:val="center"/>
               <w:rPr>
-                <w:rFonts w:ascii="Segoe UI" w:eastAsia="Segoe UI" w:hAnsi="Segoe UI" w:cs="Segoe UI" w:hint="default"/>
+                <w:rFonts w:hint="default" w:ascii="Segoe UI" w:hAnsi="Segoe UI" w:eastAsia="Segoe UI" w:cs="Segoe UI"/>
                 <w:b/>
                 <w:i w:val="0"/>
                 <w:iCs w:val="0"/>
@@ -8853,7 +8921,7 @@
             </w:pPr>
             <w:r>
               <w:rPr>
-                <w:rFonts w:ascii="Segoe UI" w:eastAsia="Segoe UI" w:hAnsi="Segoe UI" w:cs="Segoe UI" w:hint="default"/>
+                <w:rFonts w:hint="default" w:ascii="Segoe UI" w:hAnsi="Segoe UI" w:eastAsia="Segoe UI" w:cs="Segoe UI"/>
                 <w:b/>
                 <w:i w:val="0"/>
                 <w:iCs w:val="0"/>
@@ -8873,8 +8941,14 @@
       </w:tr>
       <w:tr>
         <w:tblPrEx>
-          <w:tblW w:w="8522" w:type="dxa"/>
-          <w:jc w:val="center"/>
+          <w:tblBorders>
+            <w:top w:val="none" w:color="auto" w:sz="0" w:space="0"/>
+            <w:left w:val="none" w:color="auto" w:sz="0" w:space="0"/>
+            <w:bottom w:val="none" w:color="auto" w:sz="0" w:space="0"/>
+            <w:right w:val="none" w:color="auto" w:sz="0" w:space="0"/>
+            <w:insideH w:val="none" w:color="auto" w:sz="0" w:space="0"/>
+            <w:insideV w:val="none" w:color="auto" w:sz="0" w:space="0"/>
+          </w:tblBorders>
           <w:shd w:val="clear" w:color="auto" w:fill="auto"/>
           <w:tblCellMar>
             <w:top w:w="15" w:type="dxa"/>
@@ -8884,15 +8958,15 @@
           </w:tblCellMar>
         </w:tblPrEx>
         <w:trPr>
-          <w:trHeight w:val="0"/>
+          <w:trHeight w:val="0" w:hRule="atLeast"/>
           <w:jc w:val="center"/>
         </w:trPr>
         <w:tc>
           <w:tcPr>
             <w:tcW w:w="1830" w:type="dxa"/>
             <w:tcBorders>
-              <w:top w:val="single" w:sz="4" w:space="0" w:color="auto"/>
-              <w:left w:val="single" w:sz="12" w:space="0" w:color="auto"/>
+              <w:top w:val="single" w:color="auto" w:sz="4" w:space="0"/>
+              <w:left w:val="single" w:color="auto" w:sz="12" w:space="0"/>
               <w:bottom w:val="nil"/>
               <w:right w:val="nil"/>
             </w:tcBorders>
@@ -8913,10 +8987,10 @@
               <w:suppressLineNumbers w:val="0"/>
               <w:snapToGrid w:val="0"/>
               <w:spacing w:line="240" w:lineRule="auto"/>
-              <w:ind w:left="0" w:right="0" w:firstLine="0" w:leftChars="0" w:rightChars="0" w:firstLineChars="0"/>
+              <w:ind w:left="0" w:leftChars="0" w:right="0" w:rightChars="0" w:firstLine="0" w:firstLineChars="0"/>
               <w:jc w:val="center"/>
               <w:rPr>
-                <w:rFonts w:ascii="Segoe UI" w:eastAsia="Segoe UI" w:hAnsi="Segoe UI" w:cs="Segoe UI" w:hint="default"/>
+                <w:rFonts w:hint="default" w:ascii="Segoe UI" w:hAnsi="Segoe UI" w:eastAsia="Segoe UI" w:cs="Segoe UI"/>
                 <w:i w:val="0"/>
                 <w:iCs w:val="0"/>
                 <w:caps w:val="0"/>
@@ -8928,7 +9002,7 @@
             </w:pPr>
             <w:r>
               <w:rPr>
-                <w:rFonts w:ascii="Segoe UI" w:eastAsia="Segoe UI" w:hAnsi="Segoe UI" w:cs="Segoe UI" w:hint="default"/>
+                <w:rFonts w:hint="default" w:ascii="Segoe UI" w:hAnsi="Segoe UI" w:eastAsia="Segoe UI" w:cs="Segoe UI"/>
                 <w:i w:val="0"/>
                 <w:iCs w:val="0"/>
                 <w:caps w:val="0"/>
@@ -8948,8 +9022,8 @@
           <w:tcPr>
             <w:tcW w:w="1581" w:type="dxa"/>
             <w:tcBorders>
-              <w:top w:val="single" w:sz="4" w:space="0" w:color="auto"/>
-              <w:left w:val="single" w:sz="4" w:space="0" w:color="auto"/>
+              <w:top w:val="single" w:color="auto" w:sz="4" w:space="0"/>
+              <w:left w:val="single" w:color="auto" w:sz="4" w:space="0"/>
               <w:bottom w:val="nil"/>
               <w:right w:val="nil"/>
             </w:tcBorders>
@@ -8970,10 +9044,10 @@
               <w:suppressLineNumbers w:val="0"/>
               <w:snapToGrid w:val="0"/>
               <w:spacing w:line="240" w:lineRule="auto"/>
-              <w:ind w:left="0" w:right="0" w:firstLine="0" w:leftChars="0" w:rightChars="0" w:firstLineChars="0"/>
+              <w:ind w:left="0" w:leftChars="0" w:right="0" w:rightChars="0" w:firstLine="0" w:firstLineChars="0"/>
               <w:jc w:val="center"/>
               <w:rPr>
-                <w:rFonts w:ascii="Segoe UI" w:eastAsia="Segoe UI" w:hAnsi="Segoe UI" w:cs="Segoe UI" w:hint="default"/>
+                <w:rFonts w:hint="default" w:ascii="Segoe UI" w:hAnsi="Segoe UI" w:eastAsia="Segoe UI" w:cs="Segoe UI"/>
                 <w:i w:val="0"/>
                 <w:iCs w:val="0"/>
                 <w:caps w:val="0"/>
@@ -8985,7 +9059,7 @@
             </w:pPr>
             <w:r>
               <w:rPr>
-                <w:rFonts w:ascii="Segoe UI" w:eastAsia="Segoe UI" w:hAnsi="Segoe UI" w:cs="Segoe UI" w:hint="default"/>
+                <w:rFonts w:hint="default" w:ascii="Segoe UI" w:hAnsi="Segoe UI" w:eastAsia="Segoe UI" w:cs="Segoe UI"/>
                 <w:i w:val="0"/>
                 <w:iCs w:val="0"/>
                 <w:caps w:val="0"/>
@@ -9005,8 +9079,8 @@
           <w:tcPr>
             <w:tcW w:w="4067" w:type="dxa"/>
             <w:tcBorders>
-              <w:top w:val="single" w:sz="4" w:space="0" w:color="auto"/>
-              <w:left w:val="single" w:sz="4" w:space="0" w:color="auto"/>
+              <w:top w:val="single" w:color="auto" w:sz="4" w:space="0"/>
+              <w:left w:val="single" w:color="auto" w:sz="4" w:space="0"/>
               <w:bottom w:val="nil"/>
               <w:right w:val="nil"/>
             </w:tcBorders>
@@ -9027,10 +9101,10 @@
               <w:suppressLineNumbers w:val="0"/>
               <w:snapToGrid w:val="0"/>
               <w:spacing w:line="240" w:lineRule="auto"/>
-              <w:ind w:left="0" w:right="0" w:firstLine="0" w:leftChars="0" w:rightChars="0" w:firstLineChars="0"/>
+              <w:ind w:left="0" w:leftChars="0" w:right="0" w:rightChars="0" w:firstLine="0" w:firstLineChars="0"/>
               <w:jc w:val="center"/>
               <w:rPr>
-                <w:rFonts w:ascii="Segoe UI" w:eastAsia="Segoe UI" w:hAnsi="Segoe UI" w:cs="Segoe UI" w:hint="default"/>
+                <w:rFonts w:hint="default" w:ascii="Segoe UI" w:hAnsi="Segoe UI" w:eastAsia="Segoe UI" w:cs="Segoe UI"/>
                 <w:i w:val="0"/>
                 <w:iCs w:val="0"/>
                 <w:caps w:val="0"/>
@@ -9042,7 +9116,7 @@
             </w:pPr>
             <w:r>
               <w:rPr>
-                <w:rFonts w:ascii="Segoe UI" w:eastAsia="Segoe UI" w:hAnsi="Segoe UI" w:cs="Segoe UI" w:hint="default"/>
+                <w:rFonts w:hint="default" w:ascii="Segoe UI" w:hAnsi="Segoe UI" w:eastAsia="Segoe UI" w:cs="Segoe UI"/>
                 <w:i w:val="0"/>
                 <w:iCs w:val="0"/>
                 <w:caps w:val="0"/>
@@ -9062,10 +9136,10 @@
           <w:tcPr>
             <w:tcW w:w="1045" w:type="dxa"/>
             <w:tcBorders>
-              <w:top w:val="single" w:sz="4" w:space="0" w:color="auto"/>
-              <w:left w:val="single" w:sz="4" w:space="0" w:color="auto"/>
+              <w:top w:val="single" w:color="auto" w:sz="4" w:space="0"/>
+              <w:left w:val="single" w:color="auto" w:sz="4" w:space="0"/>
               <w:bottom w:val="nil"/>
-              <w:right w:val="single" w:sz="12" w:space="0" w:color="auto"/>
+              <w:right w:val="single" w:color="auto" w:sz="12" w:space="0"/>
             </w:tcBorders>
             <w:shd w:val="clear" w:color="auto" w:fill="auto"/>
             <w:tcMar>
@@ -9084,10 +9158,10 @@
               <w:suppressLineNumbers w:val="0"/>
               <w:snapToGrid w:val="0"/>
               <w:spacing w:line="240" w:lineRule="auto"/>
-              <w:ind w:left="0" w:right="0" w:firstLine="0" w:leftChars="0" w:rightChars="0" w:firstLineChars="0"/>
+              <w:ind w:left="0" w:leftChars="0" w:right="0" w:rightChars="0" w:firstLine="0" w:firstLineChars="0"/>
               <w:jc w:val="left"/>
               <w:rPr>
-                <w:rFonts w:ascii="Segoe UI" w:eastAsia="Segoe UI" w:hAnsi="Segoe UI" w:cs="Segoe UI" w:hint="default"/>
+                <w:rFonts w:hint="default" w:ascii="Segoe UI" w:hAnsi="Segoe UI" w:eastAsia="Segoe UI" w:cs="Segoe UI"/>
                 <w:i w:val="0"/>
                 <w:iCs w:val="0"/>
                 <w:caps w:val="0"/>
@@ -9099,7 +9173,7 @@
             </w:pPr>
             <w:r>
               <w:rPr>
-                <w:rFonts w:ascii="Segoe UI" w:eastAsia="Segoe UI" w:hAnsi="Segoe UI" w:cs="Segoe UI" w:hint="default"/>
+                <w:rFonts w:hint="default" w:ascii="Segoe UI" w:hAnsi="Segoe UI" w:eastAsia="Segoe UI" w:cs="Segoe UI"/>
                 <w:i w:val="0"/>
                 <w:iCs w:val="0"/>
                 <w:caps w:val="0"/>
@@ -9118,8 +9192,14 @@
       </w:tr>
       <w:tr>
         <w:tblPrEx>
-          <w:tblW w:w="8522" w:type="dxa"/>
-          <w:jc w:val="center"/>
+          <w:tblBorders>
+            <w:top w:val="none" w:color="auto" w:sz="0" w:space="0"/>
+            <w:left w:val="none" w:color="auto" w:sz="0" w:space="0"/>
+            <w:bottom w:val="none" w:color="auto" w:sz="0" w:space="0"/>
+            <w:right w:val="none" w:color="auto" w:sz="0" w:space="0"/>
+            <w:insideH w:val="none" w:color="auto" w:sz="0" w:space="0"/>
+            <w:insideV w:val="none" w:color="auto" w:sz="0" w:space="0"/>
+          </w:tblBorders>
           <w:shd w:val="clear" w:color="auto" w:fill="auto"/>
           <w:tblCellMar>
             <w:top w:w="15" w:type="dxa"/>
@@ -9129,15 +9209,15 @@
           </w:tblCellMar>
         </w:tblPrEx>
         <w:trPr>
-          <w:trHeight w:val="0"/>
+          <w:trHeight w:val="0" w:hRule="atLeast"/>
           <w:jc w:val="center"/>
         </w:trPr>
         <w:tc>
           <w:tcPr>
             <w:tcW w:w="1830" w:type="dxa"/>
             <w:tcBorders>
-              <w:top w:val="single" w:sz="4" w:space="0" w:color="auto"/>
-              <w:left w:val="single" w:sz="12" w:space="0" w:color="auto"/>
+              <w:top w:val="single" w:color="auto" w:sz="4" w:space="0"/>
+              <w:left w:val="single" w:color="auto" w:sz="12" w:space="0"/>
               <w:bottom w:val="nil"/>
               <w:right w:val="nil"/>
             </w:tcBorders>
@@ -9158,10 +9238,10 @@
               <w:suppressLineNumbers w:val="0"/>
               <w:snapToGrid w:val="0"/>
               <w:spacing w:line="240" w:lineRule="auto"/>
-              <w:ind w:left="0" w:right="0" w:firstLine="0" w:leftChars="0" w:rightChars="0" w:firstLineChars="0"/>
+              <w:ind w:left="0" w:leftChars="0" w:right="0" w:rightChars="0" w:firstLine="0" w:firstLineChars="0"/>
               <w:jc w:val="center"/>
               <w:rPr>
-                <w:rFonts w:ascii="Segoe UI" w:eastAsia="Segoe UI" w:hAnsi="Segoe UI" w:cs="Segoe UI" w:hint="default"/>
+                <w:rFonts w:hint="default" w:ascii="Segoe UI" w:hAnsi="Segoe UI" w:eastAsia="Segoe UI" w:cs="Segoe UI"/>
                 <w:i w:val="0"/>
                 <w:iCs w:val="0"/>
                 <w:caps w:val="0"/>
@@ -9173,7 +9253,7 @@
             </w:pPr>
             <w:r>
               <w:rPr>
-                <w:rFonts w:ascii="Segoe UI" w:eastAsia="Segoe UI" w:hAnsi="Segoe UI" w:cs="Segoe UI" w:hint="default"/>
+                <w:rFonts w:hint="default" w:ascii="Segoe UI" w:hAnsi="Segoe UI" w:eastAsia="Segoe UI" w:cs="Segoe UI"/>
                 <w:i w:val="0"/>
                 <w:iCs w:val="0"/>
                 <w:caps w:val="0"/>
@@ -9193,8 +9273,8 @@
           <w:tcPr>
             <w:tcW w:w="1581" w:type="dxa"/>
             <w:tcBorders>
-              <w:top w:val="single" w:sz="4" w:space="0" w:color="auto"/>
-              <w:left w:val="single" w:sz="4" w:space="0" w:color="auto"/>
+              <w:top w:val="single" w:color="auto" w:sz="4" w:space="0"/>
+              <w:left w:val="single" w:color="auto" w:sz="4" w:space="0"/>
               <w:bottom w:val="nil"/>
               <w:right w:val="nil"/>
             </w:tcBorders>
@@ -9215,10 +9295,10 @@
               <w:suppressLineNumbers w:val="0"/>
               <w:snapToGrid w:val="0"/>
               <w:spacing w:line="240" w:lineRule="auto"/>
-              <w:ind w:left="0" w:right="0" w:firstLine="0" w:leftChars="0" w:rightChars="0" w:firstLineChars="0"/>
+              <w:ind w:left="0" w:leftChars="0" w:right="0" w:rightChars="0" w:firstLine="0" w:firstLineChars="0"/>
               <w:jc w:val="center"/>
               <w:rPr>
-                <w:rFonts w:ascii="Segoe UI" w:eastAsia="Segoe UI" w:hAnsi="Segoe UI" w:cs="Segoe UI" w:hint="default"/>
+                <w:rFonts w:hint="default" w:ascii="Segoe UI" w:hAnsi="Segoe UI" w:eastAsia="Segoe UI" w:cs="Segoe UI"/>
                 <w:i w:val="0"/>
                 <w:iCs w:val="0"/>
                 <w:caps w:val="0"/>
@@ -9230,7 +9310,7 @@
             </w:pPr>
             <w:r>
               <w:rPr>
-                <w:rFonts w:ascii="Segoe UI" w:eastAsia="Segoe UI" w:hAnsi="Segoe UI" w:cs="Segoe UI" w:hint="default"/>
+                <w:rFonts w:hint="default" w:ascii="Segoe UI" w:hAnsi="Segoe UI" w:eastAsia="Segoe UI" w:cs="Segoe UI"/>
                 <w:i w:val="0"/>
                 <w:iCs w:val="0"/>
                 <w:caps w:val="0"/>
@@ -9250,8 +9330,8 @@
           <w:tcPr>
             <w:tcW w:w="4067" w:type="dxa"/>
             <w:tcBorders>
-              <w:top w:val="single" w:sz="4" w:space="0" w:color="auto"/>
-              <w:left w:val="single" w:sz="4" w:space="0" w:color="auto"/>
+              <w:top w:val="single" w:color="auto" w:sz="4" w:space="0"/>
+              <w:left w:val="single" w:color="auto" w:sz="4" w:space="0"/>
               <w:bottom w:val="nil"/>
               <w:right w:val="nil"/>
             </w:tcBorders>
@@ -9272,10 +9352,10 @@
               <w:suppressLineNumbers w:val="0"/>
               <w:snapToGrid w:val="0"/>
               <w:spacing w:line="240" w:lineRule="auto"/>
-              <w:ind w:left="0" w:right="0" w:firstLine="0" w:leftChars="0" w:rightChars="0" w:firstLineChars="0"/>
+              <w:ind w:left="0" w:leftChars="0" w:right="0" w:rightChars="0" w:firstLine="0" w:firstLineChars="0"/>
               <w:jc w:val="center"/>
               <w:rPr>
-                <w:rFonts w:ascii="Segoe UI" w:eastAsia="Segoe UI" w:hAnsi="Segoe UI" w:cs="Segoe UI" w:hint="default"/>
+                <w:rFonts w:hint="default" w:ascii="Segoe UI" w:hAnsi="Segoe UI" w:eastAsia="Segoe UI" w:cs="Segoe UI"/>
                 <w:i w:val="0"/>
                 <w:iCs w:val="0"/>
                 <w:caps w:val="0"/>
@@ -9287,7 +9367,7 @@
             </w:pPr>
             <w:r>
               <w:rPr>
-                <w:rFonts w:ascii="Segoe UI" w:eastAsia="Segoe UI" w:hAnsi="Segoe UI" w:cs="Segoe UI" w:hint="default"/>
+                <w:rFonts w:hint="default" w:ascii="Segoe UI" w:hAnsi="Segoe UI" w:eastAsia="Segoe UI" w:cs="Segoe UI"/>
                 <w:i w:val="0"/>
                 <w:iCs w:val="0"/>
                 <w:caps w:val="0"/>
@@ -9307,10 +9387,10 @@
           <w:tcPr>
             <w:tcW w:w="1045" w:type="dxa"/>
             <w:tcBorders>
-              <w:top w:val="single" w:sz="4" w:space="0" w:color="auto"/>
-              <w:left w:val="single" w:sz="4" w:space="0" w:color="auto"/>
+              <w:top w:val="single" w:color="auto" w:sz="4" w:space="0"/>
+              <w:left w:val="single" w:color="auto" w:sz="4" w:space="0"/>
               <w:bottom w:val="nil"/>
-              <w:right w:val="single" w:sz="12" w:space="0" w:color="auto"/>
+              <w:right w:val="single" w:color="auto" w:sz="12" w:space="0"/>
             </w:tcBorders>
             <w:shd w:val="clear" w:color="auto" w:fill="auto"/>
             <w:tcMar>
@@ -9329,10 +9409,10 @@
               <w:suppressLineNumbers w:val="0"/>
               <w:snapToGrid w:val="0"/>
               <w:spacing w:line="240" w:lineRule="auto"/>
-              <w:ind w:left="0" w:right="0" w:firstLine="0" w:leftChars="0" w:rightChars="0" w:firstLineChars="0"/>
+              <w:ind w:left="0" w:leftChars="0" w:right="0" w:rightChars="0" w:firstLine="0" w:firstLineChars="0"/>
               <w:jc w:val="left"/>
               <w:rPr>
-                <w:rFonts w:ascii="Segoe UI" w:eastAsia="Segoe UI" w:hAnsi="Segoe UI" w:cs="Segoe UI" w:hint="default"/>
+                <w:rFonts w:hint="default" w:ascii="Segoe UI" w:hAnsi="Segoe UI" w:eastAsia="Segoe UI" w:cs="Segoe UI"/>
                 <w:i w:val="0"/>
                 <w:iCs w:val="0"/>
                 <w:caps w:val="0"/>
@@ -9344,7 +9424,7 @@
             </w:pPr>
             <w:r>
               <w:rPr>
-                <w:rFonts w:ascii="Segoe UI" w:eastAsia="Segoe UI" w:hAnsi="Segoe UI" w:cs="Segoe UI" w:hint="default"/>
+                <w:rFonts w:hint="default" w:ascii="Segoe UI" w:hAnsi="Segoe UI" w:eastAsia="Segoe UI" w:cs="Segoe UI"/>
                 <w:i w:val="0"/>
                 <w:iCs w:val="0"/>
                 <w:caps w:val="0"/>
@@ -9363,8 +9443,14 @@
       </w:tr>
       <w:tr>
         <w:tblPrEx>
-          <w:tblW w:w="8522" w:type="dxa"/>
-          <w:jc w:val="center"/>
+          <w:tblBorders>
+            <w:top w:val="none" w:color="auto" w:sz="0" w:space="0"/>
+            <w:left w:val="none" w:color="auto" w:sz="0" w:space="0"/>
+            <w:bottom w:val="none" w:color="auto" w:sz="0" w:space="0"/>
+            <w:right w:val="none" w:color="auto" w:sz="0" w:space="0"/>
+            <w:insideH w:val="none" w:color="auto" w:sz="0" w:space="0"/>
+            <w:insideV w:val="none" w:color="auto" w:sz="0" w:space="0"/>
+          </w:tblBorders>
           <w:shd w:val="clear" w:color="auto" w:fill="auto"/>
           <w:tblCellMar>
             <w:top w:w="15" w:type="dxa"/>
@@ -9374,15 +9460,15 @@
           </w:tblCellMar>
         </w:tblPrEx>
         <w:trPr>
-          <w:trHeight w:val="0"/>
+          <w:trHeight w:val="0" w:hRule="atLeast"/>
           <w:jc w:val="center"/>
         </w:trPr>
         <w:tc>
           <w:tcPr>
             <w:tcW w:w="1830" w:type="dxa"/>
             <w:tcBorders>
-              <w:top w:val="single" w:sz="4" w:space="0" w:color="auto"/>
-              <w:left w:val="single" w:sz="12" w:space="0" w:color="auto"/>
+              <w:top w:val="single" w:color="auto" w:sz="4" w:space="0"/>
+              <w:left w:val="single" w:color="auto" w:sz="12" w:space="0"/>
               <w:bottom w:val="nil"/>
               <w:right w:val="nil"/>
             </w:tcBorders>
@@ -9403,10 +9489,10 @@
               <w:suppressLineNumbers w:val="0"/>
               <w:snapToGrid w:val="0"/>
               <w:spacing w:line="240" w:lineRule="auto"/>
-              <w:ind w:left="0" w:right="0" w:firstLine="0" w:leftChars="0" w:rightChars="0" w:firstLineChars="0"/>
+              <w:ind w:left="0" w:leftChars="0" w:right="0" w:rightChars="0" w:firstLine="0" w:firstLineChars="0"/>
               <w:jc w:val="center"/>
               <w:rPr>
-                <w:rFonts w:ascii="Segoe UI" w:eastAsia="Segoe UI" w:hAnsi="Segoe UI" w:cs="Segoe UI" w:hint="default"/>
+                <w:rFonts w:hint="default" w:ascii="Segoe UI" w:hAnsi="Segoe UI" w:eastAsia="Segoe UI" w:cs="Segoe UI"/>
                 <w:i w:val="0"/>
                 <w:iCs w:val="0"/>
                 <w:caps w:val="0"/>
@@ -9418,7 +9504,7 @@
             </w:pPr>
             <w:r>
               <w:rPr>
-                <w:rFonts w:ascii="Segoe UI" w:eastAsia="Segoe UI" w:hAnsi="Segoe UI" w:cs="Segoe UI" w:hint="default"/>
+                <w:rFonts w:hint="default" w:ascii="Segoe UI" w:hAnsi="Segoe UI" w:eastAsia="Segoe UI" w:cs="Segoe UI"/>
                 <w:i w:val="0"/>
                 <w:iCs w:val="0"/>
                 <w:caps w:val="0"/>
@@ -9438,8 +9524,8 @@
           <w:tcPr>
             <w:tcW w:w="1581" w:type="dxa"/>
             <w:tcBorders>
-              <w:top w:val="single" w:sz="4" w:space="0" w:color="auto"/>
-              <w:left w:val="single" w:sz="4" w:space="0" w:color="auto"/>
+              <w:top w:val="single" w:color="auto" w:sz="4" w:space="0"/>
+              <w:left w:val="single" w:color="auto" w:sz="4" w:space="0"/>
               <w:bottom w:val="nil"/>
               <w:right w:val="nil"/>
             </w:tcBorders>
@@ -9460,10 +9546,10 @@
               <w:suppressLineNumbers w:val="0"/>
               <w:snapToGrid w:val="0"/>
               <w:spacing w:line="240" w:lineRule="auto"/>
-              <w:ind w:left="0" w:right="0" w:firstLine="0" w:leftChars="0" w:rightChars="0" w:firstLineChars="0"/>
+              <w:ind w:left="0" w:leftChars="0" w:right="0" w:rightChars="0" w:firstLine="0" w:firstLineChars="0"/>
               <w:jc w:val="center"/>
               <w:rPr>
-                <w:rFonts w:ascii="Segoe UI" w:eastAsia="Segoe UI" w:hAnsi="Segoe UI" w:cs="Segoe UI" w:hint="default"/>
+                <w:rFonts w:hint="default" w:ascii="Segoe UI" w:hAnsi="Segoe UI" w:eastAsia="Segoe UI" w:cs="Segoe UI"/>
                 <w:i w:val="0"/>
                 <w:iCs w:val="0"/>
                 <w:caps w:val="0"/>
@@ -9475,7 +9561,7 @@
             </w:pPr>
             <w:r>
               <w:rPr>
-                <w:rFonts w:ascii="Segoe UI" w:eastAsia="Segoe UI" w:hAnsi="Segoe UI" w:cs="Segoe UI" w:hint="default"/>
+                <w:rFonts w:hint="default" w:ascii="Segoe UI" w:hAnsi="Segoe UI" w:eastAsia="Segoe UI" w:cs="Segoe UI"/>
                 <w:i w:val="0"/>
                 <w:iCs w:val="0"/>
                 <w:caps w:val="0"/>
@@ -9495,8 +9581,8 @@
           <w:tcPr>
             <w:tcW w:w="4067" w:type="dxa"/>
             <w:tcBorders>
-              <w:top w:val="single" w:sz="4" w:space="0" w:color="auto"/>
-              <w:left w:val="single" w:sz="4" w:space="0" w:color="auto"/>
+              <w:top w:val="single" w:color="auto" w:sz="4" w:space="0"/>
+              <w:left w:val="single" w:color="auto" w:sz="4" w:space="0"/>
               <w:bottom w:val="nil"/>
               <w:right w:val="nil"/>
             </w:tcBorders>
@@ -9517,10 +9603,10 @@
               <w:suppressLineNumbers w:val="0"/>
               <w:snapToGrid w:val="0"/>
               <w:spacing w:line="240" w:lineRule="auto"/>
-              <w:ind w:left="0" w:right="0" w:firstLine="0" w:leftChars="0" w:rightChars="0" w:firstLineChars="0"/>
+              <w:ind w:left="0" w:leftChars="0" w:right="0" w:rightChars="0" w:firstLine="0" w:firstLineChars="0"/>
               <w:jc w:val="center"/>
               <w:rPr>
-                <w:rFonts w:ascii="Segoe UI" w:eastAsia="Segoe UI" w:hAnsi="Segoe UI" w:cs="Segoe UI" w:hint="default"/>
+                <w:rFonts w:hint="default" w:ascii="Segoe UI" w:hAnsi="Segoe UI" w:eastAsia="Segoe UI" w:cs="Segoe UI"/>
                 <w:i w:val="0"/>
                 <w:iCs w:val="0"/>
                 <w:caps w:val="0"/>
@@ -9532,7 +9618,7 @@
             </w:pPr>
             <w:r>
               <w:rPr>
-                <w:rFonts w:ascii="Segoe UI" w:eastAsia="Segoe UI" w:hAnsi="Segoe UI" w:cs="Segoe UI" w:hint="default"/>
+                <w:rFonts w:hint="default" w:ascii="Segoe UI" w:hAnsi="Segoe UI" w:eastAsia="Segoe UI" w:cs="Segoe UI"/>
                 <w:i w:val="0"/>
                 <w:iCs w:val="0"/>
                 <w:caps w:val="0"/>
@@ -9552,10 +9638,10 @@
           <w:tcPr>
             <w:tcW w:w="1045" w:type="dxa"/>
             <w:tcBorders>
-              <w:top w:val="single" w:sz="4" w:space="0" w:color="auto"/>
-              <w:left w:val="single" w:sz="4" w:space="0" w:color="auto"/>
+              <w:top w:val="single" w:color="auto" w:sz="4" w:space="0"/>
+              <w:left w:val="single" w:color="auto" w:sz="4" w:space="0"/>
               <w:bottom w:val="nil"/>
-              <w:right w:val="single" w:sz="12" w:space="0" w:color="auto"/>
+              <w:right w:val="single" w:color="auto" w:sz="12" w:space="0"/>
             </w:tcBorders>
             <w:shd w:val="clear" w:color="auto" w:fill="auto"/>
             <w:tcMar>
@@ -9574,10 +9660,10 @@
               <w:suppressLineNumbers w:val="0"/>
               <w:snapToGrid w:val="0"/>
               <w:spacing w:line="240" w:lineRule="auto"/>
-              <w:ind w:left="0" w:right="0" w:firstLine="0" w:leftChars="0" w:rightChars="0" w:firstLineChars="0"/>
+              <w:ind w:left="0" w:leftChars="0" w:right="0" w:rightChars="0" w:firstLine="0" w:firstLineChars="0"/>
               <w:jc w:val="left"/>
               <w:rPr>
-                <w:rFonts w:ascii="Segoe UI" w:eastAsia="Segoe UI" w:hAnsi="Segoe UI" w:cs="Segoe UI" w:hint="default"/>
+                <w:rFonts w:hint="default" w:ascii="Segoe UI" w:hAnsi="Segoe UI" w:eastAsia="Segoe UI" w:cs="Segoe UI"/>
                 <w:i w:val="0"/>
                 <w:iCs w:val="0"/>
                 <w:caps w:val="0"/>
@@ -9589,7 +9675,7 @@
             </w:pPr>
             <w:r>
               <w:rPr>
-                <w:rFonts w:ascii="Segoe UI" w:eastAsia="Segoe UI" w:hAnsi="Segoe UI" w:cs="Segoe UI" w:hint="default"/>
+                <w:rFonts w:hint="default" w:ascii="Segoe UI" w:hAnsi="Segoe UI" w:eastAsia="Segoe UI" w:cs="Segoe UI"/>
                 <w:i w:val="0"/>
                 <w:iCs w:val="0"/>
                 <w:caps w:val="0"/>
@@ -9608,8 +9694,14 @@
       </w:tr>
       <w:tr>
         <w:tblPrEx>
-          <w:tblW w:w="8522" w:type="dxa"/>
-          <w:jc w:val="center"/>
+          <w:tblBorders>
+            <w:top w:val="none" w:color="auto" w:sz="0" w:space="0"/>
+            <w:left w:val="none" w:color="auto" w:sz="0" w:space="0"/>
+            <w:bottom w:val="none" w:color="auto" w:sz="0" w:space="0"/>
+            <w:right w:val="none" w:color="auto" w:sz="0" w:space="0"/>
+            <w:insideH w:val="none" w:color="auto" w:sz="0" w:space="0"/>
+            <w:insideV w:val="none" w:color="auto" w:sz="0" w:space="0"/>
+          </w:tblBorders>
           <w:shd w:val="clear" w:color="auto" w:fill="auto"/>
           <w:tblCellMar>
             <w:top w:w="15" w:type="dxa"/>
@@ -9619,15 +9711,15 @@
           </w:tblCellMar>
         </w:tblPrEx>
         <w:trPr>
-          <w:trHeight w:val="0"/>
+          <w:trHeight w:val="0" w:hRule="atLeast"/>
           <w:jc w:val="center"/>
         </w:trPr>
         <w:tc>
           <w:tcPr>
             <w:tcW w:w="1830" w:type="dxa"/>
             <w:tcBorders>
-              <w:top w:val="single" w:sz="4" w:space="0" w:color="auto"/>
-              <w:left w:val="single" w:sz="12" w:space="0" w:color="auto"/>
+              <w:top w:val="single" w:color="auto" w:sz="4" w:space="0"/>
+              <w:left w:val="single" w:color="auto" w:sz="12" w:space="0"/>
               <w:bottom w:val="nil"/>
               <w:right w:val="nil"/>
             </w:tcBorders>
@@ -9648,10 +9740,10 @@
               <w:suppressLineNumbers w:val="0"/>
               <w:snapToGrid w:val="0"/>
               <w:spacing w:line="240" w:lineRule="auto"/>
-              <w:ind w:left="0" w:right="0" w:firstLine="0" w:leftChars="0" w:rightChars="0" w:firstLineChars="0"/>
+              <w:ind w:left="0" w:leftChars="0" w:right="0" w:rightChars="0" w:firstLine="0" w:firstLineChars="0"/>
               <w:jc w:val="center"/>
               <w:rPr>
-                <w:rFonts w:ascii="Segoe UI" w:eastAsia="Segoe UI" w:hAnsi="Segoe UI" w:cs="Segoe UI" w:hint="default"/>
+                <w:rFonts w:hint="default" w:ascii="Segoe UI" w:hAnsi="Segoe UI" w:eastAsia="Segoe UI" w:cs="Segoe UI"/>
                 <w:i w:val="0"/>
                 <w:iCs w:val="0"/>
                 <w:caps w:val="0"/>
@@ -9663,7 +9755,7 @@
             </w:pPr>
             <w:r>
               <w:rPr>
-                <w:rFonts w:ascii="Segoe UI" w:eastAsia="Segoe UI" w:hAnsi="Segoe UI" w:cs="Segoe UI" w:hint="default"/>
+                <w:rFonts w:hint="default" w:ascii="Segoe UI" w:hAnsi="Segoe UI" w:eastAsia="Segoe UI" w:cs="Segoe UI"/>
                 <w:i w:val="0"/>
                 <w:iCs w:val="0"/>
                 <w:caps w:val="0"/>
@@ -9683,8 +9775,8 @@
           <w:tcPr>
             <w:tcW w:w="1581" w:type="dxa"/>
             <w:tcBorders>
-              <w:top w:val="single" w:sz="4" w:space="0" w:color="auto"/>
-              <w:left w:val="single" w:sz="4" w:space="0" w:color="auto"/>
+              <w:top w:val="single" w:color="auto" w:sz="4" w:space="0"/>
+              <w:left w:val="single" w:color="auto" w:sz="4" w:space="0"/>
               <w:bottom w:val="nil"/>
               <w:right w:val="nil"/>
             </w:tcBorders>
@@ -9705,10 +9797,10 @@
               <w:suppressLineNumbers w:val="0"/>
               <w:snapToGrid w:val="0"/>
               <w:spacing w:line="240" w:lineRule="auto"/>
-              <w:ind w:left="0" w:right="0" w:firstLine="0" w:leftChars="0" w:rightChars="0" w:firstLineChars="0"/>
+              <w:ind w:left="0" w:leftChars="0" w:right="0" w:rightChars="0" w:firstLine="0" w:firstLineChars="0"/>
               <w:jc w:val="center"/>
               <w:rPr>
-                <w:rFonts w:ascii="Segoe UI" w:eastAsia="Segoe UI" w:hAnsi="Segoe UI" w:cs="Segoe UI" w:hint="default"/>
+                <w:rFonts w:hint="default" w:ascii="Segoe UI" w:hAnsi="Segoe UI" w:eastAsia="Segoe UI" w:cs="Segoe UI"/>
                 <w:i w:val="0"/>
                 <w:iCs w:val="0"/>
                 <w:caps w:val="0"/>
@@ -9720,7 +9812,7 @@
             </w:pPr>
             <w:r>
               <w:rPr>
-                <w:rFonts w:ascii="Segoe UI" w:eastAsia="Segoe UI" w:hAnsi="Segoe UI" w:cs="Segoe UI" w:hint="default"/>
+                <w:rFonts w:hint="default" w:ascii="Segoe UI" w:hAnsi="Segoe UI" w:eastAsia="Segoe UI" w:cs="Segoe UI"/>
                 <w:i w:val="0"/>
                 <w:iCs w:val="0"/>
                 <w:caps w:val="0"/>
@@ -9740,8 +9832,8 @@
           <w:tcPr>
             <w:tcW w:w="4067" w:type="dxa"/>
             <w:tcBorders>
-              <w:top w:val="single" w:sz="4" w:space="0" w:color="auto"/>
-              <w:left w:val="single" w:sz="4" w:space="0" w:color="auto"/>
+              <w:top w:val="single" w:color="auto" w:sz="4" w:space="0"/>
+              <w:left w:val="single" w:color="auto" w:sz="4" w:space="0"/>
               <w:bottom w:val="nil"/>
               <w:right w:val="nil"/>
             </w:tcBorders>
@@ -9762,10 +9854,10 @@
               <w:suppressLineNumbers w:val="0"/>
               <w:snapToGrid w:val="0"/>
               <w:spacing w:line="240" w:lineRule="auto"/>
-              <w:ind w:left="0" w:right="0" w:firstLine="0" w:leftChars="0" w:rightChars="0" w:firstLineChars="0"/>
+              <w:ind w:left="0" w:leftChars="0" w:right="0" w:rightChars="0" w:firstLine="0" w:firstLineChars="0"/>
               <w:jc w:val="center"/>
               <w:rPr>
-                <w:rFonts w:ascii="Segoe UI" w:eastAsia="Segoe UI" w:hAnsi="Segoe UI" w:cs="Segoe UI" w:hint="default"/>
+                <w:rFonts w:hint="default" w:ascii="Segoe UI" w:hAnsi="Segoe UI" w:eastAsia="Segoe UI" w:cs="Segoe UI"/>
                 <w:i w:val="0"/>
                 <w:iCs w:val="0"/>
                 <w:caps w:val="0"/>
@@ -9777,7 +9869,7 @@
             </w:pPr>
             <w:r>
               <w:rPr>
-                <w:rFonts w:ascii="Segoe UI" w:eastAsia="Segoe UI" w:hAnsi="Segoe UI" w:cs="Segoe UI" w:hint="default"/>
+                <w:rFonts w:hint="default" w:ascii="Segoe UI" w:hAnsi="Segoe UI" w:eastAsia="Segoe UI" w:cs="Segoe UI"/>
                 <w:i w:val="0"/>
                 <w:iCs w:val="0"/>
                 <w:caps w:val="0"/>
@@ -9797,10 +9889,10 @@
           <w:tcPr>
             <w:tcW w:w="1045" w:type="dxa"/>
             <w:tcBorders>
-              <w:top w:val="single" w:sz="4" w:space="0" w:color="auto"/>
-              <w:left w:val="single" w:sz="4" w:space="0" w:color="auto"/>
+              <w:top w:val="single" w:color="auto" w:sz="4" w:space="0"/>
+              <w:left w:val="single" w:color="auto" w:sz="4" w:space="0"/>
               <w:bottom w:val="nil"/>
-              <w:right w:val="single" w:sz="12" w:space="0" w:color="auto"/>
+              <w:right w:val="single" w:color="auto" w:sz="12" w:space="0"/>
             </w:tcBorders>
             <w:shd w:val="clear" w:color="auto" w:fill="auto"/>
             <w:tcMar>
@@ -9819,10 +9911,10 @@
               <w:suppressLineNumbers w:val="0"/>
               <w:snapToGrid w:val="0"/>
               <w:spacing w:line="240" w:lineRule="auto"/>
-              <w:ind w:left="0" w:right="0" w:firstLine="0" w:leftChars="0" w:rightChars="0" w:firstLineChars="0"/>
+              <w:ind w:left="0" w:leftChars="0" w:right="0" w:rightChars="0" w:firstLine="0" w:firstLineChars="0"/>
               <w:jc w:val="left"/>
               <w:rPr>
-                <w:rFonts w:ascii="Segoe UI" w:eastAsia="Segoe UI" w:hAnsi="Segoe UI" w:cs="Segoe UI" w:hint="default"/>
+                <w:rFonts w:hint="default" w:ascii="Segoe UI" w:hAnsi="Segoe UI" w:eastAsia="Segoe UI" w:cs="Segoe UI"/>
                 <w:i w:val="0"/>
                 <w:iCs w:val="0"/>
                 <w:caps w:val="0"/>
@@ -9834,7 +9926,7 @@
             </w:pPr>
             <w:r>
               <w:rPr>
-                <w:rFonts w:ascii="Segoe UI" w:eastAsia="Segoe UI" w:hAnsi="Segoe UI" w:cs="Segoe UI" w:hint="default"/>
+                <w:rFonts w:hint="default" w:ascii="Segoe UI" w:hAnsi="Segoe UI" w:eastAsia="Segoe UI" w:cs="Segoe UI"/>
                 <w:i w:val="0"/>
                 <w:iCs w:val="0"/>
                 <w:caps w:val="0"/>
@@ -9853,8 +9945,14 @@
       </w:tr>
       <w:tr>
         <w:tblPrEx>
-          <w:tblW w:w="8522" w:type="dxa"/>
-          <w:jc w:val="center"/>
+          <w:tblBorders>
+            <w:top w:val="none" w:color="auto" w:sz="0" w:space="0"/>
+            <w:left w:val="none" w:color="auto" w:sz="0" w:space="0"/>
+            <w:bottom w:val="none" w:color="auto" w:sz="0" w:space="0"/>
+            <w:right w:val="none" w:color="auto" w:sz="0" w:space="0"/>
+            <w:insideH w:val="none" w:color="auto" w:sz="0" w:space="0"/>
+            <w:insideV w:val="none" w:color="auto" w:sz="0" w:space="0"/>
+          </w:tblBorders>
           <w:shd w:val="clear" w:color="auto" w:fill="auto"/>
           <w:tblCellMar>
             <w:top w:w="15" w:type="dxa"/>
@@ -9864,15 +9962,15 @@
           </w:tblCellMar>
         </w:tblPrEx>
         <w:trPr>
-          <w:trHeight w:val="0"/>
+          <w:trHeight w:val="0" w:hRule="atLeast"/>
           <w:jc w:val="center"/>
         </w:trPr>
         <w:tc>
           <w:tcPr>
             <w:tcW w:w="1830" w:type="dxa"/>
             <w:tcBorders>
-              <w:top w:val="single" w:sz="4" w:space="0" w:color="auto"/>
-              <w:left w:val="single" w:sz="12" w:space="0" w:color="auto"/>
+              <w:top w:val="single" w:color="auto" w:sz="4" w:space="0"/>
+              <w:left w:val="single" w:color="auto" w:sz="12" w:space="0"/>
               <w:bottom w:val="nil"/>
               <w:right w:val="nil"/>
             </w:tcBorders>
@@ -9893,10 +9991,10 @@
               <w:suppressLineNumbers w:val="0"/>
               <w:snapToGrid w:val="0"/>
               <w:spacing w:line="240" w:lineRule="auto"/>
-              <w:ind w:left="0" w:right="0" w:firstLine="0" w:leftChars="0" w:rightChars="0" w:firstLineChars="0"/>
+              <w:ind w:left="0" w:leftChars="0" w:right="0" w:rightChars="0" w:firstLine="0" w:firstLineChars="0"/>
               <w:jc w:val="center"/>
               <w:rPr>
-                <w:rFonts w:ascii="Segoe UI" w:eastAsia="Segoe UI" w:hAnsi="Segoe UI" w:cs="Segoe UI" w:hint="default"/>
+                <w:rFonts w:hint="default" w:ascii="Segoe UI" w:hAnsi="Segoe UI" w:eastAsia="Segoe UI" w:cs="Segoe UI"/>
                 <w:i w:val="0"/>
                 <w:iCs w:val="0"/>
                 <w:caps w:val="0"/>
@@ -9908,7 +10006,7 @@
             </w:pPr>
             <w:r>
               <w:rPr>
-                <w:rFonts w:ascii="Segoe UI" w:eastAsia="Segoe UI" w:hAnsi="Segoe UI" w:cs="Segoe UI" w:hint="default"/>
+                <w:rFonts w:hint="default" w:ascii="Segoe UI" w:hAnsi="Segoe UI" w:eastAsia="Segoe UI" w:cs="Segoe UI"/>
                 <w:i w:val="0"/>
                 <w:iCs w:val="0"/>
                 <w:caps w:val="0"/>
@@ -9928,8 +10026,8 @@
           <w:tcPr>
             <w:tcW w:w="1581" w:type="dxa"/>
             <w:tcBorders>
-              <w:top w:val="single" w:sz="4" w:space="0" w:color="auto"/>
-              <w:left w:val="single" w:sz="4" w:space="0" w:color="auto"/>
+              <w:top w:val="single" w:color="auto" w:sz="4" w:space="0"/>
+              <w:left w:val="single" w:color="auto" w:sz="4" w:space="0"/>
               <w:bottom w:val="nil"/>
               <w:right w:val="nil"/>
             </w:tcBorders>
@@ -9950,10 +10048,10 @@
               <w:suppressLineNumbers w:val="0"/>
               <w:snapToGrid w:val="0"/>
               <w:spacing w:line="240" w:lineRule="auto"/>
-              <w:ind w:left="0" w:right="0" w:firstLine="0" w:leftChars="0" w:rightChars="0" w:firstLineChars="0"/>
+              <w:ind w:left="0" w:leftChars="0" w:right="0" w:rightChars="0" w:firstLine="0" w:firstLineChars="0"/>
               <w:jc w:val="center"/>
               <w:rPr>
-                <w:rFonts w:ascii="Segoe UI" w:eastAsia="Segoe UI" w:hAnsi="Segoe UI" w:cs="Segoe UI" w:hint="default"/>
+                <w:rFonts w:hint="default" w:ascii="Segoe UI" w:hAnsi="Segoe UI" w:eastAsia="Segoe UI" w:cs="Segoe UI"/>
                 <w:i w:val="0"/>
                 <w:iCs w:val="0"/>
                 <w:caps w:val="0"/>
@@ -9965,7 +10063,7 @@
             </w:pPr>
             <w:r>
               <w:rPr>
-                <w:rFonts w:ascii="Segoe UI" w:eastAsia="Segoe UI" w:hAnsi="Segoe UI" w:cs="Segoe UI" w:hint="default"/>
+                <w:rFonts w:hint="default" w:ascii="Segoe UI" w:hAnsi="Segoe UI" w:eastAsia="Segoe UI" w:cs="Segoe UI"/>
                 <w:i w:val="0"/>
                 <w:iCs w:val="0"/>
                 <w:caps w:val="0"/>
@@ -9985,8 +10083,8 @@
           <w:tcPr>
             <w:tcW w:w="4067" w:type="dxa"/>
             <w:tcBorders>
-              <w:top w:val="single" w:sz="4" w:space="0" w:color="auto"/>
-              <w:left w:val="single" w:sz="4" w:space="0" w:color="auto"/>
+              <w:top w:val="single" w:color="auto" w:sz="4" w:space="0"/>
+              <w:left w:val="single" w:color="auto" w:sz="4" w:space="0"/>
               <w:bottom w:val="nil"/>
               <w:right w:val="nil"/>
             </w:tcBorders>
@@ -10007,10 +10105,10 @@
               <w:suppressLineNumbers w:val="0"/>
               <w:snapToGrid w:val="0"/>
               <w:spacing w:line="240" w:lineRule="auto"/>
-              <w:ind w:left="0" w:right="0" w:firstLine="0" w:leftChars="0" w:rightChars="0" w:firstLineChars="0"/>
+              <w:ind w:left="0" w:leftChars="0" w:right="0" w:rightChars="0" w:firstLine="0" w:firstLineChars="0"/>
               <w:jc w:val="center"/>
               <w:rPr>
-                <w:rFonts w:ascii="Segoe UI" w:eastAsia="Segoe UI" w:hAnsi="Segoe UI" w:cs="Segoe UI" w:hint="default"/>
+                <w:rFonts w:hint="default" w:ascii="Segoe UI" w:hAnsi="Segoe UI" w:eastAsia="Segoe UI" w:cs="Segoe UI"/>
                 <w:i w:val="0"/>
                 <w:iCs w:val="0"/>
                 <w:caps w:val="0"/>
@@ -10022,7 +10120,7 @@
             </w:pPr>
             <w:r>
               <w:rPr>
-                <w:rFonts w:ascii="Segoe UI" w:eastAsia="Segoe UI" w:hAnsi="Segoe UI" w:cs="Segoe UI" w:hint="default"/>
+                <w:rFonts w:hint="default" w:ascii="Segoe UI" w:hAnsi="Segoe UI" w:eastAsia="Segoe UI" w:cs="Segoe UI"/>
                 <w:i w:val="0"/>
                 <w:iCs w:val="0"/>
                 <w:caps w:val="0"/>
@@ -10042,10 +10140,10 @@
           <w:tcPr>
             <w:tcW w:w="1045" w:type="dxa"/>
             <w:tcBorders>
-              <w:top w:val="single" w:sz="4" w:space="0" w:color="auto"/>
-              <w:left w:val="single" w:sz="4" w:space="0" w:color="auto"/>
+              <w:top w:val="single" w:color="auto" w:sz="4" w:space="0"/>
+              <w:left w:val="single" w:color="auto" w:sz="4" w:space="0"/>
               <w:bottom w:val="nil"/>
-              <w:right w:val="single" w:sz="12" w:space="0" w:color="auto"/>
+              <w:right w:val="single" w:color="auto" w:sz="12" w:space="0"/>
             </w:tcBorders>
             <w:shd w:val="clear" w:color="auto" w:fill="auto"/>
             <w:tcMar>
@@ -10064,10 +10162,10 @@
               <w:suppressLineNumbers w:val="0"/>
               <w:snapToGrid w:val="0"/>
               <w:spacing w:line="240" w:lineRule="auto"/>
-              <w:ind w:left="0" w:right="0" w:firstLine="0" w:leftChars="0" w:rightChars="0" w:firstLineChars="0"/>
+              <w:ind w:left="0" w:leftChars="0" w:right="0" w:rightChars="0" w:firstLine="0" w:firstLineChars="0"/>
               <w:jc w:val="left"/>
               <w:rPr>
-                <w:rFonts w:ascii="Segoe UI" w:eastAsia="Segoe UI" w:hAnsi="Segoe UI" w:cs="Segoe UI" w:hint="default"/>
+                <w:rFonts w:hint="default" w:ascii="Segoe UI" w:hAnsi="Segoe UI" w:eastAsia="Segoe UI" w:cs="Segoe UI"/>
                 <w:i w:val="0"/>
                 <w:iCs w:val="0"/>
                 <w:caps w:val="0"/>
@@ -10079,7 +10177,7 @@
             </w:pPr>
             <w:r>
               <w:rPr>
-                <w:rFonts w:ascii="Segoe UI" w:eastAsia="Segoe UI" w:hAnsi="Segoe UI" w:cs="Segoe UI" w:hint="default"/>
+                <w:rFonts w:hint="default" w:ascii="Segoe UI" w:hAnsi="Segoe UI" w:eastAsia="Segoe UI" w:cs="Segoe UI"/>
                 <w:i w:val="0"/>
                 <w:iCs w:val="0"/>
                 <w:caps w:val="0"/>
@@ -10098,8 +10196,14 @@
       </w:tr>
       <w:tr>
         <w:tblPrEx>
-          <w:tblW w:w="8522" w:type="dxa"/>
-          <w:jc w:val="center"/>
+          <w:tblBorders>
+            <w:top w:val="none" w:color="auto" w:sz="0" w:space="0"/>
+            <w:left w:val="none" w:color="auto" w:sz="0" w:space="0"/>
+            <w:bottom w:val="none" w:color="auto" w:sz="0" w:space="0"/>
+            <w:right w:val="none" w:color="auto" w:sz="0" w:space="0"/>
+            <w:insideH w:val="none" w:color="auto" w:sz="0" w:space="0"/>
+            <w:insideV w:val="none" w:color="auto" w:sz="0" w:space="0"/>
+          </w:tblBorders>
           <w:shd w:val="clear" w:color="auto" w:fill="auto"/>
           <w:tblCellMar>
             <w:top w:w="15" w:type="dxa"/>
@@ -10109,15 +10213,15 @@
           </w:tblCellMar>
         </w:tblPrEx>
         <w:trPr>
-          <w:trHeight w:val="0"/>
+          <w:trHeight w:val="0" w:hRule="atLeast"/>
           <w:jc w:val="center"/>
         </w:trPr>
         <w:tc>
           <w:tcPr>
             <w:tcW w:w="1830" w:type="dxa"/>
             <w:tcBorders>
-              <w:top w:val="single" w:sz="4" w:space="0" w:color="auto"/>
-              <w:left w:val="single" w:sz="12" w:space="0" w:color="auto"/>
+              <w:top w:val="single" w:color="auto" w:sz="4" w:space="0"/>
+              <w:left w:val="single" w:color="auto" w:sz="12" w:space="0"/>
               <w:bottom w:val="nil"/>
               <w:right w:val="nil"/>
             </w:tcBorders>
@@ -10138,10 +10242,10 @@
               <w:suppressLineNumbers w:val="0"/>
               <w:snapToGrid w:val="0"/>
               <w:spacing w:line="240" w:lineRule="auto"/>
-              <w:ind w:left="0" w:right="0" w:firstLine="0" w:leftChars="0" w:rightChars="0" w:firstLineChars="0"/>
+              <w:ind w:left="0" w:leftChars="0" w:right="0" w:rightChars="0" w:firstLine="0" w:firstLineChars="0"/>
               <w:jc w:val="center"/>
               <w:rPr>
-                <w:rFonts w:ascii="Segoe UI" w:eastAsia="Segoe UI" w:hAnsi="Segoe UI" w:cs="Segoe UI" w:hint="default"/>
+                <w:rFonts w:hint="default" w:ascii="Segoe UI" w:hAnsi="Segoe UI" w:eastAsia="Segoe UI" w:cs="Segoe UI"/>
                 <w:i w:val="0"/>
                 <w:iCs w:val="0"/>
                 <w:caps w:val="0"/>
@@ -10153,7 +10257,7 @@
             </w:pPr>
             <w:r>
               <w:rPr>
-                <w:rFonts w:ascii="Segoe UI" w:eastAsia="Segoe UI" w:hAnsi="Segoe UI" w:cs="Segoe UI" w:hint="default"/>
+                <w:rFonts w:hint="default" w:ascii="Segoe UI" w:hAnsi="Segoe UI" w:eastAsia="Segoe UI" w:cs="Segoe UI"/>
                 <w:i w:val="0"/>
                 <w:iCs w:val="0"/>
                 <w:caps w:val="0"/>
@@ -10173,8 +10277,8 @@
           <w:tcPr>
             <w:tcW w:w="1581" w:type="dxa"/>
             <w:tcBorders>
-              <w:top w:val="single" w:sz="4" w:space="0" w:color="auto"/>
-              <w:left w:val="single" w:sz="4" w:space="0" w:color="auto"/>
+              <w:top w:val="single" w:color="auto" w:sz="4" w:space="0"/>
+              <w:left w:val="single" w:color="auto" w:sz="4" w:space="0"/>
               <w:bottom w:val="nil"/>
               <w:right w:val="nil"/>
             </w:tcBorders>
@@ -10195,10 +10299,10 @@
               <w:suppressLineNumbers w:val="0"/>
               <w:snapToGrid w:val="0"/>
               <w:spacing w:line="240" w:lineRule="auto"/>
-              <w:ind w:left="0" w:right="0" w:firstLine="0" w:leftChars="0" w:rightChars="0" w:firstLineChars="0"/>
+              <w:ind w:left="0" w:leftChars="0" w:right="0" w:rightChars="0" w:firstLine="0" w:firstLineChars="0"/>
               <w:jc w:val="center"/>
               <w:rPr>
-                <w:rFonts w:ascii="Segoe UI" w:eastAsia="Segoe UI" w:hAnsi="Segoe UI" w:cs="Segoe UI" w:hint="default"/>
+                <w:rFonts w:hint="default" w:ascii="Segoe UI" w:hAnsi="Segoe UI" w:eastAsia="Segoe UI" w:cs="Segoe UI"/>
                 <w:i w:val="0"/>
                 <w:iCs w:val="0"/>
                 <w:caps w:val="0"/>
@@ -10210,7 +10314,7 @@
             </w:pPr>
             <w:r>
               <w:rPr>
-                <w:rFonts w:ascii="Segoe UI" w:eastAsia="Segoe UI" w:hAnsi="Segoe UI" w:cs="Segoe UI" w:hint="default"/>
+                <w:rFonts w:hint="default" w:ascii="Segoe UI" w:hAnsi="Segoe UI" w:eastAsia="Segoe UI" w:cs="Segoe UI"/>
                 <w:i w:val="0"/>
                 <w:iCs w:val="0"/>
                 <w:caps w:val="0"/>
@@ -10230,8 +10334,8 @@
           <w:tcPr>
             <w:tcW w:w="4067" w:type="dxa"/>
             <w:tcBorders>
-              <w:top w:val="single" w:sz="4" w:space="0" w:color="auto"/>
-              <w:left w:val="single" w:sz="4" w:space="0" w:color="auto"/>
+              <w:top w:val="single" w:color="auto" w:sz="4" w:space="0"/>
+              <w:left w:val="single" w:color="auto" w:sz="4" w:space="0"/>
               <w:bottom w:val="nil"/>
               <w:right w:val="nil"/>
             </w:tcBorders>
@@ -10252,10 +10356,10 @@
               <w:suppressLineNumbers w:val="0"/>
               <w:snapToGrid w:val="0"/>
               <w:spacing w:line="240" w:lineRule="auto"/>
-              <w:ind w:left="0" w:right="0" w:firstLine="0" w:leftChars="0" w:rightChars="0" w:firstLineChars="0"/>
+              <w:ind w:left="0" w:leftChars="0" w:right="0" w:rightChars="0" w:firstLine="0" w:firstLineChars="0"/>
               <w:jc w:val="center"/>
               <w:rPr>
-                <w:rFonts w:ascii="Segoe UI" w:eastAsia="Segoe UI" w:hAnsi="Segoe UI" w:cs="Segoe UI" w:hint="default"/>
+                <w:rFonts w:hint="default" w:ascii="Segoe UI" w:hAnsi="Segoe UI" w:eastAsia="Segoe UI" w:cs="Segoe UI"/>
                 <w:i w:val="0"/>
                 <w:iCs w:val="0"/>
                 <w:caps w:val="0"/>
@@ -10267,7 +10371,7 @@
             </w:pPr>
             <w:r>
               <w:rPr>
-                <w:rFonts w:ascii="Segoe UI" w:eastAsia="Segoe UI" w:hAnsi="Segoe UI" w:cs="Segoe UI" w:hint="default"/>
+                <w:rFonts w:hint="default" w:ascii="Segoe UI" w:hAnsi="Segoe UI" w:eastAsia="Segoe UI" w:cs="Segoe UI"/>
                 <w:i w:val="0"/>
                 <w:iCs w:val="0"/>
                 <w:caps w:val="0"/>
@@ -10287,10 +10391,10 @@
           <w:tcPr>
             <w:tcW w:w="1045" w:type="dxa"/>
             <w:tcBorders>
-              <w:top w:val="single" w:sz="4" w:space="0" w:color="auto"/>
-              <w:left w:val="single" w:sz="4" w:space="0" w:color="auto"/>
+              <w:top w:val="single" w:color="auto" w:sz="4" w:space="0"/>
+              <w:left w:val="single" w:color="auto" w:sz="4" w:space="0"/>
               <w:bottom w:val="nil"/>
-              <w:right w:val="single" w:sz="12" w:space="0" w:color="auto"/>
+              <w:right w:val="single" w:color="auto" w:sz="12" w:space="0"/>
             </w:tcBorders>
             <w:shd w:val="clear" w:color="auto" w:fill="auto"/>
             <w:tcMar>
@@ -10309,10 +10413,10 @@
               <w:suppressLineNumbers w:val="0"/>
               <w:snapToGrid w:val="0"/>
               <w:spacing w:line="240" w:lineRule="auto"/>
-              <w:ind w:left="0" w:right="0" w:firstLine="0" w:leftChars="0" w:rightChars="0" w:firstLineChars="0"/>
+              <w:ind w:left="0" w:leftChars="0" w:right="0" w:rightChars="0" w:firstLine="0" w:firstLineChars="0"/>
               <w:jc w:val="left"/>
               <w:rPr>
-                <w:rFonts w:ascii="Segoe UI" w:eastAsia="Segoe UI" w:hAnsi="Segoe UI" w:cs="Segoe UI" w:hint="default"/>
+                <w:rFonts w:hint="default" w:ascii="Segoe UI" w:hAnsi="Segoe UI" w:eastAsia="Segoe UI" w:cs="Segoe UI"/>
                 <w:i w:val="0"/>
                 <w:iCs w:val="0"/>
                 <w:caps w:val="0"/>
@@ -10324,7 +10428,7 @@
             </w:pPr>
             <w:r>
               <w:rPr>
-                <w:rFonts w:ascii="Segoe UI" w:eastAsia="Segoe UI" w:hAnsi="Segoe UI" w:cs="Segoe UI" w:hint="default"/>
+                <w:rFonts w:hint="default" w:ascii="Segoe UI" w:hAnsi="Segoe UI" w:eastAsia="Segoe UI" w:cs="Segoe UI"/>
                 <w:i w:val="0"/>
                 <w:iCs w:val="0"/>
                 <w:caps w:val="0"/>
@@ -10343,9 +10447,14 @@
       </w:tr>
       <w:tr>
         <w:tblPrEx>
-          <w:tblW w:w="8522" w:type="dxa"/>
-          <w:jc w:val="center"/>
-          <w:shd w:val="clear" w:color="auto" w:fill="auto"/>
+          <w:tblBorders>
+            <w:top w:val="none" w:color="auto" w:sz="0" w:space="0"/>
+            <w:left w:val="none" w:color="auto" w:sz="0" w:space="0"/>
+            <w:bottom w:val="none" w:color="auto" w:sz="0" w:space="0"/>
+            <w:right w:val="none" w:color="auto" w:sz="0" w:space="0"/>
+            <w:insideH w:val="none" w:color="auto" w:sz="0" w:space="0"/>
+            <w:insideV w:val="none" w:color="auto" w:sz="0" w:space="0"/>
+          </w:tblBorders>
           <w:tblCellMar>
             <w:top w:w="15" w:type="dxa"/>
             <w:left w:w="15" w:type="dxa"/>
@@ -10354,15 +10463,15 @@
           </w:tblCellMar>
         </w:tblPrEx>
         <w:trPr>
-          <w:trHeight w:val="0"/>
+          <w:trHeight w:val="0" w:hRule="atLeast"/>
           <w:jc w:val="center"/>
         </w:trPr>
         <w:tc>
           <w:tcPr>
             <w:tcW w:w="1830" w:type="dxa"/>
             <w:tcBorders>
-              <w:top w:val="single" w:sz="4" w:space="0" w:color="auto"/>
-              <w:left w:val="single" w:sz="12" w:space="0" w:color="auto"/>
+              <w:top w:val="single" w:color="auto" w:sz="4" w:space="0"/>
+              <w:left w:val="single" w:color="auto" w:sz="12" w:space="0"/>
               <w:bottom w:val="nil"/>
               <w:right w:val="nil"/>
             </w:tcBorders>
@@ -10383,10 +10492,10 @@
               <w:suppressLineNumbers w:val="0"/>
               <w:snapToGrid w:val="0"/>
               <w:spacing w:line="240" w:lineRule="auto"/>
-              <w:ind w:left="0" w:right="0" w:firstLine="0" w:leftChars="0" w:rightChars="0" w:firstLineChars="0"/>
+              <w:ind w:left="0" w:leftChars="0" w:right="0" w:rightChars="0" w:firstLine="0" w:firstLineChars="0"/>
               <w:jc w:val="center"/>
               <w:rPr>
-                <w:rFonts w:ascii="Segoe UI" w:eastAsia="Segoe UI" w:hAnsi="Segoe UI" w:cs="Segoe UI" w:hint="default"/>
+                <w:rFonts w:hint="default" w:ascii="Segoe UI" w:hAnsi="Segoe UI" w:eastAsia="Segoe UI" w:cs="Segoe UI"/>
                 <w:i w:val="0"/>
                 <w:iCs w:val="0"/>
                 <w:caps w:val="0"/>
@@ -10398,7 +10507,7 @@
             </w:pPr>
             <w:r>
               <w:rPr>
-                <w:rFonts w:ascii="Segoe UI" w:eastAsia="Segoe UI" w:hAnsi="Segoe UI" w:cs="Segoe UI" w:hint="default"/>
+                <w:rFonts w:hint="default" w:ascii="Segoe UI" w:hAnsi="Segoe UI" w:eastAsia="Segoe UI" w:cs="Segoe UI"/>
                 <w:i w:val="0"/>
                 <w:iCs w:val="0"/>
                 <w:caps w:val="0"/>
@@ -10418,8 +10527,8 @@
           <w:tcPr>
             <w:tcW w:w="1581" w:type="dxa"/>
             <w:tcBorders>
-              <w:top w:val="single" w:sz="4" w:space="0" w:color="auto"/>
-              <w:left w:val="single" w:sz="4" w:space="0" w:color="auto"/>
+              <w:top w:val="single" w:color="auto" w:sz="4" w:space="0"/>
+              <w:left w:val="single" w:color="auto" w:sz="4" w:space="0"/>
               <w:bottom w:val="nil"/>
               <w:right w:val="nil"/>
             </w:tcBorders>
@@ -10440,10 +10549,10 @@
               <w:suppressLineNumbers w:val="0"/>
               <w:snapToGrid w:val="0"/>
               <w:spacing w:line="240" w:lineRule="auto"/>
-              <w:ind w:left="0" w:right="0" w:firstLine="0" w:leftChars="0" w:rightChars="0" w:firstLineChars="0"/>
+              <w:ind w:left="0" w:leftChars="0" w:right="0" w:rightChars="0" w:firstLine="0" w:firstLineChars="0"/>
               <w:jc w:val="center"/>
               <w:rPr>
-                <w:rFonts w:ascii="Segoe UI" w:eastAsia="Segoe UI" w:hAnsi="Segoe UI" w:cs="Segoe UI" w:hint="default"/>
+                <w:rFonts w:hint="default" w:ascii="Segoe UI" w:hAnsi="Segoe UI" w:eastAsia="Segoe UI" w:cs="Segoe UI"/>
                 <w:i w:val="0"/>
                 <w:iCs w:val="0"/>
                 <w:caps w:val="0"/>
@@ -10455,7 +10564,7 @@
             </w:pPr>
             <w:r>
               <w:rPr>
-                <w:rFonts w:ascii="Segoe UI" w:eastAsia="Segoe UI" w:hAnsi="Segoe UI" w:cs="Segoe UI" w:hint="default"/>
+                <w:rFonts w:hint="default" w:ascii="Segoe UI" w:hAnsi="Segoe UI" w:eastAsia="Segoe UI" w:cs="Segoe UI"/>
                 <w:i w:val="0"/>
                 <w:iCs w:val="0"/>
                 <w:caps w:val="0"/>
@@ -10475,8 +10584,8 @@
           <w:tcPr>
             <w:tcW w:w="4067" w:type="dxa"/>
             <w:tcBorders>
-              <w:top w:val="single" w:sz="4" w:space="0" w:color="auto"/>
-              <w:left w:val="single" w:sz="4" w:space="0" w:color="auto"/>
+              <w:top w:val="single" w:color="auto" w:sz="4" w:space="0"/>
+              <w:left w:val="single" w:color="auto" w:sz="4" w:space="0"/>
               <w:bottom w:val="nil"/>
               <w:right w:val="nil"/>
             </w:tcBorders>
@@ -10497,10 +10606,10 @@
               <w:suppressLineNumbers w:val="0"/>
               <w:snapToGrid w:val="0"/>
               <w:spacing w:line="240" w:lineRule="auto"/>
-              <w:ind w:left="0" w:right="0" w:firstLine="0" w:leftChars="0" w:rightChars="0" w:firstLineChars="0"/>
+              <w:ind w:left="0" w:leftChars="0" w:right="0" w:rightChars="0" w:firstLine="0" w:firstLineChars="0"/>
               <w:jc w:val="center"/>
               <w:rPr>
-                <w:rFonts w:ascii="Segoe UI" w:eastAsia="Segoe UI" w:hAnsi="Segoe UI" w:cs="Segoe UI" w:hint="default"/>
+                <w:rFonts w:hint="default" w:ascii="Segoe UI" w:hAnsi="Segoe UI" w:eastAsia="Segoe UI" w:cs="Segoe UI"/>
                 <w:i w:val="0"/>
                 <w:iCs w:val="0"/>
                 <w:caps w:val="0"/>
@@ -10512,7 +10621,7 @@
             </w:pPr>
             <w:r>
               <w:rPr>
-                <w:rFonts w:ascii="Segoe UI" w:eastAsia="Segoe UI" w:hAnsi="Segoe UI" w:cs="Segoe UI" w:hint="default"/>
+                <w:rFonts w:hint="default" w:ascii="Segoe UI" w:hAnsi="Segoe UI" w:eastAsia="Segoe UI" w:cs="Segoe UI"/>
                 <w:i w:val="0"/>
                 <w:iCs w:val="0"/>
                 <w:caps w:val="0"/>
@@ -10532,10 +10641,10 @@
           <w:tcPr>
             <w:tcW w:w="1045" w:type="dxa"/>
             <w:tcBorders>
-              <w:top w:val="single" w:sz="4" w:space="0" w:color="auto"/>
-              <w:left w:val="single" w:sz="4" w:space="0" w:color="auto"/>
+              <w:top w:val="single" w:color="auto" w:sz="4" w:space="0"/>
+              <w:left w:val="single" w:color="auto" w:sz="4" w:space="0"/>
               <w:bottom w:val="nil"/>
-              <w:right w:val="single" w:sz="12" w:space="0" w:color="auto"/>
+              <w:right w:val="single" w:color="auto" w:sz="12" w:space="0"/>
             </w:tcBorders>
             <w:shd w:val="clear" w:color="auto" w:fill="auto"/>
             <w:tcMar>
@@ -10554,10 +10663,10 @@
               <w:suppressLineNumbers w:val="0"/>
               <w:snapToGrid w:val="0"/>
               <w:spacing w:line="240" w:lineRule="auto"/>
-              <w:ind w:left="0" w:right="0" w:firstLine="0" w:leftChars="0" w:rightChars="0" w:firstLineChars="0"/>
+              <w:ind w:left="0" w:leftChars="0" w:right="0" w:rightChars="0" w:firstLine="0" w:firstLineChars="0"/>
               <w:jc w:val="left"/>
               <w:rPr>
-                <w:rFonts w:ascii="Segoe UI" w:eastAsia="Segoe UI" w:hAnsi="Segoe UI" w:cs="Segoe UI" w:hint="default"/>
+                <w:rFonts w:hint="default" w:ascii="Segoe UI" w:hAnsi="Segoe UI" w:eastAsia="Segoe UI" w:cs="Segoe UI"/>
                 <w:i w:val="0"/>
                 <w:iCs w:val="0"/>
                 <w:caps w:val="0"/>
@@ -10569,7 +10678,7 @@
             </w:pPr>
             <w:r>
               <w:rPr>
-                <w:rFonts w:ascii="Segoe UI" w:eastAsia="Segoe UI" w:hAnsi="Segoe UI" w:cs="Segoe UI" w:hint="default"/>
+                <w:rFonts w:hint="default" w:ascii="Segoe UI" w:hAnsi="Segoe UI" w:eastAsia="Segoe UI" w:cs="Segoe UI"/>
                 <w:i w:val="0"/>
                 <w:iCs w:val="0"/>
                 <w:caps w:val="0"/>
@@ -10588,9 +10697,14 @@
       </w:tr>
       <w:tr>
         <w:tblPrEx>
-          <w:tblW w:w="8522" w:type="dxa"/>
-          <w:jc w:val="center"/>
-          <w:shd w:val="clear" w:color="auto" w:fill="auto"/>
+          <w:tblBorders>
+            <w:top w:val="none" w:color="auto" w:sz="0" w:space="0"/>
+            <w:left w:val="none" w:color="auto" w:sz="0" w:space="0"/>
+            <w:bottom w:val="none" w:color="auto" w:sz="0" w:space="0"/>
+            <w:right w:val="none" w:color="auto" w:sz="0" w:space="0"/>
+            <w:insideH w:val="none" w:color="auto" w:sz="0" w:space="0"/>
+            <w:insideV w:val="none" w:color="auto" w:sz="0" w:space="0"/>
+          </w:tblBorders>
           <w:tblCellMar>
             <w:top w:w="15" w:type="dxa"/>
             <w:left w:w="15" w:type="dxa"/>
@@ -10599,16 +10713,16 @@
           </w:tblCellMar>
         </w:tblPrEx>
         <w:trPr>
-          <w:trHeight w:val="0"/>
+          <w:trHeight w:val="0" w:hRule="atLeast"/>
           <w:jc w:val="center"/>
         </w:trPr>
         <w:tc>
           <w:tcPr>
             <w:tcW w:w="1830" w:type="dxa"/>
             <w:tcBorders>
-              <w:top w:val="single" w:sz="4" w:space="0" w:color="auto"/>
-              <w:left w:val="single" w:sz="12" w:space="0" w:color="auto"/>
-              <w:bottom w:val="single" w:sz="12" w:space="0" w:color="auto"/>
+              <w:top w:val="single" w:color="auto" w:sz="4" w:space="0"/>
+              <w:left w:val="single" w:color="auto" w:sz="12" w:space="0"/>
+              <w:bottom w:val="single" w:color="auto" w:sz="12" w:space="0"/>
               <w:right w:val="nil"/>
             </w:tcBorders>
             <w:shd w:val="clear" w:color="auto" w:fill="auto"/>
@@ -10628,10 +10742,10 @@
               <w:suppressLineNumbers w:val="0"/>
               <w:snapToGrid w:val="0"/>
               <w:spacing w:line="240" w:lineRule="auto"/>
-              <w:ind w:left="0" w:right="0" w:firstLine="0" w:leftChars="0" w:rightChars="0" w:firstLineChars="0"/>
+              <w:ind w:left="0" w:leftChars="0" w:right="0" w:rightChars="0" w:firstLine="0" w:firstLineChars="0"/>
               <w:jc w:val="center"/>
               <w:rPr>
-                <w:rFonts w:ascii="Segoe UI" w:eastAsia="Segoe UI" w:hAnsi="Segoe UI" w:cs="Segoe UI" w:hint="default"/>
+                <w:rFonts w:hint="default" w:ascii="Segoe UI" w:hAnsi="Segoe UI" w:eastAsia="Segoe UI" w:cs="Segoe UI"/>
                 <w:i w:val="0"/>
                 <w:iCs w:val="0"/>
                 <w:caps w:val="0"/>
@@ -10643,7 +10757,7 @@
             </w:pPr>
             <w:r>
               <w:rPr>
-                <w:rFonts w:ascii="Segoe UI" w:eastAsia="Segoe UI" w:hAnsi="Segoe UI" w:cs="Segoe UI" w:hint="default"/>
+                <w:rFonts w:hint="default" w:ascii="Segoe UI" w:hAnsi="Segoe UI" w:eastAsia="Segoe UI" w:cs="Segoe UI"/>
                 <w:i w:val="0"/>
                 <w:iCs w:val="0"/>
                 <w:caps w:val="0"/>
@@ -10663,9 +10777,9 @@
           <w:tcPr>
             <w:tcW w:w="1581" w:type="dxa"/>
             <w:tcBorders>
-              <w:top w:val="single" w:sz="4" w:space="0" w:color="auto"/>
-              <w:left w:val="single" w:sz="4" w:space="0" w:color="auto"/>
-              <w:bottom w:val="single" w:sz="12" w:space="0" w:color="auto"/>
+              <w:top w:val="single" w:color="auto" w:sz="4" w:space="0"/>
+              <w:left w:val="single" w:color="auto" w:sz="4" w:space="0"/>
+              <w:bottom w:val="single" w:color="auto" w:sz="12" w:space="0"/>
               <w:right w:val="nil"/>
             </w:tcBorders>
             <w:shd w:val="clear" w:color="auto" w:fill="auto"/>
@@ -10685,10 +10799,10 @@
               <w:suppressLineNumbers w:val="0"/>
               <w:snapToGrid w:val="0"/>
               <w:spacing w:line="240" w:lineRule="auto"/>
-              <w:ind w:left="0" w:right="0" w:firstLine="0" w:leftChars="0" w:rightChars="0" w:firstLineChars="0"/>
+              <w:ind w:left="0" w:leftChars="0" w:right="0" w:rightChars="0" w:firstLine="0" w:firstLineChars="0"/>
               <w:jc w:val="center"/>
               <w:rPr>
-                <w:rFonts w:ascii="Segoe UI" w:eastAsia="Segoe UI" w:hAnsi="Segoe UI" w:cs="Segoe UI" w:hint="default"/>
+                <w:rFonts w:hint="default" w:ascii="Segoe UI" w:hAnsi="Segoe UI" w:eastAsia="Segoe UI" w:cs="Segoe UI"/>
                 <w:i w:val="0"/>
                 <w:iCs w:val="0"/>
                 <w:caps w:val="0"/>
@@ -10700,7 +10814,7 @@
             </w:pPr>
             <w:r>
               <w:rPr>
-                <w:rFonts w:ascii="Segoe UI" w:eastAsia="Segoe UI" w:hAnsi="Segoe UI" w:cs="Segoe UI" w:hint="default"/>
+                <w:rFonts w:hint="default" w:ascii="Segoe UI" w:hAnsi="Segoe UI" w:eastAsia="Segoe UI" w:cs="Segoe UI"/>
                 <w:i w:val="0"/>
                 <w:iCs w:val="0"/>
                 <w:caps w:val="0"/>
@@ -10720,9 +10834,9 @@
           <w:tcPr>
             <w:tcW w:w="4067" w:type="dxa"/>
             <w:tcBorders>
-              <w:top w:val="single" w:sz="4" w:space="0" w:color="auto"/>
-              <w:left w:val="single" w:sz="4" w:space="0" w:color="auto"/>
-              <w:bottom w:val="single" w:sz="12" w:space="0" w:color="auto"/>
+              <w:top w:val="single" w:color="auto" w:sz="4" w:space="0"/>
+              <w:left w:val="single" w:color="auto" w:sz="4" w:space="0"/>
+              <w:bottom w:val="single" w:color="auto" w:sz="12" w:space="0"/>
               <w:right w:val="nil"/>
             </w:tcBorders>
             <w:shd w:val="clear" w:color="auto" w:fill="auto"/>
@@ -10742,10 +10856,10 @@
               <w:suppressLineNumbers w:val="0"/>
               <w:snapToGrid w:val="0"/>
               <w:spacing w:line="240" w:lineRule="auto"/>
-              <w:ind w:left="0" w:right="0" w:firstLine="0" w:leftChars="0" w:rightChars="0" w:firstLineChars="0"/>
+              <w:ind w:left="0" w:leftChars="0" w:right="0" w:rightChars="0" w:firstLine="0" w:firstLineChars="0"/>
               <w:jc w:val="center"/>
               <w:rPr>
-                <w:rFonts w:ascii="Segoe UI" w:eastAsia="Segoe UI" w:hAnsi="Segoe UI" w:cs="Segoe UI" w:hint="default"/>
+                <w:rFonts w:hint="default" w:ascii="Segoe UI" w:hAnsi="Segoe UI" w:eastAsia="Segoe UI" w:cs="Segoe UI"/>
                 <w:i w:val="0"/>
                 <w:iCs w:val="0"/>
                 <w:caps w:val="0"/>
@@ -10757,7 +10871,7 @@
             </w:pPr>
             <w:r>
               <w:rPr>
-                <w:rFonts w:ascii="Segoe UI" w:eastAsia="Segoe UI" w:hAnsi="Segoe UI" w:cs="Segoe UI" w:hint="default"/>
+                <w:rFonts w:hint="default" w:ascii="Segoe UI" w:hAnsi="Segoe UI" w:eastAsia="Segoe UI" w:cs="Segoe UI"/>
                 <w:i w:val="0"/>
                 <w:iCs w:val="0"/>
                 <w:caps w:val="0"/>
@@ -10777,10 +10891,10 @@
           <w:tcPr>
             <w:tcW w:w="1045" w:type="dxa"/>
             <w:tcBorders>
-              <w:top w:val="single" w:sz="4" w:space="0" w:color="auto"/>
-              <w:left w:val="single" w:sz="4" w:space="0" w:color="auto"/>
-              <w:bottom w:val="single" w:sz="12" w:space="0" w:color="auto"/>
-              <w:right w:val="single" w:sz="12" w:space="0" w:color="auto"/>
+              <w:top w:val="single" w:color="auto" w:sz="4" w:space="0"/>
+              <w:left w:val="single" w:color="auto" w:sz="4" w:space="0"/>
+              <w:bottom w:val="single" w:color="auto" w:sz="12" w:space="0"/>
+              <w:right w:val="single" w:color="auto" w:sz="12" w:space="0"/>
             </w:tcBorders>
             <w:shd w:val="clear" w:color="auto" w:fill="auto"/>
             <w:tcMar>
@@ -10799,10 +10913,10 @@
               <w:suppressLineNumbers w:val="0"/>
               <w:snapToGrid w:val="0"/>
               <w:spacing w:line="240" w:lineRule="auto"/>
-              <w:ind w:left="0" w:right="0" w:firstLine="0" w:leftChars="0" w:rightChars="0" w:firstLineChars="0"/>
+              <w:ind w:left="0" w:leftChars="0" w:right="0" w:rightChars="0" w:firstLine="0" w:firstLineChars="0"/>
               <w:jc w:val="left"/>
               <w:rPr>
-                <w:rFonts w:ascii="Segoe UI" w:eastAsia="Segoe UI" w:hAnsi="Segoe UI" w:cs="Segoe UI" w:hint="default"/>
+                <w:rFonts w:hint="default" w:ascii="Segoe UI" w:hAnsi="Segoe UI" w:eastAsia="Segoe UI" w:cs="Segoe UI"/>
                 <w:i w:val="0"/>
                 <w:iCs w:val="0"/>
                 <w:caps w:val="0"/>
@@ -10814,7 +10928,7 @@
             </w:pPr>
             <w:r>
               <w:rPr>
-                <w:rFonts w:ascii="Segoe UI" w:eastAsia="Segoe UI" w:hAnsi="Segoe UI" w:cs="Segoe UI" w:hint="default"/>
+                <w:rFonts w:hint="default" w:ascii="Segoe UI" w:hAnsi="Segoe UI" w:eastAsia="Segoe UI" w:cs="Segoe UI"/>
                 <w:i w:val="0"/>
                 <w:iCs w:val="0"/>
                 <w:caps w:val="0"/>
@@ -10834,7 +10948,7 @@
     </w:tbl>
     <w:p>
       <w:pPr>
-        <w:pStyle w:val="a2"/>
+        <w:pStyle w:val="32"/>
         <w:keepNext w:val="0"/>
         <w:keepLines w:val="0"/>
         <w:pageBreakBefore w:val="0"/>
@@ -10858,14 +10972,14 @@
     </w:p>
     <w:p>
       <w:pPr>
-        <w:pStyle w:val="1"/>
+        <w:pStyle w:val="31"/>
         <w:bidi w:val="0"/>
         <w:rPr>
           <w:rFonts w:hint="default"/>
           <w:lang w:val="en-US" w:eastAsia="zh-CN"/>
         </w:rPr>
       </w:pPr>
-      <w:bookmarkStart w:id="27" w:name="_Toc1697"/>
+      <w:bookmarkStart w:id="26" w:name="_Toc1697"/>
       <w:r>
         <w:rPr>
           <w:rFonts w:hint="default"/>
@@ -10873,11 +10987,11 @@
         </w:rPr>
         <w:t>年度风险与应对</w:t>
       </w:r>
-      <w:bookmarkEnd w:id="27"/>
+      <w:bookmarkEnd w:id="26"/>
     </w:p>
     <w:p>
       <w:pPr>
-        <w:pStyle w:val="a2"/>
+        <w:pStyle w:val="32"/>
         <w:keepNext w:val="0"/>
         <w:keepLines w:val="0"/>
         <w:pageBreakBefore w:val="0"/>
@@ -10893,7 +11007,7 @@
         <w:snapToGrid w:val="0"/>
         <w:textAlignment w:val="baseline"/>
         <w:rPr>
-          <w:rFonts w:ascii="Segoe UI" w:eastAsia="Segoe UI" w:hAnsi="Segoe UI" w:cs="Segoe UI" w:hint="default"/>
+          <w:rFonts w:hint="default" w:ascii="Segoe UI" w:hAnsi="Segoe UI" w:eastAsia="Segoe UI" w:cs="Segoe UI"/>
           <w:i w:val="0"/>
           <w:iCs w:val="0"/>
           <w:caps w:val="0"/>
@@ -10907,7 +11021,7 @@
       </w:pPr>
       <w:r>
         <w:rPr>
-          <w:rFonts w:ascii="Segoe UI" w:eastAsia="Segoe UI" w:hAnsi="Segoe UI" w:cs="Segoe UI" w:hint="default"/>
+          <w:rFonts w:hint="default" w:ascii="Segoe UI" w:hAnsi="Segoe UI" w:eastAsia="Segoe UI" w:cs="Segoe UI"/>
           <w:i w:val="0"/>
           <w:iCs w:val="0"/>
           <w:caps w:val="0"/>
@@ -10923,7 +11037,7 @@
     </w:p>
     <w:p>
       <w:pPr>
-        <w:pStyle w:val="a2"/>
+        <w:pStyle w:val="32"/>
         <w:keepNext w:val="0"/>
         <w:keepLines w:val="0"/>
         <w:pageBreakBefore w:val="0"/>
@@ -10939,7 +11053,7 @@
         <w:snapToGrid w:val="0"/>
         <w:textAlignment w:val="baseline"/>
         <w:rPr>
-          <w:rFonts w:ascii="Segoe UI" w:eastAsia="Segoe UI" w:hAnsi="Segoe UI" w:cs="Segoe UI" w:hint="default"/>
+          <w:rFonts w:hint="default" w:ascii="Segoe UI" w:hAnsi="Segoe UI" w:eastAsia="Segoe UI" w:cs="Segoe UI"/>
           <w:i w:val="0"/>
           <w:iCs w:val="0"/>
           <w:caps w:val="0"/>
@@ -10953,7 +11067,7 @@
       </w:pPr>
       <w:r>
         <w:rPr>
-          <w:rFonts w:ascii="Segoe UI" w:eastAsia="Segoe UI" w:hAnsi="Segoe UI" w:cs="Segoe UI" w:hint="default"/>
+          <w:rFonts w:hint="default" w:ascii="Segoe UI" w:hAnsi="Segoe UI" w:eastAsia="Segoe UI" w:cs="Segoe UI"/>
           <w:i w:val="0"/>
           <w:iCs w:val="0"/>
           <w:caps w:val="0"/>
@@ -10969,7 +11083,7 @@
     </w:p>
     <w:p>
       <w:pPr>
-        <w:pStyle w:val="a2"/>
+        <w:pStyle w:val="32"/>
         <w:keepNext w:val="0"/>
         <w:keepLines w:val="0"/>
         <w:pageBreakBefore w:val="0"/>
@@ -10985,7 +11099,7 @@
         <w:snapToGrid w:val="0"/>
         <w:textAlignment w:val="baseline"/>
         <w:rPr>
-          <w:rFonts w:ascii="Segoe UI" w:eastAsia="Segoe UI" w:hAnsi="Segoe UI" w:cs="Segoe UI" w:hint="default"/>
+          <w:rFonts w:hint="default" w:ascii="Segoe UI" w:hAnsi="Segoe UI" w:eastAsia="Segoe UI" w:cs="Segoe UI"/>
           <w:i w:val="0"/>
           <w:iCs w:val="0"/>
           <w:caps w:val="0"/>
@@ -10999,7 +11113,7 @@
       </w:pPr>
       <w:r>
         <w:rPr>
-          <w:rFonts w:ascii="Segoe UI" w:eastAsia="Segoe UI" w:hAnsi="Segoe UI" w:cs="Segoe UI" w:hint="default"/>
+          <w:rFonts w:hint="default" w:ascii="Segoe UI" w:hAnsi="Segoe UI" w:eastAsia="Segoe UI" w:cs="Segoe UI"/>
           <w:i w:val="0"/>
           <w:iCs w:val="0"/>
           <w:caps w:val="0"/>
@@ -11015,7 +11129,7 @@
     </w:p>
     <w:p>
       <w:pPr>
-        <w:pStyle w:val="a2"/>
+        <w:pStyle w:val="32"/>
         <w:keepNext w:val="0"/>
         <w:keepLines w:val="0"/>
         <w:pageBreakBefore w:val="0"/>
@@ -11031,7 +11145,7 @@
         <w:snapToGrid w:val="0"/>
         <w:textAlignment w:val="baseline"/>
         <w:rPr>
-          <w:rFonts w:ascii="Segoe UI" w:eastAsia="Segoe UI" w:hAnsi="Segoe UI" w:cs="Segoe UI" w:hint="default"/>
+          <w:rFonts w:hint="default" w:ascii="Segoe UI" w:hAnsi="Segoe UI" w:eastAsia="Segoe UI" w:cs="Segoe UI"/>
           <w:i w:val="0"/>
           <w:iCs w:val="0"/>
           <w:caps w:val="0"/>
@@ -11045,7 +11159,7 @@
       </w:pPr>
       <w:r>
         <w:rPr>
-          <w:rFonts w:ascii="Segoe UI" w:eastAsia="Segoe UI" w:hAnsi="Segoe UI" w:cs="Segoe UI" w:hint="default"/>
+          <w:rFonts w:hint="default" w:ascii="Segoe UI" w:hAnsi="Segoe UI" w:eastAsia="Segoe UI" w:cs="Segoe UI"/>
           <w:i w:val="0"/>
           <w:iCs w:val="0"/>
           <w:caps w:val="0"/>
@@ -11061,7 +11175,7 @@
     </w:p>
     <w:p>
       <w:pPr>
-        <w:pStyle w:val="a2"/>
+        <w:pStyle w:val="32"/>
         <w:keepNext w:val="0"/>
         <w:keepLines w:val="0"/>
         <w:pageBreakBefore w:val="0"/>
@@ -11077,7 +11191,7 @@
         <w:snapToGrid w:val="0"/>
         <w:textAlignment w:val="baseline"/>
         <w:rPr>
-          <w:rFonts w:ascii="Segoe UI" w:eastAsia="Segoe UI" w:hAnsi="Segoe UI" w:cs="Segoe UI" w:hint="default"/>
+          <w:rFonts w:hint="default" w:ascii="Segoe UI" w:hAnsi="Segoe UI" w:eastAsia="Segoe UI" w:cs="Segoe UI"/>
           <w:i w:val="0"/>
           <w:iCs w:val="0"/>
           <w:caps w:val="0"/>
@@ -11091,7 +11205,7 @@
       </w:pPr>
       <w:r>
         <w:rPr>
-          <w:rFonts w:ascii="Segoe UI" w:eastAsia="Segoe UI" w:hAnsi="Segoe UI" w:cs="Segoe UI" w:hint="default"/>
+          <w:rFonts w:hint="default" w:ascii="Segoe UI" w:hAnsi="Segoe UI" w:eastAsia="Segoe UI" w:cs="Segoe UI"/>
           <w:i w:val="0"/>
           <w:iCs w:val="0"/>
           <w:caps w:val="0"/>
@@ -11107,7 +11221,7 @@
     </w:p>
     <w:p>
       <w:pPr>
-        <w:pStyle w:val="a2"/>
+        <w:pStyle w:val="32"/>
         <w:keepNext w:val="0"/>
         <w:keepLines w:val="0"/>
         <w:pageBreakBefore w:val="0"/>
@@ -11123,7 +11237,7 @@
         <w:snapToGrid w:val="0"/>
         <w:textAlignment w:val="baseline"/>
         <w:rPr>
-          <w:rFonts w:ascii="Segoe UI" w:eastAsia="Segoe UI" w:hAnsi="Segoe UI" w:cs="Segoe UI" w:hint="default"/>
+          <w:rFonts w:hint="default" w:ascii="Segoe UI" w:hAnsi="Segoe UI" w:eastAsia="Segoe UI" w:cs="Segoe UI"/>
           <w:i w:val="0"/>
           <w:iCs w:val="0"/>
           <w:caps w:val="0"/>
@@ -11137,7 +11251,7 @@
       </w:pPr>
       <w:r>
         <w:rPr>
-          <w:rFonts w:ascii="Segoe UI" w:eastAsia="Segoe UI" w:hAnsi="Segoe UI" w:cs="Segoe UI" w:hint="default"/>
+          <w:rFonts w:hint="default" w:ascii="Segoe UI" w:hAnsi="Segoe UI" w:eastAsia="Segoe UI" w:cs="Segoe UI"/>
           <w:i w:val="0"/>
           <w:iCs w:val="0"/>
           <w:caps w:val="0"/>
@@ -11153,7 +11267,7 @@
     </w:p>
     <w:p>
       <w:pPr>
-        <w:pStyle w:val="a2"/>
+        <w:pStyle w:val="32"/>
         <w:keepNext w:val="0"/>
         <w:keepLines w:val="0"/>
         <w:pageBreakBefore w:val="0"/>
@@ -11169,7 +11283,7 @@
         <w:snapToGrid w:val="0"/>
         <w:textAlignment w:val="baseline"/>
         <w:rPr>
-          <w:rFonts w:ascii="Segoe UI" w:eastAsia="Segoe UI" w:hAnsi="Segoe UI" w:cs="Segoe UI" w:hint="default"/>
+          <w:rFonts w:hint="default" w:ascii="Segoe UI" w:hAnsi="Segoe UI" w:eastAsia="Segoe UI" w:cs="Segoe UI"/>
           <w:i w:val="0"/>
           <w:iCs w:val="0"/>
           <w:caps w:val="0"/>
@@ -11183,7 +11297,7 @@
       </w:pPr>
       <w:r>
         <w:rPr>
-          <w:rFonts w:ascii="Segoe UI" w:eastAsia="Segoe UI" w:hAnsi="Segoe UI" w:cs="Segoe UI" w:hint="default"/>
+          <w:rFonts w:hint="default" w:ascii="Segoe UI" w:hAnsi="Segoe UI" w:eastAsia="Segoe UI" w:cs="Segoe UI"/>
           <w:i w:val="0"/>
           <w:iCs w:val="0"/>
           <w:caps w:val="0"/>
@@ -11199,7 +11313,7 @@
     </w:p>
     <w:p>
       <w:pPr>
-        <w:pStyle w:val="a2"/>
+        <w:pStyle w:val="32"/>
         <w:keepNext w:val="0"/>
         <w:keepLines w:val="0"/>
         <w:pageBreakBefore w:val="0"/>
@@ -11215,7 +11329,7 @@
         <w:snapToGrid w:val="0"/>
         <w:textAlignment w:val="baseline"/>
         <w:rPr>
-          <w:rFonts w:ascii="Segoe UI" w:eastAsia="Segoe UI" w:hAnsi="Segoe UI" w:cs="Segoe UI" w:hint="default"/>
+          <w:rFonts w:hint="default" w:ascii="Segoe UI" w:hAnsi="Segoe UI" w:eastAsia="Segoe UI" w:cs="Segoe UI"/>
           <w:i w:val="0"/>
           <w:iCs w:val="0"/>
           <w:caps w:val="0"/>
@@ -11229,7 +11343,7 @@
       </w:pPr>
       <w:r>
         <w:rPr>
-          <w:rFonts w:ascii="Segoe UI" w:eastAsia="Segoe UI" w:hAnsi="Segoe UI" w:cs="Segoe UI" w:hint="default"/>
+          <w:rFonts w:hint="default" w:ascii="Segoe UI" w:hAnsi="Segoe UI" w:eastAsia="Segoe UI" w:cs="Segoe UI"/>
           <w:i w:val="0"/>
           <w:iCs w:val="0"/>
           <w:caps w:val="0"/>
@@ -11245,7 +11359,7 @@
     </w:p>
     <w:p>
       <w:pPr>
-        <w:pStyle w:val="a2"/>
+        <w:pStyle w:val="32"/>
         <w:keepNext w:val="0"/>
         <w:keepLines w:val="0"/>
         <w:pageBreakBefore w:val="0"/>
@@ -11261,7 +11375,7 @@
         <w:snapToGrid w:val="0"/>
         <w:textAlignment w:val="baseline"/>
         <w:rPr>
-          <w:rFonts w:ascii="Segoe UI" w:eastAsia="Segoe UI" w:hAnsi="Segoe UI" w:cs="Segoe UI" w:hint="default"/>
+          <w:rFonts w:hint="default" w:ascii="Segoe UI" w:hAnsi="Segoe UI" w:eastAsia="Segoe UI" w:cs="Segoe UI"/>
           <w:i w:val="0"/>
           <w:iCs w:val="0"/>
           <w:caps w:val="0"/>
@@ -11275,7 +11389,7 @@
       </w:pPr>
       <w:r>
         <w:rPr>
-          <w:rFonts w:ascii="Segoe UI" w:eastAsia="Segoe UI" w:hAnsi="Segoe UI" w:cs="Segoe UI" w:hint="default"/>
+          <w:rFonts w:hint="default" w:ascii="Segoe UI" w:hAnsi="Segoe UI" w:eastAsia="Segoe UI" w:cs="Segoe UI"/>
           <w:i w:val="0"/>
           <w:iCs w:val="0"/>
           <w:caps w:val="0"/>
@@ -11291,45 +11405,45 @@
     </w:p>
     <w:p>
       <w:pPr>
-        <w:pStyle w:val="1"/>
+        <w:pStyle w:val="31"/>
         <w:bidi w:val="0"/>
         <w:rPr>
           <w:rFonts w:hint="default"/>
           <w:lang w:val="en-US" w:eastAsia="zh-CN"/>
         </w:rPr>
       </w:pPr>
-      <w:bookmarkStart w:id="28" w:name="_Toc13625"/>
+      <w:bookmarkStart w:id="27" w:name="_Toc13625"/>
       <w:r>
         <w:rPr>
           <w:rFonts w:hint="default"/>
           <w:lang w:val="en-US" w:eastAsia="zh-CN"/>
         </w:rPr>
         <w:t>计划跟踪机制</w:t>
+      </w:r>
+      <w:bookmarkEnd w:id="27"/>
+    </w:p>
+    <w:p>
+      <w:pPr>
+        <w:pStyle w:val="33"/>
+        <w:bidi w:val="0"/>
+        <w:rPr>
+          <w:rFonts w:hint="default"/>
+          <w:lang w:val="en-US" w:eastAsia="zh-CN"/>
+        </w:rPr>
+      </w:pPr>
+      <w:bookmarkStart w:id="28" w:name="_Toc19765"/>
+      <w:r>
+        <w:rPr>
+          <w:rFonts w:hint="default"/>
+          <w:lang w:val="en-US" w:eastAsia="zh-CN"/>
+        </w:rPr>
+        <w:t>进度跟踪</w:t>
       </w:r>
       <w:bookmarkEnd w:id="28"/>
     </w:p>
     <w:p>
       <w:pPr>
-        <w:pStyle w:val="2"/>
-        <w:bidi w:val="0"/>
-        <w:rPr>
-          <w:rFonts w:hint="default"/>
-          <w:lang w:val="en-US" w:eastAsia="zh-CN"/>
-        </w:rPr>
-      </w:pPr>
-      <w:bookmarkStart w:id="29" w:name="_Toc19765"/>
-      <w:r>
-        <w:rPr>
-          <w:rFonts w:hint="default"/>
-          <w:lang w:val="en-US" w:eastAsia="zh-CN"/>
-        </w:rPr>
-        <w:t>进度跟踪</w:t>
-      </w:r>
-      <w:bookmarkEnd w:id="29"/>
-    </w:p>
-    <w:p>
-      <w:pPr>
-        <w:pStyle w:val="a2"/>
+        <w:pStyle w:val="32"/>
         <w:keepNext w:val="0"/>
         <w:keepLines w:val="0"/>
         <w:pageBreakBefore w:val="0"/>
@@ -11345,7 +11459,7 @@
         <w:snapToGrid w:val="0"/>
         <w:textAlignment w:val="baseline"/>
         <w:rPr>
-          <w:rFonts w:ascii="Segoe UI" w:eastAsia="Segoe UI" w:hAnsi="Segoe UI" w:cs="Segoe UI" w:hint="default"/>
+          <w:rFonts w:hint="default" w:ascii="Segoe UI" w:hAnsi="Segoe UI" w:eastAsia="Segoe UI" w:cs="Segoe UI"/>
           <w:i w:val="0"/>
           <w:iCs w:val="0"/>
           <w:caps w:val="0"/>
@@ -11359,7 +11473,7 @@
       </w:pPr>
       <w:r>
         <w:rPr>
-          <w:rFonts w:ascii="Segoe UI" w:eastAsia="Segoe UI" w:hAnsi="Segoe UI" w:cs="Segoe UI" w:hint="default"/>
+          <w:rFonts w:hint="default" w:ascii="Segoe UI" w:hAnsi="Segoe UI" w:eastAsia="Segoe UI" w:cs="Segoe UI"/>
           <w:i w:val="0"/>
           <w:iCs w:val="0"/>
           <w:caps w:val="0"/>
@@ -11375,7 +11489,7 @@
     </w:p>
     <w:p>
       <w:pPr>
-        <w:pStyle w:val="a2"/>
+        <w:pStyle w:val="32"/>
         <w:keepNext w:val="0"/>
         <w:keepLines w:val="0"/>
         <w:pageBreakBefore w:val="0"/>
@@ -11391,7 +11505,7 @@
         <w:snapToGrid w:val="0"/>
         <w:textAlignment w:val="baseline"/>
         <w:rPr>
-          <w:rFonts w:ascii="Segoe UI" w:eastAsia="Segoe UI" w:hAnsi="Segoe UI" w:cs="Segoe UI" w:hint="default"/>
+          <w:rFonts w:hint="default" w:ascii="Segoe UI" w:hAnsi="Segoe UI" w:eastAsia="Segoe UI" w:cs="Segoe UI"/>
           <w:i w:val="0"/>
           <w:iCs w:val="0"/>
           <w:caps w:val="0"/>
@@ -11405,7 +11519,7 @@
       </w:pPr>
       <w:r>
         <w:rPr>
-          <w:rFonts w:ascii="Segoe UI" w:eastAsia="Segoe UI" w:hAnsi="Segoe UI" w:cs="Segoe UI" w:hint="default"/>
+          <w:rFonts w:hint="default" w:ascii="Segoe UI" w:hAnsi="Segoe UI" w:eastAsia="Segoe UI" w:cs="Segoe UI"/>
           <w:i w:val="0"/>
           <w:iCs w:val="0"/>
           <w:caps w:val="0"/>
@@ -11421,14 +11535,14 @@
     </w:p>
     <w:p>
       <w:pPr>
-        <w:pStyle w:val="2"/>
+        <w:pStyle w:val="33"/>
         <w:bidi w:val="0"/>
         <w:rPr>
           <w:rFonts w:hint="default"/>
           <w:lang w:val="en-US" w:eastAsia="zh-CN"/>
         </w:rPr>
       </w:pPr>
-      <w:bookmarkStart w:id="30" w:name="_Toc8041"/>
+      <w:bookmarkStart w:id="29" w:name="_Toc8041"/>
       <w:r>
         <w:rPr>
           <w:rFonts w:hint="default"/>
@@ -11436,11 +11550,11 @@
         </w:rPr>
         <w:t>问题跟踪</w:t>
       </w:r>
-      <w:bookmarkEnd w:id="30"/>
+      <w:bookmarkEnd w:id="29"/>
     </w:p>
     <w:p>
       <w:pPr>
-        <w:pStyle w:val="a2"/>
+        <w:pStyle w:val="32"/>
         <w:keepNext w:val="0"/>
         <w:keepLines w:val="0"/>
         <w:pageBreakBefore w:val="0"/>
@@ -11456,7 +11570,7 @@
         <w:snapToGrid w:val="0"/>
         <w:textAlignment w:val="baseline"/>
         <w:rPr>
-          <w:rFonts w:ascii="Segoe UI" w:eastAsia="Segoe UI" w:hAnsi="Segoe UI" w:cs="Segoe UI" w:hint="default"/>
+          <w:rFonts w:hint="default" w:ascii="Segoe UI" w:hAnsi="Segoe UI" w:eastAsia="Segoe UI" w:cs="Segoe UI"/>
           <w:i w:val="0"/>
           <w:iCs w:val="0"/>
           <w:caps w:val="0"/>
@@ -11470,7 +11584,7 @@
       </w:pPr>
       <w:r>
         <w:rPr>
-          <w:rFonts w:ascii="Segoe UI" w:eastAsia="Segoe UI" w:hAnsi="Segoe UI" w:cs="Segoe UI" w:hint="default"/>
+          <w:rFonts w:hint="default" w:ascii="Segoe UI" w:hAnsi="Segoe UI" w:eastAsia="Segoe UI" w:cs="Segoe UI"/>
           <w:i w:val="0"/>
           <w:iCs w:val="0"/>
           <w:caps w:val="0"/>
@@ -11486,14 +11600,14 @@
     </w:p>
     <w:p>
       <w:pPr>
-        <w:pStyle w:val="2"/>
+        <w:pStyle w:val="33"/>
         <w:bidi w:val="0"/>
         <w:rPr>
           <w:rFonts w:hint="default"/>
           <w:lang w:val="en-US" w:eastAsia="zh-CN"/>
         </w:rPr>
       </w:pPr>
-      <w:bookmarkStart w:id="31" w:name="_Toc2565"/>
+      <w:bookmarkStart w:id="30" w:name="_Toc2565"/>
       <w:r>
         <w:rPr>
           <w:rFonts w:hint="default"/>
@@ -11501,11 +11615,11 @@
         </w:rPr>
         <w:t>变更管理</w:t>
       </w:r>
-      <w:bookmarkEnd w:id="31"/>
+      <w:bookmarkEnd w:id="30"/>
     </w:p>
     <w:p>
       <w:pPr>
-        <w:pStyle w:val="a2"/>
+        <w:pStyle w:val="32"/>
         <w:keepNext w:val="0"/>
         <w:keepLines w:val="0"/>
         <w:pageBreakBefore w:val="0"/>
@@ -11521,7 +11635,7 @@
         <w:snapToGrid w:val="0"/>
         <w:textAlignment w:val="baseline"/>
         <w:rPr>
-          <w:rFonts w:ascii="Segoe UI" w:eastAsia="Segoe UI" w:hAnsi="Segoe UI" w:cs="Segoe UI" w:hint="default"/>
+          <w:rFonts w:hint="default" w:ascii="Segoe UI" w:hAnsi="Segoe UI" w:eastAsia="Segoe UI" w:cs="Segoe UI"/>
           <w:i w:val="0"/>
           <w:iCs w:val="0"/>
           <w:caps w:val="0"/>
@@ -11535,7 +11649,7 @@
       </w:pPr>
       <w:r>
         <w:rPr>
-          <w:rFonts w:ascii="Segoe UI" w:eastAsia="Segoe UI" w:hAnsi="Segoe UI" w:cs="Segoe UI" w:hint="default"/>
+          <w:rFonts w:hint="default" w:ascii="Segoe UI" w:hAnsi="Segoe UI" w:eastAsia="Segoe UI" w:cs="Segoe UI"/>
           <w:i w:val="0"/>
           <w:iCs w:val="0"/>
           <w:caps w:val="0"/>
@@ -11551,14 +11665,14 @@
     </w:p>
     <w:p>
       <w:pPr>
-        <w:pStyle w:val="2"/>
+        <w:pStyle w:val="33"/>
         <w:bidi w:val="0"/>
         <w:rPr>
           <w:rFonts w:hint="default"/>
           <w:lang w:val="en-US" w:eastAsia="zh-CN"/>
         </w:rPr>
       </w:pPr>
-      <w:bookmarkStart w:id="32" w:name="_Toc22393"/>
+      <w:bookmarkStart w:id="31" w:name="_Toc22393"/>
       <w:r>
         <w:rPr>
           <w:rFonts w:hint="default"/>
@@ -11566,11 +11680,11 @@
         </w:rPr>
         <w:t>服务质量监控</w:t>
       </w:r>
-      <w:bookmarkEnd w:id="32"/>
+      <w:bookmarkEnd w:id="31"/>
     </w:p>
     <w:p>
       <w:pPr>
-        <w:pStyle w:val="a2"/>
+        <w:pStyle w:val="32"/>
         <w:keepNext w:val="0"/>
         <w:keepLines w:val="0"/>
         <w:pageBreakBefore w:val="0"/>
@@ -11586,7 +11700,7 @@
         <w:snapToGrid w:val="0"/>
         <w:textAlignment w:val="baseline"/>
         <w:rPr>
-          <w:rFonts w:ascii="Segoe UI" w:eastAsia="Segoe UI" w:hAnsi="Segoe UI" w:cs="Segoe UI" w:hint="default"/>
+          <w:rFonts w:hint="default" w:ascii="Segoe UI" w:hAnsi="Segoe UI" w:eastAsia="Segoe UI" w:cs="Segoe UI"/>
           <w:i w:val="0"/>
           <w:iCs w:val="0"/>
           <w:caps w:val="0"/>
@@ -11600,7 +11714,7 @@
       </w:pPr>
       <w:r>
         <w:rPr>
-          <w:rFonts w:ascii="Segoe UI" w:eastAsia="Segoe UI" w:hAnsi="Segoe UI" w:cs="Segoe UI" w:hint="default"/>
+          <w:rFonts w:hint="default" w:ascii="Segoe UI" w:hAnsi="Segoe UI" w:eastAsia="Segoe UI" w:cs="Segoe UI"/>
           <w:i w:val="0"/>
           <w:iCs w:val="0"/>
           <w:caps w:val="0"/>
@@ -11617,23 +11731,73 @@
     <w:sectPr>
       <w:pgSz w:w="11906" w:h="16838"/>
       <w:pgMar w:top="1440" w:right="1800" w:bottom="1440" w:left="1800" w:header="851" w:footer="992" w:gutter="0"/>
-      <w:cols w:num="1" w:space="425"/>
+      <w:cols w:space="425" w:num="1"/>
       <w:docGrid w:type="lines" w:linePitch="312" w:charSpace="0"/>
     </w:sectPr>
   </w:body>
 </w:document>
 </file>
 
+<file path=word/endnotes.xml><?xml version="1.0" encoding="utf-8"?>
+<w:endnotes xmlns:wpc="http://schemas.microsoft.com/office/word/2010/wordprocessingCanvas" xmlns:mc="http://schemas.openxmlformats.org/markup-compatibility/2006" xmlns:o="urn:schemas-microsoft-com:office:office" xmlns:r="http://schemas.openxmlformats.org/officeDocument/2006/relationships" xmlns:m="http://schemas.openxmlformats.org/officeDocument/2006/math" xmlns:v="urn:schemas-microsoft-com:vml" xmlns:wp14="http://schemas.microsoft.com/office/word/2010/wordprocessingDrawing" xmlns:wp="http://schemas.openxmlformats.org/drawingml/2006/wordprocessingDrawing" xmlns:w="http://schemas.openxmlformats.org/wordprocessingml/2006/main" xmlns:w14="http://schemas.microsoft.com/office/word/2010/wordml" xmlns:w15="http://schemas.microsoft.com/office/word/2012/wordml" xmlns:w10="urn:schemas-microsoft-com:office:word" xmlns:wpg="http://schemas.microsoft.com/office/word/2010/wordprocessingGroup" xmlns:wpi="http://schemas.microsoft.com/office/word/2010/wordprocessingInk" xmlns:wne="http://schemas.microsoft.com/office/word/2006/wordml" xmlns:wps="http://schemas.microsoft.com/office/word/2010/wordprocessingShape" xmlns:wpsCustomData="http://www.wps.cn/officeDocument/2013/wpsCustomData" mc:Ignorable="w14 w15 wp14">
+  <w:endnote w:type="separator" w:id="0">
+    <w:p>
+      <w:pPr>
+        <w:spacing w:line="240" w:lineRule="auto"/>
+      </w:pPr>
+      <w:r>
+        <w:separator/>
+      </w:r>
+    </w:p>
+  </w:endnote>
+  <w:endnote w:type="continuationSeparator" w:id="1">
+    <w:p>
+      <w:pPr>
+        <w:spacing w:line="240" w:lineRule="auto"/>
+      </w:pPr>
+      <w:r>
+        <w:continuationSeparator/>
+      </w:r>
+    </w:p>
+  </w:endnote>
+</w:endnotes>
+</file>
+
+<file path=word/footnotes.xml><?xml version="1.0" encoding="utf-8"?>
+<w:footnotes xmlns:wpc="http://schemas.microsoft.com/office/word/2010/wordprocessingCanvas" xmlns:mc="http://schemas.openxmlformats.org/markup-compatibility/2006" xmlns:o="urn:schemas-microsoft-com:office:office" xmlns:r="http://schemas.openxmlformats.org/officeDocument/2006/relationships" xmlns:m="http://schemas.openxmlformats.org/officeDocument/2006/math" xmlns:v="urn:schemas-microsoft-com:vml" xmlns:wp14="http://schemas.microsoft.com/office/word/2010/wordprocessingDrawing" xmlns:wp="http://schemas.openxmlformats.org/drawingml/2006/wordprocessingDrawing" xmlns:w="http://schemas.openxmlformats.org/wordprocessingml/2006/main" xmlns:w14="http://schemas.microsoft.com/office/word/2010/wordml" xmlns:w15="http://schemas.microsoft.com/office/word/2012/wordml" xmlns:w10="urn:schemas-microsoft-com:office:word" xmlns:wpg="http://schemas.microsoft.com/office/word/2010/wordprocessingGroup" xmlns:wpi="http://schemas.microsoft.com/office/word/2010/wordprocessingInk" xmlns:wne="http://schemas.microsoft.com/office/word/2006/wordml" xmlns:wps="http://schemas.microsoft.com/office/word/2010/wordprocessingShape" xmlns:wpsCustomData="http://www.wps.cn/officeDocument/2013/wpsCustomData" mc:Ignorable="w14 w15 wp14">
+  <w:footnote w:type="separator" w:id="0">
+    <w:p>
+      <w:pPr>
+        <w:spacing w:line="360" w:lineRule="auto"/>
+      </w:pPr>
+      <w:r>
+        <w:separator/>
+      </w:r>
+    </w:p>
+  </w:footnote>
+  <w:footnote w:type="continuationSeparator" w:id="1">
+    <w:p>
+      <w:pPr>
+        <w:spacing w:line="360" w:lineRule="auto"/>
+      </w:pPr>
+      <w:r>
+        <w:continuationSeparator/>
+      </w:r>
+    </w:p>
+  </w:footnote>
+</w:footnotes>
+</file>
+
 <file path=word/numbering.xml><?xml version="1.0" encoding="utf-8"?>
-<w:numbering xmlns:wpc="http://schemas.microsoft.com/office/word/2010/wordprocessingCanvas" xmlns:mc="http://schemas.openxmlformats.org/markup-compatibility/2006" xmlns:o="urn:schemas-microsoft-com:office:office" xmlns:r="http://schemas.openxmlformats.org/officeDocument/2006/relationships" xmlns:m="http://schemas.openxmlformats.org/officeDocument/2006/math" xmlns:v="urn:schemas-microsoft-com:vml" xmlns:wp14="http://schemas.microsoft.com/office/word/2010/wordprocessingDrawing" xmlns:wp="http://schemas.openxmlformats.org/drawingml/2006/wordprocessingDrawing" xmlns:w10="urn:schemas-microsoft-com:office:word" xmlns:w="http://schemas.openxmlformats.org/wordprocessingml/2006/main" xmlns:w14="http://schemas.microsoft.com/office/word/2010/wordml" xmlns:w15="http://schemas.microsoft.com/office/word/2012/wordml" xmlns:wne="http://schemas.microsoft.com/office/word/2006/wordml" xmlns:wpg="http://schemas.microsoft.com/office/word/2010/wordprocessingGroup" xmlns:wpi="http://schemas.microsoft.com/office/word/2010/wordprocessingInk" xmlns:wps="http://schemas.microsoft.com/office/word/2010/wordprocessingShape" mc:Ignorable="w14 w15 wp14">
+<w:numbering xmlns:wpc="http://schemas.microsoft.com/office/word/2010/wordprocessingCanvas" xmlns:mc="http://schemas.openxmlformats.org/markup-compatibility/2006" xmlns:o="urn:schemas-microsoft-com:office:office" xmlns:r="http://schemas.openxmlformats.org/officeDocument/2006/relationships" xmlns:m="http://schemas.openxmlformats.org/officeDocument/2006/math" xmlns:v="urn:schemas-microsoft-com:vml" xmlns:wp14="http://schemas.microsoft.com/office/word/2010/wordprocessingDrawing" xmlns:wp="http://schemas.openxmlformats.org/drawingml/2006/wordprocessingDrawing" xmlns:w10="urn:schemas-microsoft-com:office:word" xmlns:w="http://schemas.openxmlformats.org/wordprocessingml/2006/main" xmlns:w14="http://schemas.microsoft.com/office/word/2010/wordml" xmlns:wpg="http://schemas.microsoft.com/office/word/2010/wordprocessingGroup" xmlns:wpi="http://schemas.microsoft.com/office/word/2010/wordprocessingInk" xmlns:wne="http://schemas.microsoft.com/office/word/2006/wordml" xmlns:wps="http://schemas.microsoft.com/office/word/2010/wordprocessingShape" xmlns:wpsCustomData="http://www.wps.cn/officeDocument/2013/wpsCustomData" mc:Ignorable="w14 wp14">
   <w:abstractNum w:abstractNumId="0">
     <w:nsid w:val="8E964DCE"/>
     <w:multiLevelType w:val="multilevel"/>
     <w:tmpl w:val="8E964DCE"/>
-    <w:lvl w:ilvl="0">
+    <w:lvl w:ilvl="0" w:tentative="0">
       <w:start w:val="1"/>
       <w:numFmt w:val="decimal"/>
-      <w:pStyle w:val="Heading1"/>
+      <w:pStyle w:val="2"/>
       <w:lvlText w:val="%1."/>
       <w:lvlJc w:val="left"/>
       <w:pPr>
@@ -11643,10 +11807,10 @@
         <w:rFonts w:hint="default"/>
       </w:rPr>
     </w:lvl>
-    <w:lvl w:ilvl="1">
+    <w:lvl w:ilvl="1" w:tentative="0">
       <w:start w:val="1"/>
       <w:numFmt w:val="decimal"/>
-      <w:pStyle w:val="Heading2"/>
+      <w:pStyle w:val="3"/>
       <w:lvlText w:val="%1.%2."/>
       <w:lvlJc w:val="left"/>
       <w:pPr>
@@ -11656,10 +11820,10 @@
         <w:rFonts w:hint="default"/>
       </w:rPr>
     </w:lvl>
-    <w:lvl w:ilvl="2">
+    <w:lvl w:ilvl="2" w:tentative="0">
       <w:start w:val="1"/>
       <w:numFmt w:val="decimal"/>
-      <w:pStyle w:val="Heading3"/>
+      <w:pStyle w:val="4"/>
       <w:lvlText w:val="%1.%2.%3."/>
       <w:lvlJc w:val="left"/>
       <w:pPr>
@@ -11669,10 +11833,10 @@
         <w:rFonts w:hint="default"/>
       </w:rPr>
     </w:lvl>
-    <w:lvl w:ilvl="3">
+    <w:lvl w:ilvl="3" w:tentative="0">
       <w:start w:val="1"/>
       <w:numFmt w:val="decimal"/>
-      <w:pStyle w:val="Heading4"/>
+      <w:pStyle w:val="5"/>
       <w:lvlText w:val="%1.%2.%3.%4."/>
       <w:lvlJc w:val="left"/>
       <w:pPr>
@@ -11682,10 +11846,10 @@
         <w:rFonts w:hint="default"/>
       </w:rPr>
     </w:lvl>
-    <w:lvl w:ilvl="4">
+    <w:lvl w:ilvl="4" w:tentative="0">
       <w:start w:val="1"/>
       <w:numFmt w:val="decimal"/>
-      <w:pStyle w:val="Heading5"/>
+      <w:pStyle w:val="6"/>
       <w:lvlText w:val="%1.%2.%3.%4.%5."/>
       <w:lvlJc w:val="left"/>
       <w:pPr>
@@ -11695,10 +11859,10 @@
         <w:rFonts w:hint="default"/>
       </w:rPr>
     </w:lvl>
-    <w:lvl w:ilvl="5">
+    <w:lvl w:ilvl="5" w:tentative="0">
       <w:start w:val="1"/>
       <w:numFmt w:val="decimal"/>
-      <w:pStyle w:val="Heading6"/>
+      <w:pStyle w:val="7"/>
       <w:lvlText w:val="%1.%2.%3.%4.%5.%6."/>
       <w:lvlJc w:val="left"/>
       <w:pPr>
@@ -11708,10 +11872,10 @@
         <w:rFonts w:hint="default"/>
       </w:rPr>
     </w:lvl>
-    <w:lvl w:ilvl="6">
+    <w:lvl w:ilvl="6" w:tentative="0">
       <w:start w:val="1"/>
       <w:numFmt w:val="decimal"/>
-      <w:pStyle w:val="Heading7"/>
+      <w:pStyle w:val="8"/>
       <w:lvlText w:val="%1.%2.%3.%4.%5.%6.%7."/>
       <w:lvlJc w:val="left"/>
       <w:pPr>
@@ -11721,10 +11885,10 @@
         <w:rFonts w:hint="default"/>
       </w:rPr>
     </w:lvl>
-    <w:lvl w:ilvl="7">
+    <w:lvl w:ilvl="7" w:tentative="0">
       <w:start w:val="1"/>
       <w:numFmt w:val="decimal"/>
-      <w:pStyle w:val="Heading8"/>
+      <w:pStyle w:val="9"/>
       <w:lvlText w:val="%1.%2.%3.%4.%5.%6.%7.%8."/>
       <w:lvlJc w:val="left"/>
       <w:pPr>
@@ -11734,10 +11898,10 @@
         <w:rFonts w:hint="default"/>
       </w:rPr>
     </w:lvl>
-    <w:lvl w:ilvl="8">
+    <w:lvl w:ilvl="8" w:tentative="0">
       <w:start w:val="1"/>
       <w:numFmt w:val="decimal"/>
-      <w:pStyle w:val="Heading9"/>
+      <w:pStyle w:val="10"/>
       <w:lvlText w:val="%1.%2.%3.%4.%5.%6.%7.%8.%9."/>
       <w:lvlJc w:val="left"/>
       <w:pPr>
@@ -11752,7 +11916,7 @@
     <w:nsid w:val="44090AEF"/>
     <w:multiLevelType w:val="singleLevel"/>
     <w:tmpl w:val="44090AEF"/>
-    <w:lvl w:ilvl="0">
+    <w:lvl w:ilvl="0" w:tentative="0">
       <w:start w:val="1"/>
       <w:numFmt w:val="decimal"/>
       <w:lvlText w:val="%1."/>
@@ -11775,267 +11939,269 @@
 </file>
 
 <file path=word/styles.xml><?xml version="1.0" encoding="utf-8"?>
-<w:styles xmlns:mc="http://schemas.openxmlformats.org/markup-compatibility/2006" xmlns:r="http://schemas.openxmlformats.org/officeDocument/2006/relationships" xmlns:w="http://schemas.openxmlformats.org/wordprocessingml/2006/main" xmlns:w14="http://schemas.microsoft.com/office/word/2010/wordml" xmlns:w15="http://schemas.microsoft.com/office/word/2012/wordml" mc:Ignorable="w14 w15">
+<w:styles xmlns:mc="http://schemas.openxmlformats.org/markup-compatibility/2006" xmlns:o="urn:schemas-microsoft-com:office:office" xmlns:r="http://schemas.openxmlformats.org/officeDocument/2006/relationships" xmlns:m="http://schemas.openxmlformats.org/officeDocument/2006/math" xmlns:v="urn:schemas-microsoft-com:vml" xmlns:w="http://schemas.openxmlformats.org/wordprocessingml/2006/main" xmlns:w14="http://schemas.microsoft.com/office/word/2010/wordml" xmlns:w10="urn:schemas-microsoft-com:office:word" xmlns:sl="http://schemas.openxmlformats.org/schemaLibrary/2006/main" xmlns:wpsCustomData="http://www.wps.cn/officeDocument/2013/wpsCustomData" mc:Ignorable="w14">
   <w:docDefaults>
     <w:rPrDefault>
       <w:rPr>
-        <w:rFonts w:ascii="Times New Roman" w:eastAsia="宋体" w:hAnsi="Times New Roman" w:cs="Times New Roman"/>
+        <w:rFonts w:ascii="Times New Roman" w:hAnsi="Times New Roman" w:eastAsia="宋体" w:cs="Times New Roman"/>
       </w:rPr>
     </w:rPrDefault>
     <w:pPrDefault/>
   </w:docDefaults>
-  <w:latentStyles w:defLockedState="0" w:defUIPriority="99" w:defSemiHidden="1" w:defUnhideWhenUsed="1" w:defQFormat="0" w:count="260">
-    <w:lsdException w:name="Normal" w:semiHidden="0" w:uiPriority="0" w:unhideWhenUsed="0" w:qFormat="1"/>
-    <w:lsdException w:name="heading 1" w:semiHidden="0" w:uiPriority="0" w:unhideWhenUsed="0" w:qFormat="1"/>
-    <w:lsdException w:name="heading 2" w:semiHidden="0" w:uiPriority="0" w:qFormat="1"/>
-    <w:lsdException w:name="heading 3" w:uiPriority="0" w:qFormat="1"/>
-    <w:lsdException w:name="heading 4" w:semiHidden="0" w:uiPriority="0" w:qFormat="1"/>
-    <w:lsdException w:name="heading 5" w:uiPriority="0" w:qFormat="1"/>
-    <w:lsdException w:name="heading 6" w:uiPriority="0" w:qFormat="1"/>
-    <w:lsdException w:name="heading 7" w:uiPriority="0" w:qFormat="1"/>
-    <w:lsdException w:name="heading 8" w:uiPriority="0" w:qFormat="1"/>
-    <w:lsdException w:name="heading 9" w:uiPriority="0" w:qFormat="1"/>
-    <w:lsdException w:name="index 1" w:semiHidden="0" w:uiPriority="0" w:unhideWhenUsed="0"/>
-    <w:lsdException w:name="index 2" w:semiHidden="0" w:uiPriority="0" w:unhideWhenUsed="0"/>
-    <w:lsdException w:name="index 3" w:semiHidden="0" w:uiPriority="0" w:unhideWhenUsed="0"/>
-    <w:lsdException w:name="index 4" w:semiHidden="0" w:uiPriority="0" w:unhideWhenUsed="0"/>
-    <w:lsdException w:name="index 5" w:semiHidden="0" w:uiPriority="0" w:unhideWhenUsed="0"/>
-    <w:lsdException w:name="index 6" w:semiHidden="0" w:uiPriority="0" w:unhideWhenUsed="0"/>
-    <w:lsdException w:name="index 7" w:semiHidden="0" w:uiPriority="0" w:unhideWhenUsed="0"/>
-    <w:lsdException w:name="index 8" w:semiHidden="0" w:uiPriority="0" w:unhideWhenUsed="0"/>
-    <w:lsdException w:name="index 9" w:semiHidden="0" w:uiPriority="0" w:unhideWhenUsed="0"/>
-    <w:lsdException w:name="toc 1" w:semiHidden="0" w:uiPriority="0" w:unhideWhenUsed="0" w:qFormat="1"/>
-    <w:lsdException w:name="toc 2" w:semiHidden="0" w:uiPriority="0" w:unhideWhenUsed="0" w:qFormat="1"/>
-    <w:lsdException w:name="toc 3" w:semiHidden="0" w:uiPriority="0" w:unhideWhenUsed="0" w:qFormat="1"/>
-    <w:lsdException w:name="toc 4" w:semiHidden="0" w:uiPriority="0" w:unhideWhenUsed="0"/>
-    <w:lsdException w:name="toc 5" w:semiHidden="0" w:uiPriority="0" w:unhideWhenUsed="0"/>
-    <w:lsdException w:name="toc 6" w:semiHidden="0" w:uiPriority="0" w:unhideWhenUsed="0"/>
-    <w:lsdException w:name="toc 7" w:semiHidden="0" w:uiPriority="0" w:unhideWhenUsed="0"/>
-    <w:lsdException w:name="toc 8" w:semiHidden="0" w:uiPriority="0" w:unhideWhenUsed="0"/>
-    <w:lsdException w:name="toc 9" w:semiHidden="0" w:uiPriority="0" w:unhideWhenUsed="0"/>
-    <w:lsdException w:name="Normal Indent" w:semiHidden="0" w:uiPriority="0" w:unhideWhenUsed="0"/>
-    <w:lsdException w:name="footnote text" w:semiHidden="0" w:uiPriority="0" w:unhideWhenUsed="0"/>
-    <w:lsdException w:name="annotation text" w:semiHidden="0" w:uiPriority="0" w:unhideWhenUsed="0" w:qFormat="1"/>
-    <w:lsdException w:name="header" w:semiHidden="0" w:uiPriority="0" w:unhideWhenUsed="0" w:qFormat="1"/>
-    <w:lsdException w:name="footer" w:semiHidden="0" w:uiPriority="0" w:unhideWhenUsed="0" w:qFormat="1"/>
-    <w:lsdException w:name="index heading" w:semiHidden="0" w:uiPriority="0" w:unhideWhenUsed="0"/>
-    <w:lsdException w:name="caption" w:uiPriority="0" w:qFormat="1"/>
-    <w:lsdException w:name="table of figures" w:semiHidden="0" w:uiPriority="0" w:unhideWhenUsed="0" w:qFormat="1"/>
-    <w:lsdException w:name="envelope address" w:semiHidden="0" w:uiPriority="0" w:unhideWhenUsed="0"/>
-    <w:lsdException w:name="envelope return" w:semiHidden="0" w:uiPriority="0" w:unhideWhenUsed="0"/>
-    <w:lsdException w:name="footnote reference" w:semiHidden="0" w:uiPriority="0" w:unhideWhenUsed="0"/>
-    <w:lsdException w:name="annotation reference" w:semiHidden="0" w:uiPriority="0" w:unhideWhenUsed="0"/>
-    <w:lsdException w:name="line number" w:semiHidden="0" w:uiPriority="0" w:unhideWhenUsed="0"/>
-    <w:lsdException w:name="page number" w:semiHidden="0" w:uiPriority="0" w:unhideWhenUsed="0"/>
-    <w:lsdException w:name="endnote reference" w:semiHidden="0" w:uiPriority="0" w:unhideWhenUsed="0"/>
-    <w:lsdException w:name="endnote text" w:semiHidden="0" w:uiPriority="0" w:unhideWhenUsed="0"/>
-    <w:lsdException w:name="table of authorities" w:semiHidden="0" w:uiPriority="0" w:unhideWhenUsed="0"/>
-    <w:lsdException w:name="macro" w:semiHidden="0" w:uiPriority="0" w:unhideWhenUsed="0"/>
-    <w:lsdException w:name="toa heading" w:semiHidden="0" w:uiPriority="0" w:unhideWhenUsed="0"/>
-    <w:lsdException w:name="List" w:semiHidden="0" w:uiPriority="0" w:unhideWhenUsed="0"/>
-    <w:lsdException w:name="List Bullet" w:semiHidden="0" w:uiPriority="0" w:unhideWhenUsed="0"/>
-    <w:lsdException w:name="List Number" w:semiHidden="0" w:uiPriority="0" w:unhideWhenUsed="0"/>
-    <w:lsdException w:name="List 2" w:semiHidden="0" w:uiPriority="0" w:unhideWhenUsed="0"/>
-    <w:lsdException w:name="List 3" w:semiHidden="0" w:uiPriority="0" w:unhideWhenUsed="0"/>
-    <w:lsdException w:name="List 4" w:semiHidden="0" w:uiPriority="0" w:unhideWhenUsed="0"/>
-    <w:lsdException w:name="List 5" w:semiHidden="0" w:uiPriority="0" w:unhideWhenUsed="0"/>
-    <w:lsdException w:name="List Bullet 2" w:semiHidden="0" w:uiPriority="0" w:unhideWhenUsed="0"/>
-    <w:lsdException w:name="List Bullet 3" w:semiHidden="0" w:uiPriority="0" w:unhideWhenUsed="0"/>
-    <w:lsdException w:name="List Bullet 4" w:semiHidden="0" w:uiPriority="0" w:unhideWhenUsed="0"/>
-    <w:lsdException w:name="List Bullet 5" w:semiHidden="0" w:uiPriority="0" w:unhideWhenUsed="0"/>
-    <w:lsdException w:name="List Number 2" w:semiHidden="0" w:uiPriority="0" w:unhideWhenUsed="0"/>
-    <w:lsdException w:name="List Number 3" w:semiHidden="0" w:uiPriority="0" w:unhideWhenUsed="0"/>
-    <w:lsdException w:name="List Number 4" w:semiHidden="0" w:uiPriority="0" w:unhideWhenUsed="0"/>
-    <w:lsdException w:name="List Number 5" w:semiHidden="0" w:uiPriority="0" w:unhideWhenUsed="0"/>
-    <w:lsdException w:name="Title" w:semiHidden="0" w:uiPriority="0" w:unhideWhenUsed="0" w:qFormat="1"/>
-    <w:lsdException w:name="Closing" w:semiHidden="0" w:uiPriority="0" w:unhideWhenUsed="0"/>
-    <w:lsdException w:name="Signature" w:semiHidden="0" w:uiPriority="0" w:unhideWhenUsed="0"/>
-    <w:lsdException w:name="Default Paragraph Font" w:uiPriority="0" w:unhideWhenUsed="0" w:qFormat="1"/>
-    <w:lsdException w:name="Body Text" w:uiPriority="0" w:unhideWhenUsed="0" w:qFormat="1"/>
-    <w:lsdException w:name="Body Text Indent" w:semiHidden="0" w:uiPriority="0" w:unhideWhenUsed="0"/>
-    <w:lsdException w:name="List Continue" w:semiHidden="0" w:uiPriority="0" w:unhideWhenUsed="0"/>
-    <w:lsdException w:name="List Continue 2" w:semiHidden="0" w:uiPriority="0" w:unhideWhenUsed="0"/>
-    <w:lsdException w:name="List Continue 3" w:semiHidden="0" w:uiPriority="0" w:unhideWhenUsed="0"/>
-    <w:lsdException w:name="List Continue 4" w:semiHidden="0" w:uiPriority="0" w:unhideWhenUsed="0"/>
-    <w:lsdException w:name="List Continue 5" w:semiHidden="0" w:uiPriority="0" w:unhideWhenUsed="0"/>
-    <w:lsdException w:name="Message Header" w:semiHidden="0" w:uiPriority="0" w:unhideWhenUsed="0"/>
-    <w:lsdException w:name="Subtitle" w:semiHidden="0" w:uiPriority="0" w:unhideWhenUsed="0" w:qFormat="1"/>
-    <w:lsdException w:name="Salutation" w:semiHidden="0" w:uiPriority="0" w:unhideWhenUsed="0"/>
-    <w:lsdException w:name="Date" w:semiHidden="0" w:uiPriority="0" w:unhideWhenUsed="0"/>
-    <w:lsdException w:name="Body Text First Indent" w:semiHidden="0" w:uiPriority="0" w:unhideWhenUsed="0"/>
-    <w:lsdException w:name="Body Text First Indent 2" w:semiHidden="0" w:uiPriority="0" w:unhideWhenUsed="0"/>
-    <w:lsdException w:name="Body Text 2" w:semiHidden="0" w:uiPriority="0" w:unhideWhenUsed="0"/>
-    <w:lsdException w:name="Body Text 3" w:semiHidden="0" w:uiPriority="0" w:unhideWhenUsed="0"/>
-    <w:lsdException w:name="Body Text Indent 2" w:semiHidden="0" w:uiPriority="0" w:unhideWhenUsed="0"/>
-    <w:lsdException w:name="Body Text Indent 3" w:semiHidden="0" w:uiPriority="0" w:unhideWhenUsed="0"/>
-    <w:lsdException w:name="Block Text" w:semiHidden="0" w:uiPriority="0" w:unhideWhenUsed="0"/>
-    <w:lsdException w:name="Hyperlink" w:semiHidden="0" w:uiPriority="0" w:unhideWhenUsed="0"/>
-    <w:lsdException w:name="FollowedHyperlink" w:semiHidden="0" w:uiPriority="0" w:unhideWhenUsed="0"/>
-    <w:lsdException w:name="Strong" w:semiHidden="0" w:uiPriority="0" w:unhideWhenUsed="0" w:qFormat="1"/>
-    <w:lsdException w:name="Emphasis" w:semiHidden="0" w:uiPriority="0" w:unhideWhenUsed="0" w:qFormat="1"/>
-    <w:lsdException w:name="Document Map" w:semiHidden="0" w:uiPriority="0" w:unhideWhenUsed="0"/>
-    <w:lsdException w:name="Plain Text" w:semiHidden="0" w:uiPriority="0" w:unhideWhenUsed="0"/>
-    <w:lsdException w:name="E-mail Signature" w:semiHidden="0" w:uiPriority="0" w:unhideWhenUsed="0"/>
-    <w:lsdException w:name="Normal (Web)" w:semiHidden="0" w:uiPriority="0" w:unhideWhenUsed="0" w:qFormat="1"/>
-    <w:lsdException w:name="HTML Acronym" w:semiHidden="0" w:uiPriority="0" w:unhideWhenUsed="0"/>
-    <w:lsdException w:name="HTML Address" w:semiHidden="0" w:uiPriority="0" w:unhideWhenUsed="0"/>
-    <w:lsdException w:name="HTML Cite" w:semiHidden="0" w:uiPriority="0" w:unhideWhenUsed="0"/>
-    <w:lsdException w:name="HTML Code" w:semiHidden="0" w:uiPriority="0" w:unhideWhenUsed="0"/>
-    <w:lsdException w:name="HTML Definition" w:semiHidden="0" w:uiPriority="0" w:unhideWhenUsed="0"/>
-    <w:lsdException w:name="HTML Keyboard" w:semiHidden="0" w:uiPriority="0" w:unhideWhenUsed="0"/>
-    <w:lsdException w:name="HTML Preformatted" w:semiHidden="0" w:uiPriority="0" w:unhideWhenUsed="0" w:qFormat="1"/>
-    <w:lsdException w:name="HTML Sample" w:semiHidden="0" w:uiPriority="0" w:unhideWhenUsed="0"/>
-    <w:lsdException w:name="HTML Typewriter" w:semiHidden="0" w:uiPriority="0" w:unhideWhenUsed="0"/>
-    <w:lsdException w:name="HTML Variable" w:semiHidden="0" w:uiPriority="0" w:unhideWhenUsed="0"/>
-    <w:lsdException w:name="Normal Table" w:uiPriority="0" w:unhideWhenUsed="0" w:qFormat="1"/>
-    <w:lsdException w:name="annotation subject" w:semiHidden="0" w:uiPriority="0" w:unhideWhenUsed="0"/>
-    <w:lsdException w:name="Table Simple 1" w:semiHidden="0" w:uiPriority="0" w:unhideWhenUsed="0"/>
-    <w:lsdException w:name="Table Simple 2" w:semiHidden="0" w:uiPriority="0" w:unhideWhenUsed="0"/>
-    <w:lsdException w:name="Table Simple 3" w:semiHidden="0" w:uiPriority="0" w:unhideWhenUsed="0"/>
-    <w:lsdException w:name="Table Classic 1" w:semiHidden="0" w:uiPriority="0" w:unhideWhenUsed="0"/>
-    <w:lsdException w:name="Table Classic 2" w:semiHidden="0" w:uiPriority="0" w:unhideWhenUsed="0"/>
-    <w:lsdException w:name="Table Classic 3" w:semiHidden="0" w:uiPriority="0" w:unhideWhenUsed="0"/>
-    <w:lsdException w:name="Table Classic 4" w:semiHidden="0" w:uiPriority="0" w:unhideWhenUsed="0"/>
-    <w:lsdException w:name="Table Colorful 1" w:semiHidden="0" w:uiPriority="0" w:unhideWhenUsed="0"/>
-    <w:lsdException w:name="Table Colorful 2" w:semiHidden="0" w:uiPriority="0" w:unhideWhenUsed="0"/>
-    <w:lsdException w:name="Table Colorful 3" w:semiHidden="0" w:uiPriority="0" w:unhideWhenUsed="0"/>
-    <w:lsdException w:name="Table Columns 1" w:semiHidden="0" w:uiPriority="0" w:unhideWhenUsed="0"/>
-    <w:lsdException w:name="Table Columns 2" w:semiHidden="0" w:uiPriority="0" w:unhideWhenUsed="0"/>
-    <w:lsdException w:name="Table Columns 3" w:semiHidden="0" w:uiPriority="0" w:unhideWhenUsed="0"/>
-    <w:lsdException w:name="Table Columns 4" w:semiHidden="0" w:uiPriority="0" w:unhideWhenUsed="0"/>
-    <w:lsdException w:name="Table Columns 5" w:semiHidden="0" w:uiPriority="0" w:unhideWhenUsed="0"/>
-    <w:lsdException w:name="Table Grid 1" w:semiHidden="0" w:uiPriority="0" w:unhideWhenUsed="0"/>
-    <w:lsdException w:name="Table Grid 2" w:semiHidden="0" w:uiPriority="0" w:unhideWhenUsed="0"/>
-    <w:lsdException w:name="Table Grid 3" w:semiHidden="0" w:uiPriority="0" w:unhideWhenUsed="0"/>
-    <w:lsdException w:name="Table Grid 4" w:semiHidden="0" w:uiPriority="0" w:unhideWhenUsed="0"/>
-    <w:lsdException w:name="Table Grid 5" w:semiHidden="0" w:uiPriority="0" w:unhideWhenUsed="0"/>
-    <w:lsdException w:name="Table Grid 6" w:semiHidden="0" w:uiPriority="0" w:unhideWhenUsed="0"/>
-    <w:lsdException w:name="Table Grid 7" w:semiHidden="0" w:uiPriority="0" w:unhideWhenUsed="0"/>
-    <w:lsdException w:name="Table Grid 8" w:semiHidden="0" w:uiPriority="0" w:unhideWhenUsed="0"/>
-    <w:lsdException w:name="Table List 1" w:semiHidden="0" w:uiPriority="0" w:unhideWhenUsed="0"/>
-    <w:lsdException w:name="Table List 2" w:semiHidden="0" w:uiPriority="0" w:unhideWhenUsed="0"/>
-    <w:lsdException w:name="Table List 3" w:semiHidden="0" w:uiPriority="0" w:unhideWhenUsed="0"/>
-    <w:lsdException w:name="Table List 4" w:semiHidden="0" w:uiPriority="0" w:unhideWhenUsed="0"/>
-    <w:lsdException w:name="Table List 5" w:semiHidden="0" w:uiPriority="0" w:unhideWhenUsed="0"/>
-    <w:lsdException w:name="Table List 6" w:semiHidden="0" w:uiPriority="0" w:unhideWhenUsed="0"/>
-    <w:lsdException w:name="Table List 7" w:semiHidden="0" w:uiPriority="0" w:unhideWhenUsed="0"/>
-    <w:lsdException w:name="Table List 8" w:semiHidden="0" w:uiPriority="0" w:unhideWhenUsed="0"/>
-    <w:lsdException w:name="Table 3D effects 1" w:semiHidden="0" w:uiPriority="0" w:unhideWhenUsed="0"/>
-    <w:lsdException w:name="Table 3D effects 2" w:semiHidden="0" w:uiPriority="0" w:unhideWhenUsed="0"/>
-    <w:lsdException w:name="Table 3D effects 3" w:semiHidden="0" w:uiPriority="0" w:unhideWhenUsed="0"/>
-    <w:lsdException w:name="Table Contemporary" w:semiHidden="0" w:uiPriority="0" w:unhideWhenUsed="0"/>
-    <w:lsdException w:name="Table Elegant" w:semiHidden="0" w:uiPriority="0" w:unhideWhenUsed="0"/>
-    <w:lsdException w:name="Table Professional" w:semiHidden="0" w:uiPriority="0" w:unhideWhenUsed="0"/>
-    <w:lsdException w:name="Table Subtle 1" w:semiHidden="0" w:uiPriority="0" w:unhideWhenUsed="0"/>
-    <w:lsdException w:name="Table Subtle 2" w:semiHidden="0" w:uiPriority="0" w:unhideWhenUsed="0"/>
-    <w:lsdException w:name="Table Web 1" w:semiHidden="0" w:uiPriority="0" w:unhideWhenUsed="0"/>
-    <w:lsdException w:name="Table Web 2" w:semiHidden="0" w:uiPriority="0" w:unhideWhenUsed="0"/>
-    <w:lsdException w:name="Table Web 3" w:semiHidden="0" w:uiPriority="0" w:unhideWhenUsed="0"/>
-    <w:lsdException w:name="Balloon Text" w:semiHidden="0" w:uiPriority="0" w:unhideWhenUsed="0"/>
-    <w:lsdException w:name="Table Grid" w:semiHidden="0" w:uiPriority="0" w:unhideWhenUsed="0" w:qFormat="1"/>
-    <w:lsdException w:name="Table Theme" w:semiHidden="0" w:uiPriority="0" w:unhideWhenUsed="0"/>
-    <w:lsdException w:name="Light Shading" w:semiHidden="0" w:uiPriority="60" w:unhideWhenUsed="0"/>
-    <w:lsdException w:name="Light List" w:semiHidden="0" w:uiPriority="61" w:unhideWhenUsed="0"/>
-    <w:lsdException w:name="Light Grid" w:semiHidden="0" w:uiPriority="62" w:unhideWhenUsed="0"/>
-    <w:lsdException w:name="Medium Shading 1" w:semiHidden="0" w:uiPriority="63" w:unhideWhenUsed="0"/>
-    <w:lsdException w:name="Medium Shading 2" w:semiHidden="0" w:uiPriority="64" w:unhideWhenUsed="0"/>
-    <w:lsdException w:name="Medium List 1" w:semiHidden="0" w:uiPriority="65" w:unhideWhenUsed="0"/>
-    <w:lsdException w:name="Medium List 2" w:semiHidden="0" w:uiPriority="66" w:unhideWhenUsed="0"/>
-    <w:lsdException w:name="Medium Grid 1" w:semiHidden="0" w:uiPriority="67" w:unhideWhenUsed="0"/>
-    <w:lsdException w:name="Medium Grid 2" w:semiHidden="0" w:uiPriority="68" w:unhideWhenUsed="0"/>
-    <w:lsdException w:name="Medium Grid 3" w:semiHidden="0" w:uiPriority="69" w:unhideWhenUsed="0"/>
-    <w:lsdException w:name="Dark List" w:semiHidden="0" w:uiPriority="70" w:unhideWhenUsed="0"/>
-    <w:lsdException w:name="Colorful Shading" w:semiHidden="0" w:uiPriority="71" w:unhideWhenUsed="0"/>
-    <w:lsdException w:name="Colorful List" w:semiHidden="0" w:uiPriority="72" w:unhideWhenUsed="0"/>
-    <w:lsdException w:name="Colorful Grid" w:semiHidden="0" w:uiPriority="73" w:unhideWhenUsed="0"/>
-    <w:lsdException w:name="Light Shading Accent 1" w:semiHidden="0" w:uiPriority="60" w:unhideWhenUsed="0"/>
-    <w:lsdException w:name="Light List Accent 1" w:semiHidden="0" w:uiPriority="61" w:unhideWhenUsed="0"/>
-    <w:lsdException w:name="Light Grid Accent 1" w:semiHidden="0" w:uiPriority="62" w:unhideWhenUsed="0"/>
-    <w:lsdException w:name="Medium Shading 1 Accent 1" w:semiHidden="0" w:uiPriority="63" w:unhideWhenUsed="0"/>
-    <w:lsdException w:name="Medium Shading 2 Accent 1" w:semiHidden="0" w:uiPriority="64" w:unhideWhenUsed="0"/>
-    <w:lsdException w:name="Medium List 1 Accent 1" w:semiHidden="0" w:uiPriority="65" w:unhideWhenUsed="0"/>
-    <w:lsdException w:name="Medium List 2 Accent 1" w:semiHidden="0" w:uiPriority="66" w:unhideWhenUsed="0"/>
-    <w:lsdException w:name="Medium Grid 1 Accent 1" w:semiHidden="0" w:uiPriority="67" w:unhideWhenUsed="0"/>
-    <w:lsdException w:name="Medium Grid 2 Accent 1" w:semiHidden="0" w:uiPriority="68" w:unhideWhenUsed="0"/>
-    <w:lsdException w:name="Medium Grid 3 Accent 1" w:semiHidden="0" w:uiPriority="69" w:unhideWhenUsed="0"/>
-    <w:lsdException w:name="Dark List Accent 1" w:semiHidden="0" w:uiPriority="70" w:unhideWhenUsed="0"/>
-    <w:lsdException w:name="Colorful Shading Accent 1" w:semiHidden="0" w:uiPriority="71" w:unhideWhenUsed="0"/>
-    <w:lsdException w:name="Colorful List Accent 1" w:semiHidden="0" w:uiPriority="72" w:unhideWhenUsed="0"/>
-    <w:lsdException w:name="Colorful Grid Accent 1" w:semiHidden="0" w:uiPriority="73" w:unhideWhenUsed="0"/>
-    <w:lsdException w:name="Light Shading Accent 2" w:semiHidden="0" w:uiPriority="60" w:unhideWhenUsed="0"/>
-    <w:lsdException w:name="Light List Accent 2" w:semiHidden="0" w:uiPriority="61" w:unhideWhenUsed="0"/>
-    <w:lsdException w:name="Light Grid Accent 2" w:semiHidden="0" w:uiPriority="62" w:unhideWhenUsed="0"/>
-    <w:lsdException w:name="Medium Shading 1 Accent 2" w:semiHidden="0" w:uiPriority="63" w:unhideWhenUsed="0"/>
-    <w:lsdException w:name="Medium Shading 2 Accent 2" w:semiHidden="0" w:uiPriority="64" w:unhideWhenUsed="0"/>
-    <w:lsdException w:name="Medium List 1 Accent 2" w:semiHidden="0" w:uiPriority="65" w:unhideWhenUsed="0"/>
-    <w:lsdException w:name="Medium List 2 Accent 2" w:semiHidden="0" w:uiPriority="66" w:unhideWhenUsed="0"/>
-    <w:lsdException w:name="Medium Grid 1 Accent 2" w:semiHidden="0" w:uiPriority="67" w:unhideWhenUsed="0"/>
-    <w:lsdException w:name="Medium Grid 2 Accent 2" w:semiHidden="0" w:uiPriority="68" w:unhideWhenUsed="0"/>
-    <w:lsdException w:name="Medium Grid 3 Accent 2" w:semiHidden="0" w:uiPriority="69" w:unhideWhenUsed="0"/>
-    <w:lsdException w:name="Dark List Accent 2" w:semiHidden="0" w:uiPriority="70" w:unhideWhenUsed="0"/>
-    <w:lsdException w:name="Colorful Shading Accent 2" w:semiHidden="0" w:uiPriority="71" w:unhideWhenUsed="0"/>
-    <w:lsdException w:name="Colorful List Accent 2" w:semiHidden="0" w:uiPriority="72" w:unhideWhenUsed="0"/>
-    <w:lsdException w:name="Colorful Grid Accent 2" w:semiHidden="0" w:uiPriority="73" w:unhideWhenUsed="0"/>
-    <w:lsdException w:name="Light Shading Accent 3" w:semiHidden="0" w:uiPriority="60" w:unhideWhenUsed="0"/>
-    <w:lsdException w:name="Light List Accent 3" w:semiHidden="0" w:uiPriority="61" w:unhideWhenUsed="0"/>
-    <w:lsdException w:name="Light Grid Accent 3" w:semiHidden="0" w:uiPriority="62" w:unhideWhenUsed="0"/>
-    <w:lsdException w:name="Medium Shading 1 Accent 3" w:semiHidden="0" w:uiPriority="63" w:unhideWhenUsed="0"/>
-    <w:lsdException w:name="Medium Shading 2 Accent 3" w:semiHidden="0" w:uiPriority="64" w:unhideWhenUsed="0"/>
-    <w:lsdException w:name="Medium List 1 Accent 3" w:semiHidden="0" w:uiPriority="65" w:unhideWhenUsed="0"/>
-    <w:lsdException w:name="Medium List 2 Accent 3" w:semiHidden="0" w:uiPriority="66" w:unhideWhenUsed="0"/>
-    <w:lsdException w:name="Medium Grid 1 Accent 3" w:semiHidden="0" w:uiPriority="67" w:unhideWhenUsed="0"/>
-    <w:lsdException w:name="Medium Grid 2 Accent 3" w:semiHidden="0" w:uiPriority="68" w:unhideWhenUsed="0"/>
-    <w:lsdException w:name="Medium Grid 3 Accent 3" w:semiHidden="0" w:uiPriority="69" w:unhideWhenUsed="0"/>
-    <w:lsdException w:name="Dark List Accent 3" w:semiHidden="0" w:uiPriority="70" w:unhideWhenUsed="0"/>
-    <w:lsdException w:name="Colorful Shading Accent 3" w:semiHidden="0" w:uiPriority="71" w:unhideWhenUsed="0"/>
-    <w:lsdException w:name="Colorful List Accent 3" w:semiHidden="0" w:uiPriority="72" w:unhideWhenUsed="0"/>
-    <w:lsdException w:name="Colorful Grid Accent 3" w:semiHidden="0" w:uiPriority="73" w:unhideWhenUsed="0"/>
-    <w:lsdException w:name="Light Shading Accent 4" w:semiHidden="0" w:uiPriority="60" w:unhideWhenUsed="0"/>
-    <w:lsdException w:name="Light List Accent 4" w:semiHidden="0" w:uiPriority="61" w:unhideWhenUsed="0"/>
-    <w:lsdException w:name="Light Grid Accent 4" w:semiHidden="0" w:uiPriority="62" w:unhideWhenUsed="0"/>
-    <w:lsdException w:name="Medium Shading 1 Accent 4" w:semiHidden="0" w:uiPriority="63" w:unhideWhenUsed="0"/>
-    <w:lsdException w:name="Medium Shading 2 Accent 4" w:semiHidden="0" w:uiPriority="64" w:unhideWhenUsed="0"/>
-    <w:lsdException w:name="Medium List 1 Accent 4" w:semiHidden="0" w:uiPriority="65" w:unhideWhenUsed="0"/>
-    <w:lsdException w:name="Medium List 2 Accent 4" w:semiHidden="0" w:uiPriority="66" w:unhideWhenUsed="0"/>
-    <w:lsdException w:name="Medium Grid 1 Accent 4" w:semiHidden="0" w:uiPriority="67" w:unhideWhenUsed="0"/>
-    <w:lsdException w:name="Medium Grid 2 Accent 4" w:semiHidden="0" w:uiPriority="68" w:unhideWhenUsed="0"/>
-    <w:lsdException w:name="Medium Grid 3 Accent 4" w:semiHidden="0" w:uiPriority="69" w:unhideWhenUsed="0"/>
-    <w:lsdException w:name="Dark List Accent 4" w:semiHidden="0" w:uiPriority="70" w:unhideWhenUsed="0"/>
-    <w:lsdException w:name="Colorful Shading Accent 4" w:semiHidden="0" w:uiPriority="71" w:unhideWhenUsed="0"/>
-    <w:lsdException w:name="Colorful List Accent 4" w:semiHidden="0" w:uiPriority="72" w:unhideWhenUsed="0"/>
-    <w:lsdException w:name="Colorful Grid Accent 4" w:semiHidden="0" w:uiPriority="73" w:unhideWhenUsed="0"/>
-    <w:lsdException w:name="Light Shading Accent 5" w:semiHidden="0" w:uiPriority="60" w:unhideWhenUsed="0"/>
-    <w:lsdException w:name="Light List Accent 5" w:semiHidden="0" w:uiPriority="61" w:unhideWhenUsed="0"/>
-    <w:lsdException w:name="Light Grid Accent 5" w:semiHidden="0" w:uiPriority="62" w:unhideWhenUsed="0"/>
-    <w:lsdException w:name="Medium Shading 1 Accent 5" w:semiHidden="0" w:uiPriority="63" w:unhideWhenUsed="0"/>
-    <w:lsdException w:name="Medium Shading 2 Accent 5" w:semiHidden="0" w:uiPriority="64" w:unhideWhenUsed="0"/>
-    <w:lsdException w:name="Medium List 1 Accent 5" w:semiHidden="0" w:uiPriority="65" w:unhideWhenUsed="0"/>
-    <w:lsdException w:name="Medium List 2 Accent 5" w:semiHidden="0" w:uiPriority="66" w:unhideWhenUsed="0"/>
-    <w:lsdException w:name="Medium Grid 1 Accent 5" w:semiHidden="0" w:uiPriority="67" w:unhideWhenUsed="0"/>
-    <w:lsdException w:name="Medium Grid 2 Accent 5" w:semiHidden="0" w:uiPriority="68" w:unhideWhenUsed="0"/>
-    <w:lsdException w:name="Medium Grid 3 Accent 5" w:semiHidden="0" w:uiPriority="69" w:unhideWhenUsed="0"/>
-    <w:lsdException w:name="Dark List Accent 5" w:semiHidden="0" w:uiPriority="70" w:unhideWhenUsed="0"/>
-    <w:lsdException w:name="Colorful Shading Accent 5" w:semiHidden="0" w:uiPriority="71" w:unhideWhenUsed="0"/>
-    <w:lsdException w:name="Colorful List Accent 5" w:semiHidden="0" w:uiPriority="72" w:unhideWhenUsed="0"/>
-    <w:lsdException w:name="Colorful Grid Accent 5" w:semiHidden="0" w:uiPriority="73" w:unhideWhenUsed="0"/>
-    <w:lsdException w:name="Light Shading Accent 6" w:semiHidden="0" w:uiPriority="60" w:unhideWhenUsed="0"/>
-    <w:lsdException w:name="Light List Accent 6" w:semiHidden="0" w:uiPriority="61" w:unhideWhenUsed="0"/>
-    <w:lsdException w:name="Light Grid Accent 6" w:semiHidden="0" w:uiPriority="62" w:unhideWhenUsed="0"/>
-    <w:lsdException w:name="Medium Shading 1 Accent 6" w:semiHidden="0" w:uiPriority="63" w:unhideWhenUsed="0"/>
-    <w:lsdException w:name="Medium Shading 2 Accent 6" w:semiHidden="0" w:uiPriority="64" w:unhideWhenUsed="0"/>
-    <w:lsdException w:name="Medium List 1 Accent 6" w:semiHidden="0" w:uiPriority="65" w:unhideWhenUsed="0"/>
-    <w:lsdException w:name="Medium List 2 Accent 6" w:semiHidden="0" w:uiPriority="66" w:unhideWhenUsed="0"/>
-    <w:lsdException w:name="Medium Grid 1 Accent 6" w:semiHidden="0" w:uiPriority="67" w:unhideWhenUsed="0"/>
-    <w:lsdException w:name="Medium Grid 2 Accent 6" w:semiHidden="0" w:uiPriority="68" w:unhideWhenUsed="0"/>
-    <w:lsdException w:name="Medium Grid 3 Accent 6" w:semiHidden="0" w:uiPriority="69" w:unhideWhenUsed="0"/>
-    <w:lsdException w:name="Dark List Accent 6" w:semiHidden="0" w:uiPriority="70" w:unhideWhenUsed="0"/>
-    <w:lsdException w:name="Colorful Shading Accent 6" w:semiHidden="0" w:uiPriority="71" w:unhideWhenUsed="0"/>
-    <w:lsdException w:name="Colorful List Accent 6" w:semiHidden="0" w:uiPriority="72" w:unhideWhenUsed="0"/>
-    <w:lsdException w:name="Colorful Grid Accent 6" w:semiHidden="0" w:uiPriority="73" w:unhideWhenUsed="0"/>
+  <w:latentStyles w:count="260" w:defQFormat="0" w:defUnhideWhenUsed="1" w:defSemiHidden="1" w:defUIPriority="99" w:defLockedState="0">
+    <w:lsdException w:qFormat="1" w:unhideWhenUsed="0" w:uiPriority="0" w:semiHidden="0" w:name="Normal"/>
+    <w:lsdException w:qFormat="1" w:unhideWhenUsed="0" w:uiPriority="0" w:semiHidden="0" w:name="heading 1"/>
+    <w:lsdException w:qFormat="1" w:uiPriority="0" w:semiHidden="0" w:name="heading 2"/>
+    <w:lsdException w:qFormat="1" w:uiPriority="0" w:name="heading 3"/>
+    <w:lsdException w:qFormat="1" w:uiPriority="0" w:semiHidden="0" w:name="heading 4"/>
+    <w:lsdException w:qFormat="1" w:uiPriority="0" w:name="heading 5"/>
+    <w:lsdException w:qFormat="1" w:uiPriority="0" w:name="heading 6"/>
+    <w:lsdException w:qFormat="1" w:uiPriority="0" w:name="heading 7"/>
+    <w:lsdException w:qFormat="1" w:uiPriority="0" w:name="heading 8"/>
+    <w:lsdException w:qFormat="1" w:uiPriority="0" w:name="heading 9"/>
+    <w:lsdException w:unhideWhenUsed="0" w:uiPriority="0" w:semiHidden="0" w:name="index 1"/>
+    <w:lsdException w:unhideWhenUsed="0" w:uiPriority="0" w:semiHidden="0" w:name="index 2"/>
+    <w:lsdException w:unhideWhenUsed="0" w:uiPriority="0" w:semiHidden="0" w:name="index 3"/>
+    <w:lsdException w:unhideWhenUsed="0" w:uiPriority="0" w:semiHidden="0" w:name="index 4"/>
+    <w:lsdException w:unhideWhenUsed="0" w:uiPriority="0" w:semiHidden="0" w:name="index 5"/>
+    <w:lsdException w:unhideWhenUsed="0" w:uiPriority="0" w:semiHidden="0" w:name="index 6"/>
+    <w:lsdException w:unhideWhenUsed="0" w:uiPriority="0" w:semiHidden="0" w:name="index 7"/>
+    <w:lsdException w:unhideWhenUsed="0" w:uiPriority="0" w:semiHidden="0" w:name="index 8"/>
+    <w:lsdException w:unhideWhenUsed="0" w:uiPriority="0" w:semiHidden="0" w:name="index 9"/>
+    <w:lsdException w:qFormat="1" w:unhideWhenUsed="0" w:uiPriority="0" w:semiHidden="0" w:name="toc 1"/>
+    <w:lsdException w:qFormat="1" w:unhideWhenUsed="0" w:uiPriority="0" w:semiHidden="0" w:name="toc 2"/>
+    <w:lsdException w:qFormat="1" w:unhideWhenUsed="0" w:uiPriority="0" w:semiHidden="0" w:name="toc 3"/>
+    <w:lsdException w:unhideWhenUsed="0" w:uiPriority="0" w:semiHidden="0" w:name="toc 4"/>
+    <w:lsdException w:unhideWhenUsed="0" w:uiPriority="0" w:semiHidden="0" w:name="toc 5"/>
+    <w:lsdException w:unhideWhenUsed="0" w:uiPriority="0" w:semiHidden="0" w:name="toc 6"/>
+    <w:lsdException w:unhideWhenUsed="0" w:uiPriority="0" w:semiHidden="0" w:name="toc 7"/>
+    <w:lsdException w:unhideWhenUsed="0" w:uiPriority="0" w:semiHidden="0" w:name="toc 8"/>
+    <w:lsdException w:unhideWhenUsed="0" w:uiPriority="0" w:semiHidden="0" w:name="toc 9"/>
+    <w:lsdException w:unhideWhenUsed="0" w:uiPriority="0" w:semiHidden="0" w:name="Normal Indent"/>
+    <w:lsdException w:unhideWhenUsed="0" w:uiPriority="0" w:semiHidden="0" w:name="footnote text"/>
+    <w:lsdException w:qFormat="1" w:unhideWhenUsed="0" w:uiPriority="0" w:semiHidden="0" w:name="annotation text"/>
+    <w:lsdException w:qFormat="1" w:unhideWhenUsed="0" w:uiPriority="0" w:semiHidden="0" w:name="header"/>
+    <w:lsdException w:qFormat="1" w:unhideWhenUsed="0" w:uiPriority="0" w:semiHidden="0" w:name="footer"/>
+    <w:lsdException w:unhideWhenUsed="0" w:uiPriority="0" w:semiHidden="0" w:name="index heading"/>
+    <w:lsdException w:qFormat="1" w:uiPriority="0" w:name="caption"/>
+    <w:lsdException w:qFormat="1" w:unhideWhenUsed="0" w:uiPriority="0" w:semiHidden="0" w:name="table of figures"/>
+    <w:lsdException w:unhideWhenUsed="0" w:uiPriority="0" w:semiHidden="0" w:name="envelope address"/>
+    <w:lsdException w:unhideWhenUsed="0" w:uiPriority="0" w:semiHidden="0" w:name="envelope return"/>
+    <w:lsdException w:unhideWhenUsed="0" w:uiPriority="0" w:semiHidden="0" w:name="footnote reference"/>
+    <w:lsdException w:unhideWhenUsed="0" w:uiPriority="0" w:semiHidden="0" w:name="annotation reference"/>
+    <w:lsdException w:unhideWhenUsed="0" w:uiPriority="0" w:semiHidden="0" w:name="line number"/>
+    <w:lsdException w:unhideWhenUsed="0" w:uiPriority="0" w:semiHidden="0" w:name="page number"/>
+    <w:lsdException w:unhideWhenUsed="0" w:uiPriority="0" w:semiHidden="0" w:name="endnote reference"/>
+    <w:lsdException w:unhideWhenUsed="0" w:uiPriority="0" w:semiHidden="0" w:name="endnote text"/>
+    <w:lsdException w:unhideWhenUsed="0" w:uiPriority="0" w:semiHidden="0" w:name="table of authorities"/>
+    <w:lsdException w:unhideWhenUsed="0" w:uiPriority="0" w:semiHidden="0" w:name="macro"/>
+    <w:lsdException w:unhideWhenUsed="0" w:uiPriority="0" w:semiHidden="0" w:name="toa heading"/>
+    <w:lsdException w:unhideWhenUsed="0" w:uiPriority="0" w:semiHidden="0" w:name="List"/>
+    <w:lsdException w:unhideWhenUsed="0" w:uiPriority="0" w:semiHidden="0" w:name="List Bullet"/>
+    <w:lsdException w:unhideWhenUsed="0" w:uiPriority="0" w:semiHidden="0" w:name="List Number"/>
+    <w:lsdException w:unhideWhenUsed="0" w:uiPriority="0" w:semiHidden="0" w:name="List 2"/>
+    <w:lsdException w:unhideWhenUsed="0" w:uiPriority="0" w:semiHidden="0" w:name="List 3"/>
+    <w:lsdException w:unhideWhenUsed="0" w:uiPriority="0" w:semiHidden="0" w:name="List 4"/>
+    <w:lsdException w:unhideWhenUsed="0" w:uiPriority="0" w:semiHidden="0" w:name="List 5"/>
+    <w:lsdException w:unhideWhenUsed="0" w:uiPriority="0" w:semiHidden="0" w:name="List Bullet 2"/>
+    <w:lsdException w:unhideWhenUsed="0" w:uiPriority="0" w:semiHidden="0" w:name="List Bullet 3"/>
+    <w:lsdException w:unhideWhenUsed="0" w:uiPriority="0" w:semiHidden="0" w:name="List Bullet 4"/>
+    <w:lsdException w:unhideWhenUsed="0" w:uiPriority="0" w:semiHidden="0" w:name="List Bullet 5"/>
+    <w:lsdException w:unhideWhenUsed="0" w:uiPriority="0" w:semiHidden="0" w:name="List Number 2"/>
+    <w:lsdException w:unhideWhenUsed="0" w:uiPriority="0" w:semiHidden="0" w:name="List Number 3"/>
+    <w:lsdException w:unhideWhenUsed="0" w:uiPriority="0" w:semiHidden="0" w:name="List Number 4"/>
+    <w:lsdException w:unhideWhenUsed="0" w:uiPriority="0" w:semiHidden="0" w:name="List Number 5"/>
+    <w:lsdException w:qFormat="1" w:unhideWhenUsed="0" w:uiPriority="0" w:semiHidden="0" w:name="Title"/>
+    <w:lsdException w:unhideWhenUsed="0" w:uiPriority="0" w:semiHidden="0" w:name="Closing"/>
+    <w:lsdException w:unhideWhenUsed="0" w:uiPriority="0" w:semiHidden="0" w:name="Signature"/>
+    <w:lsdException w:qFormat="1" w:unhideWhenUsed="0" w:uiPriority="0" w:name="Default Paragraph Font"/>
+    <w:lsdException w:qFormat="1" w:unhideWhenUsed="0" w:uiPriority="0" w:name="Body Text"/>
+    <w:lsdException w:unhideWhenUsed="0" w:uiPriority="0" w:semiHidden="0" w:name="Body Text Indent"/>
+    <w:lsdException w:unhideWhenUsed="0" w:uiPriority="0" w:semiHidden="0" w:name="List Continue"/>
+    <w:lsdException w:unhideWhenUsed="0" w:uiPriority="0" w:semiHidden="0" w:name="List Continue 2"/>
+    <w:lsdException w:unhideWhenUsed="0" w:uiPriority="0" w:semiHidden="0" w:name="List Continue 3"/>
+    <w:lsdException w:unhideWhenUsed="0" w:uiPriority="0" w:semiHidden="0" w:name="List Continue 4"/>
+    <w:lsdException w:unhideWhenUsed="0" w:uiPriority="0" w:semiHidden="0" w:name="List Continue 5"/>
+    <w:lsdException w:unhideWhenUsed="0" w:uiPriority="0" w:semiHidden="0" w:name="Message Header"/>
+    <w:lsdException w:qFormat="1" w:unhideWhenUsed="0" w:uiPriority="0" w:semiHidden="0" w:name="Subtitle"/>
+    <w:lsdException w:unhideWhenUsed="0" w:uiPriority="0" w:semiHidden="0" w:name="Salutation"/>
+    <w:lsdException w:unhideWhenUsed="0" w:uiPriority="0" w:semiHidden="0" w:name="Date"/>
+    <w:lsdException w:unhideWhenUsed="0" w:uiPriority="0" w:semiHidden="0" w:name="Body Text First Indent"/>
+    <w:lsdException w:unhideWhenUsed="0" w:uiPriority="0" w:semiHidden="0" w:name="Body Text First Indent 2"/>
+    <w:lsdException w:uiPriority="99" w:name="Note Heading"/>
+    <w:lsdException w:unhideWhenUsed="0" w:uiPriority="0" w:semiHidden="0" w:name="Body Text 2"/>
+    <w:lsdException w:unhideWhenUsed="0" w:uiPriority="0" w:semiHidden="0" w:name="Body Text 3"/>
+    <w:lsdException w:unhideWhenUsed="0" w:uiPriority="0" w:semiHidden="0" w:name="Body Text Indent 2"/>
+    <w:lsdException w:unhideWhenUsed="0" w:uiPriority="0" w:semiHidden="0" w:name="Body Text Indent 3"/>
+    <w:lsdException w:unhideWhenUsed="0" w:uiPriority="0" w:semiHidden="0" w:name="Block Text"/>
+    <w:lsdException w:unhideWhenUsed="0" w:uiPriority="0" w:semiHidden="0" w:name="Hyperlink"/>
+    <w:lsdException w:unhideWhenUsed="0" w:uiPriority="0" w:semiHidden="0" w:name="FollowedHyperlink"/>
+    <w:lsdException w:qFormat="1" w:unhideWhenUsed="0" w:uiPriority="0" w:semiHidden="0" w:name="Strong"/>
+    <w:lsdException w:qFormat="1" w:unhideWhenUsed="0" w:uiPriority="0" w:semiHidden="0" w:name="Emphasis"/>
+    <w:lsdException w:unhideWhenUsed="0" w:uiPriority="0" w:semiHidden="0" w:name="Document Map"/>
+    <w:lsdException w:unhideWhenUsed="0" w:uiPriority="0" w:semiHidden="0" w:name="Plain Text"/>
+    <w:lsdException w:unhideWhenUsed="0" w:uiPriority="0" w:semiHidden="0" w:name="E-mail Signature"/>
+    <w:lsdException w:qFormat="1" w:unhideWhenUsed="0" w:uiPriority="0" w:semiHidden="0" w:name="Normal (Web)"/>
+    <w:lsdException w:unhideWhenUsed="0" w:uiPriority="0" w:semiHidden="0" w:name="HTML Acronym"/>
+    <w:lsdException w:unhideWhenUsed="0" w:uiPriority="0" w:semiHidden="0" w:name="HTML Address"/>
+    <w:lsdException w:unhideWhenUsed="0" w:uiPriority="0" w:semiHidden="0" w:name="HTML Cite"/>
+    <w:lsdException w:unhideWhenUsed="0" w:uiPriority="0" w:semiHidden="0" w:name="HTML Code"/>
+    <w:lsdException w:unhideWhenUsed="0" w:uiPriority="0" w:semiHidden="0" w:name="HTML Definition"/>
+    <w:lsdException w:unhideWhenUsed="0" w:uiPriority="0" w:semiHidden="0" w:name="HTML Keyboard"/>
+    <w:lsdException w:qFormat="1" w:unhideWhenUsed="0" w:uiPriority="0" w:semiHidden="0" w:name="HTML Preformatted"/>
+    <w:lsdException w:unhideWhenUsed="0" w:uiPriority="0" w:semiHidden="0" w:name="HTML Sample"/>
+    <w:lsdException w:unhideWhenUsed="0" w:uiPriority="0" w:semiHidden="0" w:name="HTML Typewriter"/>
+    <w:lsdException w:unhideWhenUsed="0" w:uiPriority="0" w:semiHidden="0" w:name="HTML Variable"/>
+    <w:lsdException w:qFormat="1" w:unhideWhenUsed="0" w:uiPriority="0" w:name="Normal Table"/>
+    <w:lsdException w:unhideWhenUsed="0" w:uiPriority="0" w:semiHidden="0" w:name="annotation subject"/>
+    <w:lsdException w:unhideWhenUsed="0" w:uiPriority="0" w:semiHidden="0" w:name="Table Simple 1"/>
+    <w:lsdException w:unhideWhenUsed="0" w:uiPriority="0" w:semiHidden="0" w:name="Table Simple 2"/>
+    <w:lsdException w:unhideWhenUsed="0" w:uiPriority="0" w:semiHidden="0" w:name="Table Simple 3"/>
+    <w:lsdException w:unhideWhenUsed="0" w:uiPriority="0" w:semiHidden="0" w:name="Table Classic 1"/>
+    <w:lsdException w:unhideWhenUsed="0" w:uiPriority="0" w:semiHidden="0" w:name="Table Classic 2"/>
+    <w:lsdException w:unhideWhenUsed="0" w:uiPriority="0" w:semiHidden="0" w:name="Table Classic 3"/>
+    <w:lsdException w:unhideWhenUsed="0" w:uiPriority="0" w:semiHidden="0" w:name="Table Classic 4"/>
+    <w:lsdException w:unhideWhenUsed="0" w:uiPriority="0" w:semiHidden="0" w:name="Table Colorful 1"/>
+    <w:lsdException w:unhideWhenUsed="0" w:uiPriority="0" w:semiHidden="0" w:name="Table Colorful 2"/>
+    <w:lsdException w:unhideWhenUsed="0" w:uiPriority="0" w:semiHidden="0" w:name="Table Colorful 3"/>
+    <w:lsdException w:unhideWhenUsed="0" w:uiPriority="0" w:semiHidden="0" w:name="Table Columns 1"/>
+    <w:lsdException w:unhideWhenUsed="0" w:uiPriority="0" w:semiHidden="0" w:name="Table Columns 2"/>
+    <w:lsdException w:unhideWhenUsed="0" w:uiPriority="0" w:semiHidden="0" w:name="Table Columns 3"/>
+    <w:lsdException w:unhideWhenUsed="0" w:uiPriority="0" w:semiHidden="0" w:name="Table Columns 4"/>
+    <w:lsdException w:unhideWhenUsed="0" w:uiPriority="0" w:semiHidden="0" w:name="Table Columns 5"/>
+    <w:lsdException w:unhideWhenUsed="0" w:uiPriority="0" w:semiHidden="0" w:name="Table Grid 1"/>
+    <w:lsdException w:unhideWhenUsed="0" w:uiPriority="0" w:semiHidden="0" w:name="Table Grid 2"/>
+    <w:lsdException w:unhideWhenUsed="0" w:uiPriority="0" w:semiHidden="0" w:name="Table Grid 3"/>
+    <w:lsdException w:unhideWhenUsed="0" w:uiPriority="0" w:semiHidden="0" w:name="Table Grid 4"/>
+    <w:lsdException w:unhideWhenUsed="0" w:uiPriority="0" w:semiHidden="0" w:name="Table Grid 5"/>
+    <w:lsdException w:unhideWhenUsed="0" w:uiPriority="0" w:semiHidden="0" w:name="Table Grid 6"/>
+    <w:lsdException w:unhideWhenUsed="0" w:uiPriority="0" w:semiHidden="0" w:name="Table Grid 7"/>
+    <w:lsdException w:unhideWhenUsed="0" w:uiPriority="0" w:semiHidden="0" w:name="Table Grid 8"/>
+    <w:lsdException w:unhideWhenUsed="0" w:uiPriority="0" w:semiHidden="0" w:name="Table List 1"/>
+    <w:lsdException w:unhideWhenUsed="0" w:uiPriority="0" w:semiHidden="0" w:name="Table List 2"/>
+    <w:lsdException w:unhideWhenUsed="0" w:uiPriority="0" w:semiHidden="0" w:name="Table List 3"/>
+    <w:lsdException w:unhideWhenUsed="0" w:uiPriority="0" w:semiHidden="0" w:name="Table List 4"/>
+    <w:lsdException w:unhideWhenUsed="0" w:uiPriority="0" w:semiHidden="0" w:name="Table List 5"/>
+    <w:lsdException w:unhideWhenUsed="0" w:uiPriority="0" w:semiHidden="0" w:name="Table List 6"/>
+    <w:lsdException w:unhideWhenUsed="0" w:uiPriority="0" w:semiHidden="0" w:name="Table List 7"/>
+    <w:lsdException w:unhideWhenUsed="0" w:uiPriority="0" w:semiHidden="0" w:name="Table List 8"/>
+    <w:lsdException w:unhideWhenUsed="0" w:uiPriority="0" w:semiHidden="0" w:name="Table 3D effects 1"/>
+    <w:lsdException w:unhideWhenUsed="0" w:uiPriority="0" w:semiHidden="0" w:name="Table 3D effects 2"/>
+    <w:lsdException w:unhideWhenUsed="0" w:uiPriority="0" w:semiHidden="0" w:name="Table 3D effects 3"/>
+    <w:lsdException w:unhideWhenUsed="0" w:uiPriority="0" w:semiHidden="0" w:name="Table Contemporary"/>
+    <w:lsdException w:unhideWhenUsed="0" w:uiPriority="0" w:semiHidden="0" w:name="Table Elegant"/>
+    <w:lsdException w:unhideWhenUsed="0" w:uiPriority="0" w:semiHidden="0" w:name="Table Professional"/>
+    <w:lsdException w:unhideWhenUsed="0" w:uiPriority="0" w:semiHidden="0" w:name="Table Subtle 1"/>
+    <w:lsdException w:unhideWhenUsed="0" w:uiPriority="0" w:semiHidden="0" w:name="Table Subtle 2"/>
+    <w:lsdException w:unhideWhenUsed="0" w:uiPriority="0" w:semiHidden="0" w:name="Table Web 1"/>
+    <w:lsdException w:unhideWhenUsed="0" w:uiPriority="0" w:semiHidden="0" w:name="Table Web 2"/>
+    <w:lsdException w:unhideWhenUsed="0" w:uiPriority="0" w:semiHidden="0" w:name="Table Web 3"/>
+    <w:lsdException w:unhideWhenUsed="0" w:uiPriority="0" w:semiHidden="0" w:name="Balloon Text"/>
+    <w:lsdException w:qFormat="1" w:unhideWhenUsed="0" w:uiPriority="0" w:semiHidden="0" w:name="Table Grid"/>
+    <w:lsdException w:unhideWhenUsed="0" w:uiPriority="0" w:semiHidden="0" w:name="Table Theme"/>
+    <w:lsdException w:unhideWhenUsed="0" w:uiPriority="60" w:semiHidden="0" w:name="Light Shading"/>
+    <w:lsdException w:unhideWhenUsed="0" w:uiPriority="61" w:semiHidden="0" w:name="Light List"/>
+    <w:lsdException w:unhideWhenUsed="0" w:uiPriority="62" w:semiHidden="0" w:name="Light Grid"/>
+    <w:lsdException w:unhideWhenUsed="0" w:uiPriority="63" w:semiHidden="0" w:name="Medium Shading 1"/>
+    <w:lsdException w:unhideWhenUsed="0" w:uiPriority="64" w:semiHidden="0" w:name="Medium Shading 2"/>
+    <w:lsdException w:unhideWhenUsed="0" w:uiPriority="65" w:semiHidden="0" w:name="Medium List 1"/>
+    <w:lsdException w:unhideWhenUsed="0" w:uiPriority="66" w:semiHidden="0" w:name="Medium List 2"/>
+    <w:lsdException w:unhideWhenUsed="0" w:uiPriority="67" w:semiHidden="0" w:name="Medium Grid 1"/>
+    <w:lsdException w:unhideWhenUsed="0" w:uiPriority="68" w:semiHidden="0" w:name="Medium Grid 2"/>
+    <w:lsdException w:unhideWhenUsed="0" w:uiPriority="69" w:semiHidden="0" w:name="Medium Grid 3"/>
+    <w:lsdException w:unhideWhenUsed="0" w:uiPriority="70" w:semiHidden="0" w:name="Dark List"/>
+    <w:lsdException w:unhideWhenUsed="0" w:uiPriority="71" w:semiHidden="0" w:name="Colorful Shading"/>
+    <w:lsdException w:unhideWhenUsed="0" w:uiPriority="72" w:semiHidden="0" w:name="Colorful List"/>
+    <w:lsdException w:unhideWhenUsed="0" w:uiPriority="73" w:semiHidden="0" w:name="Colorful Grid"/>
+    <w:lsdException w:unhideWhenUsed="0" w:uiPriority="60" w:semiHidden="0" w:name="Light Shading Accent 1"/>
+    <w:lsdException w:unhideWhenUsed="0" w:uiPriority="61" w:semiHidden="0" w:name="Light List Accent 1"/>
+    <w:lsdException w:unhideWhenUsed="0" w:uiPriority="62" w:semiHidden="0" w:name="Light Grid Accent 1"/>
+    <w:lsdException w:unhideWhenUsed="0" w:uiPriority="63" w:semiHidden="0" w:name="Medium Shading 1 Accent 1"/>
+    <w:lsdException w:unhideWhenUsed="0" w:uiPriority="64" w:semiHidden="0" w:name="Medium Shading 2 Accent 1"/>
+    <w:lsdException w:unhideWhenUsed="0" w:uiPriority="65" w:semiHidden="0" w:name="Medium List 1 Accent 1"/>
+    <w:lsdException w:unhideWhenUsed="0" w:uiPriority="66" w:semiHidden="0" w:name="Medium List 2 Accent 1"/>
+    <w:lsdException w:unhideWhenUsed="0" w:uiPriority="67" w:semiHidden="0" w:name="Medium Grid 1 Accent 1"/>
+    <w:lsdException w:unhideWhenUsed="0" w:uiPriority="68" w:semiHidden="0" w:name="Medium Grid 2 Accent 1"/>
+    <w:lsdException w:unhideWhenUsed="0" w:uiPriority="69" w:semiHidden="0" w:name="Medium Grid 3 Accent 1"/>
+    <w:lsdException w:unhideWhenUsed="0" w:uiPriority="70" w:semiHidden="0" w:name="Dark List Accent 1"/>
+    <w:lsdException w:unhideWhenUsed="0" w:uiPriority="71" w:semiHidden="0" w:name="Colorful Shading Accent 1"/>
+    <w:lsdException w:unhideWhenUsed="0" w:uiPriority="72" w:semiHidden="0" w:name="Colorful List Accent 1"/>
+    <w:lsdException w:unhideWhenUsed="0" w:uiPriority="73" w:semiHidden="0" w:name="Colorful Grid Accent 1"/>
+    <w:lsdException w:unhideWhenUsed="0" w:uiPriority="60" w:semiHidden="0" w:name="Light Shading Accent 2"/>
+    <w:lsdException w:unhideWhenUsed="0" w:uiPriority="61" w:semiHidden="0" w:name="Light List Accent 2"/>
+    <w:lsdException w:unhideWhenUsed="0" w:uiPriority="62" w:semiHidden="0" w:name="Light Grid Accent 2"/>
+    <w:lsdException w:unhideWhenUsed="0" w:uiPriority="63" w:semiHidden="0" w:name="Medium Shading 1 Accent 2"/>
+    <w:lsdException w:unhideWhenUsed="0" w:uiPriority="64" w:semiHidden="0" w:name="Medium Shading 2 Accent 2"/>
+    <w:lsdException w:unhideWhenUsed="0" w:uiPriority="65" w:semiHidden="0" w:name="Medium List 1 Accent 2"/>
+    <w:lsdException w:unhideWhenUsed="0" w:uiPriority="66" w:semiHidden="0" w:name="Medium List 2 Accent 2"/>
+    <w:lsdException w:unhideWhenUsed="0" w:uiPriority="67" w:semiHidden="0" w:name="Medium Grid 1 Accent 2"/>
+    <w:lsdException w:unhideWhenUsed="0" w:uiPriority="68" w:semiHidden="0" w:name="Medium Grid 2 Accent 2"/>
+    <w:lsdException w:unhideWhenUsed="0" w:uiPriority="69" w:semiHidden="0" w:name="Medium Grid 3 Accent 2"/>
+    <w:lsdException w:unhideWhenUsed="0" w:uiPriority="70" w:semiHidden="0" w:name="Dark List Accent 2"/>
+    <w:lsdException w:unhideWhenUsed="0" w:uiPriority="71" w:semiHidden="0" w:name="Colorful Shading Accent 2"/>
+    <w:lsdException w:unhideWhenUsed="0" w:uiPriority="72" w:semiHidden="0" w:name="Colorful List Accent 2"/>
+    <w:lsdException w:unhideWhenUsed="0" w:uiPriority="73" w:semiHidden="0" w:name="Colorful Grid Accent 2"/>
+    <w:lsdException w:unhideWhenUsed="0" w:uiPriority="60" w:semiHidden="0" w:name="Light Shading Accent 3"/>
+    <w:lsdException w:unhideWhenUsed="0" w:uiPriority="61" w:semiHidden="0" w:name="Light List Accent 3"/>
+    <w:lsdException w:unhideWhenUsed="0" w:uiPriority="62" w:semiHidden="0" w:name="Light Grid Accent 3"/>
+    <w:lsdException w:unhideWhenUsed="0" w:uiPriority="63" w:semiHidden="0" w:name="Medium Shading 1 Accent 3"/>
+    <w:lsdException w:unhideWhenUsed="0" w:uiPriority="64" w:semiHidden="0" w:name="Medium Shading 2 Accent 3"/>
+    <w:lsdException w:unhideWhenUsed="0" w:uiPriority="65" w:semiHidden="0" w:name="Medium List 1 Accent 3"/>
+    <w:lsdException w:unhideWhenUsed="0" w:uiPriority="66" w:semiHidden="0" w:name="Medium List 2 Accent 3"/>
+    <w:lsdException w:unhideWhenUsed="0" w:uiPriority="67" w:semiHidden="0" w:name="Medium Grid 1 Accent 3"/>
+    <w:lsdException w:unhideWhenUsed="0" w:uiPriority="68" w:semiHidden="0" w:name="Medium Grid 2 Accent 3"/>
+    <w:lsdException w:unhideWhenUsed="0" w:uiPriority="69" w:semiHidden="0" w:name="Medium Grid 3 Accent 3"/>
+    <w:lsdException w:unhideWhenUsed="0" w:uiPriority="70" w:semiHidden="0" w:name="Dark List Accent 3"/>
+    <w:lsdException w:unhideWhenUsed="0" w:uiPriority="71" w:semiHidden="0" w:name="Colorful Shading Accent 3"/>
+    <w:lsdException w:unhideWhenUsed="0" w:uiPriority="72" w:semiHidden="0" w:name="Colorful List Accent 3"/>
+    <w:lsdException w:unhideWhenUsed="0" w:uiPriority="73" w:semiHidden="0" w:name="Colorful Grid Accent 3"/>
+    <w:lsdException w:unhideWhenUsed="0" w:uiPriority="60" w:semiHidden="0" w:name="Light Shading Accent 4"/>
+    <w:lsdException w:unhideWhenUsed="0" w:uiPriority="61" w:semiHidden="0" w:name="Light List Accent 4"/>
+    <w:lsdException w:unhideWhenUsed="0" w:uiPriority="62" w:semiHidden="0" w:name="Light Grid Accent 4"/>
+    <w:lsdException w:unhideWhenUsed="0" w:uiPriority="63" w:semiHidden="0" w:name="Medium Shading 1 Accent 4"/>
+    <w:lsdException w:unhideWhenUsed="0" w:uiPriority="64" w:semiHidden="0" w:name="Medium Shading 2 Accent 4"/>
+    <w:lsdException w:unhideWhenUsed="0" w:uiPriority="65" w:semiHidden="0" w:name="Medium List 1 Accent 4"/>
+    <w:lsdException w:unhideWhenUsed="0" w:uiPriority="66" w:semiHidden="0" w:name="Medium List 2 Accent 4"/>
+    <w:lsdException w:unhideWhenUsed="0" w:uiPriority="67" w:semiHidden="0" w:name="Medium Grid 1 Accent 4"/>
+    <w:lsdException w:unhideWhenUsed="0" w:uiPriority="68" w:semiHidden="0" w:name="Medium Grid 2 Accent 4"/>
+    <w:lsdException w:unhideWhenUsed="0" w:uiPriority="69" w:semiHidden="0" w:name="Medium Grid 3 Accent 4"/>
+    <w:lsdException w:unhideWhenUsed="0" w:uiPriority="70" w:semiHidden="0" w:name="Dark List Accent 4"/>
+    <w:lsdException w:unhideWhenUsed="0" w:uiPriority="71" w:semiHidden="0" w:name="Colorful Shading Accent 4"/>
+    <w:lsdException w:unhideWhenUsed="0" w:uiPriority="72" w:semiHidden="0" w:name="Colorful List Accent 4"/>
+    <w:lsdException w:unhideWhenUsed="0" w:uiPriority="73" w:semiHidden="0" w:name="Colorful Grid Accent 4"/>
+    <w:lsdException w:unhideWhenUsed="0" w:uiPriority="60" w:semiHidden="0" w:name="Light Shading Accent 5"/>
+    <w:lsdException w:unhideWhenUsed="0" w:uiPriority="61" w:semiHidden="0" w:name="Light List Accent 5"/>
+    <w:lsdException w:unhideWhenUsed="0" w:uiPriority="62" w:semiHidden="0" w:name="Light Grid Accent 5"/>
+    <w:lsdException w:unhideWhenUsed="0" w:uiPriority="63" w:semiHidden="0" w:name="Medium Shading 1 Accent 5"/>
+    <w:lsdException w:unhideWhenUsed="0" w:uiPriority="64" w:semiHidden="0" w:name="Medium Shading 2 Accent 5"/>
+    <w:lsdException w:unhideWhenUsed="0" w:uiPriority="65" w:semiHidden="0" w:name="Medium List 1 Accent 5"/>
+    <w:lsdException w:unhideWhenUsed="0" w:uiPriority="66" w:semiHidden="0" w:name="Medium List 2 Accent 5"/>
+    <w:lsdException w:unhideWhenUsed="0" w:uiPriority="67" w:semiHidden="0" w:name="Medium Grid 1 Accent 5"/>
+    <w:lsdException w:unhideWhenUsed="0" w:uiPriority="68" w:semiHidden="0" w:name="Medium Grid 2 Accent 5"/>
+    <w:lsdException w:unhideWhenUsed="0" w:uiPriority="69" w:semiHidden="0" w:name="Medium Grid 3 Accent 5"/>
+    <w:lsdException w:unhideWhenUsed="0" w:uiPriority="70" w:semiHidden="0" w:name="Dark List Accent 5"/>
+    <w:lsdException w:unhideWhenUsed="0" w:uiPriority="71" w:semiHidden="0" w:name="Colorful Shading Accent 5"/>
+    <w:lsdException w:unhideWhenUsed="0" w:uiPriority="72" w:semiHidden="0" w:name="Colorful List Accent 5"/>
+    <w:lsdException w:unhideWhenUsed="0" w:uiPriority="73" w:semiHidden="0" w:name="Colorful Grid Accent 5"/>
+    <w:lsdException w:unhideWhenUsed="0" w:uiPriority="60" w:semiHidden="0" w:name="Light Shading Accent 6"/>
+    <w:lsdException w:unhideWhenUsed="0" w:uiPriority="61" w:semiHidden="0" w:name="Light List Accent 6"/>
+    <w:lsdException w:unhideWhenUsed="0" w:uiPriority="62" w:semiHidden="0" w:name="Light Grid Accent 6"/>
+    <w:lsdException w:unhideWhenUsed="0" w:uiPriority="63" w:semiHidden="0" w:name="Medium Shading 1 Accent 6"/>
+    <w:lsdException w:unhideWhenUsed="0" w:uiPriority="64" w:semiHidden="0" w:name="Medium Shading 2 Accent 6"/>
+    <w:lsdException w:unhideWhenUsed="0" w:uiPriority="65" w:semiHidden="0" w:name="Medium List 1 Accent 6"/>
+    <w:lsdException w:unhideWhenUsed="0" w:uiPriority="66" w:semiHidden="0" w:name="Medium List 2 Accent 6"/>
+    <w:lsdException w:unhideWhenUsed="0" w:uiPriority="67" w:semiHidden="0" w:name="Medium Grid 1 Accent 6"/>
+    <w:lsdException w:unhideWhenUsed="0" w:uiPriority="68" w:semiHidden="0" w:name="Medium Grid 2 Accent 6"/>
+    <w:lsdException w:unhideWhenUsed="0" w:uiPriority="69" w:semiHidden="0" w:name="Medium Grid 3 Accent 6"/>
+    <w:lsdException w:unhideWhenUsed="0" w:uiPriority="70" w:semiHidden="0" w:name="Dark List Accent 6"/>
+    <w:lsdException w:unhideWhenUsed="0" w:uiPriority="71" w:semiHidden="0" w:name="Colorful Shading Accent 6"/>
+    <w:lsdException w:unhideWhenUsed="0" w:uiPriority="72" w:semiHidden="0" w:name="Colorful List Accent 6"/>
+    <w:lsdException w:unhideWhenUsed="0" w:uiPriority="73" w:semiHidden="0" w:name="Colorful Grid Accent 6"/>
   </w:latentStyles>
-  <w:style w:type="paragraph" w:default="1" w:styleId="Normal">
+  <w:style w:type="paragraph" w:default="1" w:styleId="1">
     <w:name w:val="Normal"/>
     <w:qFormat/>
+    <w:uiPriority w:val="0"/>
     <w:pPr>
       <w:kinsoku w:val="0"/>
       <w:autoSpaceDE w:val="0"/>
@@ -12047,7 +12213,7 @@
       <w:textAlignment w:val="baseline"/>
     </w:pPr>
     <w:rPr>
-      <w:rFonts w:ascii="Arial" w:eastAsia="宋体" w:hAnsi="Arial" w:cs="Arial"/>
+      <w:rFonts w:ascii="Arial" w:hAnsi="Arial" w:eastAsia="宋体" w:cs="Arial"/>
       <w:snapToGrid w:val="0"/>
       <w:color w:val="000000"/>
       <w:kern w:val="0"/>
@@ -12056,11 +12222,12 @@
       <w:lang w:val="en-US" w:eastAsia="en-US" w:bidi="ar-SA"/>
     </w:rPr>
   </w:style>
-  <w:style w:type="paragraph" w:styleId="Heading1">
+  <w:style w:type="paragraph" w:styleId="2">
     <w:name w:val="heading 1"/>
-    <w:basedOn w:val="Normal"/>
-    <w:next w:val="Normal"/>
+    <w:basedOn w:val="1"/>
+    <w:next w:val="1"/>
     <w:qFormat/>
+    <w:uiPriority w:val="0"/>
     <w:pPr>
       <w:keepNext/>
       <w:keepLines/>
@@ -12078,12 +12245,13 @@
       <w:sz w:val="44"/>
     </w:rPr>
   </w:style>
-  <w:style w:type="paragraph" w:styleId="Heading2">
+  <w:style w:type="paragraph" w:styleId="3">
     <w:name w:val="heading 2"/>
-    <w:basedOn w:val="Normal"/>
-    <w:next w:val="Normal"/>
+    <w:basedOn w:val="1"/>
+    <w:next w:val="1"/>
     <w:unhideWhenUsed/>
     <w:qFormat/>
+    <w:uiPriority w:val="0"/>
     <w:pPr>
       <w:keepNext/>
       <w:keepLines/>
@@ -12096,18 +12264,19 @@
       <w:outlineLvl w:val="1"/>
     </w:pPr>
     <w:rPr>
-      <w:rFonts w:ascii="Arial" w:eastAsia="黑体" w:hAnsi="Arial"/>
+      <w:rFonts w:ascii="Arial" w:hAnsi="Arial" w:eastAsia="黑体"/>
       <w:b/>
       <w:sz w:val="32"/>
     </w:rPr>
   </w:style>
-  <w:style w:type="paragraph" w:styleId="Heading3">
+  <w:style w:type="paragraph" w:styleId="4">
     <w:name w:val="heading 3"/>
-    <w:basedOn w:val="Normal"/>
-    <w:next w:val="Normal"/>
+    <w:basedOn w:val="1"/>
+    <w:next w:val="1"/>
     <w:semiHidden/>
     <w:unhideWhenUsed/>
     <w:qFormat/>
+    <w:uiPriority w:val="0"/>
     <w:pPr>
       <w:keepNext/>
       <w:keepLines/>
@@ -12124,12 +12293,13 @@
       <w:sz w:val="32"/>
     </w:rPr>
   </w:style>
-  <w:style w:type="paragraph" w:styleId="Heading4">
+  <w:style w:type="paragraph" w:styleId="5">
     <w:name w:val="heading 4"/>
-    <w:basedOn w:val="Normal"/>
-    <w:next w:val="Normal"/>
+    <w:basedOn w:val="1"/>
+    <w:next w:val="1"/>
     <w:unhideWhenUsed/>
     <w:qFormat/>
+    <w:uiPriority w:val="0"/>
     <w:pPr>
       <w:keepNext/>
       <w:keepLines/>
@@ -12142,18 +12312,19 @@
       <w:outlineLvl w:val="3"/>
     </w:pPr>
     <w:rPr>
-      <w:rFonts w:ascii="Arial" w:eastAsia="黑体" w:hAnsi="Arial"/>
+      <w:rFonts w:ascii="Arial" w:hAnsi="Arial" w:eastAsia="黑体"/>
       <w:b/>
       <w:sz w:val="28"/>
     </w:rPr>
   </w:style>
-  <w:style w:type="paragraph" w:styleId="Heading5">
+  <w:style w:type="paragraph" w:styleId="6">
     <w:name w:val="heading 5"/>
-    <w:basedOn w:val="Normal"/>
-    <w:next w:val="Normal"/>
+    <w:basedOn w:val="1"/>
+    <w:next w:val="1"/>
     <w:semiHidden/>
     <w:unhideWhenUsed/>
     <w:qFormat/>
+    <w:uiPriority w:val="0"/>
     <w:pPr>
       <w:keepNext/>
       <w:keepLines/>
@@ -12170,13 +12341,14 @@
       <w:sz w:val="28"/>
     </w:rPr>
   </w:style>
-  <w:style w:type="paragraph" w:styleId="Heading6">
+  <w:style w:type="paragraph" w:styleId="7">
     <w:name w:val="heading 6"/>
-    <w:basedOn w:val="Normal"/>
-    <w:next w:val="Normal"/>
+    <w:basedOn w:val="1"/>
+    <w:next w:val="1"/>
     <w:semiHidden/>
     <w:unhideWhenUsed/>
     <w:qFormat/>
+    <w:uiPriority w:val="0"/>
     <w:pPr>
       <w:keepNext/>
       <w:keepLines/>
@@ -12189,18 +12361,19 @@
       <w:outlineLvl w:val="5"/>
     </w:pPr>
     <w:rPr>
-      <w:rFonts w:ascii="Arial" w:eastAsia="黑体" w:hAnsi="Arial"/>
+      <w:rFonts w:ascii="Arial" w:hAnsi="Arial" w:eastAsia="黑体"/>
       <w:b/>
       <w:sz w:val="24"/>
     </w:rPr>
   </w:style>
-  <w:style w:type="paragraph" w:styleId="Heading7">
+  <w:style w:type="paragraph" w:styleId="8">
     <w:name w:val="heading 7"/>
-    <w:basedOn w:val="Normal"/>
-    <w:next w:val="Normal"/>
+    <w:basedOn w:val="1"/>
+    <w:next w:val="1"/>
     <w:semiHidden/>
     <w:unhideWhenUsed/>
     <w:qFormat/>
+    <w:uiPriority w:val="0"/>
     <w:pPr>
       <w:keepNext/>
       <w:keepLines/>
@@ -12217,13 +12390,14 @@
       <w:sz w:val="24"/>
     </w:rPr>
   </w:style>
-  <w:style w:type="paragraph" w:styleId="Heading8">
+  <w:style w:type="paragraph" w:styleId="9">
     <w:name w:val="heading 8"/>
-    <w:basedOn w:val="Normal"/>
-    <w:next w:val="Normal"/>
+    <w:basedOn w:val="1"/>
+    <w:next w:val="1"/>
     <w:semiHidden/>
     <w:unhideWhenUsed/>
     <w:qFormat/>
+    <w:uiPriority w:val="0"/>
     <w:pPr>
       <w:keepNext/>
       <w:keepLines/>
@@ -12236,17 +12410,18 @@
       <w:outlineLvl w:val="7"/>
     </w:pPr>
     <w:rPr>
-      <w:rFonts w:ascii="Arial" w:eastAsia="黑体" w:hAnsi="Arial"/>
+      <w:rFonts w:ascii="Arial" w:hAnsi="Arial" w:eastAsia="黑体"/>
       <w:sz w:val="24"/>
     </w:rPr>
   </w:style>
-  <w:style w:type="paragraph" w:styleId="Heading9">
+  <w:style w:type="paragraph" w:styleId="10">
     <w:name w:val="heading 9"/>
-    <w:basedOn w:val="Normal"/>
-    <w:next w:val="Normal"/>
+    <w:basedOn w:val="1"/>
+    <w:next w:val="1"/>
     <w:semiHidden/>
     <w:unhideWhenUsed/>
     <w:qFormat/>
+    <w:uiPriority w:val="0"/>
     <w:pPr>
       <w:keepNext/>
       <w:keepLines/>
@@ -12259,19 +12434,21 @@
       <w:outlineLvl w:val="8"/>
     </w:pPr>
     <w:rPr>
-      <w:rFonts w:ascii="Arial" w:eastAsia="黑体" w:hAnsi="Arial"/>
+      <w:rFonts w:ascii="Arial" w:hAnsi="Arial" w:eastAsia="黑体"/>
       <w:sz w:val="21"/>
     </w:rPr>
   </w:style>
-  <w:style w:type="character" w:default="1" w:styleId="DefaultParagraphFont">
+  <w:style w:type="character" w:default="1" w:styleId="24">
     <w:name w:val="Default Paragraph Font"/>
     <w:semiHidden/>
     <w:qFormat/>
+    <w:uiPriority w:val="0"/>
   </w:style>
-  <w:style w:type="table" w:default="1" w:styleId="TableNormal">
+  <w:style w:type="table" w:default="1" w:styleId="22">
     <w:name w:val="Normal Table"/>
     <w:semiHidden/>
     <w:qFormat/>
+    <w:uiPriority w:val="0"/>
     <w:tblPr>
       <w:tblCellMar>
         <w:top w:w="0" w:type="dxa"/>
@@ -12281,39 +12458,43 @@
       </w:tblCellMar>
     </w:tblPr>
   </w:style>
-  <w:style w:type="paragraph" w:styleId="CommentText">
+  <w:style w:type="paragraph" w:styleId="11">
     <w:name w:val="annotation text"/>
-    <w:basedOn w:val="Normal"/>
+    <w:basedOn w:val="1"/>
     <w:qFormat/>
+    <w:uiPriority w:val="0"/>
     <w:pPr>
       <w:jc w:val="left"/>
     </w:pPr>
   </w:style>
-  <w:style w:type="paragraph" w:styleId="BodyText">
+  <w:style w:type="paragraph" w:styleId="12">
     <w:name w:val="Body Text"/>
-    <w:basedOn w:val="Normal"/>
+    <w:basedOn w:val="1"/>
     <w:semiHidden/>
     <w:qFormat/>
+    <w:uiPriority w:val="0"/>
     <w:rPr>
-      <w:rFonts w:ascii="Arial" w:eastAsia="Arial" w:hAnsi="Arial" w:cs="Arial"/>
+      <w:rFonts w:ascii="Arial" w:hAnsi="Arial" w:eastAsia="Arial" w:cs="Arial"/>
       <w:sz w:val="21"/>
       <w:szCs w:val="21"/>
       <w:lang w:val="en-US" w:eastAsia="en-US" w:bidi="ar-SA"/>
     </w:rPr>
   </w:style>
-  <w:style w:type="paragraph" w:styleId="TOC3">
+  <w:style w:type="paragraph" w:styleId="13">
     <w:name w:val="toc 3"/>
-    <w:basedOn w:val="Normal"/>
-    <w:next w:val="Normal"/>
+    <w:basedOn w:val="1"/>
+    <w:next w:val="1"/>
     <w:qFormat/>
+    <w:uiPriority w:val="0"/>
     <w:pPr>
       <w:ind w:left="840" w:leftChars="400"/>
     </w:pPr>
   </w:style>
-  <w:style w:type="paragraph" w:styleId="Footer">
+  <w:style w:type="paragraph" w:styleId="14">
     <w:name w:val="footer"/>
-    <w:basedOn w:val="Normal"/>
+    <w:basedOn w:val="1"/>
     <w:qFormat/>
+    <w:uiPriority w:val="0"/>
     <w:pPr>
       <w:tabs>
         <w:tab w:val="center" w:pos="4153"/>
@@ -12326,16 +12507,17 @@
       <w:sz w:val="18"/>
     </w:rPr>
   </w:style>
-  <w:style w:type="paragraph" w:styleId="Header">
+  <w:style w:type="paragraph" w:styleId="15">
     <w:name w:val="header"/>
-    <w:basedOn w:val="Normal"/>
+    <w:basedOn w:val="1"/>
     <w:qFormat/>
+    <w:uiPriority w:val="0"/>
     <w:pPr>
       <w:pBdr>
-        <w:top w:val="nil"/>
-        <w:left w:val="nil"/>
-        <w:bottom w:val="nil"/>
-        <w:right w:val="nil"/>
+        <w:top w:val="none" w:color="auto" w:sz="0" w:space="0"/>
+        <w:left w:val="none" w:color="auto" w:sz="0" w:space="0"/>
+        <w:bottom w:val="none" w:color="auto" w:sz="0" w:space="0"/>
+        <w:right w:val="none" w:color="auto" w:sz="0" w:space="0"/>
       </w:pBdr>
       <w:tabs>
         <w:tab w:val="center" w:pos="4153"/>
@@ -12350,55 +12532,61 @@
       <w:sz w:val="18"/>
     </w:rPr>
   </w:style>
-  <w:style w:type="paragraph" w:styleId="TOC1">
+  <w:style w:type="paragraph" w:styleId="16">
     <w:name w:val="toc 1"/>
-    <w:basedOn w:val="Normal"/>
-    <w:next w:val="Normal"/>
+    <w:basedOn w:val="1"/>
+    <w:next w:val="1"/>
     <w:qFormat/>
+    <w:uiPriority w:val="0"/>
     <w:rPr>
-      <w:rFonts w:ascii="Arial" w:eastAsia="Microsoft JhengHei" w:hAnsi="Arial"/>
+      <w:rFonts w:ascii="Arial" w:hAnsi="Arial" w:eastAsia="Microsoft JhengHei"/>
       <w:sz w:val="24"/>
     </w:rPr>
   </w:style>
-  <w:style w:type="paragraph" w:styleId="TableofFigures">
+  <w:style w:type="paragraph" w:styleId="17">
     <w:name w:val="table of figures"/>
-    <w:basedOn w:val="Normal"/>
-    <w:next w:val="Normal"/>
+    <w:basedOn w:val="1"/>
+    <w:next w:val="1"/>
     <w:qFormat/>
+    <w:uiPriority w:val="0"/>
     <w:pPr>
-      <w:ind w:hanging="200" w:leftChars="200" w:hangingChars="200"/>
+      <w:ind w:leftChars="200" w:hanging="200" w:hangingChars="200"/>
     </w:pPr>
   </w:style>
-  <w:style w:type="paragraph" w:styleId="TOC2">
+  <w:style w:type="paragraph" w:styleId="18">
     <w:name w:val="toc 2"/>
-    <w:basedOn w:val="Normal"/>
-    <w:next w:val="Normal"/>
+    <w:basedOn w:val="1"/>
+    <w:next w:val="1"/>
     <w:qFormat/>
+    <w:uiPriority w:val="0"/>
     <w:pPr>
       <w:ind w:left="420" w:leftChars="200"/>
     </w:pPr>
   </w:style>
-  <w:style w:type="paragraph" w:styleId="HTMLPreformatted">
+  <w:style w:type="paragraph" w:styleId="19">
     <w:name w:val="HTML Preformatted"/>
-    <w:basedOn w:val="Normal"/>
+    <w:basedOn w:val="1"/>
     <w:qFormat/>
+    <w:uiPriority w:val="0"/>
     <w:rPr>
       <w:rFonts w:ascii="Courier New" w:hAnsi="Courier New"/>
       <w:sz w:val="20"/>
     </w:rPr>
   </w:style>
-  <w:style w:type="paragraph" w:styleId="NormalWeb">
+  <w:style w:type="paragraph" w:styleId="20">
     <w:name w:val="Normal (Web)"/>
-    <w:basedOn w:val="Normal"/>
+    <w:basedOn w:val="1"/>
     <w:qFormat/>
+    <w:uiPriority w:val="0"/>
     <w:rPr>
       <w:sz w:val="24"/>
     </w:rPr>
   </w:style>
-  <w:style w:type="paragraph" w:styleId="Title">
+  <w:style w:type="paragraph" w:styleId="21">
     <w:name w:val="Title"/>
-    <w:basedOn w:val="Normal"/>
+    <w:basedOn w:val="1"/>
     <w:qFormat/>
+    <w:uiPriority w:val="0"/>
     <w:pPr>
       <w:spacing w:before="240" w:beforeLines="0" w:beforeAutospacing="0" w:after="60" w:afterLines="0" w:afterAutospacing="0"/>
       <w:jc w:val="center"/>
@@ -12410,85 +12598,91 @@
       <w:sz w:val="32"/>
     </w:rPr>
   </w:style>
-  <w:style w:type="table" w:styleId="TableGrid">
+  <w:style w:type="table" w:styleId="23">
     <w:name w:val="Table Grid"/>
-    <w:basedOn w:val="TableNormal"/>
+    <w:basedOn w:val="22"/>
     <w:qFormat/>
+    <w:uiPriority w:val="0"/>
     <w:pPr>
       <w:widowControl w:val="0"/>
       <w:jc w:val="both"/>
     </w:pPr>
     <w:tblPr>
       <w:tblBorders>
-        <w:top w:val="single" w:sz="4" w:space="0" w:color="auto"/>
-        <w:left w:val="single" w:sz="4" w:space="0" w:color="auto"/>
-        <w:bottom w:val="single" w:sz="4" w:space="0" w:color="auto"/>
-        <w:right w:val="single" w:sz="4" w:space="0" w:color="auto"/>
-        <w:insideH w:val="single" w:sz="4" w:space="0" w:color="auto"/>
-        <w:insideV w:val="single" w:sz="4" w:space="0" w:color="auto"/>
+        <w:top w:val="single" w:color="auto" w:sz="4" w:space="0"/>
+        <w:left w:val="single" w:color="auto" w:sz="4" w:space="0"/>
+        <w:bottom w:val="single" w:color="auto" w:sz="4" w:space="0"/>
+        <w:right w:val="single" w:color="auto" w:sz="4" w:space="0"/>
+        <w:insideH w:val="single" w:color="auto" w:sz="4" w:space="0"/>
+        <w:insideV w:val="single" w:color="auto" w:sz="4" w:space="0"/>
       </w:tblBorders>
     </w:tblPr>
   </w:style>
-  <w:style w:type="character" w:styleId="Strong">
+  <w:style w:type="character" w:styleId="25">
     <w:name w:val="Strong"/>
-    <w:basedOn w:val="DefaultParagraphFont"/>
+    <w:basedOn w:val="24"/>
     <w:qFormat/>
+    <w:uiPriority w:val="0"/>
     <w:rPr>
       <w:b/>
     </w:rPr>
   </w:style>
-  <w:style w:type="paragraph" w:customStyle="1" w:styleId="a">
+  <w:style w:type="paragraph" w:customStyle="1" w:styleId="26">
     <w:name w:val="柴_文档修订信息"/>
-    <w:basedOn w:val="Normal"/>
+    <w:basedOn w:val="1"/>
     <w:qFormat/>
+    <w:uiPriority w:val="0"/>
     <w:pPr>
       <w:widowControl w:val="0"/>
       <w:ind w:firstLine="470" w:firstLineChars="200"/>
       <w:jc w:val="center"/>
     </w:pPr>
     <w:rPr>
-      <w:rFonts w:ascii="Arial" w:hAnsi="Arial" w:hint="eastAsia"/>
+      <w:rFonts w:hint="eastAsia" w:ascii="Arial" w:hAnsi="Arial"/>
       <w:b/>
       <w:bCs/>
       <w:sz w:val="24"/>
       <w:lang w:eastAsia="zh-CN"/>
     </w:rPr>
   </w:style>
-  <w:style w:type="paragraph" w:customStyle="1" w:styleId="a0">
+  <w:style w:type="paragraph" w:customStyle="1" w:styleId="27">
     <w:name w:val="柴_公司名"/>
-    <w:basedOn w:val="Title"/>
+    <w:basedOn w:val="21"/>
     <w:qFormat/>
+    <w:uiPriority w:val="0"/>
     <w:pPr>
       <w:spacing w:after="600" w:afterLines="600"/>
     </w:pPr>
     <w:rPr>
-      <w:rFonts w:ascii="宋体" w:eastAsia="宋体" w:hAnsi="宋体" w:cs="宋体" w:hint="eastAsia"/>
+      <w:rFonts w:hint="eastAsia" w:ascii="宋体" w:hAnsi="宋体" w:eastAsia="宋体" w:cs="宋体"/>
       <w:bCs/>
       <w:spacing w:val="-6"/>
       <w:sz w:val="52"/>
       <w:szCs w:val="52"/>
     </w:rPr>
   </w:style>
-  <w:style w:type="paragraph" w:customStyle="1" w:styleId="a1">
+  <w:style w:type="paragraph" w:customStyle="1" w:styleId="28">
     <w:name w:val="柴_文档名"/>
-    <w:basedOn w:val="Title"/>
+    <w:basedOn w:val="21"/>
     <w:qFormat/>
+    <w:uiPriority w:val="0"/>
     <w:pPr>
       <w:spacing w:after="900" w:afterLines="900"/>
     </w:pPr>
     <w:rPr>
-      <w:rFonts w:ascii="黑体" w:eastAsia="黑体" w:hAnsi="黑体" w:cs="黑体"/>
+      <w:rFonts w:ascii="黑体" w:hAnsi="黑体" w:eastAsia="黑体" w:cs="黑体"/>
       <w:bCs/>
       <w:spacing w:val="-7"/>
       <w:sz w:val="52"/>
       <w:szCs w:val="52"/>
     </w:rPr>
   </w:style>
-  <w:style w:type="table" w:customStyle="1" w:styleId="TableNormal0">
+  <w:style w:type="table" w:customStyle="1" w:styleId="29">
     <w:name w:val="Table Normal_0"/>
     <w:semiHidden/>
     <w:unhideWhenUsed/>
     <w:qFormat/>
+    <w:uiPriority w:val="0"/>
     <w:tblPr>
       <w:tblCellMar>
         <w:top w:w="0" w:type="dxa"/>
@@ -12498,82 +12692,88 @@
       </w:tblCellMar>
     </w:tblPr>
   </w:style>
-  <w:style w:type="paragraph" w:customStyle="1" w:styleId="TableText">
+  <w:style w:type="paragraph" w:customStyle="1" w:styleId="30">
     <w:name w:val="Table Text"/>
-    <w:basedOn w:val="Normal"/>
+    <w:basedOn w:val="1"/>
     <w:semiHidden/>
     <w:qFormat/>
+    <w:uiPriority w:val="0"/>
     <w:rPr>
-      <w:rFonts w:ascii="宋体" w:eastAsia="宋体" w:hAnsi="宋体" w:cs="宋体"/>
+      <w:rFonts w:ascii="宋体" w:hAnsi="宋体" w:eastAsia="宋体" w:cs="宋体"/>
       <w:sz w:val="21"/>
       <w:szCs w:val="21"/>
       <w:lang w:val="en-US" w:eastAsia="en-US" w:bidi="ar-SA"/>
     </w:rPr>
   </w:style>
-  <w:style w:type="paragraph" w:customStyle="1" w:styleId="1">
+  <w:style w:type="paragraph" w:customStyle="1" w:styleId="31">
     <w:name w:val="柴_标题1"/>
-    <w:basedOn w:val="Heading1"/>
-    <w:next w:val="a2"/>
-    <w:link w:val="1Char"/>
+    <w:basedOn w:val="2"/>
+    <w:next w:val="32"/>
+    <w:link w:val="41"/>
     <w:qFormat/>
+    <w:uiPriority w:val="0"/>
     <w:pPr>
       <w:spacing w:before="100" w:after="90" w:line="360" w:lineRule="auto"/>
     </w:pPr>
     <w:rPr>
-      <w:rFonts w:ascii="Arial" w:eastAsia="宋体" w:hAnsi="Arial"/>
+      <w:rFonts w:ascii="Arial" w:hAnsi="Arial" w:eastAsia="宋体"/>
       <w:sz w:val="32"/>
     </w:rPr>
   </w:style>
-  <w:style w:type="paragraph" w:customStyle="1" w:styleId="a2">
+  <w:style w:type="paragraph" w:customStyle="1" w:styleId="32">
     <w:name w:val="柴_正文"/>
-    <w:basedOn w:val="BodyText"/>
-    <w:link w:val="Char"/>
+    <w:basedOn w:val="12"/>
+    <w:link w:val="44"/>
     <w:qFormat/>
+    <w:uiPriority w:val="0"/>
     <w:pPr>
       <w:spacing w:line="360" w:lineRule="auto"/>
       <w:ind w:firstLine="470" w:firstLineChars="200"/>
     </w:pPr>
     <w:rPr>
-      <w:rFonts w:ascii="Arial" w:eastAsia="宋体" w:hAnsi="Arial"/>
+      <w:rFonts w:ascii="Arial" w:hAnsi="Arial" w:eastAsia="宋体"/>
       <w:sz w:val="24"/>
       <w:lang w:eastAsia="zh-CN"/>
     </w:rPr>
   </w:style>
-  <w:style w:type="paragraph" w:customStyle="1" w:styleId="2">
+  <w:style w:type="paragraph" w:customStyle="1" w:styleId="33">
     <w:name w:val="柴_标题2"/>
-    <w:basedOn w:val="Heading2"/>
-    <w:next w:val="a2"/>
-    <w:link w:val="2Char"/>
+    <w:basedOn w:val="3"/>
+    <w:next w:val="32"/>
+    <w:link w:val="47"/>
     <w:qFormat/>
+    <w:uiPriority w:val="0"/>
     <w:pPr>
       <w:spacing w:line="360" w:lineRule="auto"/>
     </w:pPr>
     <w:rPr>
-      <w:rFonts w:ascii="Arial" w:eastAsia="宋体" w:hAnsi="Arial"/>
+      <w:rFonts w:ascii="Arial" w:hAnsi="Arial" w:eastAsia="宋体"/>
       <w:sz w:val="28"/>
     </w:rPr>
   </w:style>
-  <w:style w:type="paragraph" w:customStyle="1" w:styleId="3">
+  <w:style w:type="paragraph" w:customStyle="1" w:styleId="34">
     <w:name w:val="柴_标题3"/>
-    <w:basedOn w:val="Heading3"/>
-    <w:next w:val="a2"/>
+    <w:basedOn w:val="4"/>
+    <w:next w:val="32"/>
     <w:qFormat/>
+    <w:uiPriority w:val="0"/>
     <w:pPr>
       <w:spacing w:line="360" w:lineRule="auto"/>
       <w:ind w:left="0" w:firstLine="472" w:firstLineChars="200"/>
     </w:pPr>
     <w:rPr>
-      <w:rFonts w:ascii="宋体" w:eastAsia="宋体" w:hAnsi="宋体" w:cs="宋体"/>
+      <w:rFonts w:ascii="宋体" w:hAnsi="宋体" w:eastAsia="宋体" w:cs="宋体"/>
       <w:spacing w:val="-2"/>
       <w:sz w:val="24"/>
       <w:szCs w:val="24"/>
     </w:rPr>
   </w:style>
-  <w:style w:type="paragraph" w:customStyle="1" w:styleId="a3">
+  <w:style w:type="paragraph" w:customStyle="1" w:styleId="35">
     <w:name w:val="柴_目录"/>
-    <w:basedOn w:val="Normal"/>
-    <w:next w:val="BodyText"/>
+    <w:basedOn w:val="1"/>
+    <w:next w:val="12"/>
     <w:qFormat/>
+    <w:uiPriority w:val="0"/>
     <w:pPr>
       <w:tabs>
         <w:tab w:val="right" w:leader="dot" w:pos="8442"/>
@@ -12581,59 +12781,64 @@
       <w:ind w:left="0" w:leftChars="0"/>
     </w:pPr>
     <w:rPr>
-      <w:rFonts w:ascii="Arial" w:eastAsia="Microsoft JhengHei" w:hAnsi="Arial"/>
+      <w:rFonts w:ascii="Arial" w:hAnsi="Arial" w:eastAsia="Microsoft JhengHei"/>
       <w:sz w:val="24"/>
     </w:rPr>
   </w:style>
-  <w:style w:type="paragraph" w:customStyle="1" w:styleId="WPSOffice1">
+  <w:style w:type="paragraph" w:customStyle="1" w:styleId="36">
     <w:name w:val="WPSOffice手动目录 1"/>
     <w:qFormat/>
+    <w:uiPriority w:val="0"/>
     <w:pPr>
       <w:ind w:leftChars="0"/>
     </w:pPr>
     <w:rPr>
-      <w:rFonts w:ascii="Times New Roman" w:eastAsia="宋体" w:hAnsi="Times New Roman" w:cs="Times New Roman"/>
+      <w:rFonts w:ascii="Times New Roman" w:hAnsi="Times New Roman" w:eastAsia="宋体" w:cs="Times New Roman"/>
       <w:sz w:val="20"/>
       <w:szCs w:val="20"/>
     </w:rPr>
   </w:style>
-  <w:style w:type="paragraph" w:customStyle="1" w:styleId="WPSOffice2">
+  <w:style w:type="paragraph" w:customStyle="1" w:styleId="37">
     <w:name w:val="WPSOffice手动目录 2"/>
     <w:qFormat/>
+    <w:uiPriority w:val="0"/>
     <w:pPr>
       <w:ind w:leftChars="200"/>
     </w:pPr>
     <w:rPr>
-      <w:rFonts w:ascii="Times New Roman" w:eastAsia="宋体" w:hAnsi="Times New Roman" w:cs="Times New Roman"/>
+      <w:rFonts w:ascii="Times New Roman" w:hAnsi="Times New Roman" w:eastAsia="宋体" w:cs="Times New Roman"/>
       <w:sz w:val="20"/>
       <w:szCs w:val="20"/>
     </w:rPr>
   </w:style>
-  <w:style w:type="paragraph" w:customStyle="1" w:styleId="WPSOffice3">
+  <w:style w:type="paragraph" w:customStyle="1" w:styleId="38">
     <w:name w:val="WPSOffice手动目录 3"/>
     <w:qFormat/>
+    <w:uiPriority w:val="0"/>
     <w:pPr>
       <w:ind w:leftChars="400"/>
     </w:pPr>
     <w:rPr>
-      <w:rFonts w:ascii="Times New Roman" w:eastAsia="宋体" w:hAnsi="Times New Roman" w:cs="Times New Roman"/>
+      <w:rFonts w:ascii="Times New Roman" w:hAnsi="Times New Roman" w:eastAsia="宋体" w:cs="Times New Roman"/>
       <w:sz w:val="20"/>
       <w:szCs w:val="20"/>
     </w:rPr>
   </w:style>
-  <w:style w:type="paragraph" w:customStyle="1" w:styleId="Compact">
+  <w:style w:type="paragraph" w:customStyle="1" w:styleId="39">
     <w:name w:val="Compact"/>
-    <w:basedOn w:val="BodyText"/>
+    <w:basedOn w:val="12"/>
     <w:qFormat/>
+    <w:uiPriority w:val="0"/>
     <w:pPr>
       <w:spacing w:before="36" w:after="36"/>
     </w:pPr>
   </w:style>
-  <w:style w:type="table" w:customStyle="1" w:styleId="Table">
+  <w:style w:type="table" w:customStyle="1" w:styleId="40">
     <w:name w:val="Table"/>
     <w:semiHidden/>
     <w:unhideWhenUsed/>
     <w:qFormat/>
+    <w:uiPriority w:val="0"/>
     <w:tblPr>
       <w:tblCellMar>
         <w:top w:w="0" w:type="dxa"/>
@@ -12645,26 +12850,28 @@
     <w:tblStylePr w:type="firstRow">
       <w:tcPr>
         <w:tcBorders>
-          <w:bottom w:val="single" w:sz="0" w:space="0" w:color="auto"/>
+          <w:bottom w:val="single" w:color="auto" w:sz="0" w:space="0"/>
         </w:tcBorders>
         <w:vAlign w:val="bottom"/>
       </w:tcPr>
     </w:tblStylePr>
   </w:style>
-  <w:style w:type="character" w:customStyle="1" w:styleId="1Char">
+  <w:style w:type="character" w:customStyle="1" w:styleId="41">
     <w:name w:val="柴_标题1 Char"/>
-    <w:link w:val="1"/>
+    <w:link w:val="31"/>
     <w:qFormat/>
+    <w:uiPriority w:val="0"/>
     <w:rPr>
-      <w:rFonts w:ascii="Arial" w:eastAsia="宋体" w:hAnsi="Arial"/>
+      <w:rFonts w:ascii="Arial" w:hAnsi="Arial" w:eastAsia="宋体"/>
       <w:sz w:val="32"/>
     </w:rPr>
   </w:style>
-  <w:style w:type="paragraph" w:customStyle="1" w:styleId="a4">
+  <w:style w:type="paragraph" w:customStyle="1" w:styleId="42">
     <w:name w:val="柴_正文_无缩进"/>
-    <w:basedOn w:val="Normal"/>
-    <w:link w:val="Char0"/>
+    <w:basedOn w:val="1"/>
+    <w:link w:val="46"/>
     <w:qFormat/>
+    <w:uiPriority w:val="0"/>
     <w:pPr>
       <w:ind w:firstLine="0" w:firstLineChars="0"/>
     </w:pPr>
@@ -12674,38 +12881,41 @@
       <w:lang w:eastAsia="zh-CN"/>
     </w:rPr>
   </w:style>
-  <w:style w:type="paragraph" w:customStyle="1" w:styleId="4">
+  <w:style w:type="paragraph" w:customStyle="1" w:styleId="43">
     <w:name w:val="柴_标题4"/>
-    <w:basedOn w:val="Heading4"/>
-    <w:next w:val="Normal"/>
+    <w:basedOn w:val="5"/>
+    <w:next w:val="1"/>
     <w:qFormat/>
+    <w:uiPriority w:val="0"/>
     <w:pPr>
       <w:widowControl w:val="0"/>
       <w:spacing w:before="160" w:line="360" w:lineRule="auto"/>
-      <w:ind w:left="981" w:hanging="862" w:leftChars="300"/>
+      <w:ind w:left="981" w:leftChars="300" w:hanging="862"/>
     </w:pPr>
     <w:rPr>
-      <w:rFonts w:ascii="Calibri" w:eastAsia="宋体" w:hAnsi="Calibri" w:cs="宋体" w:hint="eastAsia"/>
+      <w:rFonts w:hint="eastAsia" w:ascii="Calibri" w:hAnsi="Calibri" w:eastAsia="宋体" w:cs="宋体"/>
       <w:sz w:val="24"/>
       <w:szCs w:val="24"/>
       <w:lang w:eastAsia="zh-CN" w:bidi="zh-CN"/>
     </w:rPr>
   </w:style>
-  <w:style w:type="character" w:customStyle="1" w:styleId="Char">
+  <w:style w:type="character" w:customStyle="1" w:styleId="44">
     <w:name w:val="柴_正文 Char"/>
-    <w:link w:val="a2"/>
+    <w:link w:val="32"/>
     <w:qFormat/>
+    <w:uiPriority w:val="0"/>
     <w:rPr>
-      <w:rFonts w:ascii="Arial" w:eastAsia="宋体" w:hAnsi="Arial"/>
+      <w:rFonts w:ascii="Arial" w:hAnsi="Arial" w:eastAsia="宋体"/>
       <w:sz w:val="24"/>
       <w:lang w:eastAsia="zh-CN"/>
     </w:rPr>
   </w:style>
-  <w:style w:type="table" w:customStyle="1" w:styleId="TableNormal00">
+  <w:style w:type="table" w:customStyle="1" w:styleId="45">
     <w:name w:val="Table Normal_0_0"/>
     <w:semiHidden/>
     <w:unhideWhenUsed/>
     <w:qFormat/>
+    <w:uiPriority w:val="0"/>
     <w:tblPr>
       <w:tblCellMar>
         <w:top w:w="0" w:type="dxa"/>
@@ -12715,41 +12925,45 @@
       </w:tblCellMar>
     </w:tblPr>
   </w:style>
-  <w:style w:type="character" w:customStyle="1" w:styleId="Char0">
+  <w:style w:type="character" w:customStyle="1" w:styleId="46">
     <w:name w:val="柴_正文_无缩进 Char"/>
-    <w:link w:val="a4"/>
+    <w:link w:val="42"/>
     <w:qFormat/>
+    <w:uiPriority w:val="0"/>
     <w:rPr>
       <w:rFonts w:ascii="Arial" w:hAnsi="Arial"/>
       <w:sz w:val="24"/>
       <w:lang w:eastAsia="zh-CN"/>
     </w:rPr>
   </w:style>
-  <w:style w:type="character" w:customStyle="1" w:styleId="2Char">
+  <w:style w:type="character" w:customStyle="1" w:styleId="47">
     <w:name w:val="柴_标题2 Char"/>
-    <w:link w:val="2"/>
+    <w:link w:val="33"/>
     <w:qFormat/>
+    <w:uiPriority w:val="0"/>
     <w:rPr>
-      <w:rFonts w:ascii="Arial" w:eastAsia="宋体" w:hAnsi="Arial"/>
+      <w:rFonts w:ascii="Arial" w:hAnsi="Arial" w:eastAsia="宋体"/>
       <w:sz w:val="28"/>
     </w:rPr>
   </w:style>
-  <w:style w:type="character" w:customStyle="1" w:styleId="Char1">
+  <w:style w:type="character" w:customStyle="1" w:styleId="48">
     <w:name w:val="柴_题注 Char"/>
-    <w:link w:val="a5"/>
+    <w:link w:val="49"/>
     <w:qFormat/>
+    <w:uiPriority w:val="0"/>
   </w:style>
-  <w:style w:type="paragraph" w:customStyle="1" w:styleId="a5">
+  <w:style w:type="paragraph" w:customStyle="1" w:styleId="49">
     <w:name w:val="柴_题注"/>
-    <w:basedOn w:val="HTMLPreformatted"/>
-    <w:link w:val="Char1"/>
+    <w:basedOn w:val="19"/>
+    <w:link w:val="48"/>
     <w:qFormat/>
+    <w:uiPriority w:val="0"/>
     <w:pPr>
       <w:pBdr>
-        <w:top w:val="nil"/>
-        <w:left w:val="nil"/>
-        <w:bottom w:val="nil"/>
-        <w:right w:val="nil"/>
+        <w:top w:val="none" w:color="auto" w:sz="0" w:space="0"/>
+        <w:left w:val="none" w:color="auto" w:sz="0" w:space="0"/>
+        <w:bottom w:val="none" w:color="auto" w:sz="0" w:space="0"/>
+        <w:right w:val="none" w:color="auto" w:sz="0" w:space="0"/>
       </w:pBdr>
       <w:tabs>
         <w:tab w:val="left" w:pos="916"/>
